--- a/examples/persian_technical_doc.docx
+++ b/examples/persian_technical_doc.docx
@@ -4,14 +4,14 @@
   <w:body>
     <w:tbl>
       <w:tblPr>
-        <w:tblW w:type="auto" w:w="0"/>
+        <w:tblW w:type="dxa" w:w="9638"/>
         <w:tblLayout w:type="fixed"/>
         <w:tblLook w:firstColumn="1" w:firstRow="1" w:lastColumn="0" w:lastRow="0" w:noHBand="0" w:noVBand="1" w:val="04A0"/>
         <w:bidiVisual/>
       </w:tblPr>
       <w:tblGrid>
-        <w:gridCol w:w="4819"/>
-        <w:gridCol w:w="4819"/>
+        <w:gridCol w:w="936"/>
+        <w:gridCol w:w="8702"/>
       </w:tblGrid>
       <w:tr>
         <w:tc>
@@ -35,7 +35,6 @@
             <w:pPr>
               <w:jc w:val="center"/>
             </w:pPr>
-            <w:r/>
             <w:r>
               <w:rPr>
                 <w:rFonts w:ascii="Vazirmatn" w:hAnsi="Vazirmatn" w:cs="Vazirmatn"/>
@@ -72,7 +71,6 @@
               <w:bidi/>
               <w:jc w:val="start"/>
             </w:pPr>
-            <w:r/>
             <w:r>
               <w:rPr>
                 <w:rFonts w:ascii="Vazirmatn" w:hAnsi="Vazirmatn" w:cs="Vazirmatn"/>
@@ -98,7 +96,7 @@
     <w:p>
       <w:pPr>
         <w:bidi/>
-        <w:spacing w:line="324" w:lineRule="auto" w:after="120"/>
+        <w:spacing w:line="336" w:lineRule="auto" w:after="120"/>
         <w:jc w:val="both"/>
       </w:pPr>
       <w:r>
@@ -109,19 +107,699 @@
           <w:color w:val="2D2D2D"/>
           <w:lang w:val="en-US" w:bidi="fa-IR"/>
         </w:rPr>
-        <w:t>در سیستم‌های توزیع‌شده امروزی، هماهنگی میان لایه‌های مختلف پردازش، ذخیره‌سازی داده و پایش سیستم نقشی اساسی در پایداری کسب‌وکار دارد. این سند معماری پایگاه داده، الگوهای تبادل پیام و رویه‌های مانیتورینگ سیستم را تشریح می‌کند.</w:t>
+        <w:t>در</w:t>
+      </w:r>
+      <w:r>
+        <w:rPr>
+          <w:rFonts w:ascii="Vazirmatn" w:hAnsi="Vazirmatn" w:cs="Vazirmatn"/>
+          <w:sz w:val="22"/>
+          <w:szCs w:val="22"/>
+          <w:color w:val="2D2D2D"/>
+          <w:lang w:val="en-US" w:bidi="fa-IR"/>
+        </w:rPr>
+        <w:t xml:space="preserve"> </w:t>
+      </w:r>
+      <w:r>
+        <w:rPr>
+          <w:rFonts w:ascii="Vazirmatn" w:hAnsi="Vazirmatn" w:cs="Vazirmatn"/>
+          <w:sz w:val="22"/>
+          <w:szCs w:val="22"/>
+          <w:color w:val="2D2D2D"/>
+          <w:lang w:val="en-US" w:bidi="fa-IR"/>
+        </w:rPr>
+        <w:t>سیستم‌های</w:t>
+      </w:r>
+      <w:r>
+        <w:rPr>
+          <w:rFonts w:ascii="Vazirmatn" w:hAnsi="Vazirmatn" w:cs="Vazirmatn"/>
+          <w:sz w:val="22"/>
+          <w:szCs w:val="22"/>
+          <w:color w:val="2D2D2D"/>
+          <w:lang w:val="en-US" w:bidi="fa-IR"/>
+        </w:rPr>
+        <w:t xml:space="preserve"> </w:t>
+      </w:r>
+      <w:r>
+        <w:rPr>
+          <w:rFonts w:ascii="Vazirmatn" w:hAnsi="Vazirmatn" w:cs="Vazirmatn"/>
+          <w:sz w:val="22"/>
+          <w:szCs w:val="22"/>
+          <w:color w:val="2D2D2D"/>
+          <w:lang w:val="en-US" w:bidi="fa-IR"/>
+        </w:rPr>
+        <w:t>توزیع‌شده</w:t>
+      </w:r>
+      <w:r>
+        <w:rPr>
+          <w:rFonts w:ascii="Vazirmatn" w:hAnsi="Vazirmatn" w:cs="Vazirmatn"/>
+          <w:sz w:val="22"/>
+          <w:szCs w:val="22"/>
+          <w:color w:val="2D2D2D"/>
+          <w:lang w:val="en-US" w:bidi="fa-IR"/>
+        </w:rPr>
+        <w:t xml:space="preserve"> </w:t>
+      </w:r>
+      <w:r>
+        <w:rPr>
+          <w:rFonts w:ascii="Vazirmatn" w:hAnsi="Vazirmatn" w:cs="Vazirmatn"/>
+          <w:sz w:val="22"/>
+          <w:szCs w:val="22"/>
+          <w:color w:val="2D2D2D"/>
+          <w:lang w:val="en-US" w:bidi="fa-IR"/>
+        </w:rPr>
+        <w:t>امروزی،</w:t>
+      </w:r>
+      <w:r>
+        <w:rPr>
+          <w:rFonts w:ascii="Vazirmatn" w:hAnsi="Vazirmatn" w:cs="Vazirmatn"/>
+          <w:sz w:val="22"/>
+          <w:szCs w:val="22"/>
+          <w:color w:val="2D2D2D"/>
+          <w:lang w:val="en-US" w:bidi="fa-IR"/>
+        </w:rPr>
+        <w:t xml:space="preserve"> </w:t>
+      </w:r>
+      <w:r>
+        <w:rPr>
+          <w:rFonts w:ascii="Vazirmatn" w:hAnsi="Vazirmatn" w:cs="Vazirmatn"/>
+          <w:sz w:val="22"/>
+          <w:szCs w:val="22"/>
+          <w:color w:val="2D2D2D"/>
+          <w:lang w:val="en-US" w:bidi="fa-IR"/>
+        </w:rPr>
+        <w:t>هماهنگی</w:t>
+      </w:r>
+      <w:r>
+        <w:rPr>
+          <w:rFonts w:ascii="Vazirmatn" w:hAnsi="Vazirmatn" w:cs="Vazirmatn"/>
+          <w:sz w:val="22"/>
+          <w:szCs w:val="22"/>
+          <w:color w:val="2D2D2D"/>
+          <w:lang w:val="en-US" w:bidi="fa-IR"/>
+        </w:rPr>
+        <w:t xml:space="preserve"> </w:t>
+      </w:r>
+      <w:r>
+        <w:rPr>
+          <w:rFonts w:ascii="Vazirmatn" w:hAnsi="Vazirmatn" w:cs="Vazirmatn"/>
+          <w:sz w:val="22"/>
+          <w:szCs w:val="22"/>
+          <w:color w:val="2D2D2D"/>
+          <w:lang w:val="en-US" w:bidi="fa-IR"/>
+        </w:rPr>
+        <w:t>میان</w:t>
+      </w:r>
+      <w:r>
+        <w:rPr>
+          <w:rFonts w:ascii="Vazirmatn" w:hAnsi="Vazirmatn" w:cs="Vazirmatn"/>
+          <w:sz w:val="22"/>
+          <w:szCs w:val="22"/>
+          <w:color w:val="2D2D2D"/>
+          <w:lang w:val="en-US" w:bidi="fa-IR"/>
+        </w:rPr>
+        <w:t xml:space="preserve"> </w:t>
+      </w:r>
+      <w:r>
+        <w:rPr>
+          <w:rFonts w:ascii="Vazirmatn" w:hAnsi="Vazirmatn" w:cs="Vazirmatn"/>
+          <w:sz w:val="22"/>
+          <w:szCs w:val="22"/>
+          <w:color w:val="2D2D2D"/>
+          <w:lang w:val="en-US" w:bidi="fa-IR"/>
+        </w:rPr>
+        <w:t>لایه‌های</w:t>
+      </w:r>
+      <w:r>
+        <w:rPr>
+          <w:rFonts w:ascii="Vazirmatn" w:hAnsi="Vazirmatn" w:cs="Vazirmatn"/>
+          <w:sz w:val="22"/>
+          <w:szCs w:val="22"/>
+          <w:color w:val="2D2D2D"/>
+          <w:lang w:val="en-US" w:bidi="fa-IR"/>
+        </w:rPr>
+        <w:t xml:space="preserve"> </w:t>
+      </w:r>
+      <w:r>
+        <w:rPr>
+          <w:rFonts w:ascii="Vazirmatn" w:hAnsi="Vazirmatn" w:cs="Vazirmatn"/>
+          <w:sz w:val="22"/>
+          <w:szCs w:val="22"/>
+          <w:color w:val="2D2D2D"/>
+          <w:lang w:val="en-US" w:bidi="fa-IR"/>
+        </w:rPr>
+        <w:t>مختلف</w:t>
+      </w:r>
+      <w:r>
+        <w:rPr>
+          <w:rFonts w:ascii="Vazirmatn" w:hAnsi="Vazirmatn" w:cs="Vazirmatn"/>
+          <w:sz w:val="22"/>
+          <w:szCs w:val="22"/>
+          <w:color w:val="2D2D2D"/>
+          <w:lang w:val="en-US" w:bidi="fa-IR"/>
+        </w:rPr>
+        <w:t xml:space="preserve"> </w:t>
+      </w:r>
+      <w:r>
+        <w:rPr>
+          <w:rFonts w:ascii="Vazirmatn" w:hAnsi="Vazirmatn" w:cs="Vazirmatn"/>
+          <w:sz w:val="22"/>
+          <w:szCs w:val="22"/>
+          <w:color w:val="2D2D2D"/>
+          <w:lang w:val="en-US" w:bidi="fa-IR"/>
+        </w:rPr>
+        <w:t>پردازش،</w:t>
+      </w:r>
+      <w:r>
+        <w:rPr>
+          <w:rFonts w:ascii="Vazirmatn" w:hAnsi="Vazirmatn" w:cs="Vazirmatn"/>
+          <w:sz w:val="22"/>
+          <w:szCs w:val="22"/>
+          <w:color w:val="2D2D2D"/>
+          <w:lang w:val="en-US" w:bidi="fa-IR"/>
+        </w:rPr>
+        <w:t xml:space="preserve"> </w:t>
+      </w:r>
+      <w:r>
+        <w:rPr>
+          <w:rFonts w:ascii="Vazirmatn" w:hAnsi="Vazirmatn" w:cs="Vazirmatn"/>
+          <w:sz w:val="22"/>
+          <w:szCs w:val="22"/>
+          <w:color w:val="2D2D2D"/>
+          <w:lang w:val="en-US" w:bidi="fa-IR"/>
+        </w:rPr>
+        <w:t>ذخیره‌سازی</w:t>
+      </w:r>
+      <w:r>
+        <w:rPr>
+          <w:rFonts w:ascii="Vazirmatn" w:hAnsi="Vazirmatn" w:cs="Vazirmatn"/>
+          <w:sz w:val="22"/>
+          <w:szCs w:val="22"/>
+          <w:color w:val="2D2D2D"/>
+          <w:lang w:val="en-US" w:bidi="fa-IR"/>
+        </w:rPr>
+        <w:t xml:space="preserve"> </w:t>
+      </w:r>
+      <w:r>
+        <w:rPr>
+          <w:rFonts w:ascii="Vazirmatn" w:hAnsi="Vazirmatn" w:cs="Vazirmatn"/>
+          <w:sz w:val="22"/>
+          <w:szCs w:val="22"/>
+          <w:color w:val="2D2D2D"/>
+          <w:lang w:val="en-US" w:bidi="fa-IR"/>
+        </w:rPr>
+        <w:t>داده</w:t>
+      </w:r>
+      <w:r>
+        <w:rPr>
+          <w:rFonts w:ascii="Vazirmatn" w:hAnsi="Vazirmatn" w:cs="Vazirmatn"/>
+          <w:sz w:val="22"/>
+          <w:szCs w:val="22"/>
+          <w:color w:val="2D2D2D"/>
+          <w:lang w:val="en-US" w:bidi="fa-IR"/>
+        </w:rPr>
+        <w:t xml:space="preserve"> </w:t>
+      </w:r>
+      <w:r>
+        <w:rPr>
+          <w:rFonts w:ascii="Vazirmatn" w:hAnsi="Vazirmatn" w:cs="Vazirmatn"/>
+          <w:sz w:val="22"/>
+          <w:szCs w:val="22"/>
+          <w:color w:val="2D2D2D"/>
+          <w:lang w:val="en-US" w:bidi="fa-IR"/>
+        </w:rPr>
+        <w:t>و</w:t>
+      </w:r>
+      <w:r>
+        <w:rPr>
+          <w:rFonts w:ascii="Vazirmatn" w:hAnsi="Vazirmatn" w:cs="Vazirmatn"/>
+          <w:sz w:val="22"/>
+          <w:szCs w:val="22"/>
+          <w:color w:val="2D2D2D"/>
+          <w:lang w:val="en-US" w:bidi="fa-IR"/>
+        </w:rPr>
+        <w:t xml:space="preserve"> </w:t>
+      </w:r>
+      <w:r>
+        <w:rPr>
+          <w:rFonts w:ascii="Vazirmatn" w:hAnsi="Vazirmatn" w:cs="Vazirmatn"/>
+          <w:sz w:val="22"/>
+          <w:szCs w:val="22"/>
+          <w:color w:val="2D2D2D"/>
+          <w:lang w:val="en-US" w:bidi="fa-IR"/>
+        </w:rPr>
+        <w:t>پایش</w:t>
+      </w:r>
+      <w:r>
+        <w:rPr>
+          <w:rFonts w:ascii="Vazirmatn" w:hAnsi="Vazirmatn" w:cs="Vazirmatn"/>
+          <w:sz w:val="22"/>
+          <w:szCs w:val="22"/>
+          <w:color w:val="2D2D2D"/>
+          <w:lang w:val="en-US" w:bidi="fa-IR"/>
+        </w:rPr>
+        <w:t xml:space="preserve"> </w:t>
+      </w:r>
+      <w:r>
+        <w:rPr>
+          <w:rFonts w:ascii="Vazirmatn" w:hAnsi="Vazirmatn" w:cs="Vazirmatn"/>
+          <w:sz w:val="22"/>
+          <w:szCs w:val="22"/>
+          <w:color w:val="2D2D2D"/>
+          <w:lang w:val="en-US" w:bidi="fa-IR"/>
+        </w:rPr>
+        <w:t>سیستم</w:t>
+      </w:r>
+      <w:r>
+        <w:rPr>
+          <w:rFonts w:ascii="Vazirmatn" w:hAnsi="Vazirmatn" w:cs="Vazirmatn"/>
+          <w:sz w:val="22"/>
+          <w:szCs w:val="22"/>
+          <w:color w:val="2D2D2D"/>
+          <w:lang w:val="en-US" w:bidi="fa-IR"/>
+        </w:rPr>
+        <w:t xml:space="preserve"> </w:t>
+      </w:r>
+      <w:r>
+        <w:rPr>
+          <w:rFonts w:ascii="Vazirmatn" w:hAnsi="Vazirmatn" w:cs="Vazirmatn"/>
+          <w:sz w:val="22"/>
+          <w:szCs w:val="22"/>
+          <w:color w:val="2D2D2D"/>
+          <w:lang w:val="en-US" w:bidi="fa-IR"/>
+        </w:rPr>
+        <w:t>نقشی</w:t>
+      </w:r>
+      <w:r>
+        <w:rPr>
+          <w:rFonts w:ascii="Vazirmatn" w:hAnsi="Vazirmatn" w:cs="Vazirmatn"/>
+          <w:sz w:val="22"/>
+          <w:szCs w:val="22"/>
+          <w:color w:val="2D2D2D"/>
+          <w:lang w:val="en-US" w:bidi="fa-IR"/>
+        </w:rPr>
+        <w:t xml:space="preserve"> </w:t>
+      </w:r>
+      <w:r>
+        <w:rPr>
+          <w:rFonts w:ascii="Vazirmatn" w:hAnsi="Vazirmatn" w:cs="Vazirmatn"/>
+          <w:sz w:val="22"/>
+          <w:szCs w:val="22"/>
+          <w:color w:val="2D2D2D"/>
+          <w:lang w:val="en-US" w:bidi="fa-IR"/>
+        </w:rPr>
+        <w:t>اساسی</w:t>
+      </w:r>
+      <w:r>
+        <w:rPr>
+          <w:rFonts w:ascii="Vazirmatn" w:hAnsi="Vazirmatn" w:cs="Vazirmatn"/>
+          <w:sz w:val="22"/>
+          <w:szCs w:val="22"/>
+          <w:color w:val="2D2D2D"/>
+          <w:lang w:val="en-US" w:bidi="fa-IR"/>
+        </w:rPr>
+        <w:t xml:space="preserve"> </w:t>
+      </w:r>
+      <w:r>
+        <w:rPr>
+          <w:rFonts w:ascii="Vazirmatn" w:hAnsi="Vazirmatn" w:cs="Vazirmatn"/>
+          <w:sz w:val="22"/>
+          <w:szCs w:val="22"/>
+          <w:color w:val="2D2D2D"/>
+          <w:lang w:val="en-US" w:bidi="fa-IR"/>
+        </w:rPr>
+        <w:t>در</w:t>
+      </w:r>
+      <w:r>
+        <w:rPr>
+          <w:rFonts w:ascii="Vazirmatn" w:hAnsi="Vazirmatn" w:cs="Vazirmatn"/>
+          <w:sz w:val="22"/>
+          <w:szCs w:val="22"/>
+          <w:color w:val="2D2D2D"/>
+          <w:lang w:val="en-US" w:bidi="fa-IR"/>
+        </w:rPr>
+        <w:t xml:space="preserve"> </w:t>
+      </w:r>
+      <w:r>
+        <w:rPr>
+          <w:rFonts w:ascii="Vazirmatn" w:hAnsi="Vazirmatn" w:cs="Vazirmatn"/>
+          <w:sz w:val="22"/>
+          <w:szCs w:val="22"/>
+          <w:color w:val="2D2D2D"/>
+          <w:lang w:val="en-US" w:bidi="fa-IR"/>
+        </w:rPr>
+        <w:t>پایداری</w:t>
+      </w:r>
+      <w:r>
+        <w:rPr>
+          <w:rFonts w:ascii="Vazirmatn" w:hAnsi="Vazirmatn" w:cs="Vazirmatn"/>
+          <w:sz w:val="22"/>
+          <w:szCs w:val="22"/>
+          <w:color w:val="2D2D2D"/>
+          <w:lang w:val="en-US" w:bidi="fa-IR"/>
+        </w:rPr>
+        <w:t xml:space="preserve"> </w:t>
+      </w:r>
+      <w:r>
+        <w:rPr>
+          <w:rFonts w:ascii="Vazirmatn" w:hAnsi="Vazirmatn" w:cs="Vazirmatn"/>
+          <w:sz w:val="22"/>
+          <w:szCs w:val="22"/>
+          <w:color w:val="2D2D2D"/>
+          <w:lang w:val="en-US" w:bidi="fa-IR"/>
+        </w:rPr>
+        <w:t>کسب‌وکار</w:t>
+      </w:r>
+      <w:r>
+        <w:rPr>
+          <w:rFonts w:ascii="Vazirmatn" w:hAnsi="Vazirmatn" w:cs="Vazirmatn"/>
+          <w:sz w:val="22"/>
+          <w:szCs w:val="22"/>
+          <w:color w:val="2D2D2D"/>
+          <w:lang w:val="en-US" w:bidi="fa-IR"/>
+        </w:rPr>
+        <w:t xml:space="preserve"> </w:t>
+      </w:r>
+      <w:r>
+        <w:rPr>
+          <w:rFonts w:ascii="Vazirmatn" w:hAnsi="Vazirmatn" w:cs="Vazirmatn"/>
+          <w:sz w:val="22"/>
+          <w:szCs w:val="22"/>
+          <w:color w:val="2D2D2D"/>
+          <w:lang w:val="en-US" w:bidi="fa-IR"/>
+        </w:rPr>
+        <w:t>دارد.</w:t>
+      </w:r>
+      <w:r>
+        <w:rPr>
+          <w:rFonts w:ascii="Vazirmatn" w:hAnsi="Vazirmatn" w:cs="Vazirmatn"/>
+          <w:sz w:val="22"/>
+          <w:szCs w:val="22"/>
+          <w:color w:val="2D2D2D"/>
+          <w:lang w:val="en-US" w:bidi="fa-IR"/>
+        </w:rPr>
+        <w:t xml:space="preserve"> </w:t>
+      </w:r>
+      <w:r>
+        <w:rPr>
+          <w:rFonts w:ascii="Vazirmatn" w:hAnsi="Vazirmatn" w:cs="Vazirmatn"/>
+          <w:sz w:val="22"/>
+          <w:szCs w:val="22"/>
+          <w:color w:val="2D2D2D"/>
+          <w:lang w:val="en-US" w:bidi="fa-IR"/>
+        </w:rPr>
+        <w:t>این</w:t>
+      </w:r>
+      <w:r>
+        <w:rPr>
+          <w:rFonts w:ascii="Vazirmatn" w:hAnsi="Vazirmatn" w:cs="Vazirmatn"/>
+          <w:sz w:val="22"/>
+          <w:szCs w:val="22"/>
+          <w:color w:val="2D2D2D"/>
+          <w:lang w:val="en-US" w:bidi="fa-IR"/>
+        </w:rPr>
+        <w:t xml:space="preserve"> </w:t>
+      </w:r>
+      <w:r>
+        <w:rPr>
+          <w:rFonts w:ascii="Vazirmatn" w:hAnsi="Vazirmatn" w:cs="Vazirmatn"/>
+          <w:sz w:val="22"/>
+          <w:szCs w:val="22"/>
+          <w:color w:val="2D2D2D"/>
+          <w:lang w:val="en-US" w:bidi="fa-IR"/>
+        </w:rPr>
+        <w:t>سند</w:t>
+      </w:r>
+      <w:r>
+        <w:rPr>
+          <w:rFonts w:ascii="Vazirmatn" w:hAnsi="Vazirmatn" w:cs="Vazirmatn"/>
+          <w:sz w:val="22"/>
+          <w:szCs w:val="22"/>
+          <w:color w:val="2D2D2D"/>
+          <w:lang w:val="en-US" w:bidi="fa-IR"/>
+        </w:rPr>
+        <w:t xml:space="preserve"> </w:t>
+      </w:r>
+      <w:r>
+        <w:rPr>
+          <w:rFonts w:ascii="Vazirmatn" w:hAnsi="Vazirmatn" w:cs="Vazirmatn"/>
+          <w:sz w:val="22"/>
+          <w:szCs w:val="22"/>
+          <w:color w:val="2D2D2D"/>
+          <w:lang w:val="en-US" w:bidi="fa-IR"/>
+        </w:rPr>
+        <w:t>معماری</w:t>
+      </w:r>
+      <w:r>
+        <w:rPr>
+          <w:rFonts w:ascii="Vazirmatn" w:hAnsi="Vazirmatn" w:cs="Vazirmatn"/>
+          <w:sz w:val="22"/>
+          <w:szCs w:val="22"/>
+          <w:color w:val="2D2D2D"/>
+          <w:lang w:val="en-US" w:bidi="fa-IR"/>
+        </w:rPr>
+        <w:t xml:space="preserve"> </w:t>
+      </w:r>
+      <w:r>
+        <w:rPr>
+          <w:rFonts w:ascii="Vazirmatn" w:hAnsi="Vazirmatn" w:cs="Vazirmatn"/>
+          <w:sz w:val="22"/>
+          <w:szCs w:val="22"/>
+          <w:color w:val="2D2D2D"/>
+          <w:lang w:val="en-US" w:bidi="fa-IR"/>
+        </w:rPr>
+        <w:t>پایگاه</w:t>
+      </w:r>
+      <w:r>
+        <w:rPr>
+          <w:rFonts w:ascii="Vazirmatn" w:hAnsi="Vazirmatn" w:cs="Vazirmatn"/>
+          <w:sz w:val="22"/>
+          <w:szCs w:val="22"/>
+          <w:color w:val="2D2D2D"/>
+          <w:lang w:val="en-US" w:bidi="fa-IR"/>
+        </w:rPr>
+        <w:t xml:space="preserve"> </w:t>
+      </w:r>
+      <w:r>
+        <w:rPr>
+          <w:rFonts w:ascii="Vazirmatn" w:hAnsi="Vazirmatn" w:cs="Vazirmatn"/>
+          <w:sz w:val="22"/>
+          <w:szCs w:val="22"/>
+          <w:color w:val="2D2D2D"/>
+          <w:lang w:val="en-US" w:bidi="fa-IR"/>
+        </w:rPr>
+        <w:t>داده،</w:t>
+      </w:r>
+      <w:r>
+        <w:rPr>
+          <w:rFonts w:ascii="Vazirmatn" w:hAnsi="Vazirmatn" w:cs="Vazirmatn"/>
+          <w:sz w:val="22"/>
+          <w:szCs w:val="22"/>
+          <w:color w:val="2D2D2D"/>
+          <w:lang w:val="en-US" w:bidi="fa-IR"/>
+        </w:rPr>
+        <w:t xml:space="preserve"> </w:t>
+      </w:r>
+      <w:r>
+        <w:rPr>
+          <w:rFonts w:ascii="Vazirmatn" w:hAnsi="Vazirmatn" w:cs="Vazirmatn"/>
+          <w:sz w:val="22"/>
+          <w:szCs w:val="22"/>
+          <w:color w:val="2D2D2D"/>
+          <w:lang w:val="en-US" w:bidi="fa-IR"/>
+        </w:rPr>
+        <w:t>الگوهای</w:t>
+      </w:r>
+      <w:r>
+        <w:rPr>
+          <w:rFonts w:ascii="Vazirmatn" w:hAnsi="Vazirmatn" w:cs="Vazirmatn"/>
+          <w:sz w:val="22"/>
+          <w:szCs w:val="22"/>
+          <w:color w:val="2D2D2D"/>
+          <w:lang w:val="en-US" w:bidi="fa-IR"/>
+        </w:rPr>
+        <w:t xml:space="preserve"> </w:t>
+      </w:r>
+      <w:r>
+        <w:rPr>
+          <w:rFonts w:ascii="Vazirmatn" w:hAnsi="Vazirmatn" w:cs="Vazirmatn"/>
+          <w:sz w:val="22"/>
+          <w:szCs w:val="22"/>
+          <w:color w:val="2D2D2D"/>
+          <w:lang w:val="en-US" w:bidi="fa-IR"/>
+        </w:rPr>
+        <w:t>تبادل</w:t>
+      </w:r>
+      <w:r>
+        <w:rPr>
+          <w:rFonts w:ascii="Vazirmatn" w:hAnsi="Vazirmatn" w:cs="Vazirmatn"/>
+          <w:sz w:val="22"/>
+          <w:szCs w:val="22"/>
+          <w:color w:val="2D2D2D"/>
+          <w:lang w:val="en-US" w:bidi="fa-IR"/>
+        </w:rPr>
+        <w:t xml:space="preserve"> </w:t>
+      </w:r>
+      <w:r>
+        <w:rPr>
+          <w:rFonts w:ascii="Vazirmatn" w:hAnsi="Vazirmatn" w:cs="Vazirmatn"/>
+          <w:sz w:val="22"/>
+          <w:szCs w:val="22"/>
+          <w:color w:val="2D2D2D"/>
+          <w:lang w:val="en-US" w:bidi="fa-IR"/>
+        </w:rPr>
+        <w:t>پیام</w:t>
+      </w:r>
+      <w:r>
+        <w:rPr>
+          <w:rFonts w:ascii="Vazirmatn" w:hAnsi="Vazirmatn" w:cs="Vazirmatn"/>
+          <w:sz w:val="22"/>
+          <w:szCs w:val="22"/>
+          <w:color w:val="2D2D2D"/>
+          <w:lang w:val="en-US" w:bidi="fa-IR"/>
+        </w:rPr>
+        <w:t xml:space="preserve"> </w:t>
+      </w:r>
+      <w:r>
+        <w:rPr>
+          <w:rFonts w:ascii="Vazirmatn" w:hAnsi="Vazirmatn" w:cs="Vazirmatn"/>
+          <w:sz w:val="22"/>
+          <w:szCs w:val="22"/>
+          <w:color w:val="2D2D2D"/>
+          <w:lang w:val="en-US" w:bidi="fa-IR"/>
+        </w:rPr>
+        <w:t>و</w:t>
+      </w:r>
+      <w:r>
+        <w:rPr>
+          <w:rFonts w:ascii="Vazirmatn" w:hAnsi="Vazirmatn" w:cs="Vazirmatn"/>
+          <w:sz w:val="22"/>
+          <w:szCs w:val="22"/>
+          <w:color w:val="2D2D2D"/>
+          <w:lang w:val="en-US" w:bidi="fa-IR"/>
+        </w:rPr>
+        <w:t xml:space="preserve"> </w:t>
+      </w:r>
+      <w:r>
+        <w:rPr>
+          <w:rFonts w:ascii="Vazirmatn" w:hAnsi="Vazirmatn" w:cs="Vazirmatn"/>
+          <w:sz w:val="22"/>
+          <w:szCs w:val="22"/>
+          <w:color w:val="2D2D2D"/>
+          <w:lang w:val="en-US" w:bidi="fa-IR"/>
+        </w:rPr>
+        <w:t>رویه‌های</w:t>
+      </w:r>
+      <w:r>
+        <w:rPr>
+          <w:rFonts w:ascii="Vazirmatn" w:hAnsi="Vazirmatn" w:cs="Vazirmatn"/>
+          <w:sz w:val="22"/>
+          <w:szCs w:val="22"/>
+          <w:color w:val="2D2D2D"/>
+          <w:lang w:val="en-US" w:bidi="fa-IR"/>
+        </w:rPr>
+        <w:t xml:space="preserve"> </w:t>
+      </w:r>
+      <w:r>
+        <w:rPr>
+          <w:rFonts w:ascii="Vazirmatn" w:hAnsi="Vazirmatn" w:cs="Vazirmatn"/>
+          <w:sz w:val="22"/>
+          <w:szCs w:val="22"/>
+          <w:color w:val="2D2D2D"/>
+          <w:lang w:val="en-US" w:bidi="fa-IR"/>
+        </w:rPr>
+        <w:t>مانیتورینگ</w:t>
+      </w:r>
+      <w:r>
+        <w:rPr>
+          <w:rFonts w:ascii="Vazirmatn" w:hAnsi="Vazirmatn" w:cs="Vazirmatn"/>
+          <w:sz w:val="22"/>
+          <w:szCs w:val="22"/>
+          <w:color w:val="2D2D2D"/>
+          <w:lang w:val="en-US" w:bidi="fa-IR"/>
+        </w:rPr>
+        <w:t xml:space="preserve"> </w:t>
+      </w:r>
+      <w:r>
+        <w:rPr>
+          <w:rFonts w:ascii="Vazirmatn" w:hAnsi="Vazirmatn" w:cs="Vazirmatn"/>
+          <w:sz w:val="22"/>
+          <w:szCs w:val="22"/>
+          <w:color w:val="2D2D2D"/>
+          <w:lang w:val="en-US" w:bidi="fa-IR"/>
+        </w:rPr>
+        <w:t>سیستم</w:t>
+      </w:r>
+      <w:r>
+        <w:rPr>
+          <w:rFonts w:ascii="Vazirmatn" w:hAnsi="Vazirmatn" w:cs="Vazirmatn"/>
+          <w:sz w:val="22"/>
+          <w:szCs w:val="22"/>
+          <w:color w:val="2D2D2D"/>
+          <w:lang w:val="en-US" w:bidi="fa-IR"/>
+        </w:rPr>
+        <w:t xml:space="preserve"> </w:t>
+      </w:r>
+      <w:r>
+        <w:rPr>
+          <w:rFonts w:ascii="Vazirmatn" w:hAnsi="Vazirmatn" w:cs="Vazirmatn"/>
+          <w:sz w:val="22"/>
+          <w:szCs w:val="22"/>
+          <w:color w:val="2D2D2D"/>
+          <w:lang w:val="en-US" w:bidi="fa-IR"/>
+        </w:rPr>
+        <w:t>را</w:t>
+      </w:r>
+      <w:r>
+        <w:rPr>
+          <w:rFonts w:ascii="Vazirmatn" w:hAnsi="Vazirmatn" w:cs="Vazirmatn"/>
+          <w:sz w:val="22"/>
+          <w:szCs w:val="22"/>
+          <w:color w:val="2D2D2D"/>
+          <w:lang w:val="en-US" w:bidi="fa-IR"/>
+        </w:rPr>
+        <w:t xml:space="preserve"> </w:t>
+      </w:r>
+      <w:r>
+        <w:rPr>
+          <w:rFonts w:ascii="Vazirmatn" w:hAnsi="Vazirmatn" w:cs="Vazirmatn"/>
+          <w:sz w:val="22"/>
+          <w:szCs w:val="22"/>
+          <w:color w:val="2D2D2D"/>
+          <w:lang w:val="en-US" w:bidi="fa-IR"/>
+        </w:rPr>
+        <w:t>تشریح</w:t>
+      </w:r>
+      <w:r>
+        <w:rPr>
+          <w:rFonts w:ascii="Vazirmatn" w:hAnsi="Vazirmatn" w:cs="Vazirmatn"/>
+          <w:sz w:val="22"/>
+          <w:szCs w:val="22"/>
+          <w:color w:val="2D2D2D"/>
+          <w:lang w:val="en-US" w:bidi="fa-IR"/>
+        </w:rPr>
+        <w:t xml:space="preserve"> </w:t>
+      </w:r>
+      <w:r>
+        <w:rPr>
+          <w:rFonts w:ascii="Vazirmatn" w:hAnsi="Vazirmatn" w:cs="Vazirmatn"/>
+          <w:sz w:val="22"/>
+          <w:szCs w:val="22"/>
+          <w:color w:val="2D2D2D"/>
+          <w:lang w:val="en-US" w:bidi="fa-IR"/>
+        </w:rPr>
+        <w:t>می‌کند.</w:t>
       </w:r>
     </w:p>
     <w:tbl>
       <w:tblPr>
-        <w:tblW w:type="auto" w:w="0"/>
+        <w:tblW w:type="dxa" w:w="9638"/>
         <w:tblLayout w:type="fixed"/>
         <w:tblLook w:firstColumn="1" w:firstRow="1" w:lastColumn="0" w:lastRow="0" w:noHBand="0" w:noVBand="1" w:val="04A0"/>
         <w:bidiVisual/>
       </w:tblPr>
       <w:tblGrid>
-        <w:gridCol w:w="4819"/>
-        <w:gridCol w:w="4819"/>
+        <w:gridCol w:w="936"/>
+        <w:gridCol w:w="8702"/>
       </w:tblGrid>
       <w:tr>
         <w:tc>
@@ -145,7 +823,6 @@
             <w:pPr>
               <w:jc w:val="center"/>
             </w:pPr>
-            <w:r/>
             <w:r>
               <w:rPr>
                 <w:rFonts w:ascii="Vazirmatn" w:hAnsi="Vazirmatn" w:cs="Vazirmatn"/>
@@ -182,7 +859,6 @@
               <w:bidi/>
               <w:jc w:val="start"/>
             </w:pPr>
-            <w:r/>
             <w:r>
               <w:rPr>
                 <w:rFonts w:ascii="Vazirmatn" w:hAnsi="Vazirmatn" w:cs="Vazirmatn"/>
@@ -208,7 +884,7 @@
     <w:p>
       <w:pPr>
         <w:bidi/>
-        <w:spacing w:line="324" w:lineRule="auto" w:after="120"/>
+        <w:spacing w:line="336" w:lineRule="auto" w:after="120"/>
         <w:jc w:val="both"/>
       </w:pPr>
       <w:r>
@@ -219,57 +895,7 @@
           <w:color w:val="2D2D2D"/>
           <w:lang w:val="en-US" w:bidi="fa-IR"/>
         </w:rPr>
-        <w:t xml:space="preserve">هر سرویس موظف است پایگاه داده اختصاصی خود را بر پایه الگوی </w:t>
-      </w:r>
-      <w:r>
-        <w:rPr>
-          <w:rFonts w:ascii="Vazirmatn" w:hAnsi="Vazirmatn" w:cs="Vazirmatn"/>
-          <w:sz w:val="22"/>
-          <w:szCs w:val="22"/>
-          <w:color w:val="2D2D2D"/>
-          <w:lang w:val="en-US" w:bidi="fa-IR"/>
-        </w:rPr>
-        <w:t>Database</w:t>
-      </w:r>
-      <w:r>
-        <w:rPr>
-          <w:rFonts w:ascii="Vazirmatn" w:hAnsi="Vazirmatn" w:cs="Vazirmatn"/>
-          <w:sz w:val="22"/>
-          <w:szCs w:val="22"/>
-          <w:color w:val="2D2D2D"/>
-          <w:lang w:val="en-US" w:bidi="fa-IR"/>
-        </w:rPr>
-        <w:t>-</w:t>
-      </w:r>
-      <w:r>
-        <w:rPr>
-          <w:rFonts w:ascii="Vazirmatn" w:hAnsi="Vazirmatn" w:cs="Vazirmatn"/>
-          <w:sz w:val="22"/>
-          <w:szCs w:val="22"/>
-          <w:color w:val="2D2D2D"/>
-          <w:lang w:val="en-US" w:bidi="fa-IR"/>
-        </w:rPr>
-        <w:t>per</w:t>
-      </w:r>
-      <w:r>
-        <w:rPr>
-          <w:rFonts w:ascii="Vazirmatn" w:hAnsi="Vazirmatn" w:cs="Vazirmatn"/>
-          <w:sz w:val="22"/>
-          <w:szCs w:val="22"/>
-          <w:color w:val="2D2D2D"/>
-          <w:lang w:val="en-US" w:bidi="fa-IR"/>
-        </w:rPr>
-        <w:t>-</w:t>
-      </w:r>
-      <w:r>
-        <w:rPr>
-          <w:rFonts w:ascii="Vazirmatn" w:hAnsi="Vazirmatn" w:cs="Vazirmatn"/>
-          <w:sz w:val="22"/>
-          <w:szCs w:val="22"/>
-          <w:color w:val="2D2D2D"/>
-          <w:lang w:val="en-US" w:bidi="fa-IR"/>
-        </w:rPr>
-        <w:t>Service</w:t>
+        <w:t>هر</w:t>
       </w:r>
       <w:r>
         <w:rPr>
@@ -289,37 +915,397 @@
           <w:color w:val="2D2D2D"/>
           <w:lang w:val="en-US" w:bidi="fa-IR"/>
         </w:rPr>
-        <w:t>نگه‌داری کند. ارتباطات همگام (</w:t>
-      </w:r>
-      <w:r>
-        <w:rPr>
-          <w:rFonts w:ascii="Vazirmatn" w:hAnsi="Vazirmatn" w:cs="Vazirmatn"/>
-          <w:sz w:val="22"/>
-          <w:szCs w:val="22"/>
-          <w:color w:val="2D2D2D"/>
-          <w:lang w:val="en-US" w:bidi="fa-IR"/>
-        </w:rPr>
-        <w:t>Synchronous</w:t>
-      </w:r>
-      <w:r>
-        <w:rPr>
-          <w:rFonts w:ascii="Vazirmatn" w:hAnsi="Vazirmatn" w:cs="Vazirmatn"/>
-          <w:sz w:val="22"/>
-          <w:szCs w:val="22"/>
-          <w:color w:val="2D2D2D"/>
-          <w:lang w:val="en-US" w:bidi="fa-IR"/>
-        </w:rPr>
-        <w:t xml:space="preserve">) </w:t>
-      </w:r>
-      <w:r>
-        <w:rPr>
-          <w:rFonts w:ascii="Vazirmatn" w:hAnsi="Vazirmatn" w:cs="Vazirmatn"/>
-          <w:sz w:val="22"/>
-          <w:szCs w:val="22"/>
-          <w:color w:val="2D2D2D"/>
-          <w:lang w:val="en-US" w:bidi="fa-IR"/>
-        </w:rPr>
-        <w:t xml:space="preserve">از طریق پروتکل </w:t>
+        <w:t>سرویس</w:t>
+      </w:r>
+      <w:r>
+        <w:rPr>
+          <w:rFonts w:ascii="Vazirmatn" w:hAnsi="Vazirmatn" w:cs="Vazirmatn"/>
+          <w:sz w:val="22"/>
+          <w:szCs w:val="22"/>
+          <w:color w:val="2D2D2D"/>
+          <w:lang w:val="en-US" w:bidi="fa-IR"/>
+        </w:rPr>
+        <w:t xml:space="preserve"> </w:t>
+      </w:r>
+      <w:r>
+        <w:rPr>
+          <w:rFonts w:ascii="Vazirmatn" w:hAnsi="Vazirmatn" w:cs="Vazirmatn"/>
+          <w:sz w:val="22"/>
+          <w:szCs w:val="22"/>
+          <w:color w:val="2D2D2D"/>
+          <w:lang w:val="en-US" w:bidi="fa-IR"/>
+        </w:rPr>
+        <w:t>موظف</w:t>
+      </w:r>
+      <w:r>
+        <w:rPr>
+          <w:rFonts w:ascii="Vazirmatn" w:hAnsi="Vazirmatn" w:cs="Vazirmatn"/>
+          <w:sz w:val="22"/>
+          <w:szCs w:val="22"/>
+          <w:color w:val="2D2D2D"/>
+          <w:lang w:val="en-US" w:bidi="fa-IR"/>
+        </w:rPr>
+        <w:t xml:space="preserve"> </w:t>
+      </w:r>
+      <w:r>
+        <w:rPr>
+          <w:rFonts w:ascii="Vazirmatn" w:hAnsi="Vazirmatn" w:cs="Vazirmatn"/>
+          <w:sz w:val="22"/>
+          <w:szCs w:val="22"/>
+          <w:color w:val="2D2D2D"/>
+          <w:lang w:val="en-US" w:bidi="fa-IR"/>
+        </w:rPr>
+        <w:t>است</w:t>
+      </w:r>
+      <w:r>
+        <w:rPr>
+          <w:rFonts w:ascii="Vazirmatn" w:hAnsi="Vazirmatn" w:cs="Vazirmatn"/>
+          <w:sz w:val="22"/>
+          <w:szCs w:val="22"/>
+          <w:color w:val="2D2D2D"/>
+          <w:lang w:val="en-US" w:bidi="fa-IR"/>
+        </w:rPr>
+        <w:t xml:space="preserve"> </w:t>
+      </w:r>
+      <w:r>
+        <w:rPr>
+          <w:rFonts w:ascii="Vazirmatn" w:hAnsi="Vazirmatn" w:cs="Vazirmatn"/>
+          <w:sz w:val="22"/>
+          <w:szCs w:val="22"/>
+          <w:color w:val="2D2D2D"/>
+          <w:lang w:val="en-US" w:bidi="fa-IR"/>
+        </w:rPr>
+        <w:t>پایگاه</w:t>
+      </w:r>
+      <w:r>
+        <w:rPr>
+          <w:rFonts w:ascii="Vazirmatn" w:hAnsi="Vazirmatn" w:cs="Vazirmatn"/>
+          <w:sz w:val="22"/>
+          <w:szCs w:val="22"/>
+          <w:color w:val="2D2D2D"/>
+          <w:lang w:val="en-US" w:bidi="fa-IR"/>
+        </w:rPr>
+        <w:t xml:space="preserve"> </w:t>
+      </w:r>
+      <w:r>
+        <w:rPr>
+          <w:rFonts w:ascii="Vazirmatn" w:hAnsi="Vazirmatn" w:cs="Vazirmatn"/>
+          <w:sz w:val="22"/>
+          <w:szCs w:val="22"/>
+          <w:color w:val="2D2D2D"/>
+          <w:lang w:val="en-US" w:bidi="fa-IR"/>
+        </w:rPr>
+        <w:t>داده</w:t>
+      </w:r>
+      <w:r>
+        <w:rPr>
+          <w:rFonts w:ascii="Vazirmatn" w:hAnsi="Vazirmatn" w:cs="Vazirmatn"/>
+          <w:sz w:val="22"/>
+          <w:szCs w:val="22"/>
+          <w:color w:val="2D2D2D"/>
+          <w:lang w:val="en-US" w:bidi="fa-IR"/>
+        </w:rPr>
+        <w:t xml:space="preserve"> </w:t>
+      </w:r>
+      <w:r>
+        <w:rPr>
+          <w:rFonts w:ascii="Vazirmatn" w:hAnsi="Vazirmatn" w:cs="Vazirmatn"/>
+          <w:sz w:val="22"/>
+          <w:szCs w:val="22"/>
+          <w:color w:val="2D2D2D"/>
+          <w:lang w:val="en-US" w:bidi="fa-IR"/>
+        </w:rPr>
+        <w:t>اختصاصی</w:t>
+      </w:r>
+      <w:r>
+        <w:rPr>
+          <w:rFonts w:ascii="Vazirmatn" w:hAnsi="Vazirmatn" w:cs="Vazirmatn"/>
+          <w:sz w:val="22"/>
+          <w:szCs w:val="22"/>
+          <w:color w:val="2D2D2D"/>
+          <w:lang w:val="en-US" w:bidi="fa-IR"/>
+        </w:rPr>
+        <w:t xml:space="preserve"> </w:t>
+      </w:r>
+      <w:r>
+        <w:rPr>
+          <w:rFonts w:ascii="Vazirmatn" w:hAnsi="Vazirmatn" w:cs="Vazirmatn"/>
+          <w:sz w:val="22"/>
+          <w:szCs w:val="22"/>
+          <w:color w:val="2D2D2D"/>
+          <w:lang w:val="en-US" w:bidi="fa-IR"/>
+        </w:rPr>
+        <w:t>خود</w:t>
+      </w:r>
+      <w:r>
+        <w:rPr>
+          <w:rFonts w:ascii="Vazirmatn" w:hAnsi="Vazirmatn" w:cs="Vazirmatn"/>
+          <w:sz w:val="22"/>
+          <w:szCs w:val="22"/>
+          <w:color w:val="2D2D2D"/>
+          <w:lang w:val="en-US" w:bidi="fa-IR"/>
+        </w:rPr>
+        <w:t xml:space="preserve"> </w:t>
+      </w:r>
+      <w:r>
+        <w:rPr>
+          <w:rFonts w:ascii="Vazirmatn" w:hAnsi="Vazirmatn" w:cs="Vazirmatn"/>
+          <w:sz w:val="22"/>
+          <w:szCs w:val="22"/>
+          <w:color w:val="2D2D2D"/>
+          <w:lang w:val="en-US" w:bidi="fa-IR"/>
+        </w:rPr>
+        <w:t>را</w:t>
+      </w:r>
+      <w:r>
+        <w:rPr>
+          <w:rFonts w:ascii="Vazirmatn" w:hAnsi="Vazirmatn" w:cs="Vazirmatn"/>
+          <w:sz w:val="22"/>
+          <w:szCs w:val="22"/>
+          <w:color w:val="2D2D2D"/>
+          <w:lang w:val="en-US" w:bidi="fa-IR"/>
+        </w:rPr>
+        <w:t xml:space="preserve"> </w:t>
+      </w:r>
+      <w:r>
+        <w:rPr>
+          <w:rFonts w:ascii="Vazirmatn" w:hAnsi="Vazirmatn" w:cs="Vazirmatn"/>
+          <w:sz w:val="22"/>
+          <w:szCs w:val="22"/>
+          <w:color w:val="2D2D2D"/>
+          <w:lang w:val="en-US" w:bidi="fa-IR"/>
+        </w:rPr>
+        <w:t>بر</w:t>
+      </w:r>
+      <w:r>
+        <w:rPr>
+          <w:rFonts w:ascii="Vazirmatn" w:hAnsi="Vazirmatn" w:cs="Vazirmatn"/>
+          <w:sz w:val="22"/>
+          <w:szCs w:val="22"/>
+          <w:color w:val="2D2D2D"/>
+          <w:lang w:val="en-US" w:bidi="fa-IR"/>
+        </w:rPr>
+        <w:t xml:space="preserve"> </w:t>
+      </w:r>
+      <w:r>
+        <w:rPr>
+          <w:rFonts w:ascii="Vazirmatn" w:hAnsi="Vazirmatn" w:cs="Vazirmatn"/>
+          <w:sz w:val="22"/>
+          <w:szCs w:val="22"/>
+          <w:color w:val="2D2D2D"/>
+          <w:lang w:val="en-US" w:bidi="fa-IR"/>
+        </w:rPr>
+        <w:t>پایه</w:t>
+      </w:r>
+      <w:r>
+        <w:rPr>
+          <w:rFonts w:ascii="Vazirmatn" w:hAnsi="Vazirmatn" w:cs="Vazirmatn"/>
+          <w:sz w:val="22"/>
+          <w:szCs w:val="22"/>
+          <w:color w:val="2D2D2D"/>
+          <w:lang w:val="en-US" w:bidi="fa-IR"/>
+        </w:rPr>
+        <w:t xml:space="preserve"> </w:t>
+      </w:r>
+      <w:r>
+        <w:rPr>
+          <w:rFonts w:ascii="Vazirmatn" w:hAnsi="Vazirmatn" w:cs="Vazirmatn"/>
+          <w:sz w:val="22"/>
+          <w:szCs w:val="22"/>
+          <w:color w:val="2D2D2D"/>
+          <w:lang w:val="en-US" w:bidi="fa-IR"/>
+        </w:rPr>
+        <w:t>الگوی</w:t>
+      </w:r>
+      <w:r>
+        <w:rPr>
+          <w:rFonts w:ascii="Vazirmatn" w:hAnsi="Vazirmatn" w:cs="Vazirmatn"/>
+          <w:sz w:val="22"/>
+          <w:szCs w:val="22"/>
+          <w:color w:val="2D2D2D"/>
+          <w:lang w:val="en-US" w:bidi="fa-IR"/>
+        </w:rPr>
+        <w:t xml:space="preserve"> </w:t>
+      </w:r>
+      <w:r>
+        <w:rPr>
+          <w:rFonts w:ascii="Vazirmatn" w:hAnsi="Vazirmatn" w:cs="Vazirmatn"/>
+          <w:sz w:val="22"/>
+          <w:szCs w:val="22"/>
+          <w:color w:val="2D2D2D"/>
+          <w:lang w:val="en-US" w:bidi="fa-IR"/>
+        </w:rPr>
+        <w:t>Database-per-Service</w:t>
+      </w:r>
+      <w:r>
+        <w:rPr>
+          <w:rFonts w:ascii="Vazirmatn" w:hAnsi="Vazirmatn" w:cs="Vazirmatn"/>
+          <w:sz w:val="22"/>
+          <w:szCs w:val="22"/>
+          <w:color w:val="2D2D2D"/>
+          <w:lang w:val="en-US" w:bidi="fa-IR"/>
+        </w:rPr>
+        <w:t xml:space="preserve"> </w:t>
+      </w:r>
+      <w:r>
+        <w:rPr>
+          <w:rFonts w:ascii="Vazirmatn" w:hAnsi="Vazirmatn" w:cs="Vazirmatn"/>
+          <w:sz w:val="22"/>
+          <w:szCs w:val="22"/>
+          <w:color w:val="2D2D2D"/>
+          <w:lang w:val="en-US" w:bidi="fa-IR"/>
+        </w:rPr>
+        <w:t>نگه‌داری</w:t>
+      </w:r>
+      <w:r>
+        <w:rPr>
+          <w:rFonts w:ascii="Vazirmatn" w:hAnsi="Vazirmatn" w:cs="Vazirmatn"/>
+          <w:sz w:val="22"/>
+          <w:szCs w:val="22"/>
+          <w:color w:val="2D2D2D"/>
+          <w:lang w:val="en-US" w:bidi="fa-IR"/>
+        </w:rPr>
+        <w:t xml:space="preserve"> </w:t>
+      </w:r>
+      <w:r>
+        <w:rPr>
+          <w:rFonts w:ascii="Vazirmatn" w:hAnsi="Vazirmatn" w:cs="Vazirmatn"/>
+          <w:sz w:val="22"/>
+          <w:szCs w:val="22"/>
+          <w:color w:val="2D2D2D"/>
+          <w:lang w:val="en-US" w:bidi="fa-IR"/>
+        </w:rPr>
+        <w:t>کند.</w:t>
+      </w:r>
+      <w:r>
+        <w:rPr>
+          <w:rFonts w:ascii="Vazirmatn" w:hAnsi="Vazirmatn" w:cs="Vazirmatn"/>
+          <w:sz w:val="22"/>
+          <w:szCs w:val="22"/>
+          <w:color w:val="2D2D2D"/>
+          <w:lang w:val="en-US" w:bidi="fa-IR"/>
+        </w:rPr>
+        <w:t xml:space="preserve"> </w:t>
+      </w:r>
+      <w:r>
+        <w:rPr>
+          <w:rFonts w:ascii="Vazirmatn" w:hAnsi="Vazirmatn" w:cs="Vazirmatn"/>
+          <w:sz w:val="22"/>
+          <w:szCs w:val="22"/>
+          <w:color w:val="2D2D2D"/>
+          <w:lang w:val="en-US" w:bidi="fa-IR"/>
+        </w:rPr>
+        <w:t>ارتباطات</w:t>
+      </w:r>
+      <w:r>
+        <w:rPr>
+          <w:rFonts w:ascii="Vazirmatn" w:hAnsi="Vazirmatn" w:cs="Vazirmatn"/>
+          <w:sz w:val="22"/>
+          <w:szCs w:val="22"/>
+          <w:color w:val="2D2D2D"/>
+          <w:lang w:val="en-US" w:bidi="fa-IR"/>
+        </w:rPr>
+        <w:t xml:space="preserve"> </w:t>
+      </w:r>
+      <w:r>
+        <w:rPr>
+          <w:rFonts w:ascii="Vazirmatn" w:hAnsi="Vazirmatn" w:cs="Vazirmatn"/>
+          <w:sz w:val="22"/>
+          <w:szCs w:val="22"/>
+          <w:color w:val="2D2D2D"/>
+          <w:lang w:val="en-US" w:bidi="fa-IR"/>
+        </w:rPr>
+        <w:t>همگام</w:t>
+      </w:r>
+      <w:r>
+        <w:rPr>
+          <w:rFonts w:ascii="Vazirmatn" w:hAnsi="Vazirmatn" w:cs="Vazirmatn"/>
+          <w:sz w:val="22"/>
+          <w:szCs w:val="22"/>
+          <w:color w:val="2D2D2D"/>
+          <w:lang w:val="en-US" w:bidi="fa-IR"/>
+        </w:rPr>
+        <w:t xml:space="preserve"> </w:t>
+      </w:r>
+      <w:r>
+        <w:rPr>
+          <w:rFonts w:ascii="Vazirmatn" w:hAnsi="Vazirmatn" w:cs="Vazirmatn"/>
+          <w:sz w:val="22"/>
+          <w:szCs w:val="22"/>
+          <w:color w:val="2D2D2D"/>
+          <w:lang w:val="en-US" w:bidi="fa-IR"/>
+        </w:rPr>
+        <w:t>(Synchronous)</w:t>
+      </w:r>
+      <w:r>
+        <w:rPr>
+          <w:rFonts w:ascii="Vazirmatn" w:hAnsi="Vazirmatn" w:cs="Vazirmatn"/>
+          <w:sz w:val="22"/>
+          <w:szCs w:val="22"/>
+          <w:color w:val="2D2D2D"/>
+          <w:lang w:val="en-US" w:bidi="fa-IR"/>
+        </w:rPr>
+        <w:t xml:space="preserve"> </w:t>
+      </w:r>
+      <w:r>
+        <w:rPr>
+          <w:rFonts w:ascii="Vazirmatn" w:hAnsi="Vazirmatn" w:cs="Vazirmatn"/>
+          <w:sz w:val="22"/>
+          <w:szCs w:val="22"/>
+          <w:color w:val="2D2D2D"/>
+          <w:lang w:val="en-US" w:bidi="fa-IR"/>
+        </w:rPr>
+        <w:t>از</w:t>
+      </w:r>
+      <w:r>
+        <w:rPr>
+          <w:rFonts w:ascii="Vazirmatn" w:hAnsi="Vazirmatn" w:cs="Vazirmatn"/>
+          <w:sz w:val="22"/>
+          <w:szCs w:val="22"/>
+          <w:color w:val="2D2D2D"/>
+          <w:lang w:val="en-US" w:bidi="fa-IR"/>
+        </w:rPr>
+        <w:t xml:space="preserve"> </w:t>
+      </w:r>
+      <w:r>
+        <w:rPr>
+          <w:rFonts w:ascii="Vazirmatn" w:hAnsi="Vazirmatn" w:cs="Vazirmatn"/>
+          <w:sz w:val="22"/>
+          <w:szCs w:val="22"/>
+          <w:color w:val="2D2D2D"/>
+          <w:lang w:val="en-US" w:bidi="fa-IR"/>
+        </w:rPr>
+        <w:t>طریق</w:t>
+      </w:r>
+      <w:r>
+        <w:rPr>
+          <w:rFonts w:ascii="Vazirmatn" w:hAnsi="Vazirmatn" w:cs="Vazirmatn"/>
+          <w:sz w:val="22"/>
+          <w:szCs w:val="22"/>
+          <w:color w:val="2D2D2D"/>
+          <w:lang w:val="en-US" w:bidi="fa-IR"/>
+        </w:rPr>
+        <w:t xml:space="preserve"> </w:t>
+      </w:r>
+      <w:r>
+        <w:rPr>
+          <w:rFonts w:ascii="Vazirmatn" w:hAnsi="Vazirmatn" w:cs="Vazirmatn"/>
+          <w:sz w:val="22"/>
+          <w:szCs w:val="22"/>
+          <w:color w:val="2D2D2D"/>
+          <w:lang w:val="en-US" w:bidi="fa-IR"/>
+        </w:rPr>
+        <w:t>پروتکل</w:t>
+      </w:r>
+      <w:r>
+        <w:rPr>
+          <w:rFonts w:ascii="Vazirmatn" w:hAnsi="Vazirmatn" w:cs="Vazirmatn"/>
+          <w:sz w:val="22"/>
+          <w:szCs w:val="22"/>
+          <w:color w:val="2D2D2D"/>
+          <w:lang w:val="en-US" w:bidi="fa-IR"/>
+        </w:rPr>
+        <w:t xml:space="preserve"> </w:t>
       </w:r>
       <w:r>
         <w:rPr>
@@ -349,47 +1335,7 @@
           <w:color w:val="2D2D2D"/>
           <w:lang w:val="en-US" w:bidi="fa-IR"/>
         </w:rPr>
-        <w:t>برای تبادل داخلی سریع و کم‌تاخیر استفاده می‌شود، در حالی که رویدادها (</w:t>
-      </w:r>
-      <w:r>
-        <w:rPr>
-          <w:rFonts w:ascii="Vazirmatn" w:hAnsi="Vazirmatn" w:cs="Vazirmatn"/>
-          <w:sz w:val="22"/>
-          <w:szCs w:val="22"/>
-          <w:color w:val="2D2D2D"/>
-          <w:lang w:val="en-US" w:bidi="fa-IR"/>
-        </w:rPr>
-        <w:t>Domain Events</w:t>
-      </w:r>
-      <w:r>
-        <w:rPr>
-          <w:rFonts w:ascii="Vazirmatn" w:hAnsi="Vazirmatn" w:cs="Vazirmatn"/>
-          <w:sz w:val="22"/>
-          <w:szCs w:val="22"/>
-          <w:color w:val="2D2D2D"/>
-          <w:lang w:val="en-US" w:bidi="fa-IR"/>
-        </w:rPr>
-        <w:t xml:space="preserve">) </w:t>
-      </w:r>
-      <w:r>
-        <w:rPr>
-          <w:rFonts w:ascii="Vazirmatn" w:hAnsi="Vazirmatn" w:cs="Vazirmatn"/>
-          <w:sz w:val="22"/>
-          <w:szCs w:val="22"/>
-          <w:color w:val="2D2D2D"/>
-          <w:lang w:val="en-US" w:bidi="fa-IR"/>
-        </w:rPr>
-        <w:t xml:space="preserve">از طریق لایه </w:t>
-      </w:r>
-      <w:r>
-        <w:rPr>
-          <w:rFonts w:ascii="Vazirmatn" w:hAnsi="Vazirmatn" w:cs="Vazirmatn"/>
-          <w:sz w:val="22"/>
-          <w:szCs w:val="22"/>
-          <w:color w:val="2D2D2D"/>
-          <w:lang w:val="en-US" w:bidi="fa-IR"/>
-        </w:rPr>
-        <w:t>Message Broker</w:t>
+        <w:t>برای</w:t>
       </w:r>
       <w:r>
         <w:rPr>
@@ -409,37 +1355,487 @@
           <w:color w:val="2D2D2D"/>
           <w:lang w:val="en-US" w:bidi="fa-IR"/>
         </w:rPr>
-        <w:t>به صورت ناهمگام (</w:t>
-      </w:r>
-      <w:r>
-        <w:rPr>
-          <w:rFonts w:ascii="Vazirmatn" w:hAnsi="Vazirmatn" w:cs="Vazirmatn"/>
-          <w:sz w:val="22"/>
-          <w:szCs w:val="22"/>
-          <w:color w:val="2D2D2D"/>
-          <w:lang w:val="en-US" w:bidi="fa-IR"/>
-        </w:rPr>
-        <w:t>Asynchronous</w:t>
-      </w:r>
-      <w:r>
-        <w:rPr>
-          <w:rFonts w:ascii="Vazirmatn" w:hAnsi="Vazirmatn" w:cs="Vazirmatn"/>
-          <w:sz w:val="22"/>
-          <w:szCs w:val="22"/>
-          <w:color w:val="2D2D2D"/>
-          <w:lang w:val="en-US" w:bidi="fa-IR"/>
-        </w:rPr>
-        <w:t xml:space="preserve">) </w:t>
-      </w:r>
-      <w:r>
-        <w:rPr>
-          <w:rFonts w:ascii="Vazirmatn" w:hAnsi="Vazirmatn" w:cs="Vazirmatn"/>
-          <w:sz w:val="22"/>
-          <w:szCs w:val="22"/>
-          <w:color w:val="2D2D2D"/>
-          <w:lang w:val="en-US" w:bidi="fa-IR"/>
-        </w:rPr>
-        <w:t>توزیع می‌گردند.</w:t>
+        <w:t>تبادل</w:t>
+      </w:r>
+      <w:r>
+        <w:rPr>
+          <w:rFonts w:ascii="Vazirmatn" w:hAnsi="Vazirmatn" w:cs="Vazirmatn"/>
+          <w:sz w:val="22"/>
+          <w:szCs w:val="22"/>
+          <w:color w:val="2D2D2D"/>
+          <w:lang w:val="en-US" w:bidi="fa-IR"/>
+        </w:rPr>
+        <w:t xml:space="preserve"> </w:t>
+      </w:r>
+      <w:r>
+        <w:rPr>
+          <w:rFonts w:ascii="Vazirmatn" w:hAnsi="Vazirmatn" w:cs="Vazirmatn"/>
+          <w:sz w:val="22"/>
+          <w:szCs w:val="22"/>
+          <w:color w:val="2D2D2D"/>
+          <w:lang w:val="en-US" w:bidi="fa-IR"/>
+        </w:rPr>
+        <w:t>داخلی</w:t>
+      </w:r>
+      <w:r>
+        <w:rPr>
+          <w:rFonts w:ascii="Vazirmatn" w:hAnsi="Vazirmatn" w:cs="Vazirmatn"/>
+          <w:sz w:val="22"/>
+          <w:szCs w:val="22"/>
+          <w:color w:val="2D2D2D"/>
+          <w:lang w:val="en-US" w:bidi="fa-IR"/>
+        </w:rPr>
+        <w:t xml:space="preserve"> </w:t>
+      </w:r>
+      <w:r>
+        <w:rPr>
+          <w:rFonts w:ascii="Vazirmatn" w:hAnsi="Vazirmatn" w:cs="Vazirmatn"/>
+          <w:sz w:val="22"/>
+          <w:szCs w:val="22"/>
+          <w:color w:val="2D2D2D"/>
+          <w:lang w:val="en-US" w:bidi="fa-IR"/>
+        </w:rPr>
+        <w:t>سریع</w:t>
+      </w:r>
+      <w:r>
+        <w:rPr>
+          <w:rFonts w:ascii="Vazirmatn" w:hAnsi="Vazirmatn" w:cs="Vazirmatn"/>
+          <w:sz w:val="22"/>
+          <w:szCs w:val="22"/>
+          <w:color w:val="2D2D2D"/>
+          <w:lang w:val="en-US" w:bidi="fa-IR"/>
+        </w:rPr>
+        <w:t xml:space="preserve"> </w:t>
+      </w:r>
+      <w:r>
+        <w:rPr>
+          <w:rFonts w:ascii="Vazirmatn" w:hAnsi="Vazirmatn" w:cs="Vazirmatn"/>
+          <w:sz w:val="22"/>
+          <w:szCs w:val="22"/>
+          <w:color w:val="2D2D2D"/>
+          <w:lang w:val="en-US" w:bidi="fa-IR"/>
+        </w:rPr>
+        <w:t>و</w:t>
+      </w:r>
+      <w:r>
+        <w:rPr>
+          <w:rFonts w:ascii="Vazirmatn" w:hAnsi="Vazirmatn" w:cs="Vazirmatn"/>
+          <w:sz w:val="22"/>
+          <w:szCs w:val="22"/>
+          <w:color w:val="2D2D2D"/>
+          <w:lang w:val="en-US" w:bidi="fa-IR"/>
+        </w:rPr>
+        <w:t xml:space="preserve"> </w:t>
+      </w:r>
+      <w:r>
+        <w:rPr>
+          <w:rFonts w:ascii="Vazirmatn" w:hAnsi="Vazirmatn" w:cs="Vazirmatn"/>
+          <w:sz w:val="22"/>
+          <w:szCs w:val="22"/>
+          <w:color w:val="2D2D2D"/>
+          <w:lang w:val="en-US" w:bidi="fa-IR"/>
+        </w:rPr>
+        <w:t>کم‌تاخیر</w:t>
+      </w:r>
+      <w:r>
+        <w:rPr>
+          <w:rFonts w:ascii="Vazirmatn" w:hAnsi="Vazirmatn" w:cs="Vazirmatn"/>
+          <w:sz w:val="22"/>
+          <w:szCs w:val="22"/>
+          <w:color w:val="2D2D2D"/>
+          <w:lang w:val="en-US" w:bidi="fa-IR"/>
+        </w:rPr>
+        <w:t xml:space="preserve"> </w:t>
+      </w:r>
+      <w:r>
+        <w:rPr>
+          <w:rFonts w:ascii="Vazirmatn" w:hAnsi="Vazirmatn" w:cs="Vazirmatn"/>
+          <w:sz w:val="22"/>
+          <w:szCs w:val="22"/>
+          <w:color w:val="2D2D2D"/>
+          <w:lang w:val="en-US" w:bidi="fa-IR"/>
+        </w:rPr>
+        <w:t>استفاده</w:t>
+      </w:r>
+      <w:r>
+        <w:rPr>
+          <w:rFonts w:ascii="Vazirmatn" w:hAnsi="Vazirmatn" w:cs="Vazirmatn"/>
+          <w:sz w:val="22"/>
+          <w:szCs w:val="22"/>
+          <w:color w:val="2D2D2D"/>
+          <w:lang w:val="en-US" w:bidi="fa-IR"/>
+        </w:rPr>
+        <w:t xml:space="preserve"> </w:t>
+      </w:r>
+      <w:r>
+        <w:rPr>
+          <w:rFonts w:ascii="Vazirmatn" w:hAnsi="Vazirmatn" w:cs="Vazirmatn"/>
+          <w:sz w:val="22"/>
+          <w:szCs w:val="22"/>
+          <w:color w:val="2D2D2D"/>
+          <w:lang w:val="en-US" w:bidi="fa-IR"/>
+        </w:rPr>
+        <w:t>می‌شود،</w:t>
+      </w:r>
+      <w:r>
+        <w:rPr>
+          <w:rFonts w:ascii="Vazirmatn" w:hAnsi="Vazirmatn" w:cs="Vazirmatn"/>
+          <w:sz w:val="22"/>
+          <w:szCs w:val="22"/>
+          <w:color w:val="2D2D2D"/>
+          <w:lang w:val="en-US" w:bidi="fa-IR"/>
+        </w:rPr>
+        <w:t xml:space="preserve"> </w:t>
+      </w:r>
+      <w:r>
+        <w:rPr>
+          <w:rFonts w:ascii="Vazirmatn" w:hAnsi="Vazirmatn" w:cs="Vazirmatn"/>
+          <w:sz w:val="22"/>
+          <w:szCs w:val="22"/>
+          <w:color w:val="2D2D2D"/>
+          <w:lang w:val="en-US" w:bidi="fa-IR"/>
+        </w:rPr>
+        <w:t>در</w:t>
+      </w:r>
+      <w:r>
+        <w:rPr>
+          <w:rFonts w:ascii="Vazirmatn" w:hAnsi="Vazirmatn" w:cs="Vazirmatn"/>
+          <w:sz w:val="22"/>
+          <w:szCs w:val="22"/>
+          <w:color w:val="2D2D2D"/>
+          <w:lang w:val="en-US" w:bidi="fa-IR"/>
+        </w:rPr>
+        <w:t xml:space="preserve"> </w:t>
+      </w:r>
+      <w:r>
+        <w:rPr>
+          <w:rFonts w:ascii="Vazirmatn" w:hAnsi="Vazirmatn" w:cs="Vazirmatn"/>
+          <w:sz w:val="22"/>
+          <w:szCs w:val="22"/>
+          <w:color w:val="2D2D2D"/>
+          <w:lang w:val="en-US" w:bidi="fa-IR"/>
+        </w:rPr>
+        <w:t>حالی</w:t>
+      </w:r>
+      <w:r>
+        <w:rPr>
+          <w:rFonts w:ascii="Vazirmatn" w:hAnsi="Vazirmatn" w:cs="Vazirmatn"/>
+          <w:sz w:val="22"/>
+          <w:szCs w:val="22"/>
+          <w:color w:val="2D2D2D"/>
+          <w:lang w:val="en-US" w:bidi="fa-IR"/>
+        </w:rPr>
+        <w:t xml:space="preserve"> </w:t>
+      </w:r>
+      <w:r>
+        <w:rPr>
+          <w:rFonts w:ascii="Vazirmatn" w:hAnsi="Vazirmatn" w:cs="Vazirmatn"/>
+          <w:sz w:val="22"/>
+          <w:szCs w:val="22"/>
+          <w:color w:val="2D2D2D"/>
+          <w:lang w:val="en-US" w:bidi="fa-IR"/>
+        </w:rPr>
+        <w:t>که</w:t>
+      </w:r>
+      <w:r>
+        <w:rPr>
+          <w:rFonts w:ascii="Vazirmatn" w:hAnsi="Vazirmatn" w:cs="Vazirmatn"/>
+          <w:sz w:val="22"/>
+          <w:szCs w:val="22"/>
+          <w:color w:val="2D2D2D"/>
+          <w:lang w:val="en-US" w:bidi="fa-IR"/>
+        </w:rPr>
+        <w:t xml:space="preserve"> </w:t>
+      </w:r>
+      <w:r>
+        <w:rPr>
+          <w:rFonts w:ascii="Vazirmatn" w:hAnsi="Vazirmatn" w:cs="Vazirmatn"/>
+          <w:sz w:val="22"/>
+          <w:szCs w:val="22"/>
+          <w:color w:val="2D2D2D"/>
+          <w:lang w:val="en-US" w:bidi="fa-IR"/>
+        </w:rPr>
+        <w:t>رویدادها</w:t>
+      </w:r>
+      <w:r>
+        <w:rPr>
+          <w:rFonts w:ascii="Vazirmatn" w:hAnsi="Vazirmatn" w:cs="Vazirmatn"/>
+          <w:sz w:val="22"/>
+          <w:szCs w:val="22"/>
+          <w:color w:val="2D2D2D"/>
+          <w:lang w:val="en-US" w:bidi="fa-IR"/>
+        </w:rPr>
+        <w:t xml:space="preserve"> </w:t>
+      </w:r>
+      <w:r>
+        <w:rPr>
+          <w:rFonts w:ascii="Vazirmatn" w:hAnsi="Vazirmatn" w:cs="Vazirmatn"/>
+          <w:sz w:val="22"/>
+          <w:szCs w:val="22"/>
+          <w:color w:val="2D2D2D"/>
+          <w:lang w:val="en-US" w:bidi="fa-IR"/>
+        </w:rPr>
+        <w:t>(</w:t>
+      </w:r>
+      <w:r>
+        <w:rPr>
+          <w:rFonts w:ascii="Vazirmatn" w:hAnsi="Vazirmatn" w:cs="Vazirmatn"/>
+          <w:sz w:val="22"/>
+          <w:szCs w:val="22"/>
+          <w:color w:val="2D2D2D"/>
+          <w:lang w:val="en-US" w:bidi="fa-IR"/>
+        </w:rPr>
+        <w:t>Domain</w:t>
+      </w:r>
+      <w:r>
+        <w:rPr>
+          <w:rFonts w:ascii="Vazirmatn" w:hAnsi="Vazirmatn" w:cs="Vazirmatn"/>
+          <w:sz w:val="22"/>
+          <w:szCs w:val="22"/>
+          <w:color w:val="2D2D2D"/>
+          <w:lang w:val="en-US" w:bidi="fa-IR"/>
+        </w:rPr>
+        <w:t xml:space="preserve"> </w:t>
+      </w:r>
+      <w:r>
+        <w:rPr>
+          <w:rFonts w:ascii="Vazirmatn" w:hAnsi="Vazirmatn" w:cs="Vazirmatn"/>
+          <w:sz w:val="22"/>
+          <w:szCs w:val="22"/>
+          <w:color w:val="2D2D2D"/>
+          <w:lang w:val="en-US" w:bidi="fa-IR"/>
+        </w:rPr>
+        <w:t>Events</w:t>
+      </w:r>
+      <w:r>
+        <w:rPr>
+          <w:rFonts w:ascii="Vazirmatn" w:hAnsi="Vazirmatn" w:cs="Vazirmatn"/>
+          <w:sz w:val="22"/>
+          <w:szCs w:val="22"/>
+          <w:color w:val="2D2D2D"/>
+          <w:lang w:val="en-US" w:bidi="fa-IR"/>
+        </w:rPr>
+        <w:t>)</w:t>
+      </w:r>
+      <w:r>
+        <w:rPr>
+          <w:rFonts w:ascii="Vazirmatn" w:hAnsi="Vazirmatn" w:cs="Vazirmatn"/>
+          <w:sz w:val="22"/>
+          <w:szCs w:val="22"/>
+          <w:color w:val="2D2D2D"/>
+          <w:lang w:val="en-US" w:bidi="fa-IR"/>
+        </w:rPr>
+        <w:t xml:space="preserve"> </w:t>
+      </w:r>
+      <w:r>
+        <w:rPr>
+          <w:rFonts w:ascii="Vazirmatn" w:hAnsi="Vazirmatn" w:cs="Vazirmatn"/>
+          <w:sz w:val="22"/>
+          <w:szCs w:val="22"/>
+          <w:color w:val="2D2D2D"/>
+          <w:lang w:val="en-US" w:bidi="fa-IR"/>
+        </w:rPr>
+        <w:t>از</w:t>
+      </w:r>
+      <w:r>
+        <w:rPr>
+          <w:rFonts w:ascii="Vazirmatn" w:hAnsi="Vazirmatn" w:cs="Vazirmatn"/>
+          <w:sz w:val="22"/>
+          <w:szCs w:val="22"/>
+          <w:color w:val="2D2D2D"/>
+          <w:lang w:val="en-US" w:bidi="fa-IR"/>
+        </w:rPr>
+        <w:t xml:space="preserve"> </w:t>
+      </w:r>
+      <w:r>
+        <w:rPr>
+          <w:rFonts w:ascii="Vazirmatn" w:hAnsi="Vazirmatn" w:cs="Vazirmatn"/>
+          <w:sz w:val="22"/>
+          <w:szCs w:val="22"/>
+          <w:color w:val="2D2D2D"/>
+          <w:lang w:val="en-US" w:bidi="fa-IR"/>
+        </w:rPr>
+        <w:t>طریق</w:t>
+      </w:r>
+      <w:r>
+        <w:rPr>
+          <w:rFonts w:ascii="Vazirmatn" w:hAnsi="Vazirmatn" w:cs="Vazirmatn"/>
+          <w:sz w:val="22"/>
+          <w:szCs w:val="22"/>
+          <w:color w:val="2D2D2D"/>
+          <w:lang w:val="en-US" w:bidi="fa-IR"/>
+        </w:rPr>
+        <w:t xml:space="preserve"> </w:t>
+      </w:r>
+      <w:r>
+        <w:rPr>
+          <w:rFonts w:ascii="Vazirmatn" w:hAnsi="Vazirmatn" w:cs="Vazirmatn"/>
+          <w:sz w:val="22"/>
+          <w:szCs w:val="22"/>
+          <w:color w:val="2D2D2D"/>
+          <w:lang w:val="en-US" w:bidi="fa-IR"/>
+        </w:rPr>
+        <w:t>لایه</w:t>
+      </w:r>
+      <w:r>
+        <w:rPr>
+          <w:rFonts w:ascii="Vazirmatn" w:hAnsi="Vazirmatn" w:cs="Vazirmatn"/>
+          <w:sz w:val="22"/>
+          <w:szCs w:val="22"/>
+          <w:color w:val="2D2D2D"/>
+          <w:lang w:val="en-US" w:bidi="fa-IR"/>
+        </w:rPr>
+        <w:t xml:space="preserve"> </w:t>
+      </w:r>
+      <w:r>
+        <w:rPr>
+          <w:rFonts w:ascii="Vazirmatn" w:hAnsi="Vazirmatn" w:cs="Vazirmatn"/>
+          <w:sz w:val="22"/>
+          <w:szCs w:val="22"/>
+          <w:color w:val="2D2D2D"/>
+          <w:lang w:val="en-US" w:bidi="fa-IR"/>
+        </w:rPr>
+        <w:t>Message</w:t>
+      </w:r>
+      <w:r>
+        <w:rPr>
+          <w:rFonts w:ascii="Vazirmatn" w:hAnsi="Vazirmatn" w:cs="Vazirmatn"/>
+          <w:sz w:val="22"/>
+          <w:szCs w:val="22"/>
+          <w:color w:val="2D2D2D"/>
+          <w:lang w:val="en-US" w:bidi="fa-IR"/>
+        </w:rPr>
+        <w:t xml:space="preserve"> </w:t>
+      </w:r>
+      <w:r>
+        <w:rPr>
+          <w:rFonts w:ascii="Vazirmatn" w:hAnsi="Vazirmatn" w:cs="Vazirmatn"/>
+          <w:sz w:val="22"/>
+          <w:szCs w:val="22"/>
+          <w:color w:val="2D2D2D"/>
+          <w:lang w:val="en-US" w:bidi="fa-IR"/>
+        </w:rPr>
+        <w:t>Broker</w:t>
+      </w:r>
+      <w:r>
+        <w:rPr>
+          <w:rFonts w:ascii="Vazirmatn" w:hAnsi="Vazirmatn" w:cs="Vazirmatn"/>
+          <w:sz w:val="22"/>
+          <w:szCs w:val="22"/>
+          <w:color w:val="2D2D2D"/>
+          <w:lang w:val="en-US" w:bidi="fa-IR"/>
+        </w:rPr>
+        <w:t xml:space="preserve"> </w:t>
+      </w:r>
+      <w:r>
+        <w:rPr>
+          <w:rFonts w:ascii="Vazirmatn" w:hAnsi="Vazirmatn" w:cs="Vazirmatn"/>
+          <w:sz w:val="22"/>
+          <w:szCs w:val="22"/>
+          <w:color w:val="2D2D2D"/>
+          <w:lang w:val="en-US" w:bidi="fa-IR"/>
+        </w:rPr>
+        <w:t>به</w:t>
+      </w:r>
+      <w:r>
+        <w:rPr>
+          <w:rFonts w:ascii="Vazirmatn" w:hAnsi="Vazirmatn" w:cs="Vazirmatn"/>
+          <w:sz w:val="22"/>
+          <w:szCs w:val="22"/>
+          <w:color w:val="2D2D2D"/>
+          <w:lang w:val="en-US" w:bidi="fa-IR"/>
+        </w:rPr>
+        <w:t xml:space="preserve"> </w:t>
+      </w:r>
+      <w:r>
+        <w:rPr>
+          <w:rFonts w:ascii="Vazirmatn" w:hAnsi="Vazirmatn" w:cs="Vazirmatn"/>
+          <w:sz w:val="22"/>
+          <w:szCs w:val="22"/>
+          <w:color w:val="2D2D2D"/>
+          <w:lang w:val="en-US" w:bidi="fa-IR"/>
+        </w:rPr>
+        <w:t>صورت</w:t>
+      </w:r>
+      <w:r>
+        <w:rPr>
+          <w:rFonts w:ascii="Vazirmatn" w:hAnsi="Vazirmatn" w:cs="Vazirmatn"/>
+          <w:sz w:val="22"/>
+          <w:szCs w:val="22"/>
+          <w:color w:val="2D2D2D"/>
+          <w:lang w:val="en-US" w:bidi="fa-IR"/>
+        </w:rPr>
+        <w:t xml:space="preserve"> </w:t>
+      </w:r>
+      <w:r>
+        <w:rPr>
+          <w:rFonts w:ascii="Vazirmatn" w:hAnsi="Vazirmatn" w:cs="Vazirmatn"/>
+          <w:sz w:val="22"/>
+          <w:szCs w:val="22"/>
+          <w:color w:val="2D2D2D"/>
+          <w:lang w:val="en-US" w:bidi="fa-IR"/>
+        </w:rPr>
+        <w:t>ناهمگام</w:t>
+      </w:r>
+      <w:r>
+        <w:rPr>
+          <w:rFonts w:ascii="Vazirmatn" w:hAnsi="Vazirmatn" w:cs="Vazirmatn"/>
+          <w:sz w:val="22"/>
+          <w:szCs w:val="22"/>
+          <w:color w:val="2D2D2D"/>
+          <w:lang w:val="en-US" w:bidi="fa-IR"/>
+        </w:rPr>
+        <w:t xml:space="preserve"> </w:t>
+      </w:r>
+      <w:r>
+        <w:rPr>
+          <w:rFonts w:ascii="Vazirmatn" w:hAnsi="Vazirmatn" w:cs="Vazirmatn"/>
+          <w:sz w:val="22"/>
+          <w:szCs w:val="22"/>
+          <w:color w:val="2D2D2D"/>
+          <w:lang w:val="en-US" w:bidi="fa-IR"/>
+        </w:rPr>
+        <w:t>(Asynchronous)</w:t>
+      </w:r>
+      <w:r>
+        <w:rPr>
+          <w:rFonts w:ascii="Vazirmatn" w:hAnsi="Vazirmatn" w:cs="Vazirmatn"/>
+          <w:sz w:val="22"/>
+          <w:szCs w:val="22"/>
+          <w:color w:val="2D2D2D"/>
+          <w:lang w:val="en-US" w:bidi="fa-IR"/>
+        </w:rPr>
+        <w:t xml:space="preserve"> </w:t>
+      </w:r>
+      <w:r>
+        <w:rPr>
+          <w:rFonts w:ascii="Vazirmatn" w:hAnsi="Vazirmatn" w:cs="Vazirmatn"/>
+          <w:sz w:val="22"/>
+          <w:szCs w:val="22"/>
+          <w:color w:val="2D2D2D"/>
+          <w:lang w:val="en-US" w:bidi="fa-IR"/>
+        </w:rPr>
+        <w:t>توزیع</w:t>
+      </w:r>
+      <w:r>
+        <w:rPr>
+          <w:rFonts w:ascii="Vazirmatn" w:hAnsi="Vazirmatn" w:cs="Vazirmatn"/>
+          <w:sz w:val="22"/>
+          <w:szCs w:val="22"/>
+          <w:color w:val="2D2D2D"/>
+          <w:lang w:val="en-US" w:bidi="fa-IR"/>
+        </w:rPr>
+        <w:t xml:space="preserve"> </w:t>
+      </w:r>
+      <w:r>
+        <w:rPr>
+          <w:rFonts w:ascii="Vazirmatn" w:hAnsi="Vazirmatn" w:cs="Vazirmatn"/>
+          <w:sz w:val="22"/>
+          <w:szCs w:val="22"/>
+          <w:color w:val="2D2D2D"/>
+          <w:lang w:val="en-US" w:bidi="fa-IR"/>
+        </w:rPr>
+        <w:t>می‌گردند.</w:t>
       </w:r>
     </w:p>
     <w:tbl>
@@ -475,7 +1871,6 @@
               <w:bidi/>
               <w:jc w:val="start"/>
             </w:pPr>
-            <w:r/>
             <w:r>
               <w:rPr>
                 <w:rFonts w:ascii="Vazirmatn" w:hAnsi="Vazirmatn" w:cs="Vazirmatn"/>
@@ -524,10 +1919,9 @@
           <w:p>
             <w:pPr>
               <w:bidi/>
-              <w:spacing w:line="324" w:lineRule="auto" w:after="120"/>
+              <w:spacing w:line="276" w:lineRule="auto" w:after="80"/>
               <w:jc w:val="both"/>
             </w:pPr>
-            <w:r/>
             <w:r>
               <w:rPr>
                 <w:rFonts w:ascii="Vazirmatn" w:hAnsi="Vazirmatn" w:cs="Vazirmatn"/>
@@ -536,7 +1930,7 @@
                 <w:color w:val="2D2D2D"/>
                 <w:lang w:val="en-US" w:bidi="fa-IR"/>
               </w:rPr>
-              <w:t xml:space="preserve">همیشه اتصال‌های پایگاه داده را با </w:t>
+              <w:t>همیشه</w:t>
             </w:r>
             <w:r>
               <w:rPr>
@@ -546,7 +1940,7 @@
                 <w:color w:val="2D2D2D"/>
                 <w:lang w:val="en-US" w:bidi="fa-IR"/>
               </w:rPr>
-              <w:t>Connection Pooling</w:t>
+              <w:t xml:space="preserve"> </w:t>
             </w:r>
             <w:r>
               <w:rPr>
@@ -556,7 +1950,7 @@
                 <w:color w:val="2D2D2D"/>
                 <w:lang w:val="en-US" w:bidi="fa-IR"/>
               </w:rPr>
-              <w:t xml:space="preserve"> </w:t>
+              <w:t>اتصال‌های</w:t>
             </w:r>
             <w:r>
               <w:rPr>
@@ -566,7 +1960,7 @@
                 <w:color w:val="2D2D2D"/>
                 <w:lang w:val="en-US" w:bidi="fa-IR"/>
               </w:rPr>
-              <w:t xml:space="preserve">مدیریت کنید تا از اشباع </w:t>
+              <w:t xml:space="preserve"> </w:t>
             </w:r>
             <w:r>
               <w:rPr>
@@ -576,7 +1970,7 @@
                 <w:color w:val="2D2D2D"/>
                 <w:lang w:val="en-US" w:bidi="fa-IR"/>
               </w:rPr>
-              <w:t>Worker Thread</w:t>
+              <w:t>پایگاه</w:t>
             </w:r>
             <w:r>
               <w:rPr>
@@ -586,7 +1980,7 @@
                 <w:color w:val="2D2D2D"/>
                 <w:lang w:val="en-US" w:bidi="fa-IR"/>
               </w:rPr>
-              <w:t xml:space="preserve">ها جلوگیری شود. برای سرویس‌های پربار، اندازه </w:t>
+              <w:t xml:space="preserve"> </w:t>
             </w:r>
             <w:r>
               <w:rPr>
@@ -596,7 +1990,7 @@
                 <w:color w:val="2D2D2D"/>
                 <w:lang w:val="en-US" w:bidi="fa-IR"/>
               </w:rPr>
-              <w:t>Pool</w:t>
+              <w:t>داده</w:t>
             </w:r>
             <w:r>
               <w:rPr>
@@ -616,7 +2010,497 @@
                 <w:color w:val="2D2D2D"/>
                 <w:lang w:val="en-US" w:bidi="fa-IR"/>
               </w:rPr>
-              <w:t>را متناسب با ظرفیت پردازنده تنظیم نمایید.</w:t>
+              <w:t>را</w:t>
+            </w:r>
+            <w:r>
+              <w:rPr>
+                <w:rFonts w:ascii="Vazirmatn" w:hAnsi="Vazirmatn" w:cs="Vazirmatn"/>
+                <w:sz w:val="21"/>
+                <w:szCs w:val="21"/>
+                <w:color w:val="2D2D2D"/>
+                <w:lang w:val="en-US" w:bidi="fa-IR"/>
+              </w:rPr>
+              <w:t xml:space="preserve"> </w:t>
+            </w:r>
+            <w:r>
+              <w:rPr>
+                <w:rFonts w:ascii="Vazirmatn" w:hAnsi="Vazirmatn" w:cs="Vazirmatn"/>
+                <w:sz w:val="21"/>
+                <w:szCs w:val="21"/>
+                <w:color w:val="2D2D2D"/>
+                <w:lang w:val="en-US" w:bidi="fa-IR"/>
+              </w:rPr>
+              <w:t>با</w:t>
+            </w:r>
+            <w:r>
+              <w:rPr>
+                <w:rFonts w:ascii="Vazirmatn" w:hAnsi="Vazirmatn" w:cs="Vazirmatn"/>
+                <w:sz w:val="21"/>
+                <w:szCs w:val="21"/>
+                <w:color w:val="2D2D2D"/>
+                <w:lang w:val="en-US" w:bidi="fa-IR"/>
+              </w:rPr>
+              <w:t xml:space="preserve"> </w:t>
+            </w:r>
+            <w:r>
+              <w:rPr>
+                <w:rFonts w:ascii="Vazirmatn" w:hAnsi="Vazirmatn" w:cs="Vazirmatn"/>
+                <w:sz w:val="21"/>
+                <w:szCs w:val="21"/>
+                <w:color w:val="2D2D2D"/>
+                <w:lang w:val="en-US" w:bidi="fa-IR"/>
+              </w:rPr>
+              <w:t>Connection</w:t>
+            </w:r>
+            <w:r>
+              <w:rPr>
+                <w:rFonts w:ascii="Vazirmatn" w:hAnsi="Vazirmatn" w:cs="Vazirmatn"/>
+                <w:sz w:val="21"/>
+                <w:szCs w:val="21"/>
+                <w:color w:val="2D2D2D"/>
+                <w:lang w:val="en-US" w:bidi="fa-IR"/>
+              </w:rPr>
+              <w:t xml:space="preserve"> </w:t>
+            </w:r>
+            <w:r>
+              <w:rPr>
+                <w:rFonts w:ascii="Vazirmatn" w:hAnsi="Vazirmatn" w:cs="Vazirmatn"/>
+                <w:sz w:val="21"/>
+                <w:szCs w:val="21"/>
+                <w:color w:val="2D2D2D"/>
+                <w:lang w:val="en-US" w:bidi="fa-IR"/>
+              </w:rPr>
+              <w:t>Pooling</w:t>
+            </w:r>
+            <w:r>
+              <w:rPr>
+                <w:rFonts w:ascii="Vazirmatn" w:hAnsi="Vazirmatn" w:cs="Vazirmatn"/>
+                <w:sz w:val="21"/>
+                <w:szCs w:val="21"/>
+                <w:color w:val="2D2D2D"/>
+                <w:lang w:val="en-US" w:bidi="fa-IR"/>
+              </w:rPr>
+              <w:t xml:space="preserve"> </w:t>
+            </w:r>
+            <w:r>
+              <w:rPr>
+                <w:rFonts w:ascii="Vazirmatn" w:hAnsi="Vazirmatn" w:cs="Vazirmatn"/>
+                <w:sz w:val="21"/>
+                <w:szCs w:val="21"/>
+                <w:color w:val="2D2D2D"/>
+                <w:lang w:val="en-US" w:bidi="fa-IR"/>
+              </w:rPr>
+              <w:t>مدیریت</w:t>
+            </w:r>
+            <w:r>
+              <w:rPr>
+                <w:rFonts w:ascii="Vazirmatn" w:hAnsi="Vazirmatn" w:cs="Vazirmatn"/>
+                <w:sz w:val="21"/>
+                <w:szCs w:val="21"/>
+                <w:color w:val="2D2D2D"/>
+                <w:lang w:val="en-US" w:bidi="fa-IR"/>
+              </w:rPr>
+              <w:t xml:space="preserve"> </w:t>
+            </w:r>
+            <w:r>
+              <w:rPr>
+                <w:rFonts w:ascii="Vazirmatn" w:hAnsi="Vazirmatn" w:cs="Vazirmatn"/>
+                <w:sz w:val="21"/>
+                <w:szCs w:val="21"/>
+                <w:color w:val="2D2D2D"/>
+                <w:lang w:val="en-US" w:bidi="fa-IR"/>
+              </w:rPr>
+              <w:t>کنید</w:t>
+            </w:r>
+            <w:r>
+              <w:rPr>
+                <w:rFonts w:ascii="Vazirmatn" w:hAnsi="Vazirmatn" w:cs="Vazirmatn"/>
+                <w:sz w:val="21"/>
+                <w:szCs w:val="21"/>
+                <w:color w:val="2D2D2D"/>
+                <w:lang w:val="en-US" w:bidi="fa-IR"/>
+              </w:rPr>
+              <w:t xml:space="preserve"> </w:t>
+            </w:r>
+            <w:r>
+              <w:rPr>
+                <w:rFonts w:ascii="Vazirmatn" w:hAnsi="Vazirmatn" w:cs="Vazirmatn"/>
+                <w:sz w:val="21"/>
+                <w:szCs w:val="21"/>
+                <w:color w:val="2D2D2D"/>
+                <w:lang w:val="en-US" w:bidi="fa-IR"/>
+              </w:rPr>
+              <w:t>تا</w:t>
+            </w:r>
+            <w:r>
+              <w:rPr>
+                <w:rFonts w:ascii="Vazirmatn" w:hAnsi="Vazirmatn" w:cs="Vazirmatn"/>
+                <w:sz w:val="21"/>
+                <w:szCs w:val="21"/>
+                <w:color w:val="2D2D2D"/>
+                <w:lang w:val="en-US" w:bidi="fa-IR"/>
+              </w:rPr>
+              <w:t xml:space="preserve"> </w:t>
+            </w:r>
+            <w:r>
+              <w:rPr>
+                <w:rFonts w:ascii="Vazirmatn" w:hAnsi="Vazirmatn" w:cs="Vazirmatn"/>
+                <w:sz w:val="21"/>
+                <w:szCs w:val="21"/>
+                <w:color w:val="2D2D2D"/>
+                <w:lang w:val="en-US" w:bidi="fa-IR"/>
+              </w:rPr>
+              <w:t>از</w:t>
+            </w:r>
+            <w:r>
+              <w:rPr>
+                <w:rFonts w:ascii="Vazirmatn" w:hAnsi="Vazirmatn" w:cs="Vazirmatn"/>
+                <w:sz w:val="21"/>
+                <w:szCs w:val="21"/>
+                <w:color w:val="2D2D2D"/>
+                <w:lang w:val="en-US" w:bidi="fa-IR"/>
+              </w:rPr>
+              <w:t xml:space="preserve"> </w:t>
+            </w:r>
+            <w:r>
+              <w:rPr>
+                <w:rFonts w:ascii="Vazirmatn" w:hAnsi="Vazirmatn" w:cs="Vazirmatn"/>
+                <w:sz w:val="21"/>
+                <w:szCs w:val="21"/>
+                <w:color w:val="2D2D2D"/>
+                <w:lang w:val="en-US" w:bidi="fa-IR"/>
+              </w:rPr>
+              <w:t>اشباع</w:t>
+            </w:r>
+            <w:r>
+              <w:rPr>
+                <w:rFonts w:ascii="Vazirmatn" w:hAnsi="Vazirmatn" w:cs="Vazirmatn"/>
+                <w:sz w:val="21"/>
+                <w:szCs w:val="21"/>
+                <w:color w:val="2D2D2D"/>
+                <w:lang w:val="en-US" w:bidi="fa-IR"/>
+              </w:rPr>
+              <w:t xml:space="preserve"> </w:t>
+            </w:r>
+            <w:r>
+              <w:rPr>
+                <w:rFonts w:ascii="Vazirmatn" w:hAnsi="Vazirmatn" w:cs="Vazirmatn"/>
+                <w:sz w:val="21"/>
+                <w:szCs w:val="21"/>
+                <w:color w:val="2D2D2D"/>
+                <w:lang w:val="en-US" w:bidi="fa-IR"/>
+              </w:rPr>
+              <w:t>Worker</w:t>
+            </w:r>
+            <w:r>
+              <w:rPr>
+                <w:rFonts w:ascii="Vazirmatn" w:hAnsi="Vazirmatn" w:cs="Vazirmatn"/>
+                <w:sz w:val="21"/>
+                <w:szCs w:val="21"/>
+                <w:color w:val="2D2D2D"/>
+                <w:lang w:val="en-US" w:bidi="fa-IR"/>
+              </w:rPr>
+              <w:t xml:space="preserve"> </w:t>
+            </w:r>
+            <w:r>
+              <w:rPr>
+                <w:rFonts w:ascii="Vazirmatn" w:hAnsi="Vazirmatn" w:cs="Vazirmatn"/>
+                <w:sz w:val="21"/>
+                <w:szCs w:val="21"/>
+                <w:color w:val="2D2D2D"/>
+                <w:lang w:val="en-US" w:bidi="fa-IR"/>
+              </w:rPr>
+              <w:t>Thread</w:t>
+            </w:r>
+            <w:r>
+              <w:rPr>
+                <w:rFonts w:ascii="Vazirmatn" w:hAnsi="Vazirmatn" w:cs="Vazirmatn"/>
+                <w:sz w:val="21"/>
+                <w:szCs w:val="21"/>
+                <w:color w:val="2D2D2D"/>
+                <w:lang w:val="en-US" w:bidi="fa-IR"/>
+              </w:rPr>
+              <w:t>ها</w:t>
+            </w:r>
+            <w:r>
+              <w:rPr>
+                <w:rFonts w:ascii="Vazirmatn" w:hAnsi="Vazirmatn" w:cs="Vazirmatn"/>
+                <w:sz w:val="21"/>
+                <w:szCs w:val="21"/>
+                <w:color w:val="2D2D2D"/>
+                <w:lang w:val="en-US" w:bidi="fa-IR"/>
+              </w:rPr>
+              <w:t xml:space="preserve"> </w:t>
+            </w:r>
+            <w:r>
+              <w:rPr>
+                <w:rFonts w:ascii="Vazirmatn" w:hAnsi="Vazirmatn" w:cs="Vazirmatn"/>
+                <w:sz w:val="21"/>
+                <w:szCs w:val="21"/>
+                <w:color w:val="2D2D2D"/>
+                <w:lang w:val="en-US" w:bidi="fa-IR"/>
+              </w:rPr>
+              <w:t>جلوگیری</w:t>
+            </w:r>
+            <w:r>
+              <w:rPr>
+                <w:rFonts w:ascii="Vazirmatn" w:hAnsi="Vazirmatn" w:cs="Vazirmatn"/>
+                <w:sz w:val="21"/>
+                <w:szCs w:val="21"/>
+                <w:color w:val="2D2D2D"/>
+                <w:lang w:val="en-US" w:bidi="fa-IR"/>
+              </w:rPr>
+              <w:t xml:space="preserve"> </w:t>
+            </w:r>
+            <w:r>
+              <w:rPr>
+                <w:rFonts w:ascii="Vazirmatn" w:hAnsi="Vazirmatn" w:cs="Vazirmatn"/>
+                <w:sz w:val="21"/>
+                <w:szCs w:val="21"/>
+                <w:color w:val="2D2D2D"/>
+                <w:lang w:val="en-US" w:bidi="fa-IR"/>
+              </w:rPr>
+              <w:t>شود.</w:t>
+            </w:r>
+            <w:r>
+              <w:rPr>
+                <w:rFonts w:ascii="Vazirmatn" w:hAnsi="Vazirmatn" w:cs="Vazirmatn"/>
+                <w:sz w:val="21"/>
+                <w:szCs w:val="21"/>
+                <w:color w:val="2D2D2D"/>
+                <w:lang w:val="en-US" w:bidi="fa-IR"/>
+              </w:rPr>
+              <w:t xml:space="preserve"> </w:t>
+            </w:r>
+            <w:r>
+              <w:rPr>
+                <w:rFonts w:ascii="Vazirmatn" w:hAnsi="Vazirmatn" w:cs="Vazirmatn"/>
+                <w:sz w:val="21"/>
+                <w:szCs w:val="21"/>
+                <w:color w:val="2D2D2D"/>
+                <w:lang w:val="en-US" w:bidi="fa-IR"/>
+              </w:rPr>
+              <w:t>برای</w:t>
+            </w:r>
+            <w:r>
+              <w:rPr>
+                <w:rFonts w:ascii="Vazirmatn" w:hAnsi="Vazirmatn" w:cs="Vazirmatn"/>
+                <w:sz w:val="21"/>
+                <w:szCs w:val="21"/>
+                <w:color w:val="2D2D2D"/>
+                <w:lang w:val="en-US" w:bidi="fa-IR"/>
+              </w:rPr>
+              <w:t xml:space="preserve"> </w:t>
+            </w:r>
+            <w:r>
+              <w:rPr>
+                <w:rFonts w:ascii="Vazirmatn" w:hAnsi="Vazirmatn" w:cs="Vazirmatn"/>
+                <w:sz w:val="21"/>
+                <w:szCs w:val="21"/>
+                <w:color w:val="2D2D2D"/>
+                <w:lang w:val="en-US" w:bidi="fa-IR"/>
+              </w:rPr>
+              <w:t>سرویس‌های</w:t>
+            </w:r>
+            <w:r>
+              <w:rPr>
+                <w:rFonts w:ascii="Vazirmatn" w:hAnsi="Vazirmatn" w:cs="Vazirmatn"/>
+                <w:sz w:val="21"/>
+                <w:szCs w:val="21"/>
+                <w:color w:val="2D2D2D"/>
+                <w:lang w:val="en-US" w:bidi="fa-IR"/>
+              </w:rPr>
+              <w:t xml:space="preserve"> </w:t>
+            </w:r>
+            <w:r>
+              <w:rPr>
+                <w:rFonts w:ascii="Vazirmatn" w:hAnsi="Vazirmatn" w:cs="Vazirmatn"/>
+                <w:sz w:val="21"/>
+                <w:szCs w:val="21"/>
+                <w:color w:val="2D2D2D"/>
+                <w:lang w:val="en-US" w:bidi="fa-IR"/>
+              </w:rPr>
+              <w:t>پربار،</w:t>
+            </w:r>
+            <w:r>
+              <w:rPr>
+                <w:rFonts w:ascii="Vazirmatn" w:hAnsi="Vazirmatn" w:cs="Vazirmatn"/>
+                <w:sz w:val="21"/>
+                <w:szCs w:val="21"/>
+                <w:color w:val="2D2D2D"/>
+                <w:lang w:val="en-US" w:bidi="fa-IR"/>
+              </w:rPr>
+              <w:t xml:space="preserve"> </w:t>
+            </w:r>
+            <w:r>
+              <w:rPr>
+                <w:rFonts w:ascii="Vazirmatn" w:hAnsi="Vazirmatn" w:cs="Vazirmatn"/>
+                <w:sz w:val="21"/>
+                <w:szCs w:val="21"/>
+                <w:color w:val="2D2D2D"/>
+                <w:lang w:val="en-US" w:bidi="fa-IR"/>
+              </w:rPr>
+              <w:t>اندازه</w:t>
+            </w:r>
+            <w:r>
+              <w:rPr>
+                <w:rFonts w:ascii="Vazirmatn" w:hAnsi="Vazirmatn" w:cs="Vazirmatn"/>
+                <w:sz w:val="21"/>
+                <w:szCs w:val="21"/>
+                <w:color w:val="2D2D2D"/>
+                <w:lang w:val="en-US" w:bidi="fa-IR"/>
+              </w:rPr>
+              <w:t xml:space="preserve"> </w:t>
+            </w:r>
+            <w:r>
+              <w:rPr>
+                <w:rFonts w:ascii="Vazirmatn" w:hAnsi="Vazirmatn" w:cs="Vazirmatn"/>
+                <w:sz w:val="21"/>
+                <w:szCs w:val="21"/>
+                <w:color w:val="2D2D2D"/>
+                <w:lang w:val="en-US" w:bidi="fa-IR"/>
+              </w:rPr>
+              <w:t>Pool</w:t>
+            </w:r>
+            <w:r>
+              <w:rPr>
+                <w:rFonts w:ascii="Vazirmatn" w:hAnsi="Vazirmatn" w:cs="Vazirmatn"/>
+                <w:sz w:val="21"/>
+                <w:szCs w:val="21"/>
+                <w:color w:val="2D2D2D"/>
+                <w:lang w:val="en-US" w:bidi="fa-IR"/>
+              </w:rPr>
+              <w:t xml:space="preserve"> </w:t>
+            </w:r>
+            <w:r>
+              <w:rPr>
+                <w:rFonts w:ascii="Vazirmatn" w:hAnsi="Vazirmatn" w:cs="Vazirmatn"/>
+                <w:sz w:val="21"/>
+                <w:szCs w:val="21"/>
+                <w:color w:val="2D2D2D"/>
+                <w:lang w:val="en-US" w:bidi="fa-IR"/>
+              </w:rPr>
+              <w:t>را</w:t>
+            </w:r>
+            <w:r>
+              <w:rPr>
+                <w:rFonts w:ascii="Vazirmatn" w:hAnsi="Vazirmatn" w:cs="Vazirmatn"/>
+                <w:sz w:val="21"/>
+                <w:szCs w:val="21"/>
+                <w:color w:val="2D2D2D"/>
+                <w:lang w:val="en-US" w:bidi="fa-IR"/>
+              </w:rPr>
+              <w:t xml:space="preserve"> </w:t>
+            </w:r>
+            <w:r>
+              <w:rPr>
+                <w:rFonts w:ascii="Vazirmatn" w:hAnsi="Vazirmatn" w:cs="Vazirmatn"/>
+                <w:sz w:val="21"/>
+                <w:szCs w:val="21"/>
+                <w:color w:val="2D2D2D"/>
+                <w:lang w:val="en-US" w:bidi="fa-IR"/>
+              </w:rPr>
+              <w:t>متناسب</w:t>
+            </w:r>
+            <w:r>
+              <w:rPr>
+                <w:rFonts w:ascii="Vazirmatn" w:hAnsi="Vazirmatn" w:cs="Vazirmatn"/>
+                <w:sz w:val="21"/>
+                <w:szCs w:val="21"/>
+                <w:color w:val="2D2D2D"/>
+                <w:lang w:val="en-US" w:bidi="fa-IR"/>
+              </w:rPr>
+              <w:t xml:space="preserve"> </w:t>
+            </w:r>
+            <w:r>
+              <w:rPr>
+                <w:rFonts w:ascii="Vazirmatn" w:hAnsi="Vazirmatn" w:cs="Vazirmatn"/>
+                <w:sz w:val="21"/>
+                <w:szCs w:val="21"/>
+                <w:color w:val="2D2D2D"/>
+                <w:lang w:val="en-US" w:bidi="fa-IR"/>
+              </w:rPr>
+              <w:t>با</w:t>
+            </w:r>
+            <w:r>
+              <w:rPr>
+                <w:rFonts w:ascii="Vazirmatn" w:hAnsi="Vazirmatn" w:cs="Vazirmatn"/>
+                <w:sz w:val="21"/>
+                <w:szCs w:val="21"/>
+                <w:color w:val="2D2D2D"/>
+                <w:lang w:val="en-US" w:bidi="fa-IR"/>
+              </w:rPr>
+              <w:t xml:space="preserve"> </w:t>
+            </w:r>
+            <w:r>
+              <w:rPr>
+                <w:rFonts w:ascii="Vazirmatn" w:hAnsi="Vazirmatn" w:cs="Vazirmatn"/>
+                <w:sz w:val="21"/>
+                <w:szCs w:val="21"/>
+                <w:color w:val="2D2D2D"/>
+                <w:lang w:val="en-US" w:bidi="fa-IR"/>
+              </w:rPr>
+              <w:t>ظرفیت</w:t>
+            </w:r>
+            <w:r>
+              <w:rPr>
+                <w:rFonts w:ascii="Vazirmatn" w:hAnsi="Vazirmatn" w:cs="Vazirmatn"/>
+                <w:sz w:val="21"/>
+                <w:szCs w:val="21"/>
+                <w:color w:val="2D2D2D"/>
+                <w:lang w:val="en-US" w:bidi="fa-IR"/>
+              </w:rPr>
+              <w:t xml:space="preserve"> </w:t>
+            </w:r>
+            <w:r>
+              <w:rPr>
+                <w:rFonts w:ascii="Vazirmatn" w:hAnsi="Vazirmatn" w:cs="Vazirmatn"/>
+                <w:sz w:val="21"/>
+                <w:szCs w:val="21"/>
+                <w:color w:val="2D2D2D"/>
+                <w:lang w:val="en-US" w:bidi="fa-IR"/>
+              </w:rPr>
+              <w:t>پردازنده</w:t>
+            </w:r>
+            <w:r>
+              <w:rPr>
+                <w:rFonts w:ascii="Vazirmatn" w:hAnsi="Vazirmatn" w:cs="Vazirmatn"/>
+                <w:sz w:val="21"/>
+                <w:szCs w:val="21"/>
+                <w:color w:val="2D2D2D"/>
+                <w:lang w:val="en-US" w:bidi="fa-IR"/>
+              </w:rPr>
+              <w:t xml:space="preserve"> </w:t>
+            </w:r>
+            <w:r>
+              <w:rPr>
+                <w:rFonts w:ascii="Vazirmatn" w:hAnsi="Vazirmatn" w:cs="Vazirmatn"/>
+                <w:sz w:val="21"/>
+                <w:szCs w:val="21"/>
+                <w:color w:val="2D2D2D"/>
+                <w:lang w:val="en-US" w:bidi="fa-IR"/>
+              </w:rPr>
+              <w:t>تنظیم</w:t>
+            </w:r>
+            <w:r>
+              <w:rPr>
+                <w:rFonts w:ascii="Vazirmatn" w:hAnsi="Vazirmatn" w:cs="Vazirmatn"/>
+                <w:sz w:val="21"/>
+                <w:szCs w:val="21"/>
+                <w:color w:val="2D2D2D"/>
+                <w:lang w:val="en-US" w:bidi="fa-IR"/>
+              </w:rPr>
+              <w:t xml:space="preserve"> </w:t>
+            </w:r>
+            <w:r>
+              <w:rPr>
+                <w:rFonts w:ascii="Vazirmatn" w:hAnsi="Vazirmatn" w:cs="Vazirmatn"/>
+                <w:sz w:val="21"/>
+                <w:szCs w:val="21"/>
+                <w:color w:val="2D2D2D"/>
+                <w:lang w:val="en-US" w:bidi="fa-IR"/>
+              </w:rPr>
+              <w:t>نمایید.</w:t>
             </w:r>
           </w:p>
         </w:tc>
@@ -661,7 +2545,6 @@
               <w:bidi/>
               <w:jc w:val="start"/>
             </w:pPr>
-            <w:r/>
             <w:r>
               <w:rPr>
                 <w:rFonts w:ascii="Vazirmatn" w:hAnsi="Vazirmatn" w:cs="Vazirmatn"/>
@@ -698,10 +2581,9 @@
           <w:p>
             <w:pPr>
               <w:bidi/>
-              <w:spacing w:line="324" w:lineRule="auto" w:after="120"/>
+              <w:spacing w:line="276" w:lineRule="auto" w:after="80"/>
               <w:jc w:val="both"/>
             </w:pPr>
-            <w:r/>
             <w:r>
               <w:rPr>
                 <w:rFonts w:ascii="Vazirmatn" w:hAnsi="Vazirmatn" w:cs="Vazirmatn"/>
@@ -710,7 +2592,7 @@
                 <w:color w:val="2D2D2D"/>
                 <w:lang w:val="en-US" w:bidi="fa-IR"/>
               </w:rPr>
-              <w:t xml:space="preserve">پیش از اجرای </w:t>
+              <w:t>پیش</w:t>
             </w:r>
             <w:r>
               <w:rPr>
@@ -720,7 +2602,7 @@
                 <w:color w:val="2D2D2D"/>
                 <w:lang w:val="en-US" w:bidi="fa-IR"/>
               </w:rPr>
-              <w:t>Database Migration</w:t>
+              <w:t xml:space="preserve"> </w:t>
             </w:r>
             <w:r>
               <w:rPr>
@@ -730,7 +2612,7 @@
                 <w:color w:val="2D2D2D"/>
                 <w:lang w:val="en-US" w:bidi="fa-IR"/>
               </w:rPr>
-              <w:t xml:space="preserve"> </w:t>
+              <w:t>از</w:t>
             </w:r>
             <w:r>
               <w:rPr>
@@ -740,7 +2622,7 @@
                 <w:color w:val="2D2D2D"/>
                 <w:lang w:val="en-US" w:bidi="fa-IR"/>
               </w:rPr>
-              <w:t xml:space="preserve">بر روی سرورهای </w:t>
+              <w:t xml:space="preserve"> </w:t>
             </w:r>
             <w:r>
               <w:rPr>
@@ -750,7 +2632,7 @@
                 <w:color w:val="2D2D2D"/>
                 <w:lang w:val="en-US" w:bidi="fa-IR"/>
               </w:rPr>
-              <w:t>Production</w:t>
+              <w:t>اجرای</w:t>
             </w:r>
             <w:r>
               <w:rPr>
@@ -760,7 +2642,7 @@
                 <w:color w:val="2D2D2D"/>
                 <w:lang w:val="en-US" w:bidi="fa-IR"/>
               </w:rPr>
-              <w:t>، حتماً از دیتابیس پشتیبان‌گیری کامل (</w:t>
+              <w:t xml:space="preserve"> </w:t>
             </w:r>
             <w:r>
               <w:rPr>
@@ -770,7 +2652,7 @@
                 <w:color w:val="2D2D2D"/>
                 <w:lang w:val="en-US" w:bidi="fa-IR"/>
               </w:rPr>
-              <w:t>Full Backup</w:t>
+              <w:t>Database</w:t>
             </w:r>
             <w:r>
               <w:rPr>
@@ -780,7 +2662,7 @@
                 <w:color w:val="2D2D2D"/>
                 <w:lang w:val="en-US" w:bidi="fa-IR"/>
               </w:rPr>
-              <w:t xml:space="preserve">) </w:t>
+              <w:t xml:space="preserve"> </w:t>
             </w:r>
             <w:r>
               <w:rPr>
@@ -790,7 +2672,7 @@
                 <w:color w:val="2D2D2D"/>
                 <w:lang w:val="en-US" w:bidi="fa-IR"/>
               </w:rPr>
-              <w:t xml:space="preserve">انجام دهید و اسکریپت </w:t>
+              <w:t>Migration</w:t>
             </w:r>
             <w:r>
               <w:rPr>
@@ -800,7 +2682,7 @@
                 <w:color w:val="2D2D2D"/>
                 <w:lang w:val="en-US" w:bidi="fa-IR"/>
               </w:rPr>
-              <w:t>Rollback</w:t>
+              <w:t xml:space="preserve"> </w:t>
             </w:r>
             <w:r>
               <w:rPr>
@@ -810,7 +2692,7 @@
                 <w:color w:val="2D2D2D"/>
                 <w:lang w:val="en-US" w:bidi="fa-IR"/>
               </w:rPr>
-              <w:t xml:space="preserve"> </w:t>
+              <w:t>بر</w:t>
             </w:r>
             <w:r>
               <w:rPr>
@@ -820,7 +2702,387 @@
                 <w:color w:val="2D2D2D"/>
                 <w:lang w:val="en-US" w:bidi="fa-IR"/>
               </w:rPr>
-              <w:t>را آزمایش کنید.</w:t>
+              <w:t xml:space="preserve"> </w:t>
+            </w:r>
+            <w:r>
+              <w:rPr>
+                <w:rFonts w:ascii="Vazirmatn" w:hAnsi="Vazirmatn" w:cs="Vazirmatn"/>
+                <w:sz w:val="21"/>
+                <w:szCs w:val="21"/>
+                <w:color w:val="2D2D2D"/>
+                <w:lang w:val="en-US" w:bidi="fa-IR"/>
+              </w:rPr>
+              <w:t>روی</w:t>
+            </w:r>
+            <w:r>
+              <w:rPr>
+                <w:rFonts w:ascii="Vazirmatn" w:hAnsi="Vazirmatn" w:cs="Vazirmatn"/>
+                <w:sz w:val="21"/>
+                <w:szCs w:val="21"/>
+                <w:color w:val="2D2D2D"/>
+                <w:lang w:val="en-US" w:bidi="fa-IR"/>
+              </w:rPr>
+              <w:t xml:space="preserve"> </w:t>
+            </w:r>
+            <w:r>
+              <w:rPr>
+                <w:rFonts w:ascii="Vazirmatn" w:hAnsi="Vazirmatn" w:cs="Vazirmatn"/>
+                <w:sz w:val="21"/>
+                <w:szCs w:val="21"/>
+                <w:color w:val="2D2D2D"/>
+                <w:lang w:val="en-US" w:bidi="fa-IR"/>
+              </w:rPr>
+              <w:t>سرورهای</w:t>
+            </w:r>
+            <w:r>
+              <w:rPr>
+                <w:rFonts w:ascii="Vazirmatn" w:hAnsi="Vazirmatn" w:cs="Vazirmatn"/>
+                <w:sz w:val="21"/>
+                <w:szCs w:val="21"/>
+                <w:color w:val="2D2D2D"/>
+                <w:lang w:val="en-US" w:bidi="fa-IR"/>
+              </w:rPr>
+              <w:t xml:space="preserve"> </w:t>
+            </w:r>
+            <w:r>
+              <w:rPr>
+                <w:rFonts w:ascii="Vazirmatn" w:hAnsi="Vazirmatn" w:cs="Vazirmatn"/>
+                <w:sz w:val="21"/>
+                <w:szCs w:val="21"/>
+                <w:color w:val="2D2D2D"/>
+                <w:lang w:val="en-US" w:bidi="fa-IR"/>
+              </w:rPr>
+              <w:t>Production</w:t>
+            </w:r>
+            <w:r>
+              <w:rPr>
+                <w:rFonts w:ascii="Vazirmatn" w:hAnsi="Vazirmatn" w:cs="Vazirmatn"/>
+                <w:sz w:val="21"/>
+                <w:szCs w:val="21"/>
+                <w:color w:val="2D2D2D"/>
+                <w:lang w:val="en-US" w:bidi="fa-IR"/>
+              </w:rPr>
+              <w:t>،</w:t>
+            </w:r>
+            <w:r>
+              <w:rPr>
+                <w:rFonts w:ascii="Vazirmatn" w:hAnsi="Vazirmatn" w:cs="Vazirmatn"/>
+                <w:sz w:val="21"/>
+                <w:szCs w:val="21"/>
+                <w:color w:val="2D2D2D"/>
+                <w:lang w:val="en-US" w:bidi="fa-IR"/>
+              </w:rPr>
+              <w:t xml:space="preserve"> </w:t>
+            </w:r>
+            <w:r>
+              <w:rPr>
+                <w:rFonts w:ascii="Vazirmatn" w:hAnsi="Vazirmatn" w:cs="Vazirmatn"/>
+                <w:sz w:val="21"/>
+                <w:szCs w:val="21"/>
+                <w:color w:val="2D2D2D"/>
+                <w:lang w:val="en-US" w:bidi="fa-IR"/>
+              </w:rPr>
+              <w:t>حتماً</w:t>
+            </w:r>
+            <w:r>
+              <w:rPr>
+                <w:rFonts w:ascii="Vazirmatn" w:hAnsi="Vazirmatn" w:cs="Vazirmatn"/>
+                <w:sz w:val="21"/>
+                <w:szCs w:val="21"/>
+                <w:color w:val="2D2D2D"/>
+                <w:lang w:val="en-US" w:bidi="fa-IR"/>
+              </w:rPr>
+              <w:t xml:space="preserve"> </w:t>
+            </w:r>
+            <w:r>
+              <w:rPr>
+                <w:rFonts w:ascii="Vazirmatn" w:hAnsi="Vazirmatn" w:cs="Vazirmatn"/>
+                <w:sz w:val="21"/>
+                <w:szCs w:val="21"/>
+                <w:color w:val="2D2D2D"/>
+                <w:lang w:val="en-US" w:bidi="fa-IR"/>
+              </w:rPr>
+              <w:t>از</w:t>
+            </w:r>
+            <w:r>
+              <w:rPr>
+                <w:rFonts w:ascii="Vazirmatn" w:hAnsi="Vazirmatn" w:cs="Vazirmatn"/>
+                <w:sz w:val="21"/>
+                <w:szCs w:val="21"/>
+                <w:color w:val="2D2D2D"/>
+                <w:lang w:val="en-US" w:bidi="fa-IR"/>
+              </w:rPr>
+              <w:t xml:space="preserve"> </w:t>
+            </w:r>
+            <w:r>
+              <w:rPr>
+                <w:rFonts w:ascii="Vazirmatn" w:hAnsi="Vazirmatn" w:cs="Vazirmatn"/>
+                <w:sz w:val="21"/>
+                <w:szCs w:val="21"/>
+                <w:color w:val="2D2D2D"/>
+                <w:lang w:val="en-US" w:bidi="fa-IR"/>
+              </w:rPr>
+              <w:t>دیتابیس</w:t>
+            </w:r>
+            <w:r>
+              <w:rPr>
+                <w:rFonts w:ascii="Vazirmatn" w:hAnsi="Vazirmatn" w:cs="Vazirmatn"/>
+                <w:sz w:val="21"/>
+                <w:szCs w:val="21"/>
+                <w:color w:val="2D2D2D"/>
+                <w:lang w:val="en-US" w:bidi="fa-IR"/>
+              </w:rPr>
+              <w:t xml:space="preserve"> </w:t>
+            </w:r>
+            <w:r>
+              <w:rPr>
+                <w:rFonts w:ascii="Vazirmatn" w:hAnsi="Vazirmatn" w:cs="Vazirmatn"/>
+                <w:sz w:val="21"/>
+                <w:szCs w:val="21"/>
+                <w:color w:val="2D2D2D"/>
+                <w:lang w:val="en-US" w:bidi="fa-IR"/>
+              </w:rPr>
+              <w:t>پشتیبان‌گیری</w:t>
+            </w:r>
+            <w:r>
+              <w:rPr>
+                <w:rFonts w:ascii="Vazirmatn" w:hAnsi="Vazirmatn" w:cs="Vazirmatn"/>
+                <w:sz w:val="21"/>
+                <w:szCs w:val="21"/>
+                <w:color w:val="2D2D2D"/>
+                <w:lang w:val="en-US" w:bidi="fa-IR"/>
+              </w:rPr>
+              <w:t xml:space="preserve"> </w:t>
+            </w:r>
+            <w:r>
+              <w:rPr>
+                <w:rFonts w:ascii="Vazirmatn" w:hAnsi="Vazirmatn" w:cs="Vazirmatn"/>
+                <w:sz w:val="21"/>
+                <w:szCs w:val="21"/>
+                <w:color w:val="2D2D2D"/>
+                <w:lang w:val="en-US" w:bidi="fa-IR"/>
+              </w:rPr>
+              <w:t>کامل</w:t>
+            </w:r>
+            <w:r>
+              <w:rPr>
+                <w:rFonts w:ascii="Vazirmatn" w:hAnsi="Vazirmatn" w:cs="Vazirmatn"/>
+                <w:sz w:val="21"/>
+                <w:szCs w:val="21"/>
+                <w:color w:val="2D2D2D"/>
+                <w:lang w:val="en-US" w:bidi="fa-IR"/>
+              </w:rPr>
+              <w:t xml:space="preserve"> </w:t>
+            </w:r>
+            <w:r>
+              <w:rPr>
+                <w:rFonts w:ascii="Vazirmatn" w:hAnsi="Vazirmatn" w:cs="Vazirmatn"/>
+                <w:sz w:val="21"/>
+                <w:szCs w:val="21"/>
+                <w:color w:val="2D2D2D"/>
+                <w:lang w:val="en-US" w:bidi="fa-IR"/>
+              </w:rPr>
+              <w:t>(</w:t>
+            </w:r>
+            <w:r>
+              <w:rPr>
+                <w:rFonts w:ascii="Vazirmatn" w:hAnsi="Vazirmatn" w:cs="Vazirmatn"/>
+                <w:sz w:val="21"/>
+                <w:szCs w:val="21"/>
+                <w:color w:val="2D2D2D"/>
+                <w:lang w:val="en-US" w:bidi="fa-IR"/>
+              </w:rPr>
+              <w:t>Full</w:t>
+            </w:r>
+            <w:r>
+              <w:rPr>
+                <w:rFonts w:ascii="Vazirmatn" w:hAnsi="Vazirmatn" w:cs="Vazirmatn"/>
+                <w:sz w:val="21"/>
+                <w:szCs w:val="21"/>
+                <w:color w:val="2D2D2D"/>
+                <w:lang w:val="en-US" w:bidi="fa-IR"/>
+              </w:rPr>
+              <w:t xml:space="preserve"> </w:t>
+            </w:r>
+            <w:r>
+              <w:rPr>
+                <w:rFonts w:ascii="Vazirmatn" w:hAnsi="Vazirmatn" w:cs="Vazirmatn"/>
+                <w:sz w:val="21"/>
+                <w:szCs w:val="21"/>
+                <w:color w:val="2D2D2D"/>
+                <w:lang w:val="en-US" w:bidi="fa-IR"/>
+              </w:rPr>
+              <w:t>Backup</w:t>
+            </w:r>
+            <w:r>
+              <w:rPr>
+                <w:rFonts w:ascii="Vazirmatn" w:hAnsi="Vazirmatn" w:cs="Vazirmatn"/>
+                <w:sz w:val="21"/>
+                <w:szCs w:val="21"/>
+                <w:color w:val="2D2D2D"/>
+                <w:lang w:val="en-US" w:bidi="fa-IR"/>
+              </w:rPr>
+              <w:t>)</w:t>
+            </w:r>
+            <w:r>
+              <w:rPr>
+                <w:rFonts w:ascii="Vazirmatn" w:hAnsi="Vazirmatn" w:cs="Vazirmatn"/>
+                <w:sz w:val="21"/>
+                <w:szCs w:val="21"/>
+                <w:color w:val="2D2D2D"/>
+                <w:lang w:val="en-US" w:bidi="fa-IR"/>
+              </w:rPr>
+              <w:t xml:space="preserve"> </w:t>
+            </w:r>
+            <w:r>
+              <w:rPr>
+                <w:rFonts w:ascii="Vazirmatn" w:hAnsi="Vazirmatn" w:cs="Vazirmatn"/>
+                <w:sz w:val="21"/>
+                <w:szCs w:val="21"/>
+                <w:color w:val="2D2D2D"/>
+                <w:lang w:val="en-US" w:bidi="fa-IR"/>
+              </w:rPr>
+              <w:t>انجام</w:t>
+            </w:r>
+            <w:r>
+              <w:rPr>
+                <w:rFonts w:ascii="Vazirmatn" w:hAnsi="Vazirmatn" w:cs="Vazirmatn"/>
+                <w:sz w:val="21"/>
+                <w:szCs w:val="21"/>
+                <w:color w:val="2D2D2D"/>
+                <w:lang w:val="en-US" w:bidi="fa-IR"/>
+              </w:rPr>
+              <w:t xml:space="preserve"> </w:t>
+            </w:r>
+            <w:r>
+              <w:rPr>
+                <w:rFonts w:ascii="Vazirmatn" w:hAnsi="Vazirmatn" w:cs="Vazirmatn"/>
+                <w:sz w:val="21"/>
+                <w:szCs w:val="21"/>
+                <w:color w:val="2D2D2D"/>
+                <w:lang w:val="en-US" w:bidi="fa-IR"/>
+              </w:rPr>
+              <w:t>دهید</w:t>
+            </w:r>
+            <w:r>
+              <w:rPr>
+                <w:rFonts w:ascii="Vazirmatn" w:hAnsi="Vazirmatn" w:cs="Vazirmatn"/>
+                <w:sz w:val="21"/>
+                <w:szCs w:val="21"/>
+                <w:color w:val="2D2D2D"/>
+                <w:lang w:val="en-US" w:bidi="fa-IR"/>
+              </w:rPr>
+              <w:t xml:space="preserve"> </w:t>
+            </w:r>
+            <w:r>
+              <w:rPr>
+                <w:rFonts w:ascii="Vazirmatn" w:hAnsi="Vazirmatn" w:cs="Vazirmatn"/>
+                <w:sz w:val="21"/>
+                <w:szCs w:val="21"/>
+                <w:color w:val="2D2D2D"/>
+                <w:lang w:val="en-US" w:bidi="fa-IR"/>
+              </w:rPr>
+              <w:t>و</w:t>
+            </w:r>
+            <w:r>
+              <w:rPr>
+                <w:rFonts w:ascii="Vazirmatn" w:hAnsi="Vazirmatn" w:cs="Vazirmatn"/>
+                <w:sz w:val="21"/>
+                <w:szCs w:val="21"/>
+                <w:color w:val="2D2D2D"/>
+                <w:lang w:val="en-US" w:bidi="fa-IR"/>
+              </w:rPr>
+              <w:t xml:space="preserve"> </w:t>
+            </w:r>
+            <w:r>
+              <w:rPr>
+                <w:rFonts w:ascii="Vazirmatn" w:hAnsi="Vazirmatn" w:cs="Vazirmatn"/>
+                <w:sz w:val="21"/>
+                <w:szCs w:val="21"/>
+                <w:color w:val="2D2D2D"/>
+                <w:lang w:val="en-US" w:bidi="fa-IR"/>
+              </w:rPr>
+              <w:t>اسکریپت</w:t>
+            </w:r>
+            <w:r>
+              <w:rPr>
+                <w:rFonts w:ascii="Vazirmatn" w:hAnsi="Vazirmatn" w:cs="Vazirmatn"/>
+                <w:sz w:val="21"/>
+                <w:szCs w:val="21"/>
+                <w:color w:val="2D2D2D"/>
+                <w:lang w:val="en-US" w:bidi="fa-IR"/>
+              </w:rPr>
+              <w:t xml:space="preserve"> </w:t>
+            </w:r>
+            <w:r>
+              <w:rPr>
+                <w:rFonts w:ascii="Vazirmatn" w:hAnsi="Vazirmatn" w:cs="Vazirmatn"/>
+                <w:sz w:val="21"/>
+                <w:szCs w:val="21"/>
+                <w:color w:val="2D2D2D"/>
+                <w:lang w:val="en-US" w:bidi="fa-IR"/>
+              </w:rPr>
+              <w:t>Rollback</w:t>
+            </w:r>
+            <w:r>
+              <w:rPr>
+                <w:rFonts w:ascii="Vazirmatn" w:hAnsi="Vazirmatn" w:cs="Vazirmatn"/>
+                <w:sz w:val="21"/>
+                <w:szCs w:val="21"/>
+                <w:color w:val="2D2D2D"/>
+                <w:lang w:val="en-US" w:bidi="fa-IR"/>
+              </w:rPr>
+              <w:t xml:space="preserve"> </w:t>
+            </w:r>
+            <w:r>
+              <w:rPr>
+                <w:rFonts w:ascii="Vazirmatn" w:hAnsi="Vazirmatn" w:cs="Vazirmatn"/>
+                <w:sz w:val="21"/>
+                <w:szCs w:val="21"/>
+                <w:color w:val="2D2D2D"/>
+                <w:lang w:val="en-US" w:bidi="fa-IR"/>
+              </w:rPr>
+              <w:t>را</w:t>
+            </w:r>
+            <w:r>
+              <w:rPr>
+                <w:rFonts w:ascii="Vazirmatn" w:hAnsi="Vazirmatn" w:cs="Vazirmatn"/>
+                <w:sz w:val="21"/>
+                <w:szCs w:val="21"/>
+                <w:color w:val="2D2D2D"/>
+                <w:lang w:val="en-US" w:bidi="fa-IR"/>
+              </w:rPr>
+              <w:t xml:space="preserve"> </w:t>
+            </w:r>
+            <w:r>
+              <w:rPr>
+                <w:rFonts w:ascii="Vazirmatn" w:hAnsi="Vazirmatn" w:cs="Vazirmatn"/>
+                <w:sz w:val="21"/>
+                <w:szCs w:val="21"/>
+                <w:color w:val="2D2D2D"/>
+                <w:lang w:val="en-US" w:bidi="fa-IR"/>
+              </w:rPr>
+              <w:t>آزمایش</w:t>
+            </w:r>
+            <w:r>
+              <w:rPr>
+                <w:rFonts w:ascii="Vazirmatn" w:hAnsi="Vazirmatn" w:cs="Vazirmatn"/>
+                <w:sz w:val="21"/>
+                <w:szCs w:val="21"/>
+                <w:color w:val="2D2D2D"/>
+                <w:lang w:val="en-US" w:bidi="fa-IR"/>
+              </w:rPr>
+              <w:t xml:space="preserve"> </w:t>
+            </w:r>
+            <w:r>
+              <w:rPr>
+                <w:rFonts w:ascii="Vazirmatn" w:hAnsi="Vazirmatn" w:cs="Vazirmatn"/>
+                <w:sz w:val="21"/>
+                <w:szCs w:val="21"/>
+                <w:color w:val="2D2D2D"/>
+                <w:lang w:val="en-US" w:bidi="fa-IR"/>
+              </w:rPr>
+              <w:t>کنید.</w:t>
             </w:r>
           </w:p>
         </w:tc>
@@ -892,7 +3154,7 @@
     <w:p>
       <w:pPr>
         <w:bidi/>
-        <w:spacing w:line="324" w:lineRule="auto" w:after="120"/>
+        <w:spacing w:line="336" w:lineRule="auto" w:after="120"/>
         <w:jc w:val="both"/>
       </w:pPr>
       <w:r>
@@ -903,11 +3165,111 @@
           <w:color w:val="2D2D2D"/>
           <w:lang w:val="en-US" w:bidi="fa-IR"/>
         </w:rPr>
-        <w:t>نمونه پیام رویداد ثبت سفارش (</w:t>
-      </w:r>
-      <w:r>
-        <w:rPr>
-          <w:rFonts w:ascii="Vazirmatn" w:hAnsi="Vazirmatn" w:cs="Vazirmatn"/>
+        <w:t>نمونه</w:t>
+      </w:r>
+      <w:r>
+        <w:rPr>
+          <w:rFonts w:ascii="Vazirmatn" w:hAnsi="Vazirmatn" w:cs="Vazirmatn"/>
+          <w:sz w:val="22"/>
+          <w:szCs w:val="22"/>
+          <w:color w:val="2D2D2D"/>
+          <w:lang w:val="en-US" w:bidi="fa-IR"/>
+        </w:rPr>
+        <w:t xml:space="preserve"> </w:t>
+      </w:r>
+      <w:r>
+        <w:rPr>
+          <w:rFonts w:ascii="Vazirmatn" w:hAnsi="Vazirmatn" w:cs="Vazirmatn"/>
+          <w:sz w:val="22"/>
+          <w:szCs w:val="22"/>
+          <w:color w:val="2D2D2D"/>
+          <w:lang w:val="en-US" w:bidi="fa-IR"/>
+        </w:rPr>
+        <w:t>پیام</w:t>
+      </w:r>
+      <w:r>
+        <w:rPr>
+          <w:rFonts w:ascii="Vazirmatn" w:hAnsi="Vazirmatn" w:cs="Vazirmatn"/>
+          <w:sz w:val="22"/>
+          <w:szCs w:val="22"/>
+          <w:color w:val="2D2D2D"/>
+          <w:lang w:val="en-US" w:bidi="fa-IR"/>
+        </w:rPr>
+        <w:t xml:space="preserve"> </w:t>
+      </w:r>
+      <w:r>
+        <w:rPr>
+          <w:rFonts w:ascii="Vazirmatn" w:hAnsi="Vazirmatn" w:cs="Vazirmatn"/>
+          <w:sz w:val="22"/>
+          <w:szCs w:val="22"/>
+          <w:color w:val="2D2D2D"/>
+          <w:lang w:val="en-US" w:bidi="fa-IR"/>
+        </w:rPr>
+        <w:t>رویداد</w:t>
+      </w:r>
+      <w:r>
+        <w:rPr>
+          <w:rFonts w:ascii="Vazirmatn" w:hAnsi="Vazirmatn" w:cs="Vazirmatn"/>
+          <w:sz w:val="22"/>
+          <w:szCs w:val="22"/>
+          <w:color w:val="2D2D2D"/>
+          <w:lang w:val="en-US" w:bidi="fa-IR"/>
+        </w:rPr>
+        <w:t xml:space="preserve"> </w:t>
+      </w:r>
+      <w:r>
+        <w:rPr>
+          <w:rFonts w:ascii="Vazirmatn" w:hAnsi="Vazirmatn" w:cs="Vazirmatn"/>
+          <w:sz w:val="22"/>
+          <w:szCs w:val="22"/>
+          <w:color w:val="2D2D2D"/>
+          <w:lang w:val="en-US" w:bidi="fa-IR"/>
+        </w:rPr>
+        <w:t>ثبت</w:t>
+      </w:r>
+      <w:r>
+        <w:rPr>
+          <w:rFonts w:ascii="Vazirmatn" w:hAnsi="Vazirmatn" w:cs="Vazirmatn"/>
+          <w:sz w:val="22"/>
+          <w:szCs w:val="22"/>
+          <w:color w:val="2D2D2D"/>
+          <w:lang w:val="en-US" w:bidi="fa-IR"/>
+        </w:rPr>
+        <w:t xml:space="preserve"> </w:t>
+      </w:r>
+      <w:r>
+        <w:rPr>
+          <w:rFonts w:ascii="Vazirmatn" w:hAnsi="Vazirmatn" w:cs="Vazirmatn"/>
+          <w:sz w:val="22"/>
+          <w:szCs w:val="22"/>
+          <w:color w:val="2D2D2D"/>
+          <w:lang w:val="en-US" w:bidi="fa-IR"/>
+        </w:rPr>
+        <w:t>سفارش</w:t>
+      </w:r>
+      <w:r>
+        <w:rPr>
+          <w:rFonts w:ascii="Vazirmatn" w:hAnsi="Vazirmatn" w:cs="Vazirmatn"/>
+          <w:sz w:val="22"/>
+          <w:szCs w:val="22"/>
+          <w:color w:val="2D2D2D"/>
+          <w:lang w:val="en-US" w:bidi="fa-IR"/>
+        </w:rPr>
+        <w:t xml:space="preserve"> </w:t>
+      </w:r>
+      <w:r>
+        <w:rPr>
+          <w:rFonts w:ascii="Vazirmatn" w:hAnsi="Vazirmatn" w:cs="Vazirmatn"/>
+          <w:sz w:val="22"/>
+          <w:szCs w:val="22"/>
+          <w:color w:val="2D2D2D"/>
+          <w:lang w:val="en-US" w:bidi="fa-IR"/>
+        </w:rPr>
+        <w:t>(</w:t>
+      </w:r>
+      <w:r>
+        <w:rPr>
+          <w:rFonts w:ascii="Courier New" w:hAnsi="Courier New" w:cs="Courier New"/>
           <w:sz w:val="22"/>
           <w:szCs w:val="22"/>
           <w:color w:val="2D2D2D"/>
@@ -923,17 +3285,77 @@
           <w:color w:val="2D2D2D"/>
           <w:lang w:val="en-US" w:bidi="fa-IR"/>
         </w:rPr>
-        <w:t xml:space="preserve">) </w:t>
-      </w:r>
-      <w:r>
-        <w:rPr>
-          <w:rFonts w:ascii="Vazirmatn" w:hAnsi="Vazirmatn" w:cs="Vazirmatn"/>
-          <w:sz w:val="22"/>
-          <w:szCs w:val="22"/>
-          <w:color w:val="2D2D2D"/>
-          <w:lang w:val="en-US" w:bidi="fa-IR"/>
-        </w:rPr>
-        <w:t xml:space="preserve">که در قالب </w:t>
+        <w:t>)</w:t>
+      </w:r>
+      <w:r>
+        <w:rPr>
+          <w:rFonts w:ascii="Vazirmatn" w:hAnsi="Vazirmatn" w:cs="Vazirmatn"/>
+          <w:sz w:val="22"/>
+          <w:szCs w:val="22"/>
+          <w:color w:val="2D2D2D"/>
+          <w:lang w:val="en-US" w:bidi="fa-IR"/>
+        </w:rPr>
+        <w:t xml:space="preserve"> </w:t>
+      </w:r>
+      <w:r>
+        <w:rPr>
+          <w:rFonts w:ascii="Vazirmatn" w:hAnsi="Vazirmatn" w:cs="Vazirmatn"/>
+          <w:sz w:val="22"/>
+          <w:szCs w:val="22"/>
+          <w:color w:val="2D2D2D"/>
+          <w:lang w:val="en-US" w:bidi="fa-IR"/>
+        </w:rPr>
+        <w:t>که</w:t>
+      </w:r>
+      <w:r>
+        <w:rPr>
+          <w:rFonts w:ascii="Vazirmatn" w:hAnsi="Vazirmatn" w:cs="Vazirmatn"/>
+          <w:sz w:val="22"/>
+          <w:szCs w:val="22"/>
+          <w:color w:val="2D2D2D"/>
+          <w:lang w:val="en-US" w:bidi="fa-IR"/>
+        </w:rPr>
+        <w:t xml:space="preserve"> </w:t>
+      </w:r>
+      <w:r>
+        <w:rPr>
+          <w:rFonts w:ascii="Vazirmatn" w:hAnsi="Vazirmatn" w:cs="Vazirmatn"/>
+          <w:sz w:val="22"/>
+          <w:szCs w:val="22"/>
+          <w:color w:val="2D2D2D"/>
+          <w:lang w:val="en-US" w:bidi="fa-IR"/>
+        </w:rPr>
+        <w:t>در</w:t>
+      </w:r>
+      <w:r>
+        <w:rPr>
+          <w:rFonts w:ascii="Vazirmatn" w:hAnsi="Vazirmatn" w:cs="Vazirmatn"/>
+          <w:sz w:val="22"/>
+          <w:szCs w:val="22"/>
+          <w:color w:val="2D2D2D"/>
+          <w:lang w:val="en-US" w:bidi="fa-IR"/>
+        </w:rPr>
+        <w:t xml:space="preserve"> </w:t>
+      </w:r>
+      <w:r>
+        <w:rPr>
+          <w:rFonts w:ascii="Vazirmatn" w:hAnsi="Vazirmatn" w:cs="Vazirmatn"/>
+          <w:sz w:val="22"/>
+          <w:szCs w:val="22"/>
+          <w:color w:val="2D2D2D"/>
+          <w:lang w:val="en-US" w:bidi="fa-IR"/>
+        </w:rPr>
+        <w:t>قالب</w:t>
+      </w:r>
+      <w:r>
+        <w:rPr>
+          <w:rFonts w:ascii="Vazirmatn" w:hAnsi="Vazirmatn" w:cs="Vazirmatn"/>
+          <w:sz w:val="22"/>
+          <w:szCs w:val="22"/>
+          <w:color w:val="2D2D2D"/>
+          <w:lang w:val="en-US" w:bidi="fa-IR"/>
+        </w:rPr>
+        <w:t xml:space="preserve"> </w:t>
       </w:r>
       <w:r>
         <w:rPr>
@@ -963,7 +3385,87 @@
           <w:color w:val="2D2D2D"/>
           <w:lang w:val="en-US" w:bidi="fa-IR"/>
         </w:rPr>
-        <w:t>به صف پیام ارسال می‌شود:</w:t>
+        <w:t>به</w:t>
+      </w:r>
+      <w:r>
+        <w:rPr>
+          <w:rFonts w:ascii="Vazirmatn" w:hAnsi="Vazirmatn" w:cs="Vazirmatn"/>
+          <w:sz w:val="22"/>
+          <w:szCs w:val="22"/>
+          <w:color w:val="2D2D2D"/>
+          <w:lang w:val="en-US" w:bidi="fa-IR"/>
+        </w:rPr>
+        <w:t xml:space="preserve"> </w:t>
+      </w:r>
+      <w:r>
+        <w:rPr>
+          <w:rFonts w:ascii="Vazirmatn" w:hAnsi="Vazirmatn" w:cs="Vazirmatn"/>
+          <w:sz w:val="22"/>
+          <w:szCs w:val="22"/>
+          <w:color w:val="2D2D2D"/>
+          <w:lang w:val="en-US" w:bidi="fa-IR"/>
+        </w:rPr>
+        <w:t>صف</w:t>
+      </w:r>
+      <w:r>
+        <w:rPr>
+          <w:rFonts w:ascii="Vazirmatn" w:hAnsi="Vazirmatn" w:cs="Vazirmatn"/>
+          <w:sz w:val="22"/>
+          <w:szCs w:val="22"/>
+          <w:color w:val="2D2D2D"/>
+          <w:lang w:val="en-US" w:bidi="fa-IR"/>
+        </w:rPr>
+        <w:t xml:space="preserve"> </w:t>
+      </w:r>
+      <w:r>
+        <w:rPr>
+          <w:rFonts w:ascii="Vazirmatn" w:hAnsi="Vazirmatn" w:cs="Vazirmatn"/>
+          <w:sz w:val="22"/>
+          <w:szCs w:val="22"/>
+          <w:color w:val="2D2D2D"/>
+          <w:lang w:val="en-US" w:bidi="fa-IR"/>
+        </w:rPr>
+        <w:t>پیام</w:t>
+      </w:r>
+      <w:r>
+        <w:rPr>
+          <w:rFonts w:ascii="Vazirmatn" w:hAnsi="Vazirmatn" w:cs="Vazirmatn"/>
+          <w:sz w:val="22"/>
+          <w:szCs w:val="22"/>
+          <w:color w:val="2D2D2D"/>
+          <w:lang w:val="en-US" w:bidi="fa-IR"/>
+        </w:rPr>
+        <w:t xml:space="preserve"> </w:t>
+      </w:r>
+      <w:r>
+        <w:rPr>
+          <w:rFonts w:ascii="Vazirmatn" w:hAnsi="Vazirmatn" w:cs="Vazirmatn"/>
+          <w:sz w:val="22"/>
+          <w:szCs w:val="22"/>
+          <w:color w:val="2D2D2D"/>
+          <w:lang w:val="en-US" w:bidi="fa-IR"/>
+        </w:rPr>
+        <w:t>ارسال</w:t>
+      </w:r>
+      <w:r>
+        <w:rPr>
+          <w:rFonts w:ascii="Vazirmatn" w:hAnsi="Vazirmatn" w:cs="Vazirmatn"/>
+          <w:sz w:val="22"/>
+          <w:szCs w:val="22"/>
+          <w:color w:val="2D2D2D"/>
+          <w:lang w:val="en-US" w:bidi="fa-IR"/>
+        </w:rPr>
+        <w:t xml:space="preserve"> </w:t>
+      </w:r>
+      <w:r>
+        <w:rPr>
+          <w:rFonts w:ascii="Vazirmatn" w:hAnsi="Vazirmatn" w:cs="Vazirmatn"/>
+          <w:sz w:val="22"/>
+          <w:szCs w:val="22"/>
+          <w:color w:val="2D2D2D"/>
+          <w:lang w:val="en-US" w:bidi="fa-IR"/>
+        </w:rPr>
+        <w:t>می‌شود:</w:t>
       </w:r>
     </w:p>
     <w:tbl>
@@ -1996,7 +4498,7 @@
     <w:p>
       <w:pPr>
         <w:bidi/>
-        <w:spacing w:line="324" w:lineRule="auto" w:after="120"/>
+        <w:spacing w:line="336" w:lineRule="auto" w:after="120"/>
         <w:jc w:val="both"/>
       </w:pPr>
       <w:r>
@@ -2007,17 +4509,7 @@
           <w:color w:val="2D2D2D"/>
           <w:lang w:val="en-US" w:bidi="fa-IR"/>
         </w:rPr>
-        <w:t xml:space="preserve">برای پیاده‌سازی الگوی مطمئن </w:t>
-      </w:r>
-      <w:r>
-        <w:rPr>
-          <w:rFonts w:ascii="Vazirmatn" w:hAnsi="Vazirmatn" w:cs="Vazirmatn"/>
-          <w:sz w:val="22"/>
-          <w:szCs w:val="22"/>
-          <w:color w:val="2D2D2D"/>
-          <w:lang w:val="en-US" w:bidi="fa-IR"/>
-        </w:rPr>
-        <w:t>Transactional Outbox</w:t>
+        <w:t>برای</w:t>
       </w:r>
       <w:r>
         <w:rPr>
@@ -2037,37 +4529,7 @@
           <w:color w:val="2D2D2D"/>
           <w:lang w:val="en-US" w:bidi="fa-IR"/>
         </w:rPr>
-        <w:t xml:space="preserve">در لایه داده، از ساختار جدول و پرس‌وجوی </w:t>
-      </w:r>
-      <w:r>
-        <w:rPr>
-          <w:rFonts w:ascii="Vazirmatn" w:hAnsi="Vazirmatn" w:cs="Vazirmatn"/>
-          <w:sz w:val="22"/>
-          <w:szCs w:val="22"/>
-          <w:color w:val="2D2D2D"/>
-          <w:lang w:val="en-US" w:bidi="fa-IR"/>
-        </w:rPr>
-        <w:t>T</w:t>
-      </w:r>
-      <w:r>
-        <w:rPr>
-          <w:rFonts w:ascii="Vazirmatn" w:hAnsi="Vazirmatn" w:cs="Vazirmatn"/>
-          <w:sz w:val="22"/>
-          <w:szCs w:val="22"/>
-          <w:color w:val="2D2D2D"/>
-          <w:lang w:val="en-US" w:bidi="fa-IR"/>
-        </w:rPr>
-        <w:t>-</w:t>
-      </w:r>
-      <w:r>
-        <w:rPr>
-          <w:rFonts w:ascii="Vazirmatn" w:hAnsi="Vazirmatn" w:cs="Vazirmatn"/>
-          <w:sz w:val="22"/>
-          <w:szCs w:val="22"/>
-          <w:color w:val="2D2D2D"/>
-          <w:lang w:val="en-US" w:bidi="fa-IR"/>
-        </w:rPr>
-        <w:t>SQL</w:t>
+        <w:t>پیاده‌سازی</w:t>
       </w:r>
       <w:r>
         <w:rPr>
@@ -2087,7 +4549,307 @@
           <w:color w:val="2D2D2D"/>
           <w:lang w:val="en-US" w:bidi="fa-IR"/>
         </w:rPr>
-        <w:t>زیر استفاده می‌شود:</w:t>
+        <w:t>الگوی</w:t>
+      </w:r>
+      <w:r>
+        <w:rPr>
+          <w:rFonts w:ascii="Vazirmatn" w:hAnsi="Vazirmatn" w:cs="Vazirmatn"/>
+          <w:sz w:val="22"/>
+          <w:szCs w:val="22"/>
+          <w:color w:val="2D2D2D"/>
+          <w:lang w:val="en-US" w:bidi="fa-IR"/>
+        </w:rPr>
+        <w:t xml:space="preserve"> </w:t>
+      </w:r>
+      <w:r>
+        <w:rPr>
+          <w:rFonts w:ascii="Vazirmatn" w:hAnsi="Vazirmatn" w:cs="Vazirmatn"/>
+          <w:sz w:val="22"/>
+          <w:szCs w:val="22"/>
+          <w:color w:val="2D2D2D"/>
+          <w:lang w:val="en-US" w:bidi="fa-IR"/>
+        </w:rPr>
+        <w:t>مطمئن</w:t>
+      </w:r>
+      <w:r>
+        <w:rPr>
+          <w:rFonts w:ascii="Vazirmatn" w:hAnsi="Vazirmatn" w:cs="Vazirmatn"/>
+          <w:sz w:val="22"/>
+          <w:szCs w:val="22"/>
+          <w:color w:val="2D2D2D"/>
+          <w:lang w:val="en-US" w:bidi="fa-IR"/>
+        </w:rPr>
+        <w:t xml:space="preserve"> </w:t>
+      </w:r>
+      <w:r>
+        <w:rPr>
+          <w:rFonts w:ascii="Vazirmatn" w:hAnsi="Vazirmatn" w:cs="Vazirmatn"/>
+          <w:sz w:val="22"/>
+          <w:szCs w:val="22"/>
+          <w:color w:val="2D2D2D"/>
+          <w:lang w:val="en-US" w:bidi="fa-IR"/>
+        </w:rPr>
+        <w:t>Transactional</w:t>
+      </w:r>
+      <w:r>
+        <w:rPr>
+          <w:rFonts w:ascii="Vazirmatn" w:hAnsi="Vazirmatn" w:cs="Vazirmatn"/>
+          <w:sz w:val="22"/>
+          <w:szCs w:val="22"/>
+          <w:color w:val="2D2D2D"/>
+          <w:lang w:val="en-US" w:bidi="fa-IR"/>
+        </w:rPr>
+        <w:t xml:space="preserve"> </w:t>
+      </w:r>
+      <w:r>
+        <w:rPr>
+          <w:rFonts w:ascii="Vazirmatn" w:hAnsi="Vazirmatn" w:cs="Vazirmatn"/>
+          <w:sz w:val="22"/>
+          <w:szCs w:val="22"/>
+          <w:color w:val="2D2D2D"/>
+          <w:lang w:val="en-US" w:bidi="fa-IR"/>
+        </w:rPr>
+        <w:t>Outbox</w:t>
+      </w:r>
+      <w:r>
+        <w:rPr>
+          <w:rFonts w:ascii="Vazirmatn" w:hAnsi="Vazirmatn" w:cs="Vazirmatn"/>
+          <w:sz w:val="22"/>
+          <w:szCs w:val="22"/>
+          <w:color w:val="2D2D2D"/>
+          <w:lang w:val="en-US" w:bidi="fa-IR"/>
+        </w:rPr>
+        <w:t xml:space="preserve"> </w:t>
+      </w:r>
+      <w:r>
+        <w:rPr>
+          <w:rFonts w:ascii="Vazirmatn" w:hAnsi="Vazirmatn" w:cs="Vazirmatn"/>
+          <w:sz w:val="22"/>
+          <w:szCs w:val="22"/>
+          <w:color w:val="2D2D2D"/>
+          <w:lang w:val="en-US" w:bidi="fa-IR"/>
+        </w:rPr>
+        <w:t>در</w:t>
+      </w:r>
+      <w:r>
+        <w:rPr>
+          <w:rFonts w:ascii="Vazirmatn" w:hAnsi="Vazirmatn" w:cs="Vazirmatn"/>
+          <w:sz w:val="22"/>
+          <w:szCs w:val="22"/>
+          <w:color w:val="2D2D2D"/>
+          <w:lang w:val="en-US" w:bidi="fa-IR"/>
+        </w:rPr>
+        <w:t xml:space="preserve"> </w:t>
+      </w:r>
+      <w:r>
+        <w:rPr>
+          <w:rFonts w:ascii="Vazirmatn" w:hAnsi="Vazirmatn" w:cs="Vazirmatn"/>
+          <w:sz w:val="22"/>
+          <w:szCs w:val="22"/>
+          <w:color w:val="2D2D2D"/>
+          <w:lang w:val="en-US" w:bidi="fa-IR"/>
+        </w:rPr>
+        <w:t>لایه</w:t>
+      </w:r>
+      <w:r>
+        <w:rPr>
+          <w:rFonts w:ascii="Vazirmatn" w:hAnsi="Vazirmatn" w:cs="Vazirmatn"/>
+          <w:sz w:val="22"/>
+          <w:szCs w:val="22"/>
+          <w:color w:val="2D2D2D"/>
+          <w:lang w:val="en-US" w:bidi="fa-IR"/>
+        </w:rPr>
+        <w:t xml:space="preserve"> </w:t>
+      </w:r>
+      <w:r>
+        <w:rPr>
+          <w:rFonts w:ascii="Vazirmatn" w:hAnsi="Vazirmatn" w:cs="Vazirmatn"/>
+          <w:sz w:val="22"/>
+          <w:szCs w:val="22"/>
+          <w:color w:val="2D2D2D"/>
+          <w:lang w:val="en-US" w:bidi="fa-IR"/>
+        </w:rPr>
+        <w:t>داده،</w:t>
+      </w:r>
+      <w:r>
+        <w:rPr>
+          <w:rFonts w:ascii="Vazirmatn" w:hAnsi="Vazirmatn" w:cs="Vazirmatn"/>
+          <w:sz w:val="22"/>
+          <w:szCs w:val="22"/>
+          <w:color w:val="2D2D2D"/>
+          <w:lang w:val="en-US" w:bidi="fa-IR"/>
+        </w:rPr>
+        <w:t xml:space="preserve"> </w:t>
+      </w:r>
+      <w:r>
+        <w:rPr>
+          <w:rFonts w:ascii="Vazirmatn" w:hAnsi="Vazirmatn" w:cs="Vazirmatn"/>
+          <w:sz w:val="22"/>
+          <w:szCs w:val="22"/>
+          <w:color w:val="2D2D2D"/>
+          <w:lang w:val="en-US" w:bidi="fa-IR"/>
+        </w:rPr>
+        <w:t>از</w:t>
+      </w:r>
+      <w:r>
+        <w:rPr>
+          <w:rFonts w:ascii="Vazirmatn" w:hAnsi="Vazirmatn" w:cs="Vazirmatn"/>
+          <w:sz w:val="22"/>
+          <w:szCs w:val="22"/>
+          <w:color w:val="2D2D2D"/>
+          <w:lang w:val="en-US" w:bidi="fa-IR"/>
+        </w:rPr>
+        <w:t xml:space="preserve"> </w:t>
+      </w:r>
+      <w:r>
+        <w:rPr>
+          <w:rFonts w:ascii="Vazirmatn" w:hAnsi="Vazirmatn" w:cs="Vazirmatn"/>
+          <w:sz w:val="22"/>
+          <w:szCs w:val="22"/>
+          <w:color w:val="2D2D2D"/>
+          <w:lang w:val="en-US" w:bidi="fa-IR"/>
+        </w:rPr>
+        <w:t>ساختار</w:t>
+      </w:r>
+      <w:r>
+        <w:rPr>
+          <w:rFonts w:ascii="Vazirmatn" w:hAnsi="Vazirmatn" w:cs="Vazirmatn"/>
+          <w:sz w:val="22"/>
+          <w:szCs w:val="22"/>
+          <w:color w:val="2D2D2D"/>
+          <w:lang w:val="en-US" w:bidi="fa-IR"/>
+        </w:rPr>
+        <w:t xml:space="preserve"> </w:t>
+      </w:r>
+      <w:r>
+        <w:rPr>
+          <w:rFonts w:ascii="Vazirmatn" w:hAnsi="Vazirmatn" w:cs="Vazirmatn"/>
+          <w:sz w:val="22"/>
+          <w:szCs w:val="22"/>
+          <w:color w:val="2D2D2D"/>
+          <w:lang w:val="en-US" w:bidi="fa-IR"/>
+        </w:rPr>
+        <w:t>جدول</w:t>
+      </w:r>
+      <w:r>
+        <w:rPr>
+          <w:rFonts w:ascii="Vazirmatn" w:hAnsi="Vazirmatn" w:cs="Vazirmatn"/>
+          <w:sz w:val="22"/>
+          <w:szCs w:val="22"/>
+          <w:color w:val="2D2D2D"/>
+          <w:lang w:val="en-US" w:bidi="fa-IR"/>
+        </w:rPr>
+        <w:t xml:space="preserve"> </w:t>
+      </w:r>
+      <w:r>
+        <w:rPr>
+          <w:rFonts w:ascii="Vazirmatn" w:hAnsi="Vazirmatn" w:cs="Vazirmatn"/>
+          <w:sz w:val="22"/>
+          <w:szCs w:val="22"/>
+          <w:color w:val="2D2D2D"/>
+          <w:lang w:val="en-US" w:bidi="fa-IR"/>
+        </w:rPr>
+        <w:t>و</w:t>
+      </w:r>
+      <w:r>
+        <w:rPr>
+          <w:rFonts w:ascii="Vazirmatn" w:hAnsi="Vazirmatn" w:cs="Vazirmatn"/>
+          <w:sz w:val="22"/>
+          <w:szCs w:val="22"/>
+          <w:color w:val="2D2D2D"/>
+          <w:lang w:val="en-US" w:bidi="fa-IR"/>
+        </w:rPr>
+        <w:t xml:space="preserve"> </w:t>
+      </w:r>
+      <w:r>
+        <w:rPr>
+          <w:rFonts w:ascii="Vazirmatn" w:hAnsi="Vazirmatn" w:cs="Vazirmatn"/>
+          <w:sz w:val="22"/>
+          <w:szCs w:val="22"/>
+          <w:color w:val="2D2D2D"/>
+          <w:lang w:val="en-US" w:bidi="fa-IR"/>
+        </w:rPr>
+        <w:t>پرس‌وجوی</w:t>
+      </w:r>
+      <w:r>
+        <w:rPr>
+          <w:rFonts w:ascii="Vazirmatn" w:hAnsi="Vazirmatn" w:cs="Vazirmatn"/>
+          <w:sz w:val="22"/>
+          <w:szCs w:val="22"/>
+          <w:color w:val="2D2D2D"/>
+          <w:lang w:val="en-US" w:bidi="fa-IR"/>
+        </w:rPr>
+        <w:t xml:space="preserve"> </w:t>
+      </w:r>
+      <w:r>
+        <w:rPr>
+          <w:rFonts w:ascii="Vazirmatn" w:hAnsi="Vazirmatn" w:cs="Vazirmatn"/>
+          <w:sz w:val="22"/>
+          <w:szCs w:val="22"/>
+          <w:color w:val="2D2D2D"/>
+          <w:lang w:val="en-US" w:bidi="fa-IR"/>
+        </w:rPr>
+        <w:t>T-SQL</w:t>
+      </w:r>
+      <w:r>
+        <w:rPr>
+          <w:rFonts w:ascii="Vazirmatn" w:hAnsi="Vazirmatn" w:cs="Vazirmatn"/>
+          <w:sz w:val="22"/>
+          <w:szCs w:val="22"/>
+          <w:color w:val="2D2D2D"/>
+          <w:lang w:val="en-US" w:bidi="fa-IR"/>
+        </w:rPr>
+        <w:t xml:space="preserve"> </w:t>
+      </w:r>
+      <w:r>
+        <w:rPr>
+          <w:rFonts w:ascii="Vazirmatn" w:hAnsi="Vazirmatn" w:cs="Vazirmatn"/>
+          <w:sz w:val="22"/>
+          <w:szCs w:val="22"/>
+          <w:color w:val="2D2D2D"/>
+          <w:lang w:val="en-US" w:bidi="fa-IR"/>
+        </w:rPr>
+        <w:t>زیر</w:t>
+      </w:r>
+      <w:r>
+        <w:rPr>
+          <w:rFonts w:ascii="Vazirmatn" w:hAnsi="Vazirmatn" w:cs="Vazirmatn"/>
+          <w:sz w:val="22"/>
+          <w:szCs w:val="22"/>
+          <w:color w:val="2D2D2D"/>
+          <w:lang w:val="en-US" w:bidi="fa-IR"/>
+        </w:rPr>
+        <w:t xml:space="preserve"> </w:t>
+      </w:r>
+      <w:r>
+        <w:rPr>
+          <w:rFonts w:ascii="Vazirmatn" w:hAnsi="Vazirmatn" w:cs="Vazirmatn"/>
+          <w:sz w:val="22"/>
+          <w:szCs w:val="22"/>
+          <w:color w:val="2D2D2D"/>
+          <w:lang w:val="en-US" w:bidi="fa-IR"/>
+        </w:rPr>
+        <w:t>استفاده</w:t>
+      </w:r>
+      <w:r>
+        <w:rPr>
+          <w:rFonts w:ascii="Vazirmatn" w:hAnsi="Vazirmatn" w:cs="Vazirmatn"/>
+          <w:sz w:val="22"/>
+          <w:szCs w:val="22"/>
+          <w:color w:val="2D2D2D"/>
+          <w:lang w:val="en-US" w:bidi="fa-IR"/>
+        </w:rPr>
+        <w:t xml:space="preserve"> </w:t>
+      </w:r>
+      <w:r>
+        <w:rPr>
+          <w:rFonts w:ascii="Vazirmatn" w:hAnsi="Vazirmatn" w:cs="Vazirmatn"/>
+          <w:sz w:val="22"/>
+          <w:szCs w:val="22"/>
+          <w:color w:val="2D2D2D"/>
+          <w:lang w:val="en-US" w:bidi="fa-IR"/>
+        </w:rPr>
+        <w:t>می‌شود:</w:t>
       </w:r>
     </w:p>
     <w:tbl>
@@ -4269,7 +7031,7 @@
     <w:p>
       <w:pPr>
         <w:bidi/>
-        <w:spacing w:line="324" w:lineRule="auto" w:after="120"/>
+        <w:spacing w:line="336" w:lineRule="auto" w:after="120"/>
         <w:jc w:val="both"/>
       </w:pPr>
       <w:r>
@@ -4280,17 +7042,117 @@
           <w:color w:val="2D2D2D"/>
           <w:lang w:val="en-US" w:bidi="fa-IR"/>
         </w:rPr>
-        <w:t>در سمت سرویس‌های پس‌زمینه (</w:t>
-      </w:r>
-      <w:r>
-        <w:rPr>
-          <w:rFonts w:ascii="Vazirmatn" w:hAnsi="Vazirmatn" w:cs="Vazirmatn"/>
-          <w:sz w:val="22"/>
-          <w:szCs w:val="22"/>
-          <w:color w:val="2D2D2D"/>
-          <w:lang w:val="en-US" w:bidi="fa-IR"/>
-        </w:rPr>
-        <w:t>Worker Services</w:t>
+        <w:t>در</w:t>
+      </w:r>
+      <w:r>
+        <w:rPr>
+          <w:rFonts w:ascii="Vazirmatn" w:hAnsi="Vazirmatn" w:cs="Vazirmatn"/>
+          <w:sz w:val="22"/>
+          <w:szCs w:val="22"/>
+          <w:color w:val="2D2D2D"/>
+          <w:lang w:val="en-US" w:bidi="fa-IR"/>
+        </w:rPr>
+        <w:t xml:space="preserve"> </w:t>
+      </w:r>
+      <w:r>
+        <w:rPr>
+          <w:rFonts w:ascii="Vazirmatn" w:hAnsi="Vazirmatn" w:cs="Vazirmatn"/>
+          <w:sz w:val="22"/>
+          <w:szCs w:val="22"/>
+          <w:color w:val="2D2D2D"/>
+          <w:lang w:val="en-US" w:bidi="fa-IR"/>
+        </w:rPr>
+        <w:t>سمت</w:t>
+      </w:r>
+      <w:r>
+        <w:rPr>
+          <w:rFonts w:ascii="Vazirmatn" w:hAnsi="Vazirmatn" w:cs="Vazirmatn"/>
+          <w:sz w:val="22"/>
+          <w:szCs w:val="22"/>
+          <w:color w:val="2D2D2D"/>
+          <w:lang w:val="en-US" w:bidi="fa-IR"/>
+        </w:rPr>
+        <w:t xml:space="preserve"> </w:t>
+      </w:r>
+      <w:r>
+        <w:rPr>
+          <w:rFonts w:ascii="Vazirmatn" w:hAnsi="Vazirmatn" w:cs="Vazirmatn"/>
+          <w:sz w:val="22"/>
+          <w:szCs w:val="22"/>
+          <w:color w:val="2D2D2D"/>
+          <w:lang w:val="en-US" w:bidi="fa-IR"/>
+        </w:rPr>
+        <w:t>سرویس‌های</w:t>
+      </w:r>
+      <w:r>
+        <w:rPr>
+          <w:rFonts w:ascii="Vazirmatn" w:hAnsi="Vazirmatn" w:cs="Vazirmatn"/>
+          <w:sz w:val="22"/>
+          <w:szCs w:val="22"/>
+          <w:color w:val="2D2D2D"/>
+          <w:lang w:val="en-US" w:bidi="fa-IR"/>
+        </w:rPr>
+        <w:t xml:space="preserve"> </w:t>
+      </w:r>
+      <w:r>
+        <w:rPr>
+          <w:rFonts w:ascii="Vazirmatn" w:hAnsi="Vazirmatn" w:cs="Vazirmatn"/>
+          <w:sz w:val="22"/>
+          <w:szCs w:val="22"/>
+          <w:color w:val="2D2D2D"/>
+          <w:lang w:val="en-US" w:bidi="fa-IR"/>
+        </w:rPr>
+        <w:t>پس‌زمینه</w:t>
+      </w:r>
+      <w:r>
+        <w:rPr>
+          <w:rFonts w:ascii="Vazirmatn" w:hAnsi="Vazirmatn" w:cs="Vazirmatn"/>
+          <w:sz w:val="22"/>
+          <w:szCs w:val="22"/>
+          <w:color w:val="2D2D2D"/>
+          <w:lang w:val="en-US" w:bidi="fa-IR"/>
+        </w:rPr>
+        <w:t xml:space="preserve"> </w:t>
+      </w:r>
+      <w:r>
+        <w:rPr>
+          <w:rFonts w:ascii="Vazirmatn" w:hAnsi="Vazirmatn" w:cs="Vazirmatn"/>
+          <w:sz w:val="22"/>
+          <w:szCs w:val="22"/>
+          <w:color w:val="2D2D2D"/>
+          <w:lang w:val="en-US" w:bidi="fa-IR"/>
+        </w:rPr>
+        <w:t>(</w:t>
+      </w:r>
+      <w:r>
+        <w:rPr>
+          <w:rFonts w:ascii="Vazirmatn" w:hAnsi="Vazirmatn" w:cs="Vazirmatn"/>
+          <w:sz w:val="22"/>
+          <w:szCs w:val="22"/>
+          <w:color w:val="2D2D2D"/>
+          <w:lang w:val="en-US" w:bidi="fa-IR"/>
+        </w:rPr>
+        <w:t>Worker</w:t>
+      </w:r>
+      <w:r>
+        <w:rPr>
+          <w:rFonts w:ascii="Vazirmatn" w:hAnsi="Vazirmatn" w:cs="Vazirmatn"/>
+          <w:sz w:val="22"/>
+          <w:szCs w:val="22"/>
+          <w:color w:val="2D2D2D"/>
+          <w:lang w:val="en-US" w:bidi="fa-IR"/>
+        </w:rPr>
+        <w:t xml:space="preserve"> </w:t>
+      </w:r>
+      <w:r>
+        <w:rPr>
+          <w:rFonts w:ascii="Vazirmatn" w:hAnsi="Vazirmatn" w:cs="Vazirmatn"/>
+          <w:sz w:val="22"/>
+          <w:szCs w:val="22"/>
+          <w:color w:val="2D2D2D"/>
+          <w:lang w:val="en-US" w:bidi="fa-IR"/>
+        </w:rPr>
+        <w:t>Services</w:t>
       </w:r>
       <w:r>
         <w:rPr>
@@ -4310,7 +7172,137 @@
           <w:color w:val="2D2D2D"/>
           <w:lang w:val="en-US" w:bidi="fa-IR"/>
         </w:rPr>
-        <w:t xml:space="preserve">، پردازش ناهمگام پیام‌ها با استفاده از </w:t>
+        <w:t>،</w:t>
+      </w:r>
+      <w:r>
+        <w:rPr>
+          <w:rFonts w:ascii="Vazirmatn" w:hAnsi="Vazirmatn" w:cs="Vazirmatn"/>
+          <w:sz w:val="22"/>
+          <w:szCs w:val="22"/>
+          <w:color w:val="2D2D2D"/>
+          <w:lang w:val="en-US" w:bidi="fa-IR"/>
+        </w:rPr>
+        <w:t xml:space="preserve"> </w:t>
+      </w:r>
+      <w:r>
+        <w:rPr>
+          <w:rFonts w:ascii="Vazirmatn" w:hAnsi="Vazirmatn" w:cs="Vazirmatn"/>
+          <w:sz w:val="22"/>
+          <w:szCs w:val="22"/>
+          <w:color w:val="2D2D2D"/>
+          <w:lang w:val="en-US" w:bidi="fa-IR"/>
+        </w:rPr>
+        <w:t>پردازش</w:t>
+      </w:r>
+      <w:r>
+        <w:rPr>
+          <w:rFonts w:ascii="Vazirmatn" w:hAnsi="Vazirmatn" w:cs="Vazirmatn"/>
+          <w:sz w:val="22"/>
+          <w:szCs w:val="22"/>
+          <w:color w:val="2D2D2D"/>
+          <w:lang w:val="en-US" w:bidi="fa-IR"/>
+        </w:rPr>
+        <w:t xml:space="preserve"> </w:t>
+      </w:r>
+      <w:r>
+        <w:rPr>
+          <w:rFonts w:ascii="Vazirmatn" w:hAnsi="Vazirmatn" w:cs="Vazirmatn"/>
+          <w:sz w:val="22"/>
+          <w:szCs w:val="22"/>
+          <w:color w:val="2D2D2D"/>
+          <w:lang w:val="en-US" w:bidi="fa-IR"/>
+        </w:rPr>
+        <w:t>ناهمگام</w:t>
+      </w:r>
+      <w:r>
+        <w:rPr>
+          <w:rFonts w:ascii="Vazirmatn" w:hAnsi="Vazirmatn" w:cs="Vazirmatn"/>
+          <w:sz w:val="22"/>
+          <w:szCs w:val="22"/>
+          <w:color w:val="2D2D2D"/>
+          <w:lang w:val="en-US" w:bidi="fa-IR"/>
+        </w:rPr>
+        <w:t xml:space="preserve"> </w:t>
+      </w:r>
+      <w:r>
+        <w:rPr>
+          <w:rFonts w:ascii="Vazirmatn" w:hAnsi="Vazirmatn" w:cs="Vazirmatn"/>
+          <w:sz w:val="22"/>
+          <w:szCs w:val="22"/>
+          <w:color w:val="2D2D2D"/>
+          <w:lang w:val="en-US" w:bidi="fa-IR"/>
+        </w:rPr>
+        <w:t>پیام‌ها</w:t>
+      </w:r>
+      <w:r>
+        <w:rPr>
+          <w:rFonts w:ascii="Vazirmatn" w:hAnsi="Vazirmatn" w:cs="Vazirmatn"/>
+          <w:sz w:val="22"/>
+          <w:szCs w:val="22"/>
+          <w:color w:val="2D2D2D"/>
+          <w:lang w:val="en-US" w:bidi="fa-IR"/>
+        </w:rPr>
+        <w:t xml:space="preserve"> </w:t>
+      </w:r>
+      <w:r>
+        <w:rPr>
+          <w:rFonts w:ascii="Vazirmatn" w:hAnsi="Vazirmatn" w:cs="Vazirmatn"/>
+          <w:sz w:val="22"/>
+          <w:szCs w:val="22"/>
+          <w:color w:val="2D2D2D"/>
+          <w:lang w:val="en-US" w:bidi="fa-IR"/>
+        </w:rPr>
+        <w:t>با</w:t>
+      </w:r>
+      <w:r>
+        <w:rPr>
+          <w:rFonts w:ascii="Vazirmatn" w:hAnsi="Vazirmatn" w:cs="Vazirmatn"/>
+          <w:sz w:val="22"/>
+          <w:szCs w:val="22"/>
+          <w:color w:val="2D2D2D"/>
+          <w:lang w:val="en-US" w:bidi="fa-IR"/>
+        </w:rPr>
+        <w:t xml:space="preserve"> </w:t>
+      </w:r>
+      <w:r>
+        <w:rPr>
+          <w:rFonts w:ascii="Vazirmatn" w:hAnsi="Vazirmatn" w:cs="Vazirmatn"/>
+          <w:sz w:val="22"/>
+          <w:szCs w:val="22"/>
+          <w:color w:val="2D2D2D"/>
+          <w:lang w:val="en-US" w:bidi="fa-IR"/>
+        </w:rPr>
+        <w:t>استفاده</w:t>
+      </w:r>
+      <w:r>
+        <w:rPr>
+          <w:rFonts w:ascii="Vazirmatn" w:hAnsi="Vazirmatn" w:cs="Vazirmatn"/>
+          <w:sz w:val="22"/>
+          <w:szCs w:val="22"/>
+          <w:color w:val="2D2D2D"/>
+          <w:lang w:val="en-US" w:bidi="fa-IR"/>
+        </w:rPr>
+        <w:t xml:space="preserve"> </w:t>
+      </w:r>
+      <w:r>
+        <w:rPr>
+          <w:rFonts w:ascii="Vazirmatn" w:hAnsi="Vazirmatn" w:cs="Vazirmatn"/>
+          <w:sz w:val="22"/>
+          <w:szCs w:val="22"/>
+          <w:color w:val="2D2D2D"/>
+          <w:lang w:val="en-US" w:bidi="fa-IR"/>
+        </w:rPr>
+        <w:t>از</w:t>
+      </w:r>
+      <w:r>
+        <w:rPr>
+          <w:rFonts w:ascii="Vazirmatn" w:hAnsi="Vazirmatn" w:cs="Vazirmatn"/>
+          <w:sz w:val="22"/>
+          <w:szCs w:val="22"/>
+          <w:color w:val="2D2D2D"/>
+          <w:lang w:val="en-US" w:bidi="fa-IR"/>
+        </w:rPr>
+        <w:t xml:space="preserve"> </w:t>
       </w:r>
       <w:r>
         <w:rPr>
@@ -4340,7 +7332,47 @@
           <w:color w:val="2D2D2D"/>
           <w:lang w:val="en-US" w:bidi="fa-IR"/>
         </w:rPr>
-        <w:t>پیاده‌سازی شده است:</w:t>
+        <w:t>پیاده‌سازی</w:t>
+      </w:r>
+      <w:r>
+        <w:rPr>
+          <w:rFonts w:ascii="Vazirmatn" w:hAnsi="Vazirmatn" w:cs="Vazirmatn"/>
+          <w:sz w:val="22"/>
+          <w:szCs w:val="22"/>
+          <w:color w:val="2D2D2D"/>
+          <w:lang w:val="en-US" w:bidi="fa-IR"/>
+        </w:rPr>
+        <w:t xml:space="preserve"> </w:t>
+      </w:r>
+      <w:r>
+        <w:rPr>
+          <w:rFonts w:ascii="Vazirmatn" w:hAnsi="Vazirmatn" w:cs="Vazirmatn"/>
+          <w:sz w:val="22"/>
+          <w:szCs w:val="22"/>
+          <w:color w:val="2D2D2D"/>
+          <w:lang w:val="en-US" w:bidi="fa-IR"/>
+        </w:rPr>
+        <w:t>شده</w:t>
+      </w:r>
+      <w:r>
+        <w:rPr>
+          <w:rFonts w:ascii="Vazirmatn" w:hAnsi="Vazirmatn" w:cs="Vazirmatn"/>
+          <w:sz w:val="22"/>
+          <w:szCs w:val="22"/>
+          <w:color w:val="2D2D2D"/>
+          <w:lang w:val="en-US" w:bidi="fa-IR"/>
+        </w:rPr>
+        <w:t xml:space="preserve"> </w:t>
+      </w:r>
+      <w:r>
+        <w:rPr>
+          <w:rFonts w:ascii="Vazirmatn" w:hAnsi="Vazirmatn" w:cs="Vazirmatn"/>
+          <w:sz w:val="22"/>
+          <w:szCs w:val="22"/>
+          <w:color w:val="2D2D2D"/>
+          <w:lang w:val="en-US" w:bidi="fa-IR"/>
+        </w:rPr>
+        <w:t>است:</w:t>
       </w:r>
     </w:p>
     <w:tbl>
@@ -5773,7 +8805,7 @@
     <w:p>
       <w:pPr>
         <w:bidi/>
-        <w:spacing w:line="324" w:lineRule="auto" w:after="120"/>
+        <w:spacing w:line="336" w:lineRule="auto" w:after="120"/>
         <w:jc w:val="both"/>
       </w:pPr>
       <w:r>
@@ -5784,7 +8816,257 @@
           <w:color w:val="2D2D2D"/>
           <w:lang w:val="en-US" w:bidi="fa-IR"/>
         </w:rPr>
-        <w:t xml:space="preserve">برای ارسال اعلان‌های رویداد به سرویس‌های خارجی و پردازش داده‌ها در خط لوله </w:t>
+        <w:t>برای</w:t>
+      </w:r>
+      <w:r>
+        <w:rPr>
+          <w:rFonts w:ascii="Vazirmatn" w:hAnsi="Vazirmatn" w:cs="Vazirmatn"/>
+          <w:sz w:val="22"/>
+          <w:szCs w:val="22"/>
+          <w:color w:val="2D2D2D"/>
+          <w:lang w:val="en-US" w:bidi="fa-IR"/>
+        </w:rPr>
+        <w:t xml:space="preserve"> </w:t>
+      </w:r>
+      <w:r>
+        <w:rPr>
+          <w:rFonts w:ascii="Vazirmatn" w:hAnsi="Vazirmatn" w:cs="Vazirmatn"/>
+          <w:sz w:val="22"/>
+          <w:szCs w:val="22"/>
+          <w:color w:val="2D2D2D"/>
+          <w:lang w:val="en-US" w:bidi="fa-IR"/>
+        </w:rPr>
+        <w:t>ارسال</w:t>
+      </w:r>
+      <w:r>
+        <w:rPr>
+          <w:rFonts w:ascii="Vazirmatn" w:hAnsi="Vazirmatn" w:cs="Vazirmatn"/>
+          <w:sz w:val="22"/>
+          <w:szCs w:val="22"/>
+          <w:color w:val="2D2D2D"/>
+          <w:lang w:val="en-US" w:bidi="fa-IR"/>
+        </w:rPr>
+        <w:t xml:space="preserve"> </w:t>
+      </w:r>
+      <w:r>
+        <w:rPr>
+          <w:rFonts w:ascii="Vazirmatn" w:hAnsi="Vazirmatn" w:cs="Vazirmatn"/>
+          <w:sz w:val="22"/>
+          <w:szCs w:val="22"/>
+          <w:color w:val="2D2D2D"/>
+          <w:lang w:val="en-US" w:bidi="fa-IR"/>
+        </w:rPr>
+        <w:t>اعلان‌های</w:t>
+      </w:r>
+      <w:r>
+        <w:rPr>
+          <w:rFonts w:ascii="Vazirmatn" w:hAnsi="Vazirmatn" w:cs="Vazirmatn"/>
+          <w:sz w:val="22"/>
+          <w:szCs w:val="22"/>
+          <w:color w:val="2D2D2D"/>
+          <w:lang w:val="en-US" w:bidi="fa-IR"/>
+        </w:rPr>
+        <w:t xml:space="preserve"> </w:t>
+      </w:r>
+      <w:r>
+        <w:rPr>
+          <w:rFonts w:ascii="Vazirmatn" w:hAnsi="Vazirmatn" w:cs="Vazirmatn"/>
+          <w:sz w:val="22"/>
+          <w:szCs w:val="22"/>
+          <w:color w:val="2D2D2D"/>
+          <w:lang w:val="en-US" w:bidi="fa-IR"/>
+        </w:rPr>
+        <w:t>رویداد</w:t>
+      </w:r>
+      <w:r>
+        <w:rPr>
+          <w:rFonts w:ascii="Vazirmatn" w:hAnsi="Vazirmatn" w:cs="Vazirmatn"/>
+          <w:sz w:val="22"/>
+          <w:szCs w:val="22"/>
+          <w:color w:val="2D2D2D"/>
+          <w:lang w:val="en-US" w:bidi="fa-IR"/>
+        </w:rPr>
+        <w:t xml:space="preserve"> </w:t>
+      </w:r>
+      <w:r>
+        <w:rPr>
+          <w:rFonts w:ascii="Vazirmatn" w:hAnsi="Vazirmatn" w:cs="Vazirmatn"/>
+          <w:sz w:val="22"/>
+          <w:szCs w:val="22"/>
+          <w:color w:val="2D2D2D"/>
+          <w:lang w:val="en-US" w:bidi="fa-IR"/>
+        </w:rPr>
+        <w:t>به</w:t>
+      </w:r>
+      <w:r>
+        <w:rPr>
+          <w:rFonts w:ascii="Vazirmatn" w:hAnsi="Vazirmatn" w:cs="Vazirmatn"/>
+          <w:sz w:val="22"/>
+          <w:szCs w:val="22"/>
+          <w:color w:val="2D2D2D"/>
+          <w:lang w:val="en-US" w:bidi="fa-IR"/>
+        </w:rPr>
+        <w:t xml:space="preserve"> </w:t>
+      </w:r>
+      <w:r>
+        <w:rPr>
+          <w:rFonts w:ascii="Vazirmatn" w:hAnsi="Vazirmatn" w:cs="Vazirmatn"/>
+          <w:sz w:val="22"/>
+          <w:szCs w:val="22"/>
+          <w:color w:val="2D2D2D"/>
+          <w:lang w:val="en-US" w:bidi="fa-IR"/>
+        </w:rPr>
+        <w:t>سرویس‌های</w:t>
+      </w:r>
+      <w:r>
+        <w:rPr>
+          <w:rFonts w:ascii="Vazirmatn" w:hAnsi="Vazirmatn" w:cs="Vazirmatn"/>
+          <w:sz w:val="22"/>
+          <w:szCs w:val="22"/>
+          <w:color w:val="2D2D2D"/>
+          <w:lang w:val="en-US" w:bidi="fa-IR"/>
+        </w:rPr>
+        <w:t xml:space="preserve"> </w:t>
+      </w:r>
+      <w:r>
+        <w:rPr>
+          <w:rFonts w:ascii="Vazirmatn" w:hAnsi="Vazirmatn" w:cs="Vazirmatn"/>
+          <w:sz w:val="22"/>
+          <w:szCs w:val="22"/>
+          <w:color w:val="2D2D2D"/>
+          <w:lang w:val="en-US" w:bidi="fa-IR"/>
+        </w:rPr>
+        <w:t>خارجی</w:t>
+      </w:r>
+      <w:r>
+        <w:rPr>
+          <w:rFonts w:ascii="Vazirmatn" w:hAnsi="Vazirmatn" w:cs="Vazirmatn"/>
+          <w:sz w:val="22"/>
+          <w:szCs w:val="22"/>
+          <w:color w:val="2D2D2D"/>
+          <w:lang w:val="en-US" w:bidi="fa-IR"/>
+        </w:rPr>
+        <w:t xml:space="preserve"> </w:t>
+      </w:r>
+      <w:r>
+        <w:rPr>
+          <w:rFonts w:ascii="Vazirmatn" w:hAnsi="Vazirmatn" w:cs="Vazirmatn"/>
+          <w:sz w:val="22"/>
+          <w:szCs w:val="22"/>
+          <w:color w:val="2D2D2D"/>
+          <w:lang w:val="en-US" w:bidi="fa-IR"/>
+        </w:rPr>
+        <w:t>و</w:t>
+      </w:r>
+      <w:r>
+        <w:rPr>
+          <w:rFonts w:ascii="Vazirmatn" w:hAnsi="Vazirmatn" w:cs="Vazirmatn"/>
+          <w:sz w:val="22"/>
+          <w:szCs w:val="22"/>
+          <w:color w:val="2D2D2D"/>
+          <w:lang w:val="en-US" w:bidi="fa-IR"/>
+        </w:rPr>
+        <w:t xml:space="preserve"> </w:t>
+      </w:r>
+      <w:r>
+        <w:rPr>
+          <w:rFonts w:ascii="Vazirmatn" w:hAnsi="Vazirmatn" w:cs="Vazirmatn"/>
+          <w:sz w:val="22"/>
+          <w:szCs w:val="22"/>
+          <w:color w:val="2D2D2D"/>
+          <w:lang w:val="en-US" w:bidi="fa-IR"/>
+        </w:rPr>
+        <w:t>پردازش</w:t>
+      </w:r>
+      <w:r>
+        <w:rPr>
+          <w:rFonts w:ascii="Vazirmatn" w:hAnsi="Vazirmatn" w:cs="Vazirmatn"/>
+          <w:sz w:val="22"/>
+          <w:szCs w:val="22"/>
+          <w:color w:val="2D2D2D"/>
+          <w:lang w:val="en-US" w:bidi="fa-IR"/>
+        </w:rPr>
+        <w:t xml:space="preserve"> </w:t>
+      </w:r>
+      <w:r>
+        <w:rPr>
+          <w:rFonts w:ascii="Vazirmatn" w:hAnsi="Vazirmatn" w:cs="Vazirmatn"/>
+          <w:sz w:val="22"/>
+          <w:szCs w:val="22"/>
+          <w:color w:val="2D2D2D"/>
+          <w:lang w:val="en-US" w:bidi="fa-IR"/>
+        </w:rPr>
+        <w:t>داده‌ها</w:t>
+      </w:r>
+      <w:r>
+        <w:rPr>
+          <w:rFonts w:ascii="Vazirmatn" w:hAnsi="Vazirmatn" w:cs="Vazirmatn"/>
+          <w:sz w:val="22"/>
+          <w:szCs w:val="22"/>
+          <w:color w:val="2D2D2D"/>
+          <w:lang w:val="en-US" w:bidi="fa-IR"/>
+        </w:rPr>
+        <w:t xml:space="preserve"> </w:t>
+      </w:r>
+      <w:r>
+        <w:rPr>
+          <w:rFonts w:ascii="Vazirmatn" w:hAnsi="Vazirmatn" w:cs="Vazirmatn"/>
+          <w:sz w:val="22"/>
+          <w:szCs w:val="22"/>
+          <w:color w:val="2D2D2D"/>
+          <w:lang w:val="en-US" w:bidi="fa-IR"/>
+        </w:rPr>
+        <w:t>در</w:t>
+      </w:r>
+      <w:r>
+        <w:rPr>
+          <w:rFonts w:ascii="Vazirmatn" w:hAnsi="Vazirmatn" w:cs="Vazirmatn"/>
+          <w:sz w:val="22"/>
+          <w:szCs w:val="22"/>
+          <w:color w:val="2D2D2D"/>
+          <w:lang w:val="en-US" w:bidi="fa-IR"/>
+        </w:rPr>
+        <w:t xml:space="preserve"> </w:t>
+      </w:r>
+      <w:r>
+        <w:rPr>
+          <w:rFonts w:ascii="Vazirmatn" w:hAnsi="Vazirmatn" w:cs="Vazirmatn"/>
+          <w:sz w:val="22"/>
+          <w:szCs w:val="22"/>
+          <w:color w:val="2D2D2D"/>
+          <w:lang w:val="en-US" w:bidi="fa-IR"/>
+        </w:rPr>
+        <w:t>خط</w:t>
+      </w:r>
+      <w:r>
+        <w:rPr>
+          <w:rFonts w:ascii="Vazirmatn" w:hAnsi="Vazirmatn" w:cs="Vazirmatn"/>
+          <w:sz w:val="22"/>
+          <w:szCs w:val="22"/>
+          <w:color w:val="2D2D2D"/>
+          <w:lang w:val="en-US" w:bidi="fa-IR"/>
+        </w:rPr>
+        <w:t xml:space="preserve"> </w:t>
+      </w:r>
+      <w:r>
+        <w:rPr>
+          <w:rFonts w:ascii="Vazirmatn" w:hAnsi="Vazirmatn" w:cs="Vazirmatn"/>
+          <w:sz w:val="22"/>
+          <w:szCs w:val="22"/>
+          <w:color w:val="2D2D2D"/>
+          <w:lang w:val="en-US" w:bidi="fa-IR"/>
+        </w:rPr>
+        <w:t>لوله</w:t>
+      </w:r>
+      <w:r>
+        <w:rPr>
+          <w:rFonts w:ascii="Vazirmatn" w:hAnsi="Vazirmatn" w:cs="Vazirmatn"/>
+          <w:sz w:val="22"/>
+          <w:szCs w:val="22"/>
+          <w:color w:val="2D2D2D"/>
+          <w:lang w:val="en-US" w:bidi="fa-IR"/>
+        </w:rPr>
+        <w:t xml:space="preserve"> </w:t>
       </w:r>
       <w:r>
         <w:rPr>
@@ -5804,7 +9086,127 @@
           <w:color w:val="2D2D2D"/>
           <w:lang w:val="en-US" w:bidi="fa-IR"/>
         </w:rPr>
-        <w:t>، از کلاینت ناهمگام پایتون استفاده می‌شود:</w:t>
+        <w:t>،</w:t>
+      </w:r>
+      <w:r>
+        <w:rPr>
+          <w:rFonts w:ascii="Vazirmatn" w:hAnsi="Vazirmatn" w:cs="Vazirmatn"/>
+          <w:sz w:val="22"/>
+          <w:szCs w:val="22"/>
+          <w:color w:val="2D2D2D"/>
+          <w:lang w:val="en-US" w:bidi="fa-IR"/>
+        </w:rPr>
+        <w:t xml:space="preserve"> </w:t>
+      </w:r>
+      <w:r>
+        <w:rPr>
+          <w:rFonts w:ascii="Vazirmatn" w:hAnsi="Vazirmatn" w:cs="Vazirmatn"/>
+          <w:sz w:val="22"/>
+          <w:szCs w:val="22"/>
+          <w:color w:val="2D2D2D"/>
+          <w:lang w:val="en-US" w:bidi="fa-IR"/>
+        </w:rPr>
+        <w:t>از</w:t>
+      </w:r>
+      <w:r>
+        <w:rPr>
+          <w:rFonts w:ascii="Vazirmatn" w:hAnsi="Vazirmatn" w:cs="Vazirmatn"/>
+          <w:sz w:val="22"/>
+          <w:szCs w:val="22"/>
+          <w:color w:val="2D2D2D"/>
+          <w:lang w:val="en-US" w:bidi="fa-IR"/>
+        </w:rPr>
+        <w:t xml:space="preserve"> </w:t>
+      </w:r>
+      <w:r>
+        <w:rPr>
+          <w:rFonts w:ascii="Vazirmatn" w:hAnsi="Vazirmatn" w:cs="Vazirmatn"/>
+          <w:sz w:val="22"/>
+          <w:szCs w:val="22"/>
+          <w:color w:val="2D2D2D"/>
+          <w:lang w:val="en-US" w:bidi="fa-IR"/>
+        </w:rPr>
+        <w:t>کلاینت</w:t>
+      </w:r>
+      <w:r>
+        <w:rPr>
+          <w:rFonts w:ascii="Vazirmatn" w:hAnsi="Vazirmatn" w:cs="Vazirmatn"/>
+          <w:sz w:val="22"/>
+          <w:szCs w:val="22"/>
+          <w:color w:val="2D2D2D"/>
+          <w:lang w:val="en-US" w:bidi="fa-IR"/>
+        </w:rPr>
+        <w:t xml:space="preserve"> </w:t>
+      </w:r>
+      <w:r>
+        <w:rPr>
+          <w:rFonts w:ascii="Vazirmatn" w:hAnsi="Vazirmatn" w:cs="Vazirmatn"/>
+          <w:sz w:val="22"/>
+          <w:szCs w:val="22"/>
+          <w:color w:val="2D2D2D"/>
+          <w:lang w:val="en-US" w:bidi="fa-IR"/>
+        </w:rPr>
+        <w:t>ناهمگام</w:t>
+      </w:r>
+      <w:r>
+        <w:rPr>
+          <w:rFonts w:ascii="Vazirmatn" w:hAnsi="Vazirmatn" w:cs="Vazirmatn"/>
+          <w:sz w:val="22"/>
+          <w:szCs w:val="22"/>
+          <w:color w:val="2D2D2D"/>
+          <w:lang w:val="en-US" w:bidi="fa-IR"/>
+        </w:rPr>
+        <w:t xml:space="preserve"> </w:t>
+      </w:r>
+      <w:r>
+        <w:rPr>
+          <w:rFonts w:ascii="Vazirmatn" w:hAnsi="Vazirmatn" w:cs="Vazirmatn"/>
+          <w:sz w:val="22"/>
+          <w:szCs w:val="22"/>
+          <w:color w:val="2D2D2D"/>
+          <w:lang w:val="en-US" w:bidi="fa-IR"/>
+        </w:rPr>
+        <w:t>پایتون</w:t>
+      </w:r>
+      <w:r>
+        <w:rPr>
+          <w:rFonts w:ascii="Vazirmatn" w:hAnsi="Vazirmatn" w:cs="Vazirmatn"/>
+          <w:sz w:val="22"/>
+          <w:szCs w:val="22"/>
+          <w:color w:val="2D2D2D"/>
+          <w:lang w:val="en-US" w:bidi="fa-IR"/>
+        </w:rPr>
+        <w:t xml:space="preserve"> </w:t>
+      </w:r>
+      <w:r>
+        <w:rPr>
+          <w:rFonts w:ascii="Vazirmatn" w:hAnsi="Vazirmatn" w:cs="Vazirmatn"/>
+          <w:sz w:val="22"/>
+          <w:szCs w:val="22"/>
+          <w:color w:val="2D2D2D"/>
+          <w:lang w:val="en-US" w:bidi="fa-IR"/>
+        </w:rPr>
+        <w:t>استفاده</w:t>
+      </w:r>
+      <w:r>
+        <w:rPr>
+          <w:rFonts w:ascii="Vazirmatn" w:hAnsi="Vazirmatn" w:cs="Vazirmatn"/>
+          <w:sz w:val="22"/>
+          <w:szCs w:val="22"/>
+          <w:color w:val="2D2D2D"/>
+          <w:lang w:val="en-US" w:bidi="fa-IR"/>
+        </w:rPr>
+        <w:t xml:space="preserve"> </w:t>
+      </w:r>
+      <w:r>
+        <w:rPr>
+          <w:rFonts w:ascii="Vazirmatn" w:hAnsi="Vazirmatn" w:cs="Vazirmatn"/>
+          <w:sz w:val="22"/>
+          <w:szCs w:val="22"/>
+          <w:color w:val="2D2D2D"/>
+          <w:lang w:val="en-US" w:bidi="fa-IR"/>
+        </w:rPr>
+        <w:t>می‌شود:</w:t>
       </w:r>
     </w:p>
     <w:tbl>
@@ -7341,14 +10743,14 @@
     </w:p>
     <w:tbl>
       <w:tblPr>
-        <w:tblW w:type="auto" w:w="0"/>
+        <w:tblW w:type="dxa" w:w="9638"/>
         <w:tblLayout w:type="fixed"/>
         <w:tblLook w:firstColumn="1" w:firstRow="1" w:lastColumn="0" w:lastRow="0" w:noHBand="0" w:noVBand="1" w:val="04A0"/>
         <w:bidiVisual/>
       </w:tblPr>
       <w:tblGrid>
-        <w:gridCol w:w="4819"/>
-        <w:gridCol w:w="4819"/>
+        <w:gridCol w:w="936"/>
+        <w:gridCol w:w="8702"/>
       </w:tblGrid>
       <w:tr>
         <w:tc>
@@ -7372,7 +10774,6 @@
             <w:pPr>
               <w:jc w:val="center"/>
             </w:pPr>
-            <w:r/>
             <w:r>
               <w:rPr>
                 <w:rFonts w:ascii="Vazirmatn" w:hAnsi="Vazirmatn" w:cs="Vazirmatn"/>
@@ -7409,7 +10810,6 @@
               <w:bidi/>
               <w:jc w:val="start"/>
             </w:pPr>
-            <w:r/>
             <w:r>
               <w:rPr>
                 <w:rFonts w:ascii="Vazirmatn" w:hAnsi="Vazirmatn" w:cs="Vazirmatn"/>
@@ -7435,7 +10835,7 @@
     <w:p>
       <w:pPr>
         <w:bidi/>
-        <w:spacing w:line="324" w:lineRule="auto" w:after="120"/>
+        <w:spacing w:line="336" w:lineRule="auto" w:after="120"/>
         <w:jc w:val="both"/>
       </w:pPr>
       <w:r>
@@ -7446,7 +10846,217 @@
           <w:color w:val="2D2D2D"/>
           <w:lang w:val="en-US" w:bidi="fa-IR"/>
         </w:rPr>
-        <w:t xml:space="preserve">برای پایش پیوسته سلامت سرویس‌ها، از سیستم مانیتورینگ یکپارچه مبتنی بر </w:t>
+        <w:t>برای</w:t>
+      </w:r>
+      <w:r>
+        <w:rPr>
+          <w:rFonts w:ascii="Vazirmatn" w:hAnsi="Vazirmatn" w:cs="Vazirmatn"/>
+          <w:sz w:val="22"/>
+          <w:szCs w:val="22"/>
+          <w:color w:val="2D2D2D"/>
+          <w:lang w:val="en-US" w:bidi="fa-IR"/>
+        </w:rPr>
+        <w:t xml:space="preserve"> </w:t>
+      </w:r>
+      <w:r>
+        <w:rPr>
+          <w:rFonts w:ascii="Vazirmatn" w:hAnsi="Vazirmatn" w:cs="Vazirmatn"/>
+          <w:sz w:val="22"/>
+          <w:szCs w:val="22"/>
+          <w:color w:val="2D2D2D"/>
+          <w:lang w:val="en-US" w:bidi="fa-IR"/>
+        </w:rPr>
+        <w:t>پایش</w:t>
+      </w:r>
+      <w:r>
+        <w:rPr>
+          <w:rFonts w:ascii="Vazirmatn" w:hAnsi="Vazirmatn" w:cs="Vazirmatn"/>
+          <w:sz w:val="22"/>
+          <w:szCs w:val="22"/>
+          <w:color w:val="2D2D2D"/>
+          <w:lang w:val="en-US" w:bidi="fa-IR"/>
+        </w:rPr>
+        <w:t xml:space="preserve"> </w:t>
+      </w:r>
+      <w:r>
+        <w:rPr>
+          <w:rFonts w:ascii="Vazirmatn" w:hAnsi="Vazirmatn" w:cs="Vazirmatn"/>
+          <w:sz w:val="22"/>
+          <w:szCs w:val="22"/>
+          <w:color w:val="2D2D2D"/>
+          <w:lang w:val="en-US" w:bidi="fa-IR"/>
+        </w:rPr>
+        <w:t>پیوسته</w:t>
+      </w:r>
+      <w:r>
+        <w:rPr>
+          <w:rFonts w:ascii="Vazirmatn" w:hAnsi="Vazirmatn" w:cs="Vazirmatn"/>
+          <w:sz w:val="22"/>
+          <w:szCs w:val="22"/>
+          <w:color w:val="2D2D2D"/>
+          <w:lang w:val="en-US" w:bidi="fa-IR"/>
+        </w:rPr>
+        <w:t xml:space="preserve"> </w:t>
+      </w:r>
+      <w:r>
+        <w:rPr>
+          <w:rFonts w:ascii="Vazirmatn" w:hAnsi="Vazirmatn" w:cs="Vazirmatn"/>
+          <w:sz w:val="22"/>
+          <w:szCs w:val="22"/>
+          <w:color w:val="2D2D2D"/>
+          <w:lang w:val="en-US" w:bidi="fa-IR"/>
+        </w:rPr>
+        <w:t>سلامت</w:t>
+      </w:r>
+      <w:r>
+        <w:rPr>
+          <w:rFonts w:ascii="Vazirmatn" w:hAnsi="Vazirmatn" w:cs="Vazirmatn"/>
+          <w:sz w:val="22"/>
+          <w:szCs w:val="22"/>
+          <w:color w:val="2D2D2D"/>
+          <w:lang w:val="en-US" w:bidi="fa-IR"/>
+        </w:rPr>
+        <w:t xml:space="preserve"> </w:t>
+      </w:r>
+      <w:r>
+        <w:rPr>
+          <w:rFonts w:ascii="Vazirmatn" w:hAnsi="Vazirmatn" w:cs="Vazirmatn"/>
+          <w:sz w:val="22"/>
+          <w:szCs w:val="22"/>
+          <w:color w:val="2D2D2D"/>
+          <w:lang w:val="en-US" w:bidi="fa-IR"/>
+        </w:rPr>
+        <w:t>سرویس‌ها،</w:t>
+      </w:r>
+      <w:r>
+        <w:rPr>
+          <w:rFonts w:ascii="Vazirmatn" w:hAnsi="Vazirmatn" w:cs="Vazirmatn"/>
+          <w:sz w:val="22"/>
+          <w:szCs w:val="22"/>
+          <w:color w:val="2D2D2D"/>
+          <w:lang w:val="en-US" w:bidi="fa-IR"/>
+        </w:rPr>
+        <w:t xml:space="preserve"> </w:t>
+      </w:r>
+      <w:r>
+        <w:rPr>
+          <w:rFonts w:ascii="Vazirmatn" w:hAnsi="Vazirmatn" w:cs="Vazirmatn"/>
+          <w:sz w:val="22"/>
+          <w:szCs w:val="22"/>
+          <w:color w:val="2D2D2D"/>
+          <w:lang w:val="en-US" w:bidi="fa-IR"/>
+        </w:rPr>
+        <w:t>از</w:t>
+      </w:r>
+      <w:r>
+        <w:rPr>
+          <w:rFonts w:ascii="Vazirmatn" w:hAnsi="Vazirmatn" w:cs="Vazirmatn"/>
+          <w:sz w:val="22"/>
+          <w:szCs w:val="22"/>
+          <w:color w:val="2D2D2D"/>
+          <w:lang w:val="en-US" w:bidi="fa-IR"/>
+        </w:rPr>
+        <w:t xml:space="preserve"> </w:t>
+      </w:r>
+      <w:r>
+        <w:rPr>
+          <w:rFonts w:ascii="Vazirmatn" w:hAnsi="Vazirmatn" w:cs="Vazirmatn"/>
+          <w:sz w:val="22"/>
+          <w:szCs w:val="22"/>
+          <w:color w:val="2D2D2D"/>
+          <w:lang w:val="en-US" w:bidi="fa-IR"/>
+        </w:rPr>
+        <w:t>سیستم</w:t>
+      </w:r>
+      <w:r>
+        <w:rPr>
+          <w:rFonts w:ascii="Vazirmatn" w:hAnsi="Vazirmatn" w:cs="Vazirmatn"/>
+          <w:sz w:val="22"/>
+          <w:szCs w:val="22"/>
+          <w:color w:val="2D2D2D"/>
+          <w:lang w:val="en-US" w:bidi="fa-IR"/>
+        </w:rPr>
+        <w:t xml:space="preserve"> </w:t>
+      </w:r>
+      <w:r>
+        <w:rPr>
+          <w:rFonts w:ascii="Vazirmatn" w:hAnsi="Vazirmatn" w:cs="Vazirmatn"/>
+          <w:sz w:val="22"/>
+          <w:szCs w:val="22"/>
+          <w:color w:val="2D2D2D"/>
+          <w:lang w:val="en-US" w:bidi="fa-IR"/>
+        </w:rPr>
+        <w:t>مانیتورینگ</w:t>
+      </w:r>
+      <w:r>
+        <w:rPr>
+          <w:rFonts w:ascii="Vazirmatn" w:hAnsi="Vazirmatn" w:cs="Vazirmatn"/>
+          <w:sz w:val="22"/>
+          <w:szCs w:val="22"/>
+          <w:color w:val="2D2D2D"/>
+          <w:lang w:val="en-US" w:bidi="fa-IR"/>
+        </w:rPr>
+        <w:t xml:space="preserve"> </w:t>
+      </w:r>
+      <w:r>
+        <w:rPr>
+          <w:rFonts w:ascii="Vazirmatn" w:hAnsi="Vazirmatn" w:cs="Vazirmatn"/>
+          <w:sz w:val="22"/>
+          <w:szCs w:val="22"/>
+          <w:color w:val="2D2D2D"/>
+          <w:lang w:val="en-US" w:bidi="fa-IR"/>
+        </w:rPr>
+        <w:t>یکپارچه</w:t>
+      </w:r>
+      <w:r>
+        <w:rPr>
+          <w:rFonts w:ascii="Vazirmatn" w:hAnsi="Vazirmatn" w:cs="Vazirmatn"/>
+          <w:sz w:val="22"/>
+          <w:szCs w:val="22"/>
+          <w:color w:val="2D2D2D"/>
+          <w:lang w:val="en-US" w:bidi="fa-IR"/>
+        </w:rPr>
+        <w:t xml:space="preserve"> </w:t>
+      </w:r>
+      <w:r>
+        <w:rPr>
+          <w:rFonts w:ascii="Vazirmatn" w:hAnsi="Vazirmatn" w:cs="Vazirmatn"/>
+          <w:sz w:val="22"/>
+          <w:szCs w:val="22"/>
+          <w:color w:val="2D2D2D"/>
+          <w:lang w:val="en-US" w:bidi="fa-IR"/>
+        </w:rPr>
+        <w:t>مبتنی</w:t>
+      </w:r>
+      <w:r>
+        <w:rPr>
+          <w:rFonts w:ascii="Vazirmatn" w:hAnsi="Vazirmatn" w:cs="Vazirmatn"/>
+          <w:sz w:val="22"/>
+          <w:szCs w:val="22"/>
+          <w:color w:val="2D2D2D"/>
+          <w:lang w:val="en-US" w:bidi="fa-IR"/>
+        </w:rPr>
+        <w:t xml:space="preserve"> </w:t>
+      </w:r>
+      <w:r>
+        <w:rPr>
+          <w:rFonts w:ascii="Vazirmatn" w:hAnsi="Vazirmatn" w:cs="Vazirmatn"/>
+          <w:sz w:val="22"/>
+          <w:szCs w:val="22"/>
+          <w:color w:val="2D2D2D"/>
+          <w:lang w:val="en-US" w:bidi="fa-IR"/>
+        </w:rPr>
+        <w:t>بر</w:t>
+      </w:r>
+      <w:r>
+        <w:rPr>
+          <w:rFonts w:ascii="Vazirmatn" w:hAnsi="Vazirmatn" w:cs="Vazirmatn"/>
+          <w:sz w:val="22"/>
+          <w:szCs w:val="22"/>
+          <w:color w:val="2D2D2D"/>
+          <w:lang w:val="en-US" w:bidi="fa-IR"/>
+        </w:rPr>
+        <w:t xml:space="preserve"> </w:t>
       </w:r>
       <w:r>
         <w:rPr>
@@ -7476,7 +11086,17 @@
           <w:color w:val="2D2D2D"/>
           <w:lang w:val="en-US" w:bidi="fa-IR"/>
         </w:rPr>
-        <w:t xml:space="preserve">و </w:t>
+        <w:t>و</w:t>
+      </w:r>
+      <w:r>
+        <w:rPr>
+          <w:rFonts w:ascii="Vazirmatn" w:hAnsi="Vazirmatn" w:cs="Vazirmatn"/>
+          <w:sz w:val="22"/>
+          <w:szCs w:val="22"/>
+          <w:color w:val="2D2D2D"/>
+          <w:lang w:val="en-US" w:bidi="fa-IR"/>
+        </w:rPr>
+        <w:t xml:space="preserve"> </w:t>
       </w:r>
       <w:r>
         <w:rPr>
@@ -7506,67 +11126,467 @@
           <w:color w:val="2D2D2D"/>
           <w:lang w:val="en-US" w:bidi="fa-IR"/>
         </w:rPr>
-        <w:t xml:space="preserve">استفاده می‌شود. معیارهای حیاتی نظیر نرخ خطای درخواست‌ها، میزان مصرف حافظه، و شاخص‌های تاخیر </w:t>
-      </w:r>
-      <w:r>
-        <w:rPr>
-          <w:rFonts w:ascii="Vazirmatn" w:hAnsi="Vazirmatn" w:cs="Vazirmatn"/>
-          <w:sz w:val="22"/>
-          <w:szCs w:val="22"/>
-          <w:color w:val="2D2D2D"/>
-          <w:lang w:val="en-US" w:bidi="fa-IR"/>
-        </w:rPr>
-        <w:t>p</w:t>
-      </w:r>
-      <w:r>
-        <w:rPr>
-          <w:rFonts w:ascii="Vazirmatn" w:hAnsi="Vazirmatn" w:cs="Vazirmatn"/>
-          <w:sz w:val="22"/>
-          <w:szCs w:val="22"/>
-          <w:color w:val="2D2D2D"/>
-          <w:lang w:val="en-US" w:bidi="fa-IR"/>
-        </w:rPr>
-        <w:t xml:space="preserve">95 </w:t>
-      </w:r>
-      <w:r>
-        <w:rPr>
-          <w:rFonts w:ascii="Vazirmatn" w:hAnsi="Vazirmatn" w:cs="Vazirmatn"/>
-          <w:sz w:val="22"/>
-          <w:szCs w:val="22"/>
-          <w:color w:val="2D2D2D"/>
-          <w:lang w:val="en-US" w:bidi="fa-IR"/>
-        </w:rPr>
-        <w:t xml:space="preserve">و </w:t>
-      </w:r>
-      <w:r>
-        <w:rPr>
-          <w:rFonts w:ascii="Vazirmatn" w:hAnsi="Vazirmatn" w:cs="Vazirmatn"/>
-          <w:sz w:val="22"/>
-          <w:szCs w:val="22"/>
-          <w:color w:val="2D2D2D"/>
-          <w:lang w:val="en-US" w:bidi="fa-IR"/>
-        </w:rPr>
-        <w:t>p</w:t>
-      </w:r>
-      <w:r>
-        <w:rPr>
-          <w:rFonts w:ascii="Vazirmatn" w:hAnsi="Vazirmatn" w:cs="Vazirmatn"/>
-          <w:sz w:val="22"/>
-          <w:szCs w:val="22"/>
-          <w:color w:val="2D2D2D"/>
-          <w:lang w:val="en-US" w:bidi="fa-IR"/>
-        </w:rPr>
-        <w:t xml:space="preserve">99 </w:t>
-      </w:r>
-      <w:r>
-        <w:rPr>
-          <w:rFonts w:ascii="Vazirmatn" w:hAnsi="Vazirmatn" w:cs="Vazirmatn"/>
-          <w:sz w:val="22"/>
-          <w:szCs w:val="22"/>
-          <w:color w:val="2D2D2D"/>
-          <w:lang w:val="en-US" w:bidi="fa-IR"/>
-        </w:rPr>
-        <w:t>به صورت لحظه‌ای ثبت و بررسی می‌گردند.</w:t>
+        <w:t>استفاده</w:t>
+      </w:r>
+      <w:r>
+        <w:rPr>
+          <w:rFonts w:ascii="Vazirmatn" w:hAnsi="Vazirmatn" w:cs="Vazirmatn"/>
+          <w:sz w:val="22"/>
+          <w:szCs w:val="22"/>
+          <w:color w:val="2D2D2D"/>
+          <w:lang w:val="en-US" w:bidi="fa-IR"/>
+        </w:rPr>
+        <w:t xml:space="preserve"> </w:t>
+      </w:r>
+      <w:r>
+        <w:rPr>
+          <w:rFonts w:ascii="Vazirmatn" w:hAnsi="Vazirmatn" w:cs="Vazirmatn"/>
+          <w:sz w:val="22"/>
+          <w:szCs w:val="22"/>
+          <w:color w:val="2D2D2D"/>
+          <w:lang w:val="en-US" w:bidi="fa-IR"/>
+        </w:rPr>
+        <w:t>می‌شود.</w:t>
+      </w:r>
+      <w:r>
+        <w:rPr>
+          <w:rFonts w:ascii="Vazirmatn" w:hAnsi="Vazirmatn" w:cs="Vazirmatn"/>
+          <w:sz w:val="22"/>
+          <w:szCs w:val="22"/>
+          <w:color w:val="2D2D2D"/>
+          <w:lang w:val="en-US" w:bidi="fa-IR"/>
+        </w:rPr>
+        <w:t xml:space="preserve"> </w:t>
+      </w:r>
+      <w:r>
+        <w:rPr>
+          <w:rFonts w:ascii="Vazirmatn" w:hAnsi="Vazirmatn" w:cs="Vazirmatn"/>
+          <w:sz w:val="22"/>
+          <w:szCs w:val="22"/>
+          <w:color w:val="2D2D2D"/>
+          <w:lang w:val="en-US" w:bidi="fa-IR"/>
+        </w:rPr>
+        <w:t>معیارهای</w:t>
+      </w:r>
+      <w:r>
+        <w:rPr>
+          <w:rFonts w:ascii="Vazirmatn" w:hAnsi="Vazirmatn" w:cs="Vazirmatn"/>
+          <w:sz w:val="22"/>
+          <w:szCs w:val="22"/>
+          <w:color w:val="2D2D2D"/>
+          <w:lang w:val="en-US" w:bidi="fa-IR"/>
+        </w:rPr>
+        <w:t xml:space="preserve"> </w:t>
+      </w:r>
+      <w:r>
+        <w:rPr>
+          <w:rFonts w:ascii="Vazirmatn" w:hAnsi="Vazirmatn" w:cs="Vazirmatn"/>
+          <w:sz w:val="22"/>
+          <w:szCs w:val="22"/>
+          <w:color w:val="2D2D2D"/>
+          <w:lang w:val="en-US" w:bidi="fa-IR"/>
+        </w:rPr>
+        <w:t>حیاتی</w:t>
+      </w:r>
+      <w:r>
+        <w:rPr>
+          <w:rFonts w:ascii="Vazirmatn" w:hAnsi="Vazirmatn" w:cs="Vazirmatn"/>
+          <w:sz w:val="22"/>
+          <w:szCs w:val="22"/>
+          <w:color w:val="2D2D2D"/>
+          <w:lang w:val="en-US" w:bidi="fa-IR"/>
+        </w:rPr>
+        <w:t xml:space="preserve"> </w:t>
+      </w:r>
+      <w:r>
+        <w:rPr>
+          <w:rFonts w:ascii="Vazirmatn" w:hAnsi="Vazirmatn" w:cs="Vazirmatn"/>
+          <w:sz w:val="22"/>
+          <w:szCs w:val="22"/>
+          <w:color w:val="2D2D2D"/>
+          <w:lang w:val="en-US" w:bidi="fa-IR"/>
+        </w:rPr>
+        <w:t>نظیر</w:t>
+      </w:r>
+      <w:r>
+        <w:rPr>
+          <w:rFonts w:ascii="Vazirmatn" w:hAnsi="Vazirmatn" w:cs="Vazirmatn"/>
+          <w:sz w:val="22"/>
+          <w:szCs w:val="22"/>
+          <w:color w:val="2D2D2D"/>
+          <w:lang w:val="en-US" w:bidi="fa-IR"/>
+        </w:rPr>
+        <w:t xml:space="preserve"> </w:t>
+      </w:r>
+      <w:r>
+        <w:rPr>
+          <w:rFonts w:ascii="Vazirmatn" w:hAnsi="Vazirmatn" w:cs="Vazirmatn"/>
+          <w:sz w:val="22"/>
+          <w:szCs w:val="22"/>
+          <w:color w:val="2D2D2D"/>
+          <w:lang w:val="en-US" w:bidi="fa-IR"/>
+        </w:rPr>
+        <w:t>نرخ</w:t>
+      </w:r>
+      <w:r>
+        <w:rPr>
+          <w:rFonts w:ascii="Vazirmatn" w:hAnsi="Vazirmatn" w:cs="Vazirmatn"/>
+          <w:sz w:val="22"/>
+          <w:szCs w:val="22"/>
+          <w:color w:val="2D2D2D"/>
+          <w:lang w:val="en-US" w:bidi="fa-IR"/>
+        </w:rPr>
+        <w:t xml:space="preserve"> </w:t>
+      </w:r>
+      <w:r>
+        <w:rPr>
+          <w:rFonts w:ascii="Vazirmatn" w:hAnsi="Vazirmatn" w:cs="Vazirmatn"/>
+          <w:sz w:val="22"/>
+          <w:szCs w:val="22"/>
+          <w:color w:val="2D2D2D"/>
+          <w:lang w:val="en-US" w:bidi="fa-IR"/>
+        </w:rPr>
+        <w:t>خطای</w:t>
+      </w:r>
+      <w:r>
+        <w:rPr>
+          <w:rFonts w:ascii="Vazirmatn" w:hAnsi="Vazirmatn" w:cs="Vazirmatn"/>
+          <w:sz w:val="22"/>
+          <w:szCs w:val="22"/>
+          <w:color w:val="2D2D2D"/>
+          <w:lang w:val="en-US" w:bidi="fa-IR"/>
+        </w:rPr>
+        <w:t xml:space="preserve"> </w:t>
+      </w:r>
+      <w:r>
+        <w:rPr>
+          <w:rFonts w:ascii="Vazirmatn" w:hAnsi="Vazirmatn" w:cs="Vazirmatn"/>
+          <w:sz w:val="22"/>
+          <w:szCs w:val="22"/>
+          <w:color w:val="2D2D2D"/>
+          <w:lang w:val="en-US" w:bidi="fa-IR"/>
+        </w:rPr>
+        <w:t>درخواست‌ها،</w:t>
+      </w:r>
+      <w:r>
+        <w:rPr>
+          <w:rFonts w:ascii="Vazirmatn" w:hAnsi="Vazirmatn" w:cs="Vazirmatn"/>
+          <w:sz w:val="22"/>
+          <w:szCs w:val="22"/>
+          <w:color w:val="2D2D2D"/>
+          <w:lang w:val="en-US" w:bidi="fa-IR"/>
+        </w:rPr>
+        <w:t xml:space="preserve"> </w:t>
+      </w:r>
+      <w:r>
+        <w:rPr>
+          <w:rFonts w:ascii="Vazirmatn" w:hAnsi="Vazirmatn" w:cs="Vazirmatn"/>
+          <w:sz w:val="22"/>
+          <w:szCs w:val="22"/>
+          <w:color w:val="2D2D2D"/>
+          <w:lang w:val="en-US" w:bidi="fa-IR"/>
+        </w:rPr>
+        <w:t>میزان</w:t>
+      </w:r>
+      <w:r>
+        <w:rPr>
+          <w:rFonts w:ascii="Vazirmatn" w:hAnsi="Vazirmatn" w:cs="Vazirmatn"/>
+          <w:sz w:val="22"/>
+          <w:szCs w:val="22"/>
+          <w:color w:val="2D2D2D"/>
+          <w:lang w:val="en-US" w:bidi="fa-IR"/>
+        </w:rPr>
+        <w:t xml:space="preserve"> </w:t>
+      </w:r>
+      <w:r>
+        <w:rPr>
+          <w:rFonts w:ascii="Vazirmatn" w:hAnsi="Vazirmatn" w:cs="Vazirmatn"/>
+          <w:sz w:val="22"/>
+          <w:szCs w:val="22"/>
+          <w:color w:val="2D2D2D"/>
+          <w:lang w:val="en-US" w:bidi="fa-IR"/>
+        </w:rPr>
+        <w:t>مصرف</w:t>
+      </w:r>
+      <w:r>
+        <w:rPr>
+          <w:rFonts w:ascii="Vazirmatn" w:hAnsi="Vazirmatn" w:cs="Vazirmatn"/>
+          <w:sz w:val="22"/>
+          <w:szCs w:val="22"/>
+          <w:color w:val="2D2D2D"/>
+          <w:lang w:val="en-US" w:bidi="fa-IR"/>
+        </w:rPr>
+        <w:t xml:space="preserve"> </w:t>
+      </w:r>
+      <w:r>
+        <w:rPr>
+          <w:rFonts w:ascii="Vazirmatn" w:hAnsi="Vazirmatn" w:cs="Vazirmatn"/>
+          <w:sz w:val="22"/>
+          <w:szCs w:val="22"/>
+          <w:color w:val="2D2D2D"/>
+          <w:lang w:val="en-US" w:bidi="fa-IR"/>
+        </w:rPr>
+        <w:t>حافظه،</w:t>
+      </w:r>
+      <w:r>
+        <w:rPr>
+          <w:rFonts w:ascii="Vazirmatn" w:hAnsi="Vazirmatn" w:cs="Vazirmatn"/>
+          <w:sz w:val="22"/>
+          <w:szCs w:val="22"/>
+          <w:color w:val="2D2D2D"/>
+          <w:lang w:val="en-US" w:bidi="fa-IR"/>
+        </w:rPr>
+        <w:t xml:space="preserve"> </w:t>
+      </w:r>
+      <w:r>
+        <w:rPr>
+          <w:rFonts w:ascii="Vazirmatn" w:hAnsi="Vazirmatn" w:cs="Vazirmatn"/>
+          <w:sz w:val="22"/>
+          <w:szCs w:val="22"/>
+          <w:color w:val="2D2D2D"/>
+          <w:lang w:val="en-US" w:bidi="fa-IR"/>
+        </w:rPr>
+        <w:t>و</w:t>
+      </w:r>
+      <w:r>
+        <w:rPr>
+          <w:rFonts w:ascii="Vazirmatn" w:hAnsi="Vazirmatn" w:cs="Vazirmatn"/>
+          <w:sz w:val="22"/>
+          <w:szCs w:val="22"/>
+          <w:color w:val="2D2D2D"/>
+          <w:lang w:val="en-US" w:bidi="fa-IR"/>
+        </w:rPr>
+        <w:t xml:space="preserve"> </w:t>
+      </w:r>
+      <w:r>
+        <w:rPr>
+          <w:rFonts w:ascii="Vazirmatn" w:hAnsi="Vazirmatn" w:cs="Vazirmatn"/>
+          <w:sz w:val="22"/>
+          <w:szCs w:val="22"/>
+          <w:color w:val="2D2D2D"/>
+          <w:lang w:val="en-US" w:bidi="fa-IR"/>
+        </w:rPr>
+        <w:t>شاخص‌های</w:t>
+      </w:r>
+      <w:r>
+        <w:rPr>
+          <w:rFonts w:ascii="Vazirmatn" w:hAnsi="Vazirmatn" w:cs="Vazirmatn"/>
+          <w:sz w:val="22"/>
+          <w:szCs w:val="22"/>
+          <w:color w:val="2D2D2D"/>
+          <w:lang w:val="en-US" w:bidi="fa-IR"/>
+        </w:rPr>
+        <w:t xml:space="preserve"> </w:t>
+      </w:r>
+      <w:r>
+        <w:rPr>
+          <w:rFonts w:ascii="Vazirmatn" w:hAnsi="Vazirmatn" w:cs="Vazirmatn"/>
+          <w:sz w:val="22"/>
+          <w:szCs w:val="22"/>
+          <w:color w:val="2D2D2D"/>
+          <w:lang w:val="en-US" w:bidi="fa-IR"/>
+        </w:rPr>
+        <w:t>تاخیر</w:t>
+      </w:r>
+      <w:r>
+        <w:rPr>
+          <w:rFonts w:ascii="Vazirmatn" w:hAnsi="Vazirmatn" w:cs="Vazirmatn"/>
+          <w:sz w:val="22"/>
+          <w:szCs w:val="22"/>
+          <w:color w:val="2D2D2D"/>
+          <w:lang w:val="en-US" w:bidi="fa-IR"/>
+        </w:rPr>
+        <w:t xml:space="preserve"> </w:t>
+      </w:r>
+      <w:r>
+        <w:rPr>
+          <w:rFonts w:ascii="Vazirmatn" w:hAnsi="Vazirmatn" w:cs="Vazirmatn"/>
+          <w:sz w:val="22"/>
+          <w:szCs w:val="22"/>
+          <w:color w:val="2D2D2D"/>
+          <w:lang w:val="en-US" w:bidi="fa-IR"/>
+        </w:rPr>
+        <w:t>p95</w:t>
+      </w:r>
+      <w:r>
+        <w:rPr>
+          <w:rFonts w:ascii="Vazirmatn" w:hAnsi="Vazirmatn" w:cs="Vazirmatn"/>
+          <w:sz w:val="22"/>
+          <w:szCs w:val="22"/>
+          <w:color w:val="2D2D2D"/>
+          <w:lang w:val="en-US" w:bidi="fa-IR"/>
+        </w:rPr>
+        <w:t xml:space="preserve"> </w:t>
+      </w:r>
+      <w:r>
+        <w:rPr>
+          <w:rFonts w:ascii="Vazirmatn" w:hAnsi="Vazirmatn" w:cs="Vazirmatn"/>
+          <w:sz w:val="22"/>
+          <w:szCs w:val="22"/>
+          <w:color w:val="2D2D2D"/>
+          <w:lang w:val="en-US" w:bidi="fa-IR"/>
+        </w:rPr>
+        <w:t>و</w:t>
+      </w:r>
+      <w:r>
+        <w:rPr>
+          <w:rFonts w:ascii="Vazirmatn" w:hAnsi="Vazirmatn" w:cs="Vazirmatn"/>
+          <w:sz w:val="22"/>
+          <w:szCs w:val="22"/>
+          <w:color w:val="2D2D2D"/>
+          <w:lang w:val="en-US" w:bidi="fa-IR"/>
+        </w:rPr>
+        <w:t xml:space="preserve"> </w:t>
+      </w:r>
+      <w:r>
+        <w:rPr>
+          <w:rFonts w:ascii="Vazirmatn" w:hAnsi="Vazirmatn" w:cs="Vazirmatn"/>
+          <w:sz w:val="22"/>
+          <w:szCs w:val="22"/>
+          <w:color w:val="2D2D2D"/>
+          <w:lang w:val="en-US" w:bidi="fa-IR"/>
+        </w:rPr>
+        <w:t>p99</w:t>
+      </w:r>
+      <w:r>
+        <w:rPr>
+          <w:rFonts w:ascii="Vazirmatn" w:hAnsi="Vazirmatn" w:cs="Vazirmatn"/>
+          <w:sz w:val="22"/>
+          <w:szCs w:val="22"/>
+          <w:color w:val="2D2D2D"/>
+          <w:lang w:val="en-US" w:bidi="fa-IR"/>
+        </w:rPr>
+        <w:t xml:space="preserve"> </w:t>
+      </w:r>
+      <w:r>
+        <w:rPr>
+          <w:rFonts w:ascii="Vazirmatn" w:hAnsi="Vazirmatn" w:cs="Vazirmatn"/>
+          <w:sz w:val="22"/>
+          <w:szCs w:val="22"/>
+          <w:color w:val="2D2D2D"/>
+          <w:lang w:val="en-US" w:bidi="fa-IR"/>
+        </w:rPr>
+        <w:t>به</w:t>
+      </w:r>
+      <w:r>
+        <w:rPr>
+          <w:rFonts w:ascii="Vazirmatn" w:hAnsi="Vazirmatn" w:cs="Vazirmatn"/>
+          <w:sz w:val="22"/>
+          <w:szCs w:val="22"/>
+          <w:color w:val="2D2D2D"/>
+          <w:lang w:val="en-US" w:bidi="fa-IR"/>
+        </w:rPr>
+        <w:t xml:space="preserve"> </w:t>
+      </w:r>
+      <w:r>
+        <w:rPr>
+          <w:rFonts w:ascii="Vazirmatn" w:hAnsi="Vazirmatn" w:cs="Vazirmatn"/>
+          <w:sz w:val="22"/>
+          <w:szCs w:val="22"/>
+          <w:color w:val="2D2D2D"/>
+          <w:lang w:val="en-US" w:bidi="fa-IR"/>
+        </w:rPr>
+        <w:t>صورت</w:t>
+      </w:r>
+      <w:r>
+        <w:rPr>
+          <w:rFonts w:ascii="Vazirmatn" w:hAnsi="Vazirmatn" w:cs="Vazirmatn"/>
+          <w:sz w:val="22"/>
+          <w:szCs w:val="22"/>
+          <w:color w:val="2D2D2D"/>
+          <w:lang w:val="en-US" w:bidi="fa-IR"/>
+        </w:rPr>
+        <w:t xml:space="preserve"> </w:t>
+      </w:r>
+      <w:r>
+        <w:rPr>
+          <w:rFonts w:ascii="Vazirmatn" w:hAnsi="Vazirmatn" w:cs="Vazirmatn"/>
+          <w:sz w:val="22"/>
+          <w:szCs w:val="22"/>
+          <w:color w:val="2D2D2D"/>
+          <w:lang w:val="en-US" w:bidi="fa-IR"/>
+        </w:rPr>
+        <w:t>لحظه‌ای</w:t>
+      </w:r>
+      <w:r>
+        <w:rPr>
+          <w:rFonts w:ascii="Vazirmatn" w:hAnsi="Vazirmatn" w:cs="Vazirmatn"/>
+          <w:sz w:val="22"/>
+          <w:szCs w:val="22"/>
+          <w:color w:val="2D2D2D"/>
+          <w:lang w:val="en-US" w:bidi="fa-IR"/>
+        </w:rPr>
+        <w:t xml:space="preserve"> </w:t>
+      </w:r>
+      <w:r>
+        <w:rPr>
+          <w:rFonts w:ascii="Vazirmatn" w:hAnsi="Vazirmatn" w:cs="Vazirmatn"/>
+          <w:sz w:val="22"/>
+          <w:szCs w:val="22"/>
+          <w:color w:val="2D2D2D"/>
+          <w:lang w:val="en-US" w:bidi="fa-IR"/>
+        </w:rPr>
+        <w:t>ثبت</w:t>
+      </w:r>
+      <w:r>
+        <w:rPr>
+          <w:rFonts w:ascii="Vazirmatn" w:hAnsi="Vazirmatn" w:cs="Vazirmatn"/>
+          <w:sz w:val="22"/>
+          <w:szCs w:val="22"/>
+          <w:color w:val="2D2D2D"/>
+          <w:lang w:val="en-US" w:bidi="fa-IR"/>
+        </w:rPr>
+        <w:t xml:space="preserve"> </w:t>
+      </w:r>
+      <w:r>
+        <w:rPr>
+          <w:rFonts w:ascii="Vazirmatn" w:hAnsi="Vazirmatn" w:cs="Vazirmatn"/>
+          <w:sz w:val="22"/>
+          <w:szCs w:val="22"/>
+          <w:color w:val="2D2D2D"/>
+          <w:lang w:val="en-US" w:bidi="fa-IR"/>
+        </w:rPr>
+        <w:t>و</w:t>
+      </w:r>
+      <w:r>
+        <w:rPr>
+          <w:rFonts w:ascii="Vazirmatn" w:hAnsi="Vazirmatn" w:cs="Vazirmatn"/>
+          <w:sz w:val="22"/>
+          <w:szCs w:val="22"/>
+          <w:color w:val="2D2D2D"/>
+          <w:lang w:val="en-US" w:bidi="fa-IR"/>
+        </w:rPr>
+        <w:t xml:space="preserve"> </w:t>
+      </w:r>
+      <w:r>
+        <w:rPr>
+          <w:rFonts w:ascii="Vazirmatn" w:hAnsi="Vazirmatn" w:cs="Vazirmatn"/>
+          <w:sz w:val="22"/>
+          <w:szCs w:val="22"/>
+          <w:color w:val="2D2D2D"/>
+          <w:lang w:val="en-US" w:bidi="fa-IR"/>
+        </w:rPr>
+        <w:t>بررسی</w:t>
+      </w:r>
+      <w:r>
+        <w:rPr>
+          <w:rFonts w:ascii="Vazirmatn" w:hAnsi="Vazirmatn" w:cs="Vazirmatn"/>
+          <w:sz w:val="22"/>
+          <w:szCs w:val="22"/>
+          <w:color w:val="2D2D2D"/>
+          <w:lang w:val="en-US" w:bidi="fa-IR"/>
+        </w:rPr>
+        <w:t xml:space="preserve"> </w:t>
+      </w:r>
+      <w:r>
+        <w:rPr>
+          <w:rFonts w:ascii="Vazirmatn" w:hAnsi="Vazirmatn" w:cs="Vazirmatn"/>
+          <w:sz w:val="22"/>
+          <w:szCs w:val="22"/>
+          <w:color w:val="2D2D2D"/>
+          <w:lang w:val="en-US" w:bidi="fa-IR"/>
+        </w:rPr>
+        <w:t>می‌گردند.</w:t>
       </w:r>
     </w:p>
     <w:p>
@@ -7628,14 +11648,14 @@
     </w:p>
     <w:tbl>
       <w:tblPr>
-        <w:tblW w:type="auto" w:w="0"/>
+        <w:tblW w:type="dxa" w:w="9638"/>
         <w:tblLayout w:type="fixed"/>
         <w:tblLook w:firstColumn="1" w:firstRow="1" w:lastColumn="0" w:lastRow="0" w:noHBand="0" w:noVBand="1" w:val="04A0"/>
         <w:bidiVisual/>
       </w:tblPr>
       <w:tblGrid>
-        <w:gridCol w:w="4819"/>
-        <w:gridCol w:w="4819"/>
+        <w:gridCol w:w="936"/>
+        <w:gridCol w:w="8702"/>
       </w:tblGrid>
       <w:tr>
         <w:tc>
@@ -7659,7 +11679,6 @@
             <w:pPr>
               <w:jc w:val="center"/>
             </w:pPr>
-            <w:r/>
             <w:r>
               <w:rPr>
                 <w:rFonts w:ascii="Vazirmatn" w:hAnsi="Vazirmatn" w:cs="Vazirmatn"/>
@@ -7696,7 +11715,6 @@
               <w:bidi/>
               <w:jc w:val="start"/>
             </w:pPr>
-            <w:r/>
             <w:r>
               <w:rPr>
                 <w:rFonts w:ascii="Vazirmatn" w:hAnsi="Vazirmatn" w:cs="Vazirmatn"/>
@@ -7722,7 +11740,7 @@
     <w:p>
       <w:pPr>
         <w:bidi/>
-        <w:spacing w:line="324" w:lineRule="auto" w:after="120"/>
+        <w:spacing w:line="336" w:lineRule="auto" w:after="120"/>
         <w:jc w:val="both"/>
       </w:pPr>
       <w:r>
@@ -7733,27 +11751,351 @@
           <w:color w:val="2D2D2D"/>
           <w:lang w:val="en-US" w:bidi="fa-IR"/>
         </w:rPr>
-        <w:t>جدول زیر خلاصه‌ای از وضعیت معماری سرویس‌های کلیدی و نیازمندی‌های شبکه و ذخیره‌سازی آن‌ها را نمایش می‌دهد:</w:t>
+        <w:t>جدول</w:t>
+      </w:r>
+      <w:r>
+        <w:rPr>
+          <w:rFonts w:ascii="Vazirmatn" w:hAnsi="Vazirmatn" w:cs="Vazirmatn"/>
+          <w:sz w:val="22"/>
+          <w:szCs w:val="22"/>
+          <w:color w:val="2D2D2D"/>
+          <w:lang w:val="en-US" w:bidi="fa-IR"/>
+        </w:rPr>
+        <w:t xml:space="preserve"> </w:t>
+      </w:r>
+      <w:r>
+        <w:rPr>
+          <w:rFonts w:ascii="Vazirmatn" w:hAnsi="Vazirmatn" w:cs="Vazirmatn"/>
+          <w:sz w:val="22"/>
+          <w:szCs w:val="22"/>
+          <w:color w:val="2D2D2D"/>
+          <w:lang w:val="en-US" w:bidi="fa-IR"/>
+        </w:rPr>
+        <w:t>زیر</w:t>
+      </w:r>
+      <w:r>
+        <w:rPr>
+          <w:rFonts w:ascii="Vazirmatn" w:hAnsi="Vazirmatn" w:cs="Vazirmatn"/>
+          <w:sz w:val="22"/>
+          <w:szCs w:val="22"/>
+          <w:color w:val="2D2D2D"/>
+          <w:lang w:val="en-US" w:bidi="fa-IR"/>
+        </w:rPr>
+        <w:t xml:space="preserve"> </w:t>
+      </w:r>
+      <w:r>
+        <w:rPr>
+          <w:rFonts w:ascii="Vazirmatn" w:hAnsi="Vazirmatn" w:cs="Vazirmatn"/>
+          <w:sz w:val="22"/>
+          <w:szCs w:val="22"/>
+          <w:color w:val="2D2D2D"/>
+          <w:lang w:val="en-US" w:bidi="fa-IR"/>
+        </w:rPr>
+        <w:t>خلاصه‌ای</w:t>
+      </w:r>
+      <w:r>
+        <w:rPr>
+          <w:rFonts w:ascii="Vazirmatn" w:hAnsi="Vazirmatn" w:cs="Vazirmatn"/>
+          <w:sz w:val="22"/>
+          <w:szCs w:val="22"/>
+          <w:color w:val="2D2D2D"/>
+          <w:lang w:val="en-US" w:bidi="fa-IR"/>
+        </w:rPr>
+        <w:t xml:space="preserve"> </w:t>
+      </w:r>
+      <w:r>
+        <w:rPr>
+          <w:rFonts w:ascii="Vazirmatn" w:hAnsi="Vazirmatn" w:cs="Vazirmatn"/>
+          <w:sz w:val="22"/>
+          <w:szCs w:val="22"/>
+          <w:color w:val="2D2D2D"/>
+          <w:lang w:val="en-US" w:bidi="fa-IR"/>
+        </w:rPr>
+        <w:t>از</w:t>
+      </w:r>
+      <w:r>
+        <w:rPr>
+          <w:rFonts w:ascii="Vazirmatn" w:hAnsi="Vazirmatn" w:cs="Vazirmatn"/>
+          <w:sz w:val="22"/>
+          <w:szCs w:val="22"/>
+          <w:color w:val="2D2D2D"/>
+          <w:lang w:val="en-US" w:bidi="fa-IR"/>
+        </w:rPr>
+        <w:t xml:space="preserve"> </w:t>
+      </w:r>
+      <w:r>
+        <w:rPr>
+          <w:rFonts w:ascii="Vazirmatn" w:hAnsi="Vazirmatn" w:cs="Vazirmatn"/>
+          <w:sz w:val="22"/>
+          <w:szCs w:val="22"/>
+          <w:color w:val="2D2D2D"/>
+          <w:lang w:val="en-US" w:bidi="fa-IR"/>
+        </w:rPr>
+        <w:t>وضعیت</w:t>
+      </w:r>
+      <w:r>
+        <w:rPr>
+          <w:rFonts w:ascii="Vazirmatn" w:hAnsi="Vazirmatn" w:cs="Vazirmatn"/>
+          <w:sz w:val="22"/>
+          <w:szCs w:val="22"/>
+          <w:color w:val="2D2D2D"/>
+          <w:lang w:val="en-US" w:bidi="fa-IR"/>
+        </w:rPr>
+        <w:t xml:space="preserve"> </w:t>
+      </w:r>
+      <w:r>
+        <w:rPr>
+          <w:rFonts w:ascii="Vazirmatn" w:hAnsi="Vazirmatn" w:cs="Vazirmatn"/>
+          <w:sz w:val="22"/>
+          <w:szCs w:val="22"/>
+          <w:color w:val="2D2D2D"/>
+          <w:lang w:val="en-US" w:bidi="fa-IR"/>
+        </w:rPr>
+        <w:t>معماری</w:t>
+      </w:r>
+      <w:r>
+        <w:rPr>
+          <w:rFonts w:ascii="Vazirmatn" w:hAnsi="Vazirmatn" w:cs="Vazirmatn"/>
+          <w:sz w:val="22"/>
+          <w:szCs w:val="22"/>
+          <w:color w:val="2D2D2D"/>
+          <w:lang w:val="en-US" w:bidi="fa-IR"/>
+        </w:rPr>
+        <w:t xml:space="preserve"> </w:t>
+      </w:r>
+      <w:r>
+        <w:rPr>
+          <w:rFonts w:ascii="Vazirmatn" w:hAnsi="Vazirmatn" w:cs="Vazirmatn"/>
+          <w:sz w:val="22"/>
+          <w:szCs w:val="22"/>
+          <w:color w:val="2D2D2D"/>
+          <w:lang w:val="en-US" w:bidi="fa-IR"/>
+        </w:rPr>
+        <w:t>سرویس‌های</w:t>
+      </w:r>
+      <w:r>
+        <w:rPr>
+          <w:rFonts w:ascii="Vazirmatn" w:hAnsi="Vazirmatn" w:cs="Vazirmatn"/>
+          <w:sz w:val="22"/>
+          <w:szCs w:val="22"/>
+          <w:color w:val="2D2D2D"/>
+          <w:lang w:val="en-US" w:bidi="fa-IR"/>
+        </w:rPr>
+        <w:t xml:space="preserve"> </w:t>
+      </w:r>
+      <w:r>
+        <w:rPr>
+          <w:rFonts w:ascii="Vazirmatn" w:hAnsi="Vazirmatn" w:cs="Vazirmatn"/>
+          <w:sz w:val="22"/>
+          <w:szCs w:val="22"/>
+          <w:color w:val="2D2D2D"/>
+          <w:lang w:val="en-US" w:bidi="fa-IR"/>
+        </w:rPr>
+        <w:t>کلیدی</w:t>
+      </w:r>
+      <w:r>
+        <w:rPr>
+          <w:rFonts w:ascii="Vazirmatn" w:hAnsi="Vazirmatn" w:cs="Vazirmatn"/>
+          <w:sz w:val="22"/>
+          <w:szCs w:val="22"/>
+          <w:color w:val="2D2D2D"/>
+          <w:lang w:val="en-US" w:bidi="fa-IR"/>
+        </w:rPr>
+        <w:t xml:space="preserve"> </w:t>
+      </w:r>
+      <w:r>
+        <w:rPr>
+          <w:rFonts w:ascii="Vazirmatn" w:hAnsi="Vazirmatn" w:cs="Vazirmatn"/>
+          <w:sz w:val="22"/>
+          <w:szCs w:val="22"/>
+          <w:color w:val="2D2D2D"/>
+          <w:lang w:val="en-US" w:bidi="fa-IR"/>
+        </w:rPr>
+        <w:t>و</w:t>
+      </w:r>
+      <w:r>
+        <w:rPr>
+          <w:rFonts w:ascii="Vazirmatn" w:hAnsi="Vazirmatn" w:cs="Vazirmatn"/>
+          <w:sz w:val="22"/>
+          <w:szCs w:val="22"/>
+          <w:color w:val="2D2D2D"/>
+          <w:lang w:val="en-US" w:bidi="fa-IR"/>
+        </w:rPr>
+        <w:t xml:space="preserve"> </w:t>
+      </w:r>
+      <w:r>
+        <w:rPr>
+          <w:rFonts w:ascii="Vazirmatn" w:hAnsi="Vazirmatn" w:cs="Vazirmatn"/>
+          <w:sz w:val="22"/>
+          <w:szCs w:val="22"/>
+          <w:color w:val="2D2D2D"/>
+          <w:lang w:val="en-US" w:bidi="fa-IR"/>
+        </w:rPr>
+        <w:t>نیازمندی‌های</w:t>
+      </w:r>
+      <w:r>
+        <w:rPr>
+          <w:rFonts w:ascii="Vazirmatn" w:hAnsi="Vazirmatn" w:cs="Vazirmatn"/>
+          <w:sz w:val="22"/>
+          <w:szCs w:val="22"/>
+          <w:color w:val="2D2D2D"/>
+          <w:lang w:val="en-US" w:bidi="fa-IR"/>
+        </w:rPr>
+        <w:t xml:space="preserve"> </w:t>
+      </w:r>
+      <w:r>
+        <w:rPr>
+          <w:rFonts w:ascii="Vazirmatn" w:hAnsi="Vazirmatn" w:cs="Vazirmatn"/>
+          <w:sz w:val="22"/>
+          <w:szCs w:val="22"/>
+          <w:color w:val="2D2D2D"/>
+          <w:lang w:val="en-US" w:bidi="fa-IR"/>
+        </w:rPr>
+        <w:t>شبکه</w:t>
+      </w:r>
+      <w:r>
+        <w:rPr>
+          <w:rFonts w:ascii="Vazirmatn" w:hAnsi="Vazirmatn" w:cs="Vazirmatn"/>
+          <w:sz w:val="22"/>
+          <w:szCs w:val="22"/>
+          <w:color w:val="2D2D2D"/>
+          <w:lang w:val="en-US" w:bidi="fa-IR"/>
+        </w:rPr>
+        <w:t xml:space="preserve"> </w:t>
+      </w:r>
+      <w:r>
+        <w:rPr>
+          <w:rFonts w:ascii="Vazirmatn" w:hAnsi="Vazirmatn" w:cs="Vazirmatn"/>
+          <w:sz w:val="22"/>
+          <w:szCs w:val="22"/>
+          <w:color w:val="2D2D2D"/>
+          <w:lang w:val="en-US" w:bidi="fa-IR"/>
+        </w:rPr>
+        <w:t>و</w:t>
+      </w:r>
+      <w:r>
+        <w:rPr>
+          <w:rFonts w:ascii="Vazirmatn" w:hAnsi="Vazirmatn" w:cs="Vazirmatn"/>
+          <w:sz w:val="22"/>
+          <w:szCs w:val="22"/>
+          <w:color w:val="2D2D2D"/>
+          <w:lang w:val="en-US" w:bidi="fa-IR"/>
+        </w:rPr>
+        <w:t xml:space="preserve"> </w:t>
+      </w:r>
+      <w:r>
+        <w:rPr>
+          <w:rFonts w:ascii="Vazirmatn" w:hAnsi="Vazirmatn" w:cs="Vazirmatn"/>
+          <w:sz w:val="22"/>
+          <w:szCs w:val="22"/>
+          <w:color w:val="2D2D2D"/>
+          <w:lang w:val="en-US" w:bidi="fa-IR"/>
+        </w:rPr>
+        <w:t>ذخیره‌سازی</w:t>
+      </w:r>
+      <w:r>
+        <w:rPr>
+          <w:rFonts w:ascii="Vazirmatn" w:hAnsi="Vazirmatn" w:cs="Vazirmatn"/>
+          <w:sz w:val="22"/>
+          <w:szCs w:val="22"/>
+          <w:color w:val="2D2D2D"/>
+          <w:lang w:val="en-US" w:bidi="fa-IR"/>
+        </w:rPr>
+        <w:t xml:space="preserve"> </w:t>
+      </w:r>
+      <w:r>
+        <w:rPr>
+          <w:rFonts w:ascii="Vazirmatn" w:hAnsi="Vazirmatn" w:cs="Vazirmatn"/>
+          <w:sz w:val="22"/>
+          <w:szCs w:val="22"/>
+          <w:color w:val="2D2D2D"/>
+          <w:lang w:val="en-US" w:bidi="fa-IR"/>
+        </w:rPr>
+        <w:t>آن‌ها</w:t>
+      </w:r>
+      <w:r>
+        <w:rPr>
+          <w:rFonts w:ascii="Vazirmatn" w:hAnsi="Vazirmatn" w:cs="Vazirmatn"/>
+          <w:sz w:val="22"/>
+          <w:szCs w:val="22"/>
+          <w:color w:val="2D2D2D"/>
+          <w:lang w:val="en-US" w:bidi="fa-IR"/>
+        </w:rPr>
+        <w:t xml:space="preserve"> </w:t>
+      </w:r>
+      <w:r>
+        <w:rPr>
+          <w:rFonts w:ascii="Vazirmatn" w:hAnsi="Vazirmatn" w:cs="Vazirmatn"/>
+          <w:sz w:val="22"/>
+          <w:szCs w:val="22"/>
+          <w:color w:val="2D2D2D"/>
+          <w:lang w:val="en-US" w:bidi="fa-IR"/>
+        </w:rPr>
+        <w:t>را</w:t>
+      </w:r>
+      <w:r>
+        <w:rPr>
+          <w:rFonts w:ascii="Vazirmatn" w:hAnsi="Vazirmatn" w:cs="Vazirmatn"/>
+          <w:sz w:val="22"/>
+          <w:szCs w:val="22"/>
+          <w:color w:val="2D2D2D"/>
+          <w:lang w:val="en-US" w:bidi="fa-IR"/>
+        </w:rPr>
+        <w:t xml:space="preserve"> </w:t>
+      </w:r>
+      <w:r>
+        <w:rPr>
+          <w:rFonts w:ascii="Vazirmatn" w:hAnsi="Vazirmatn" w:cs="Vazirmatn"/>
+          <w:sz w:val="22"/>
+          <w:szCs w:val="22"/>
+          <w:color w:val="2D2D2D"/>
+          <w:lang w:val="en-US" w:bidi="fa-IR"/>
+        </w:rPr>
+        <w:t>نمایش</w:t>
+      </w:r>
+      <w:r>
+        <w:rPr>
+          <w:rFonts w:ascii="Vazirmatn" w:hAnsi="Vazirmatn" w:cs="Vazirmatn"/>
+          <w:sz w:val="22"/>
+          <w:szCs w:val="22"/>
+          <w:color w:val="2D2D2D"/>
+          <w:lang w:val="en-US" w:bidi="fa-IR"/>
+        </w:rPr>
+        <w:t xml:space="preserve"> </w:t>
+      </w:r>
+      <w:r>
+        <w:rPr>
+          <w:rFonts w:ascii="Vazirmatn" w:hAnsi="Vazirmatn" w:cs="Vazirmatn"/>
+          <w:sz w:val="22"/>
+          <w:szCs w:val="22"/>
+          <w:color w:val="2D2D2D"/>
+          <w:lang w:val="en-US" w:bidi="fa-IR"/>
+        </w:rPr>
+        <w:t>می‌دهد:</w:t>
       </w:r>
     </w:p>
     <w:tbl>
       <w:tblPr>
-        <w:tblW w:type="auto" w:w="0"/>
+        <w:tblW w:type="dxa" w:w="9638"/>
         <w:tblLayout w:type="fixed"/>
         <w:tblLook w:firstColumn="1" w:firstRow="1" w:lastColumn="0" w:lastRow="0" w:noHBand="0" w:noVBand="1" w:val="04A0"/>
         <w:bidiVisual/>
       </w:tblPr>
       <w:tblGrid>
-        <w:gridCol w:w="1928"/>
-        <w:gridCol w:w="1928"/>
-        <w:gridCol w:w="1928"/>
-        <w:gridCol w:w="1928"/>
-        <w:gridCol w:w="1928"/>
+        <w:gridCol w:w="1927"/>
+        <w:gridCol w:w="1927"/>
+        <w:gridCol w:w="1927"/>
+        <w:gridCol w:w="1927"/>
+        <w:gridCol w:w="1930"/>
       </w:tblGrid>
       <w:tr>
+        <w:trPr>
+          <w:tblHeader/>
+          <w:cantSplit/>
+        </w:trPr>
         <w:tc>
           <w:tcPr>
-            <w:tcW w:type="dxa" w:w="1928"/>
+            <w:tcW w:type="dxa" w:w="1927"/>
             <w:shd w:val="clear" w:color="auto" w:fill="6B2FA0"/>
             <w:tcMar>
               <w:top w:w="100" w:type="dxa"/>
@@ -7790,7 +12132,7 @@
         </w:tc>
         <w:tc>
           <w:tcPr>
-            <w:tcW w:type="dxa" w:w="1928"/>
+            <w:tcW w:type="dxa" w:w="1927"/>
             <w:shd w:val="clear" w:color="auto" w:fill="6B2FA0"/>
             <w:tcMar>
               <w:top w:w="100" w:type="dxa"/>
@@ -7827,7 +12169,7 @@
         </w:tc>
         <w:tc>
           <w:tcPr>
-            <w:tcW w:type="dxa" w:w="1928"/>
+            <w:tcW w:type="dxa" w:w="1927"/>
             <w:shd w:val="clear" w:color="auto" w:fill="6B2FA0"/>
             <w:tcMar>
               <w:top w:w="100" w:type="dxa"/>
@@ -7864,7 +12206,7 @@
         </w:tc>
         <w:tc>
           <w:tcPr>
-            <w:tcW w:type="dxa" w:w="1928"/>
+            <w:tcW w:type="dxa" w:w="1927"/>
             <w:shd w:val="clear" w:color="auto" w:fill="6B2FA0"/>
             <w:tcMar>
               <w:top w:w="100" w:type="dxa"/>
@@ -7901,7 +12243,7 @@
         </w:tc>
         <w:tc>
           <w:tcPr>
-            <w:tcW w:type="dxa" w:w="1928"/>
+            <w:tcW w:type="dxa" w:w="1930"/>
             <w:shd w:val="clear" w:color="auto" w:fill="6B2FA0"/>
             <w:tcMar>
               <w:top w:w="100" w:type="dxa"/>
@@ -7938,9 +12280,12 @@
         </w:tc>
       </w:tr>
       <w:tr>
+        <w:trPr>
+          <w:cantSplit/>
+        </w:trPr>
         <w:tc>
           <w:tcPr>
-            <w:tcW w:type="dxa" w:w="1928"/>
+            <w:tcW w:type="dxa" w:w="1927"/>
             <w:shd w:val="clear" w:color="auto" w:fill="FFFFFF"/>
             <w:tcMar>
               <w:top w:w="80" w:type="dxa"/>
@@ -7969,7 +12314,7 @@
                 <w:color w:val="2D2D2D"/>
                 <w:lang w:val="en-US" w:bidi="fa-IR"/>
               </w:rPr>
-              <w:t>احراز هویت (</w:t>
+              <w:t xml:space="preserve">احراز هویت </w:t>
             </w:r>
             <w:r>
               <w:rPr>
@@ -7979,23 +12324,13 @@
                 <w:color w:val="2D2D2D"/>
                 <w:lang w:val="en-US" w:bidi="fa-IR"/>
               </w:rPr>
-              <w:t>Auth</w:t>
-            </w:r>
-            <w:r>
-              <w:rPr>
-                <w:rFonts w:ascii="Vazirmatn" w:hAnsi="Vazirmatn" w:cs="Vazirmatn"/>
-                <w:sz w:val="20"/>
-                <w:szCs w:val="20"/>
-                <w:color w:val="2D2D2D"/>
-                <w:lang w:val="en-US" w:bidi="fa-IR"/>
-              </w:rPr>
-              <w:t>)</w:t>
+              <w:t>(Auth)</w:t>
             </w:r>
           </w:p>
         </w:tc>
         <w:tc>
           <w:tcPr>
-            <w:tcW w:type="dxa" w:w="1928"/>
+            <w:tcW w:type="dxa" w:w="1927"/>
             <w:shd w:val="clear" w:color="auto" w:fill="FFFFFF"/>
             <w:tcMar>
               <w:top w:w="80" w:type="dxa"/>
@@ -8040,7 +12375,7 @@
         </w:tc>
         <w:tc>
           <w:tcPr>
-            <w:tcW w:type="dxa" w:w="1928"/>
+            <w:tcW w:type="dxa" w:w="1927"/>
             <w:shd w:val="clear" w:color="auto" w:fill="FFFFFF"/>
             <w:tcMar>
               <w:top w:w="80" w:type="dxa"/>
@@ -8095,7 +12430,7 @@
         </w:tc>
         <w:tc>
           <w:tcPr>
-            <w:tcW w:type="dxa" w:w="1928"/>
+            <w:tcW w:type="dxa" w:w="1927"/>
             <w:shd w:val="clear" w:color="auto" w:fill="FFFFFF"/>
             <w:tcMar>
               <w:top w:w="80" w:type="dxa"/>
@@ -8124,7 +12459,7 @@
                 <w:color w:val="2D2D2D"/>
                 <w:lang w:val="en-US" w:bidi="fa-IR"/>
               </w:rPr>
-              <w:t>حیاتی (</w:t>
+              <w:t xml:space="preserve">حیاتی </w:t>
             </w:r>
             <w:r>
               <w:rPr>
@@ -8134,23 +12469,13 @@
                 <w:color w:val="2D2D2D"/>
                 <w:lang w:val="en-US" w:bidi="fa-IR"/>
               </w:rPr>
-              <w:t>Tier</w:t>
-            </w:r>
-            <w:r>
-              <w:rPr>
-                <w:rFonts w:ascii="Vazirmatn" w:hAnsi="Vazirmatn" w:cs="Vazirmatn"/>
-                <w:sz w:val="20"/>
-                <w:szCs w:val="20"/>
-                <w:color w:val="2D2D2D"/>
-                <w:lang w:val="en-US" w:bidi="fa-IR"/>
-              </w:rPr>
-              <w:t xml:space="preserve"> 0)</w:t>
+              <w:t>(Tier 0)</w:t>
             </w:r>
           </w:p>
         </w:tc>
         <w:tc>
           <w:tcPr>
-            <w:tcW w:type="dxa" w:w="1928"/>
+            <w:tcW w:type="dxa" w:w="1930"/>
             <w:shd w:val="clear" w:color="auto" w:fill="FFFFFF"/>
             <w:tcMar>
               <w:top w:w="80" w:type="dxa"/>
@@ -8185,9 +12510,12 @@
         </w:tc>
       </w:tr>
       <w:tr>
+        <w:trPr>
+          <w:cantSplit/>
+        </w:trPr>
         <w:tc>
           <w:tcPr>
-            <w:tcW w:type="dxa" w:w="1928"/>
+            <w:tcW w:type="dxa" w:w="1927"/>
             <w:shd w:val="clear" w:color="auto" w:fill="FFFFFF"/>
             <w:tcMar>
               <w:top w:w="80" w:type="dxa"/>
@@ -8222,7 +12550,7 @@
         </w:tc>
         <w:tc>
           <w:tcPr>
-            <w:tcW w:type="dxa" w:w="1928"/>
+            <w:tcW w:type="dxa" w:w="1927"/>
             <w:shd w:val="clear" w:color="auto" w:fill="FFFFFF"/>
             <w:tcMar>
               <w:top w:w="80" w:type="dxa"/>
@@ -8257,7 +12585,7 @@
         </w:tc>
         <w:tc>
           <w:tcPr>
-            <w:tcW w:type="dxa" w:w="1928"/>
+            <w:tcW w:type="dxa" w:w="1927"/>
             <w:shd w:val="clear" w:color="auto" w:fill="FFFFFF"/>
             <w:tcMar>
               <w:top w:w="80" w:type="dxa"/>
@@ -8312,7 +12640,7 @@
         </w:tc>
         <w:tc>
           <w:tcPr>
-            <w:tcW w:type="dxa" w:w="1928"/>
+            <w:tcW w:type="dxa" w:w="1927"/>
             <w:shd w:val="clear" w:color="auto" w:fill="FFFFFF"/>
             <w:tcMar>
               <w:top w:w="80" w:type="dxa"/>
@@ -8341,7 +12669,7 @@
                 <w:color w:val="2D2D2D"/>
                 <w:lang w:val="en-US" w:bidi="fa-IR"/>
               </w:rPr>
-              <w:t>متوسط (</w:t>
+              <w:t xml:space="preserve">متوسط </w:t>
             </w:r>
             <w:r>
               <w:rPr>
@@ -8351,23 +12679,13 @@
                 <w:color w:val="2D2D2D"/>
                 <w:lang w:val="en-US" w:bidi="fa-IR"/>
               </w:rPr>
-              <w:t>Tier</w:t>
-            </w:r>
-            <w:r>
-              <w:rPr>
-                <w:rFonts w:ascii="Vazirmatn" w:hAnsi="Vazirmatn" w:cs="Vazirmatn"/>
-                <w:sz w:val="20"/>
-                <w:szCs w:val="20"/>
-                <w:color w:val="2D2D2D"/>
-                <w:lang w:val="en-US" w:bidi="fa-IR"/>
-              </w:rPr>
-              <w:t xml:space="preserve"> 2)</w:t>
+              <w:t>(Tier 2)</w:t>
             </w:r>
           </w:p>
         </w:tc>
         <w:tc>
           <w:tcPr>
-            <w:tcW w:type="dxa" w:w="1928"/>
+            <w:tcW w:type="dxa" w:w="1930"/>
             <w:shd w:val="clear" w:color="auto" w:fill="FFFFFF"/>
             <w:tcMar>
               <w:top w:w="80" w:type="dxa"/>
@@ -8402,9 +12720,12 @@
         </w:tc>
       </w:tr>
       <w:tr>
+        <w:trPr>
+          <w:cantSplit/>
+        </w:trPr>
         <w:tc>
           <w:tcPr>
-            <w:tcW w:type="dxa" w:w="1928"/>
+            <w:tcW w:type="dxa" w:w="1927"/>
             <w:shd w:val="clear" w:color="auto" w:fill="FFFFFF"/>
             <w:tcMar>
               <w:top w:w="80" w:type="dxa"/>
@@ -8439,7 +12760,7 @@
         </w:tc>
         <w:tc>
           <w:tcPr>
-            <w:tcW w:type="dxa" w:w="1928"/>
+            <w:tcW w:type="dxa" w:w="1927"/>
             <w:shd w:val="clear" w:color="auto" w:fill="FFFFFF"/>
             <w:tcMar>
               <w:top w:w="80" w:type="dxa"/>
@@ -8474,7 +12795,7 @@
         </w:tc>
         <w:tc>
           <w:tcPr>
-            <w:tcW w:type="dxa" w:w="1928"/>
+            <w:tcW w:type="dxa" w:w="1927"/>
             <w:shd w:val="clear" w:color="auto" w:fill="FFFFFF"/>
             <w:tcMar>
               <w:top w:w="80" w:type="dxa"/>
@@ -8529,7 +12850,7 @@
         </w:tc>
         <w:tc>
           <w:tcPr>
-            <w:tcW w:type="dxa" w:w="1928"/>
+            <w:tcW w:type="dxa" w:w="1927"/>
             <w:shd w:val="clear" w:color="auto" w:fill="FFFFFF"/>
             <w:tcMar>
               <w:top w:w="80" w:type="dxa"/>
@@ -8564,7 +12885,7 @@
         </w:tc>
         <w:tc>
           <w:tcPr>
-            <w:tcW w:type="dxa" w:w="1928"/>
+            <w:tcW w:type="dxa" w:w="1930"/>
             <w:shd w:val="clear" w:color="auto" w:fill="FFFFFF"/>
             <w:tcMar>
               <w:top w:w="80" w:type="dxa"/>
@@ -8599,9 +12920,12 @@
         </w:tc>
       </w:tr>
       <w:tr>
+        <w:trPr>
+          <w:cantSplit/>
+        </w:trPr>
         <w:tc>
           <w:tcPr>
-            <w:tcW w:type="dxa" w:w="1928"/>
+            <w:tcW w:type="dxa" w:w="1927"/>
             <w:shd w:val="clear" w:color="auto" w:fill="FFFFFF"/>
             <w:tcMar>
               <w:top w:w="80" w:type="dxa"/>
@@ -8636,7 +12960,7 @@
         </w:tc>
         <w:tc>
           <w:tcPr>
-            <w:tcW w:type="dxa" w:w="1928"/>
+            <w:tcW w:type="dxa" w:w="1927"/>
             <w:shd w:val="clear" w:color="auto" w:fill="FFFFFF"/>
             <w:tcMar>
               <w:top w:w="80" w:type="dxa"/>
@@ -8671,7 +12995,7 @@
         </w:tc>
         <w:tc>
           <w:tcPr>
-            <w:tcW w:type="dxa" w:w="1928"/>
+            <w:tcW w:type="dxa" w:w="1927"/>
             <w:shd w:val="clear" w:color="auto" w:fill="FFFFFF"/>
             <w:tcMar>
               <w:top w:w="80" w:type="dxa"/>
@@ -8726,7 +13050,7 @@
         </w:tc>
         <w:tc>
           <w:tcPr>
-            <w:tcW w:type="dxa" w:w="1928"/>
+            <w:tcW w:type="dxa" w:w="1927"/>
             <w:shd w:val="clear" w:color="auto" w:fill="FFFFFF"/>
             <w:tcMar>
               <w:top w:w="80" w:type="dxa"/>
@@ -8755,7 +13079,7 @@
                 <w:color w:val="2D2D2D"/>
                 <w:lang w:val="en-US" w:bidi="fa-IR"/>
               </w:rPr>
-              <w:t>عادی (</w:t>
+              <w:t xml:space="preserve">عادی </w:t>
             </w:r>
             <w:r>
               <w:rPr>
@@ -8765,23 +13089,13 @@
                 <w:color w:val="2D2D2D"/>
                 <w:lang w:val="en-US" w:bidi="fa-IR"/>
               </w:rPr>
-              <w:t>Tier</w:t>
-            </w:r>
-            <w:r>
-              <w:rPr>
-                <w:rFonts w:ascii="Vazirmatn" w:hAnsi="Vazirmatn" w:cs="Vazirmatn"/>
-                <w:sz w:val="20"/>
-                <w:szCs w:val="20"/>
-                <w:color w:val="2D2D2D"/>
-                <w:lang w:val="en-US" w:bidi="fa-IR"/>
-              </w:rPr>
-              <w:t xml:space="preserve"> 3)</w:t>
+              <w:t>(Tier 3)</w:t>
             </w:r>
           </w:p>
         </w:tc>
         <w:tc>
           <w:tcPr>
-            <w:tcW w:type="dxa" w:w="1928"/>
+            <w:tcW w:type="dxa" w:w="1930"/>
             <w:shd w:val="clear" w:color="auto" w:fill="FFFFFF"/>
             <w:tcMar>
               <w:top w:w="80" w:type="dxa"/>
@@ -8824,14 +13138,14 @@
     </w:p>
     <w:tbl>
       <w:tblPr>
-        <w:tblW w:type="auto" w:w="0"/>
+        <w:tblW w:type="dxa" w:w="9638"/>
         <w:tblLayout w:type="fixed"/>
         <w:tblLook w:firstColumn="1" w:firstRow="1" w:lastColumn="0" w:lastRow="0" w:noHBand="0" w:noVBand="1" w:val="04A0"/>
         <w:bidiVisual/>
       </w:tblPr>
       <w:tblGrid>
-        <w:gridCol w:w="4819"/>
-        <w:gridCol w:w="4819"/>
+        <w:gridCol w:w="936"/>
+        <w:gridCol w:w="8702"/>
       </w:tblGrid>
       <w:tr>
         <w:tc>
@@ -8855,7 +13169,6 @@
             <w:pPr>
               <w:jc w:val="center"/>
             </w:pPr>
-            <w:r/>
             <w:r>
               <w:rPr>
                 <w:rFonts w:ascii="Vazirmatn" w:hAnsi="Vazirmatn" w:cs="Vazirmatn"/>
@@ -8892,7 +13205,6 @@
               <w:bidi/>
               <w:jc w:val="start"/>
             </w:pPr>
-            <w:r/>
             <w:r>
               <w:rPr>
                 <w:rFonts w:ascii="Vazirmatn" w:hAnsi="Vazirmatn" w:cs="Vazirmatn"/>
@@ -8918,7 +13230,7 @@
     <w:p>
       <w:pPr>
         <w:bidi/>
-        <w:spacing w:line="324" w:lineRule="auto" w:after="120"/>
+        <w:spacing w:line="336" w:lineRule="auto" w:after="120"/>
         <w:jc w:val="both"/>
       </w:pPr>
       <w:r>
@@ -8929,7 +13241,417 @@
           <w:color w:val="2D2D2D"/>
           <w:lang w:val="en-US" w:bidi="fa-IR"/>
         </w:rPr>
-        <w:t xml:space="preserve">امنیت لایه شبکه و ایزوله‌سازی منابع در سطح زیرساخت اعمال می‌گردد. دسترسی مستقیم به پورت‌های پایگاه داده از خارج از شبکه </w:t>
+        <w:t>امنیت</w:t>
+      </w:r>
+      <w:r>
+        <w:rPr>
+          <w:rFonts w:ascii="Vazirmatn" w:hAnsi="Vazirmatn" w:cs="Vazirmatn"/>
+          <w:sz w:val="22"/>
+          <w:szCs w:val="22"/>
+          <w:color w:val="2D2D2D"/>
+          <w:lang w:val="en-US" w:bidi="fa-IR"/>
+        </w:rPr>
+        <w:t xml:space="preserve"> </w:t>
+      </w:r>
+      <w:r>
+        <w:rPr>
+          <w:rFonts w:ascii="Vazirmatn" w:hAnsi="Vazirmatn" w:cs="Vazirmatn"/>
+          <w:sz w:val="22"/>
+          <w:szCs w:val="22"/>
+          <w:color w:val="2D2D2D"/>
+          <w:lang w:val="en-US" w:bidi="fa-IR"/>
+        </w:rPr>
+        <w:t>لایه</w:t>
+      </w:r>
+      <w:r>
+        <w:rPr>
+          <w:rFonts w:ascii="Vazirmatn" w:hAnsi="Vazirmatn" w:cs="Vazirmatn"/>
+          <w:sz w:val="22"/>
+          <w:szCs w:val="22"/>
+          <w:color w:val="2D2D2D"/>
+          <w:lang w:val="en-US" w:bidi="fa-IR"/>
+        </w:rPr>
+        <w:t xml:space="preserve"> </w:t>
+      </w:r>
+      <w:r>
+        <w:rPr>
+          <w:rFonts w:ascii="Vazirmatn" w:hAnsi="Vazirmatn" w:cs="Vazirmatn"/>
+          <w:sz w:val="22"/>
+          <w:szCs w:val="22"/>
+          <w:color w:val="2D2D2D"/>
+          <w:lang w:val="en-US" w:bidi="fa-IR"/>
+        </w:rPr>
+        <w:t>شبکه</w:t>
+      </w:r>
+      <w:r>
+        <w:rPr>
+          <w:rFonts w:ascii="Vazirmatn" w:hAnsi="Vazirmatn" w:cs="Vazirmatn"/>
+          <w:sz w:val="22"/>
+          <w:szCs w:val="22"/>
+          <w:color w:val="2D2D2D"/>
+          <w:lang w:val="en-US" w:bidi="fa-IR"/>
+        </w:rPr>
+        <w:t xml:space="preserve"> </w:t>
+      </w:r>
+      <w:r>
+        <w:rPr>
+          <w:rFonts w:ascii="Vazirmatn" w:hAnsi="Vazirmatn" w:cs="Vazirmatn"/>
+          <w:sz w:val="22"/>
+          <w:szCs w:val="22"/>
+          <w:color w:val="2D2D2D"/>
+          <w:lang w:val="en-US" w:bidi="fa-IR"/>
+        </w:rPr>
+        <w:t>و</w:t>
+      </w:r>
+      <w:r>
+        <w:rPr>
+          <w:rFonts w:ascii="Vazirmatn" w:hAnsi="Vazirmatn" w:cs="Vazirmatn"/>
+          <w:sz w:val="22"/>
+          <w:szCs w:val="22"/>
+          <w:color w:val="2D2D2D"/>
+          <w:lang w:val="en-US" w:bidi="fa-IR"/>
+        </w:rPr>
+        <w:t xml:space="preserve"> </w:t>
+      </w:r>
+      <w:r>
+        <w:rPr>
+          <w:rFonts w:ascii="Vazirmatn" w:hAnsi="Vazirmatn" w:cs="Vazirmatn"/>
+          <w:sz w:val="22"/>
+          <w:szCs w:val="22"/>
+          <w:color w:val="2D2D2D"/>
+          <w:lang w:val="en-US" w:bidi="fa-IR"/>
+        </w:rPr>
+        <w:t>ایزوله‌سازی</w:t>
+      </w:r>
+      <w:r>
+        <w:rPr>
+          <w:rFonts w:ascii="Vazirmatn" w:hAnsi="Vazirmatn" w:cs="Vazirmatn"/>
+          <w:sz w:val="22"/>
+          <w:szCs w:val="22"/>
+          <w:color w:val="2D2D2D"/>
+          <w:lang w:val="en-US" w:bidi="fa-IR"/>
+        </w:rPr>
+        <w:t xml:space="preserve"> </w:t>
+      </w:r>
+      <w:r>
+        <w:rPr>
+          <w:rFonts w:ascii="Vazirmatn" w:hAnsi="Vazirmatn" w:cs="Vazirmatn"/>
+          <w:sz w:val="22"/>
+          <w:szCs w:val="22"/>
+          <w:color w:val="2D2D2D"/>
+          <w:lang w:val="en-US" w:bidi="fa-IR"/>
+        </w:rPr>
+        <w:t>منابع</w:t>
+      </w:r>
+      <w:r>
+        <w:rPr>
+          <w:rFonts w:ascii="Vazirmatn" w:hAnsi="Vazirmatn" w:cs="Vazirmatn"/>
+          <w:sz w:val="22"/>
+          <w:szCs w:val="22"/>
+          <w:color w:val="2D2D2D"/>
+          <w:lang w:val="en-US" w:bidi="fa-IR"/>
+        </w:rPr>
+        <w:t xml:space="preserve"> </w:t>
+      </w:r>
+      <w:r>
+        <w:rPr>
+          <w:rFonts w:ascii="Vazirmatn" w:hAnsi="Vazirmatn" w:cs="Vazirmatn"/>
+          <w:sz w:val="22"/>
+          <w:szCs w:val="22"/>
+          <w:color w:val="2D2D2D"/>
+          <w:lang w:val="en-US" w:bidi="fa-IR"/>
+        </w:rPr>
+        <w:t>در</w:t>
+      </w:r>
+      <w:r>
+        <w:rPr>
+          <w:rFonts w:ascii="Vazirmatn" w:hAnsi="Vazirmatn" w:cs="Vazirmatn"/>
+          <w:sz w:val="22"/>
+          <w:szCs w:val="22"/>
+          <w:color w:val="2D2D2D"/>
+          <w:lang w:val="en-US" w:bidi="fa-IR"/>
+        </w:rPr>
+        <w:t xml:space="preserve"> </w:t>
+      </w:r>
+      <w:r>
+        <w:rPr>
+          <w:rFonts w:ascii="Vazirmatn" w:hAnsi="Vazirmatn" w:cs="Vazirmatn"/>
+          <w:sz w:val="22"/>
+          <w:szCs w:val="22"/>
+          <w:color w:val="2D2D2D"/>
+          <w:lang w:val="en-US" w:bidi="fa-IR"/>
+        </w:rPr>
+        <w:t>سطح</w:t>
+      </w:r>
+      <w:r>
+        <w:rPr>
+          <w:rFonts w:ascii="Vazirmatn" w:hAnsi="Vazirmatn" w:cs="Vazirmatn"/>
+          <w:sz w:val="22"/>
+          <w:szCs w:val="22"/>
+          <w:color w:val="2D2D2D"/>
+          <w:lang w:val="en-US" w:bidi="fa-IR"/>
+        </w:rPr>
+        <w:t xml:space="preserve"> </w:t>
+      </w:r>
+      <w:r>
+        <w:rPr>
+          <w:rFonts w:ascii="Vazirmatn" w:hAnsi="Vazirmatn" w:cs="Vazirmatn"/>
+          <w:sz w:val="22"/>
+          <w:szCs w:val="22"/>
+          <w:color w:val="2D2D2D"/>
+          <w:lang w:val="en-US" w:bidi="fa-IR"/>
+        </w:rPr>
+        <w:t>زیرساخت</w:t>
+      </w:r>
+      <w:r>
+        <w:rPr>
+          <w:rFonts w:ascii="Vazirmatn" w:hAnsi="Vazirmatn" w:cs="Vazirmatn"/>
+          <w:sz w:val="22"/>
+          <w:szCs w:val="22"/>
+          <w:color w:val="2D2D2D"/>
+          <w:lang w:val="en-US" w:bidi="fa-IR"/>
+        </w:rPr>
+        <w:t xml:space="preserve"> </w:t>
+      </w:r>
+      <w:r>
+        <w:rPr>
+          <w:rFonts w:ascii="Vazirmatn" w:hAnsi="Vazirmatn" w:cs="Vazirmatn"/>
+          <w:sz w:val="22"/>
+          <w:szCs w:val="22"/>
+          <w:color w:val="2D2D2D"/>
+          <w:lang w:val="en-US" w:bidi="fa-IR"/>
+        </w:rPr>
+        <w:t>اعمال</w:t>
+      </w:r>
+      <w:r>
+        <w:rPr>
+          <w:rFonts w:ascii="Vazirmatn" w:hAnsi="Vazirmatn" w:cs="Vazirmatn"/>
+          <w:sz w:val="22"/>
+          <w:szCs w:val="22"/>
+          <w:color w:val="2D2D2D"/>
+          <w:lang w:val="en-US" w:bidi="fa-IR"/>
+        </w:rPr>
+        <w:t xml:space="preserve"> </w:t>
+      </w:r>
+      <w:r>
+        <w:rPr>
+          <w:rFonts w:ascii="Vazirmatn" w:hAnsi="Vazirmatn" w:cs="Vazirmatn"/>
+          <w:sz w:val="22"/>
+          <w:szCs w:val="22"/>
+          <w:color w:val="2D2D2D"/>
+          <w:lang w:val="en-US" w:bidi="fa-IR"/>
+        </w:rPr>
+        <w:t>می‌گردد.</w:t>
+      </w:r>
+      <w:r>
+        <w:rPr>
+          <w:rFonts w:ascii="Vazirmatn" w:hAnsi="Vazirmatn" w:cs="Vazirmatn"/>
+          <w:sz w:val="22"/>
+          <w:szCs w:val="22"/>
+          <w:color w:val="2D2D2D"/>
+          <w:lang w:val="en-US" w:bidi="fa-IR"/>
+        </w:rPr>
+        <w:t xml:space="preserve"> </w:t>
+      </w:r>
+      <w:r>
+        <w:rPr>
+          <w:rFonts w:ascii="Vazirmatn" w:hAnsi="Vazirmatn" w:cs="Vazirmatn"/>
+          <w:sz w:val="22"/>
+          <w:szCs w:val="22"/>
+          <w:color w:val="2D2D2D"/>
+          <w:lang w:val="en-US" w:bidi="fa-IR"/>
+        </w:rPr>
+        <w:t>دسترسی</w:t>
+      </w:r>
+      <w:r>
+        <w:rPr>
+          <w:rFonts w:ascii="Vazirmatn" w:hAnsi="Vazirmatn" w:cs="Vazirmatn"/>
+          <w:sz w:val="22"/>
+          <w:szCs w:val="22"/>
+          <w:color w:val="2D2D2D"/>
+          <w:lang w:val="en-US" w:bidi="fa-IR"/>
+        </w:rPr>
+        <w:t xml:space="preserve"> </w:t>
+      </w:r>
+      <w:r>
+        <w:rPr>
+          <w:rFonts w:ascii="Vazirmatn" w:hAnsi="Vazirmatn" w:cs="Vazirmatn"/>
+          <w:sz w:val="22"/>
+          <w:szCs w:val="22"/>
+          <w:color w:val="2D2D2D"/>
+          <w:lang w:val="en-US" w:bidi="fa-IR"/>
+        </w:rPr>
+        <w:t>مستقیم</w:t>
+      </w:r>
+      <w:r>
+        <w:rPr>
+          <w:rFonts w:ascii="Vazirmatn" w:hAnsi="Vazirmatn" w:cs="Vazirmatn"/>
+          <w:sz w:val="22"/>
+          <w:szCs w:val="22"/>
+          <w:color w:val="2D2D2D"/>
+          <w:lang w:val="en-US" w:bidi="fa-IR"/>
+        </w:rPr>
+        <w:t xml:space="preserve"> </w:t>
+      </w:r>
+      <w:r>
+        <w:rPr>
+          <w:rFonts w:ascii="Vazirmatn" w:hAnsi="Vazirmatn" w:cs="Vazirmatn"/>
+          <w:sz w:val="22"/>
+          <w:szCs w:val="22"/>
+          <w:color w:val="2D2D2D"/>
+          <w:lang w:val="en-US" w:bidi="fa-IR"/>
+        </w:rPr>
+        <w:t>به</w:t>
+      </w:r>
+      <w:r>
+        <w:rPr>
+          <w:rFonts w:ascii="Vazirmatn" w:hAnsi="Vazirmatn" w:cs="Vazirmatn"/>
+          <w:sz w:val="22"/>
+          <w:szCs w:val="22"/>
+          <w:color w:val="2D2D2D"/>
+          <w:lang w:val="en-US" w:bidi="fa-IR"/>
+        </w:rPr>
+        <w:t xml:space="preserve"> </w:t>
+      </w:r>
+      <w:r>
+        <w:rPr>
+          <w:rFonts w:ascii="Vazirmatn" w:hAnsi="Vazirmatn" w:cs="Vazirmatn"/>
+          <w:sz w:val="22"/>
+          <w:szCs w:val="22"/>
+          <w:color w:val="2D2D2D"/>
+          <w:lang w:val="en-US" w:bidi="fa-IR"/>
+        </w:rPr>
+        <w:t>پورت‌های</w:t>
+      </w:r>
+      <w:r>
+        <w:rPr>
+          <w:rFonts w:ascii="Vazirmatn" w:hAnsi="Vazirmatn" w:cs="Vazirmatn"/>
+          <w:sz w:val="22"/>
+          <w:szCs w:val="22"/>
+          <w:color w:val="2D2D2D"/>
+          <w:lang w:val="en-US" w:bidi="fa-IR"/>
+        </w:rPr>
+        <w:t xml:space="preserve"> </w:t>
+      </w:r>
+      <w:r>
+        <w:rPr>
+          <w:rFonts w:ascii="Vazirmatn" w:hAnsi="Vazirmatn" w:cs="Vazirmatn"/>
+          <w:sz w:val="22"/>
+          <w:szCs w:val="22"/>
+          <w:color w:val="2D2D2D"/>
+          <w:lang w:val="en-US" w:bidi="fa-IR"/>
+        </w:rPr>
+        <w:t>پایگاه</w:t>
+      </w:r>
+      <w:r>
+        <w:rPr>
+          <w:rFonts w:ascii="Vazirmatn" w:hAnsi="Vazirmatn" w:cs="Vazirmatn"/>
+          <w:sz w:val="22"/>
+          <w:szCs w:val="22"/>
+          <w:color w:val="2D2D2D"/>
+          <w:lang w:val="en-US" w:bidi="fa-IR"/>
+        </w:rPr>
+        <w:t xml:space="preserve"> </w:t>
+      </w:r>
+      <w:r>
+        <w:rPr>
+          <w:rFonts w:ascii="Vazirmatn" w:hAnsi="Vazirmatn" w:cs="Vazirmatn"/>
+          <w:sz w:val="22"/>
+          <w:szCs w:val="22"/>
+          <w:color w:val="2D2D2D"/>
+          <w:lang w:val="en-US" w:bidi="fa-IR"/>
+        </w:rPr>
+        <w:t>داده</w:t>
+      </w:r>
+      <w:r>
+        <w:rPr>
+          <w:rFonts w:ascii="Vazirmatn" w:hAnsi="Vazirmatn" w:cs="Vazirmatn"/>
+          <w:sz w:val="22"/>
+          <w:szCs w:val="22"/>
+          <w:color w:val="2D2D2D"/>
+          <w:lang w:val="en-US" w:bidi="fa-IR"/>
+        </w:rPr>
+        <w:t xml:space="preserve"> </w:t>
+      </w:r>
+      <w:r>
+        <w:rPr>
+          <w:rFonts w:ascii="Vazirmatn" w:hAnsi="Vazirmatn" w:cs="Vazirmatn"/>
+          <w:sz w:val="22"/>
+          <w:szCs w:val="22"/>
+          <w:color w:val="2D2D2D"/>
+          <w:lang w:val="en-US" w:bidi="fa-IR"/>
+        </w:rPr>
+        <w:t>از</w:t>
+      </w:r>
+      <w:r>
+        <w:rPr>
+          <w:rFonts w:ascii="Vazirmatn" w:hAnsi="Vazirmatn" w:cs="Vazirmatn"/>
+          <w:sz w:val="22"/>
+          <w:szCs w:val="22"/>
+          <w:color w:val="2D2D2D"/>
+          <w:lang w:val="en-US" w:bidi="fa-IR"/>
+        </w:rPr>
+        <w:t xml:space="preserve"> </w:t>
+      </w:r>
+      <w:r>
+        <w:rPr>
+          <w:rFonts w:ascii="Vazirmatn" w:hAnsi="Vazirmatn" w:cs="Vazirmatn"/>
+          <w:sz w:val="22"/>
+          <w:szCs w:val="22"/>
+          <w:color w:val="2D2D2D"/>
+          <w:lang w:val="en-US" w:bidi="fa-IR"/>
+        </w:rPr>
+        <w:t>خارج</w:t>
+      </w:r>
+      <w:r>
+        <w:rPr>
+          <w:rFonts w:ascii="Vazirmatn" w:hAnsi="Vazirmatn" w:cs="Vazirmatn"/>
+          <w:sz w:val="22"/>
+          <w:szCs w:val="22"/>
+          <w:color w:val="2D2D2D"/>
+          <w:lang w:val="en-US" w:bidi="fa-IR"/>
+        </w:rPr>
+        <w:t xml:space="preserve"> </w:t>
+      </w:r>
+      <w:r>
+        <w:rPr>
+          <w:rFonts w:ascii="Vazirmatn" w:hAnsi="Vazirmatn" w:cs="Vazirmatn"/>
+          <w:sz w:val="22"/>
+          <w:szCs w:val="22"/>
+          <w:color w:val="2D2D2D"/>
+          <w:lang w:val="en-US" w:bidi="fa-IR"/>
+        </w:rPr>
+        <w:t>از</w:t>
+      </w:r>
+      <w:r>
+        <w:rPr>
+          <w:rFonts w:ascii="Vazirmatn" w:hAnsi="Vazirmatn" w:cs="Vazirmatn"/>
+          <w:sz w:val="22"/>
+          <w:szCs w:val="22"/>
+          <w:color w:val="2D2D2D"/>
+          <w:lang w:val="en-US" w:bidi="fa-IR"/>
+        </w:rPr>
+        <w:t xml:space="preserve"> </w:t>
+      </w:r>
+      <w:r>
+        <w:rPr>
+          <w:rFonts w:ascii="Vazirmatn" w:hAnsi="Vazirmatn" w:cs="Vazirmatn"/>
+          <w:sz w:val="22"/>
+          <w:szCs w:val="22"/>
+          <w:color w:val="2D2D2D"/>
+          <w:lang w:val="en-US" w:bidi="fa-IR"/>
+        </w:rPr>
+        <w:t>شبکه</w:t>
+      </w:r>
+      <w:r>
+        <w:rPr>
+          <w:rFonts w:ascii="Vazirmatn" w:hAnsi="Vazirmatn" w:cs="Vazirmatn"/>
+          <w:sz w:val="22"/>
+          <w:szCs w:val="22"/>
+          <w:color w:val="2D2D2D"/>
+          <w:lang w:val="en-US" w:bidi="fa-IR"/>
+        </w:rPr>
+        <w:t xml:space="preserve"> </w:t>
       </w:r>
       <w:r>
         <w:rPr>
@@ -8959,7 +13681,327 @@
           <w:color w:val="2D2D2D"/>
           <w:lang w:val="en-US" w:bidi="fa-IR"/>
         </w:rPr>
-        <w:t>مسدود بوده و هر سرویس فقط با نام کاربری اختصاصی با حداقل اختیارات مجاز به اتصال است.</w:t>
+        <w:t>مسدود</w:t>
+      </w:r>
+      <w:r>
+        <w:rPr>
+          <w:rFonts w:ascii="Vazirmatn" w:hAnsi="Vazirmatn" w:cs="Vazirmatn"/>
+          <w:sz w:val="22"/>
+          <w:szCs w:val="22"/>
+          <w:color w:val="2D2D2D"/>
+          <w:lang w:val="en-US" w:bidi="fa-IR"/>
+        </w:rPr>
+        <w:t xml:space="preserve"> </w:t>
+      </w:r>
+      <w:r>
+        <w:rPr>
+          <w:rFonts w:ascii="Vazirmatn" w:hAnsi="Vazirmatn" w:cs="Vazirmatn"/>
+          <w:sz w:val="22"/>
+          <w:szCs w:val="22"/>
+          <w:color w:val="2D2D2D"/>
+          <w:lang w:val="en-US" w:bidi="fa-IR"/>
+        </w:rPr>
+        <w:t>بوده</w:t>
+      </w:r>
+      <w:r>
+        <w:rPr>
+          <w:rFonts w:ascii="Vazirmatn" w:hAnsi="Vazirmatn" w:cs="Vazirmatn"/>
+          <w:sz w:val="22"/>
+          <w:szCs w:val="22"/>
+          <w:color w:val="2D2D2D"/>
+          <w:lang w:val="en-US" w:bidi="fa-IR"/>
+        </w:rPr>
+        <w:t xml:space="preserve"> </w:t>
+      </w:r>
+      <w:r>
+        <w:rPr>
+          <w:rFonts w:ascii="Vazirmatn" w:hAnsi="Vazirmatn" w:cs="Vazirmatn"/>
+          <w:sz w:val="22"/>
+          <w:szCs w:val="22"/>
+          <w:color w:val="2D2D2D"/>
+          <w:lang w:val="en-US" w:bidi="fa-IR"/>
+        </w:rPr>
+        <w:t>و</w:t>
+      </w:r>
+      <w:r>
+        <w:rPr>
+          <w:rFonts w:ascii="Vazirmatn" w:hAnsi="Vazirmatn" w:cs="Vazirmatn"/>
+          <w:sz w:val="22"/>
+          <w:szCs w:val="22"/>
+          <w:color w:val="2D2D2D"/>
+          <w:lang w:val="en-US" w:bidi="fa-IR"/>
+        </w:rPr>
+        <w:t xml:space="preserve"> </w:t>
+      </w:r>
+      <w:r>
+        <w:rPr>
+          <w:rFonts w:ascii="Vazirmatn" w:hAnsi="Vazirmatn" w:cs="Vazirmatn"/>
+          <w:sz w:val="22"/>
+          <w:szCs w:val="22"/>
+          <w:color w:val="2D2D2D"/>
+          <w:lang w:val="en-US" w:bidi="fa-IR"/>
+        </w:rPr>
+        <w:t>هر</w:t>
+      </w:r>
+      <w:r>
+        <w:rPr>
+          <w:rFonts w:ascii="Vazirmatn" w:hAnsi="Vazirmatn" w:cs="Vazirmatn"/>
+          <w:sz w:val="22"/>
+          <w:szCs w:val="22"/>
+          <w:color w:val="2D2D2D"/>
+          <w:lang w:val="en-US" w:bidi="fa-IR"/>
+        </w:rPr>
+        <w:t xml:space="preserve"> </w:t>
+      </w:r>
+      <w:r>
+        <w:rPr>
+          <w:rFonts w:ascii="Vazirmatn" w:hAnsi="Vazirmatn" w:cs="Vazirmatn"/>
+          <w:sz w:val="22"/>
+          <w:szCs w:val="22"/>
+          <w:color w:val="2D2D2D"/>
+          <w:lang w:val="en-US" w:bidi="fa-IR"/>
+        </w:rPr>
+        <w:t>سرویس</w:t>
+      </w:r>
+      <w:r>
+        <w:rPr>
+          <w:rFonts w:ascii="Vazirmatn" w:hAnsi="Vazirmatn" w:cs="Vazirmatn"/>
+          <w:sz w:val="22"/>
+          <w:szCs w:val="22"/>
+          <w:color w:val="2D2D2D"/>
+          <w:lang w:val="en-US" w:bidi="fa-IR"/>
+        </w:rPr>
+        <w:t xml:space="preserve"> </w:t>
+      </w:r>
+      <w:r>
+        <w:rPr>
+          <w:rFonts w:ascii="Vazirmatn" w:hAnsi="Vazirmatn" w:cs="Vazirmatn"/>
+          <w:sz w:val="22"/>
+          <w:szCs w:val="22"/>
+          <w:color w:val="2D2D2D"/>
+          <w:lang w:val="en-US" w:bidi="fa-IR"/>
+        </w:rPr>
+        <w:t>فقط</w:t>
+      </w:r>
+      <w:r>
+        <w:rPr>
+          <w:rFonts w:ascii="Vazirmatn" w:hAnsi="Vazirmatn" w:cs="Vazirmatn"/>
+          <w:sz w:val="22"/>
+          <w:szCs w:val="22"/>
+          <w:color w:val="2D2D2D"/>
+          <w:lang w:val="en-US" w:bidi="fa-IR"/>
+        </w:rPr>
+        <w:t xml:space="preserve"> </w:t>
+      </w:r>
+      <w:r>
+        <w:rPr>
+          <w:rFonts w:ascii="Vazirmatn" w:hAnsi="Vazirmatn" w:cs="Vazirmatn"/>
+          <w:sz w:val="22"/>
+          <w:szCs w:val="22"/>
+          <w:color w:val="2D2D2D"/>
+          <w:lang w:val="en-US" w:bidi="fa-IR"/>
+        </w:rPr>
+        <w:t>با</w:t>
+      </w:r>
+      <w:r>
+        <w:rPr>
+          <w:rFonts w:ascii="Vazirmatn" w:hAnsi="Vazirmatn" w:cs="Vazirmatn"/>
+          <w:sz w:val="22"/>
+          <w:szCs w:val="22"/>
+          <w:color w:val="2D2D2D"/>
+          <w:lang w:val="en-US" w:bidi="fa-IR"/>
+        </w:rPr>
+        <w:t xml:space="preserve"> </w:t>
+      </w:r>
+      <w:r>
+        <w:rPr>
+          <w:rFonts w:ascii="Vazirmatn" w:hAnsi="Vazirmatn" w:cs="Vazirmatn"/>
+          <w:sz w:val="22"/>
+          <w:szCs w:val="22"/>
+          <w:color w:val="2D2D2D"/>
+          <w:lang w:val="en-US" w:bidi="fa-IR"/>
+        </w:rPr>
+        <w:t>نام</w:t>
+      </w:r>
+      <w:r>
+        <w:rPr>
+          <w:rFonts w:ascii="Vazirmatn" w:hAnsi="Vazirmatn" w:cs="Vazirmatn"/>
+          <w:sz w:val="22"/>
+          <w:szCs w:val="22"/>
+          <w:color w:val="2D2D2D"/>
+          <w:lang w:val="en-US" w:bidi="fa-IR"/>
+        </w:rPr>
+        <w:t xml:space="preserve"> </w:t>
+      </w:r>
+      <w:r>
+        <w:rPr>
+          <w:rFonts w:ascii="Vazirmatn" w:hAnsi="Vazirmatn" w:cs="Vazirmatn"/>
+          <w:sz w:val="22"/>
+          <w:szCs w:val="22"/>
+          <w:color w:val="2D2D2D"/>
+          <w:lang w:val="en-US" w:bidi="fa-IR"/>
+        </w:rPr>
+        <w:t>کاربری</w:t>
+      </w:r>
+      <w:r>
+        <w:rPr>
+          <w:rFonts w:ascii="Vazirmatn" w:hAnsi="Vazirmatn" w:cs="Vazirmatn"/>
+          <w:sz w:val="22"/>
+          <w:szCs w:val="22"/>
+          <w:color w:val="2D2D2D"/>
+          <w:lang w:val="en-US" w:bidi="fa-IR"/>
+        </w:rPr>
+        <w:t xml:space="preserve"> </w:t>
+      </w:r>
+      <w:r>
+        <w:rPr>
+          <w:rFonts w:ascii="Vazirmatn" w:hAnsi="Vazirmatn" w:cs="Vazirmatn"/>
+          <w:sz w:val="22"/>
+          <w:szCs w:val="22"/>
+          <w:color w:val="2D2D2D"/>
+          <w:lang w:val="en-US" w:bidi="fa-IR"/>
+        </w:rPr>
+        <w:t>اختصاصی</w:t>
+      </w:r>
+      <w:r>
+        <w:rPr>
+          <w:rFonts w:ascii="Vazirmatn" w:hAnsi="Vazirmatn" w:cs="Vazirmatn"/>
+          <w:sz w:val="22"/>
+          <w:szCs w:val="22"/>
+          <w:color w:val="2D2D2D"/>
+          <w:lang w:val="en-US" w:bidi="fa-IR"/>
+        </w:rPr>
+        <w:t xml:space="preserve"> </w:t>
+      </w:r>
+      <w:r>
+        <w:rPr>
+          <w:rFonts w:ascii="Vazirmatn" w:hAnsi="Vazirmatn" w:cs="Vazirmatn"/>
+          <w:sz w:val="22"/>
+          <w:szCs w:val="22"/>
+          <w:color w:val="2D2D2D"/>
+          <w:lang w:val="en-US" w:bidi="fa-IR"/>
+        </w:rPr>
+        <w:t>با</w:t>
+      </w:r>
+      <w:r>
+        <w:rPr>
+          <w:rFonts w:ascii="Vazirmatn" w:hAnsi="Vazirmatn" w:cs="Vazirmatn"/>
+          <w:sz w:val="22"/>
+          <w:szCs w:val="22"/>
+          <w:color w:val="2D2D2D"/>
+          <w:lang w:val="en-US" w:bidi="fa-IR"/>
+        </w:rPr>
+        <w:t xml:space="preserve"> </w:t>
+      </w:r>
+      <w:r>
+        <w:rPr>
+          <w:rFonts w:ascii="Vazirmatn" w:hAnsi="Vazirmatn" w:cs="Vazirmatn"/>
+          <w:sz w:val="22"/>
+          <w:szCs w:val="22"/>
+          <w:color w:val="2D2D2D"/>
+          <w:lang w:val="en-US" w:bidi="fa-IR"/>
+        </w:rPr>
+        <w:t>حداقل</w:t>
+      </w:r>
+      <w:r>
+        <w:rPr>
+          <w:rFonts w:ascii="Vazirmatn" w:hAnsi="Vazirmatn" w:cs="Vazirmatn"/>
+          <w:sz w:val="22"/>
+          <w:szCs w:val="22"/>
+          <w:color w:val="2D2D2D"/>
+          <w:lang w:val="en-US" w:bidi="fa-IR"/>
+        </w:rPr>
+        <w:t xml:space="preserve"> </w:t>
+      </w:r>
+      <w:r>
+        <w:rPr>
+          <w:rFonts w:ascii="Vazirmatn" w:hAnsi="Vazirmatn" w:cs="Vazirmatn"/>
+          <w:sz w:val="22"/>
+          <w:szCs w:val="22"/>
+          <w:color w:val="2D2D2D"/>
+          <w:lang w:val="en-US" w:bidi="fa-IR"/>
+        </w:rPr>
+        <w:t>اختیارات</w:t>
+      </w:r>
+      <w:r>
+        <w:rPr>
+          <w:rFonts w:ascii="Vazirmatn" w:hAnsi="Vazirmatn" w:cs="Vazirmatn"/>
+          <w:sz w:val="22"/>
+          <w:szCs w:val="22"/>
+          <w:color w:val="2D2D2D"/>
+          <w:lang w:val="en-US" w:bidi="fa-IR"/>
+        </w:rPr>
+        <w:t xml:space="preserve"> </w:t>
+      </w:r>
+      <w:r>
+        <w:rPr>
+          <w:rFonts w:ascii="Vazirmatn" w:hAnsi="Vazirmatn" w:cs="Vazirmatn"/>
+          <w:sz w:val="22"/>
+          <w:szCs w:val="22"/>
+          <w:color w:val="2D2D2D"/>
+          <w:lang w:val="en-US" w:bidi="fa-IR"/>
+        </w:rPr>
+        <w:t>مجاز</w:t>
+      </w:r>
+      <w:r>
+        <w:rPr>
+          <w:rFonts w:ascii="Vazirmatn" w:hAnsi="Vazirmatn" w:cs="Vazirmatn"/>
+          <w:sz w:val="22"/>
+          <w:szCs w:val="22"/>
+          <w:color w:val="2D2D2D"/>
+          <w:lang w:val="en-US" w:bidi="fa-IR"/>
+        </w:rPr>
+        <w:t xml:space="preserve"> </w:t>
+      </w:r>
+      <w:r>
+        <w:rPr>
+          <w:rFonts w:ascii="Vazirmatn" w:hAnsi="Vazirmatn" w:cs="Vazirmatn"/>
+          <w:sz w:val="22"/>
+          <w:szCs w:val="22"/>
+          <w:color w:val="2D2D2D"/>
+          <w:lang w:val="en-US" w:bidi="fa-IR"/>
+        </w:rPr>
+        <w:t>به</w:t>
+      </w:r>
+      <w:r>
+        <w:rPr>
+          <w:rFonts w:ascii="Vazirmatn" w:hAnsi="Vazirmatn" w:cs="Vazirmatn"/>
+          <w:sz w:val="22"/>
+          <w:szCs w:val="22"/>
+          <w:color w:val="2D2D2D"/>
+          <w:lang w:val="en-US" w:bidi="fa-IR"/>
+        </w:rPr>
+        <w:t xml:space="preserve"> </w:t>
+      </w:r>
+      <w:r>
+        <w:rPr>
+          <w:rFonts w:ascii="Vazirmatn" w:hAnsi="Vazirmatn" w:cs="Vazirmatn"/>
+          <w:sz w:val="22"/>
+          <w:szCs w:val="22"/>
+          <w:color w:val="2D2D2D"/>
+          <w:lang w:val="en-US" w:bidi="fa-IR"/>
+        </w:rPr>
+        <w:t>اتصال</w:t>
+      </w:r>
+      <w:r>
+        <w:rPr>
+          <w:rFonts w:ascii="Vazirmatn" w:hAnsi="Vazirmatn" w:cs="Vazirmatn"/>
+          <w:sz w:val="22"/>
+          <w:szCs w:val="22"/>
+          <w:color w:val="2D2D2D"/>
+          <w:lang w:val="en-US" w:bidi="fa-IR"/>
+        </w:rPr>
+        <w:t xml:space="preserve"> </w:t>
+      </w:r>
+      <w:r>
+        <w:rPr>
+          <w:rFonts w:ascii="Vazirmatn" w:hAnsi="Vazirmatn" w:cs="Vazirmatn"/>
+          <w:sz w:val="22"/>
+          <w:szCs w:val="22"/>
+          <w:color w:val="2D2D2D"/>
+          <w:lang w:val="en-US" w:bidi="fa-IR"/>
+        </w:rPr>
+        <w:t>است.</w:t>
       </w:r>
     </w:p>
     <w:p>
@@ -9052,7 +14094,6 @@
               <w:bidi/>
               <w:jc w:val="start"/>
             </w:pPr>
-            <w:r/>
             <w:r>
               <w:rPr>
                 <w:rFonts w:ascii="Vazirmatn" w:hAnsi="Vazirmatn" w:cs="Vazirmatn"/>
@@ -9101,10 +14142,9 @@
           <w:p>
             <w:pPr>
               <w:bidi/>
-              <w:spacing w:line="324" w:lineRule="auto" w:after="120"/>
+              <w:spacing w:line="276" w:lineRule="auto" w:after="80"/>
               <w:jc w:val="both"/>
             </w:pPr>
-            <w:r/>
             <w:r>
               <w:rPr>
                 <w:rFonts w:ascii="Vazirmatn" w:hAnsi="Vazirmatn" w:cs="Vazirmatn"/>
@@ -9113,7 +14153,7 @@
                 <w:color w:val="2D2D2D"/>
                 <w:lang w:val="en-US" w:bidi="fa-IR"/>
               </w:rPr>
-              <w:t xml:space="preserve">تیم‌های توسعه ملزم هستند پیش از هر بارگذاری تغییرات روی محیط </w:t>
+              <w:t>تیم‌های</w:t>
             </w:r>
             <w:r>
               <w:rPr>
@@ -9123,7 +14163,7 @@
                 <w:color w:val="2D2D2D"/>
                 <w:lang w:val="en-US" w:bidi="fa-IR"/>
               </w:rPr>
-              <w:t>Production</w:t>
+              <w:t xml:space="preserve"> </w:t>
             </w:r>
             <w:r>
               <w:rPr>
@@ -9133,7 +14173,7 @@
                 <w:color w:val="2D2D2D"/>
                 <w:lang w:val="en-US" w:bidi="fa-IR"/>
               </w:rPr>
-              <w:t>، فرایند بازبینی کد (</w:t>
+              <w:t>توسعه</w:t>
             </w:r>
             <w:r>
               <w:rPr>
@@ -9143,7 +14183,7 @@
                 <w:color w:val="2D2D2D"/>
                 <w:lang w:val="en-US" w:bidi="fa-IR"/>
               </w:rPr>
-              <w:t>Peer Review</w:t>
+              <w:t xml:space="preserve"> </w:t>
             </w:r>
             <w:r>
               <w:rPr>
@@ -9153,7 +14193,7 @@
                 <w:color w:val="2D2D2D"/>
                 <w:lang w:val="en-US" w:bidi="fa-IR"/>
               </w:rPr>
-              <w:t xml:space="preserve">) </w:t>
+              <w:t>ملزم</w:t>
             </w:r>
             <w:r>
               <w:rPr>
@@ -9163,7 +14203,7 @@
                 <w:color w:val="2D2D2D"/>
                 <w:lang w:val="en-US" w:bidi="fa-IR"/>
               </w:rPr>
-              <w:t>و آزمون‌های بارگذاری (</w:t>
+              <w:t xml:space="preserve"> </w:t>
             </w:r>
             <w:r>
               <w:rPr>
@@ -9173,7 +14213,7 @@
                 <w:color w:val="2D2D2D"/>
                 <w:lang w:val="en-US" w:bidi="fa-IR"/>
               </w:rPr>
-              <w:t>Load Testing</w:t>
+              <w:t>هستند</w:t>
             </w:r>
             <w:r>
               <w:rPr>
@@ -9183,7 +14223,7 @@
                 <w:color w:val="2D2D2D"/>
                 <w:lang w:val="en-US" w:bidi="fa-IR"/>
               </w:rPr>
-              <w:t xml:space="preserve">) </w:t>
+              <w:t xml:space="preserve"> </w:t>
             </w:r>
             <w:r>
               <w:rPr>
@@ -9193,7 +14233,497 @@
                 <w:color w:val="2D2D2D"/>
                 <w:lang w:val="en-US" w:bidi="fa-IR"/>
               </w:rPr>
-              <w:t>را با موفقیت سپری نمایند.</w:t>
+              <w:t>پیش</w:t>
+            </w:r>
+            <w:r>
+              <w:rPr>
+                <w:rFonts w:ascii="Vazirmatn" w:hAnsi="Vazirmatn" w:cs="Vazirmatn"/>
+                <w:sz w:val="21"/>
+                <w:szCs w:val="21"/>
+                <w:color w:val="2D2D2D"/>
+                <w:lang w:val="en-US" w:bidi="fa-IR"/>
+              </w:rPr>
+              <w:t xml:space="preserve"> </w:t>
+            </w:r>
+            <w:r>
+              <w:rPr>
+                <w:rFonts w:ascii="Vazirmatn" w:hAnsi="Vazirmatn" w:cs="Vazirmatn"/>
+                <w:sz w:val="21"/>
+                <w:szCs w:val="21"/>
+                <w:color w:val="2D2D2D"/>
+                <w:lang w:val="en-US" w:bidi="fa-IR"/>
+              </w:rPr>
+              <w:t>از</w:t>
+            </w:r>
+            <w:r>
+              <w:rPr>
+                <w:rFonts w:ascii="Vazirmatn" w:hAnsi="Vazirmatn" w:cs="Vazirmatn"/>
+                <w:sz w:val="21"/>
+                <w:szCs w:val="21"/>
+                <w:color w:val="2D2D2D"/>
+                <w:lang w:val="en-US" w:bidi="fa-IR"/>
+              </w:rPr>
+              <w:t xml:space="preserve"> </w:t>
+            </w:r>
+            <w:r>
+              <w:rPr>
+                <w:rFonts w:ascii="Vazirmatn" w:hAnsi="Vazirmatn" w:cs="Vazirmatn"/>
+                <w:sz w:val="21"/>
+                <w:szCs w:val="21"/>
+                <w:color w:val="2D2D2D"/>
+                <w:lang w:val="en-US" w:bidi="fa-IR"/>
+              </w:rPr>
+              <w:t>هر</w:t>
+            </w:r>
+            <w:r>
+              <w:rPr>
+                <w:rFonts w:ascii="Vazirmatn" w:hAnsi="Vazirmatn" w:cs="Vazirmatn"/>
+                <w:sz w:val="21"/>
+                <w:szCs w:val="21"/>
+                <w:color w:val="2D2D2D"/>
+                <w:lang w:val="en-US" w:bidi="fa-IR"/>
+              </w:rPr>
+              <w:t xml:space="preserve"> </w:t>
+            </w:r>
+            <w:r>
+              <w:rPr>
+                <w:rFonts w:ascii="Vazirmatn" w:hAnsi="Vazirmatn" w:cs="Vazirmatn"/>
+                <w:sz w:val="21"/>
+                <w:szCs w:val="21"/>
+                <w:color w:val="2D2D2D"/>
+                <w:lang w:val="en-US" w:bidi="fa-IR"/>
+              </w:rPr>
+              <w:t>بارگذاری</w:t>
+            </w:r>
+            <w:r>
+              <w:rPr>
+                <w:rFonts w:ascii="Vazirmatn" w:hAnsi="Vazirmatn" w:cs="Vazirmatn"/>
+                <w:sz w:val="21"/>
+                <w:szCs w:val="21"/>
+                <w:color w:val="2D2D2D"/>
+                <w:lang w:val="en-US" w:bidi="fa-IR"/>
+              </w:rPr>
+              <w:t xml:space="preserve"> </w:t>
+            </w:r>
+            <w:r>
+              <w:rPr>
+                <w:rFonts w:ascii="Vazirmatn" w:hAnsi="Vazirmatn" w:cs="Vazirmatn"/>
+                <w:sz w:val="21"/>
+                <w:szCs w:val="21"/>
+                <w:color w:val="2D2D2D"/>
+                <w:lang w:val="en-US" w:bidi="fa-IR"/>
+              </w:rPr>
+              <w:t>تغییرات</w:t>
+            </w:r>
+            <w:r>
+              <w:rPr>
+                <w:rFonts w:ascii="Vazirmatn" w:hAnsi="Vazirmatn" w:cs="Vazirmatn"/>
+                <w:sz w:val="21"/>
+                <w:szCs w:val="21"/>
+                <w:color w:val="2D2D2D"/>
+                <w:lang w:val="en-US" w:bidi="fa-IR"/>
+              </w:rPr>
+              <w:t xml:space="preserve"> </w:t>
+            </w:r>
+            <w:r>
+              <w:rPr>
+                <w:rFonts w:ascii="Vazirmatn" w:hAnsi="Vazirmatn" w:cs="Vazirmatn"/>
+                <w:sz w:val="21"/>
+                <w:szCs w:val="21"/>
+                <w:color w:val="2D2D2D"/>
+                <w:lang w:val="en-US" w:bidi="fa-IR"/>
+              </w:rPr>
+              <w:t>روی</w:t>
+            </w:r>
+            <w:r>
+              <w:rPr>
+                <w:rFonts w:ascii="Vazirmatn" w:hAnsi="Vazirmatn" w:cs="Vazirmatn"/>
+                <w:sz w:val="21"/>
+                <w:szCs w:val="21"/>
+                <w:color w:val="2D2D2D"/>
+                <w:lang w:val="en-US" w:bidi="fa-IR"/>
+              </w:rPr>
+              <w:t xml:space="preserve"> </w:t>
+            </w:r>
+            <w:r>
+              <w:rPr>
+                <w:rFonts w:ascii="Vazirmatn" w:hAnsi="Vazirmatn" w:cs="Vazirmatn"/>
+                <w:sz w:val="21"/>
+                <w:szCs w:val="21"/>
+                <w:color w:val="2D2D2D"/>
+                <w:lang w:val="en-US" w:bidi="fa-IR"/>
+              </w:rPr>
+              <w:t>محیط</w:t>
+            </w:r>
+            <w:r>
+              <w:rPr>
+                <w:rFonts w:ascii="Vazirmatn" w:hAnsi="Vazirmatn" w:cs="Vazirmatn"/>
+                <w:sz w:val="21"/>
+                <w:szCs w:val="21"/>
+                <w:color w:val="2D2D2D"/>
+                <w:lang w:val="en-US" w:bidi="fa-IR"/>
+              </w:rPr>
+              <w:t xml:space="preserve"> </w:t>
+            </w:r>
+            <w:r>
+              <w:rPr>
+                <w:rFonts w:ascii="Vazirmatn" w:hAnsi="Vazirmatn" w:cs="Vazirmatn"/>
+                <w:sz w:val="21"/>
+                <w:szCs w:val="21"/>
+                <w:color w:val="2D2D2D"/>
+                <w:lang w:val="en-US" w:bidi="fa-IR"/>
+              </w:rPr>
+              <w:t>Production</w:t>
+            </w:r>
+            <w:r>
+              <w:rPr>
+                <w:rFonts w:ascii="Vazirmatn" w:hAnsi="Vazirmatn" w:cs="Vazirmatn"/>
+                <w:sz w:val="21"/>
+                <w:szCs w:val="21"/>
+                <w:color w:val="2D2D2D"/>
+                <w:lang w:val="en-US" w:bidi="fa-IR"/>
+              </w:rPr>
+              <w:t>،</w:t>
+            </w:r>
+            <w:r>
+              <w:rPr>
+                <w:rFonts w:ascii="Vazirmatn" w:hAnsi="Vazirmatn" w:cs="Vazirmatn"/>
+                <w:sz w:val="21"/>
+                <w:szCs w:val="21"/>
+                <w:color w:val="2D2D2D"/>
+                <w:lang w:val="en-US" w:bidi="fa-IR"/>
+              </w:rPr>
+              <w:t xml:space="preserve"> </w:t>
+            </w:r>
+            <w:r>
+              <w:rPr>
+                <w:rFonts w:ascii="Vazirmatn" w:hAnsi="Vazirmatn" w:cs="Vazirmatn"/>
+                <w:sz w:val="21"/>
+                <w:szCs w:val="21"/>
+                <w:color w:val="2D2D2D"/>
+                <w:lang w:val="en-US" w:bidi="fa-IR"/>
+              </w:rPr>
+              <w:t>فرایند</w:t>
+            </w:r>
+            <w:r>
+              <w:rPr>
+                <w:rFonts w:ascii="Vazirmatn" w:hAnsi="Vazirmatn" w:cs="Vazirmatn"/>
+                <w:sz w:val="21"/>
+                <w:szCs w:val="21"/>
+                <w:color w:val="2D2D2D"/>
+                <w:lang w:val="en-US" w:bidi="fa-IR"/>
+              </w:rPr>
+              <w:t xml:space="preserve"> </w:t>
+            </w:r>
+            <w:r>
+              <w:rPr>
+                <w:rFonts w:ascii="Vazirmatn" w:hAnsi="Vazirmatn" w:cs="Vazirmatn"/>
+                <w:sz w:val="21"/>
+                <w:szCs w:val="21"/>
+                <w:color w:val="2D2D2D"/>
+                <w:lang w:val="en-US" w:bidi="fa-IR"/>
+              </w:rPr>
+              <w:t>بازبینی</w:t>
+            </w:r>
+            <w:r>
+              <w:rPr>
+                <w:rFonts w:ascii="Vazirmatn" w:hAnsi="Vazirmatn" w:cs="Vazirmatn"/>
+                <w:sz w:val="21"/>
+                <w:szCs w:val="21"/>
+                <w:color w:val="2D2D2D"/>
+                <w:lang w:val="en-US" w:bidi="fa-IR"/>
+              </w:rPr>
+              <w:t xml:space="preserve"> </w:t>
+            </w:r>
+            <w:r>
+              <w:rPr>
+                <w:rFonts w:ascii="Vazirmatn" w:hAnsi="Vazirmatn" w:cs="Vazirmatn"/>
+                <w:sz w:val="21"/>
+                <w:szCs w:val="21"/>
+                <w:color w:val="2D2D2D"/>
+                <w:lang w:val="en-US" w:bidi="fa-IR"/>
+              </w:rPr>
+              <w:t>کد</w:t>
+            </w:r>
+            <w:r>
+              <w:rPr>
+                <w:rFonts w:ascii="Vazirmatn" w:hAnsi="Vazirmatn" w:cs="Vazirmatn"/>
+                <w:sz w:val="21"/>
+                <w:szCs w:val="21"/>
+                <w:color w:val="2D2D2D"/>
+                <w:lang w:val="en-US" w:bidi="fa-IR"/>
+              </w:rPr>
+              <w:t xml:space="preserve"> </w:t>
+            </w:r>
+            <w:r>
+              <w:rPr>
+                <w:rFonts w:ascii="Vazirmatn" w:hAnsi="Vazirmatn" w:cs="Vazirmatn"/>
+                <w:sz w:val="21"/>
+                <w:szCs w:val="21"/>
+                <w:color w:val="2D2D2D"/>
+                <w:lang w:val="en-US" w:bidi="fa-IR"/>
+              </w:rPr>
+              <w:t>(</w:t>
+            </w:r>
+            <w:r>
+              <w:rPr>
+                <w:rFonts w:ascii="Vazirmatn" w:hAnsi="Vazirmatn" w:cs="Vazirmatn"/>
+                <w:sz w:val="21"/>
+                <w:szCs w:val="21"/>
+                <w:color w:val="2D2D2D"/>
+                <w:lang w:val="en-US" w:bidi="fa-IR"/>
+              </w:rPr>
+              <w:t>Peer</w:t>
+            </w:r>
+            <w:r>
+              <w:rPr>
+                <w:rFonts w:ascii="Vazirmatn" w:hAnsi="Vazirmatn" w:cs="Vazirmatn"/>
+                <w:sz w:val="21"/>
+                <w:szCs w:val="21"/>
+                <w:color w:val="2D2D2D"/>
+                <w:lang w:val="en-US" w:bidi="fa-IR"/>
+              </w:rPr>
+              <w:t xml:space="preserve"> </w:t>
+            </w:r>
+            <w:r>
+              <w:rPr>
+                <w:rFonts w:ascii="Vazirmatn" w:hAnsi="Vazirmatn" w:cs="Vazirmatn"/>
+                <w:sz w:val="21"/>
+                <w:szCs w:val="21"/>
+                <w:color w:val="2D2D2D"/>
+                <w:lang w:val="en-US" w:bidi="fa-IR"/>
+              </w:rPr>
+              <w:t>Review</w:t>
+            </w:r>
+            <w:r>
+              <w:rPr>
+                <w:rFonts w:ascii="Vazirmatn" w:hAnsi="Vazirmatn" w:cs="Vazirmatn"/>
+                <w:sz w:val="21"/>
+                <w:szCs w:val="21"/>
+                <w:color w:val="2D2D2D"/>
+                <w:lang w:val="en-US" w:bidi="fa-IR"/>
+              </w:rPr>
+              <w:t>)</w:t>
+            </w:r>
+            <w:r>
+              <w:rPr>
+                <w:rFonts w:ascii="Vazirmatn" w:hAnsi="Vazirmatn" w:cs="Vazirmatn"/>
+                <w:sz w:val="21"/>
+                <w:szCs w:val="21"/>
+                <w:color w:val="2D2D2D"/>
+                <w:lang w:val="en-US" w:bidi="fa-IR"/>
+              </w:rPr>
+              <w:t xml:space="preserve"> </w:t>
+            </w:r>
+            <w:r>
+              <w:rPr>
+                <w:rFonts w:ascii="Vazirmatn" w:hAnsi="Vazirmatn" w:cs="Vazirmatn"/>
+                <w:sz w:val="21"/>
+                <w:szCs w:val="21"/>
+                <w:color w:val="2D2D2D"/>
+                <w:lang w:val="en-US" w:bidi="fa-IR"/>
+              </w:rPr>
+              <w:t>و</w:t>
+            </w:r>
+            <w:r>
+              <w:rPr>
+                <w:rFonts w:ascii="Vazirmatn" w:hAnsi="Vazirmatn" w:cs="Vazirmatn"/>
+                <w:sz w:val="21"/>
+                <w:szCs w:val="21"/>
+                <w:color w:val="2D2D2D"/>
+                <w:lang w:val="en-US" w:bidi="fa-IR"/>
+              </w:rPr>
+              <w:t xml:space="preserve"> </w:t>
+            </w:r>
+            <w:r>
+              <w:rPr>
+                <w:rFonts w:ascii="Vazirmatn" w:hAnsi="Vazirmatn" w:cs="Vazirmatn"/>
+                <w:sz w:val="21"/>
+                <w:szCs w:val="21"/>
+                <w:color w:val="2D2D2D"/>
+                <w:lang w:val="en-US" w:bidi="fa-IR"/>
+              </w:rPr>
+              <w:t>آزمون‌های</w:t>
+            </w:r>
+            <w:r>
+              <w:rPr>
+                <w:rFonts w:ascii="Vazirmatn" w:hAnsi="Vazirmatn" w:cs="Vazirmatn"/>
+                <w:sz w:val="21"/>
+                <w:szCs w:val="21"/>
+                <w:color w:val="2D2D2D"/>
+                <w:lang w:val="en-US" w:bidi="fa-IR"/>
+              </w:rPr>
+              <w:t xml:space="preserve"> </w:t>
+            </w:r>
+            <w:r>
+              <w:rPr>
+                <w:rFonts w:ascii="Vazirmatn" w:hAnsi="Vazirmatn" w:cs="Vazirmatn"/>
+                <w:sz w:val="21"/>
+                <w:szCs w:val="21"/>
+                <w:color w:val="2D2D2D"/>
+                <w:lang w:val="en-US" w:bidi="fa-IR"/>
+              </w:rPr>
+              <w:t>بارگذاری</w:t>
+            </w:r>
+            <w:r>
+              <w:rPr>
+                <w:rFonts w:ascii="Vazirmatn" w:hAnsi="Vazirmatn" w:cs="Vazirmatn"/>
+                <w:sz w:val="21"/>
+                <w:szCs w:val="21"/>
+                <w:color w:val="2D2D2D"/>
+                <w:lang w:val="en-US" w:bidi="fa-IR"/>
+              </w:rPr>
+              <w:t xml:space="preserve"> </w:t>
+            </w:r>
+            <w:r>
+              <w:rPr>
+                <w:rFonts w:ascii="Vazirmatn" w:hAnsi="Vazirmatn" w:cs="Vazirmatn"/>
+                <w:sz w:val="21"/>
+                <w:szCs w:val="21"/>
+                <w:color w:val="2D2D2D"/>
+                <w:lang w:val="en-US" w:bidi="fa-IR"/>
+              </w:rPr>
+              <w:t>(</w:t>
+            </w:r>
+            <w:r>
+              <w:rPr>
+                <w:rFonts w:ascii="Vazirmatn" w:hAnsi="Vazirmatn" w:cs="Vazirmatn"/>
+                <w:sz w:val="21"/>
+                <w:szCs w:val="21"/>
+                <w:color w:val="2D2D2D"/>
+                <w:lang w:val="en-US" w:bidi="fa-IR"/>
+              </w:rPr>
+              <w:t>Load</w:t>
+            </w:r>
+            <w:r>
+              <w:rPr>
+                <w:rFonts w:ascii="Vazirmatn" w:hAnsi="Vazirmatn" w:cs="Vazirmatn"/>
+                <w:sz w:val="21"/>
+                <w:szCs w:val="21"/>
+                <w:color w:val="2D2D2D"/>
+                <w:lang w:val="en-US" w:bidi="fa-IR"/>
+              </w:rPr>
+              <w:t xml:space="preserve"> </w:t>
+            </w:r>
+            <w:r>
+              <w:rPr>
+                <w:rFonts w:ascii="Vazirmatn" w:hAnsi="Vazirmatn" w:cs="Vazirmatn"/>
+                <w:sz w:val="21"/>
+                <w:szCs w:val="21"/>
+                <w:color w:val="2D2D2D"/>
+                <w:lang w:val="en-US" w:bidi="fa-IR"/>
+              </w:rPr>
+              <w:t>Testing</w:t>
+            </w:r>
+            <w:r>
+              <w:rPr>
+                <w:rFonts w:ascii="Vazirmatn" w:hAnsi="Vazirmatn" w:cs="Vazirmatn"/>
+                <w:sz w:val="21"/>
+                <w:szCs w:val="21"/>
+                <w:color w:val="2D2D2D"/>
+                <w:lang w:val="en-US" w:bidi="fa-IR"/>
+              </w:rPr>
+              <w:t>)</w:t>
+            </w:r>
+            <w:r>
+              <w:rPr>
+                <w:rFonts w:ascii="Vazirmatn" w:hAnsi="Vazirmatn" w:cs="Vazirmatn"/>
+                <w:sz w:val="21"/>
+                <w:szCs w:val="21"/>
+                <w:color w:val="2D2D2D"/>
+                <w:lang w:val="en-US" w:bidi="fa-IR"/>
+              </w:rPr>
+              <w:t xml:space="preserve"> </w:t>
+            </w:r>
+            <w:r>
+              <w:rPr>
+                <w:rFonts w:ascii="Vazirmatn" w:hAnsi="Vazirmatn" w:cs="Vazirmatn"/>
+                <w:sz w:val="21"/>
+                <w:szCs w:val="21"/>
+                <w:color w:val="2D2D2D"/>
+                <w:lang w:val="en-US" w:bidi="fa-IR"/>
+              </w:rPr>
+              <w:t>را</w:t>
+            </w:r>
+            <w:r>
+              <w:rPr>
+                <w:rFonts w:ascii="Vazirmatn" w:hAnsi="Vazirmatn" w:cs="Vazirmatn"/>
+                <w:sz w:val="21"/>
+                <w:szCs w:val="21"/>
+                <w:color w:val="2D2D2D"/>
+                <w:lang w:val="en-US" w:bidi="fa-IR"/>
+              </w:rPr>
+              <w:t xml:space="preserve"> </w:t>
+            </w:r>
+            <w:r>
+              <w:rPr>
+                <w:rFonts w:ascii="Vazirmatn" w:hAnsi="Vazirmatn" w:cs="Vazirmatn"/>
+                <w:sz w:val="21"/>
+                <w:szCs w:val="21"/>
+                <w:color w:val="2D2D2D"/>
+                <w:lang w:val="en-US" w:bidi="fa-IR"/>
+              </w:rPr>
+              <w:t>با</w:t>
+            </w:r>
+            <w:r>
+              <w:rPr>
+                <w:rFonts w:ascii="Vazirmatn" w:hAnsi="Vazirmatn" w:cs="Vazirmatn"/>
+                <w:sz w:val="21"/>
+                <w:szCs w:val="21"/>
+                <w:color w:val="2D2D2D"/>
+                <w:lang w:val="en-US" w:bidi="fa-IR"/>
+              </w:rPr>
+              <w:t xml:space="preserve"> </w:t>
+            </w:r>
+            <w:r>
+              <w:rPr>
+                <w:rFonts w:ascii="Vazirmatn" w:hAnsi="Vazirmatn" w:cs="Vazirmatn"/>
+                <w:sz w:val="21"/>
+                <w:szCs w:val="21"/>
+                <w:color w:val="2D2D2D"/>
+                <w:lang w:val="en-US" w:bidi="fa-IR"/>
+              </w:rPr>
+              <w:t>موفقیت</w:t>
+            </w:r>
+            <w:r>
+              <w:rPr>
+                <w:rFonts w:ascii="Vazirmatn" w:hAnsi="Vazirmatn" w:cs="Vazirmatn"/>
+                <w:sz w:val="21"/>
+                <w:szCs w:val="21"/>
+                <w:color w:val="2D2D2D"/>
+                <w:lang w:val="en-US" w:bidi="fa-IR"/>
+              </w:rPr>
+              <w:t xml:space="preserve"> </w:t>
+            </w:r>
+            <w:r>
+              <w:rPr>
+                <w:rFonts w:ascii="Vazirmatn" w:hAnsi="Vazirmatn" w:cs="Vazirmatn"/>
+                <w:sz w:val="21"/>
+                <w:szCs w:val="21"/>
+                <w:color w:val="2D2D2D"/>
+                <w:lang w:val="en-US" w:bidi="fa-IR"/>
+              </w:rPr>
+              <w:t>سپری</w:t>
+            </w:r>
+            <w:r>
+              <w:rPr>
+                <w:rFonts w:ascii="Vazirmatn" w:hAnsi="Vazirmatn" w:cs="Vazirmatn"/>
+                <w:sz w:val="21"/>
+                <w:szCs w:val="21"/>
+                <w:color w:val="2D2D2D"/>
+                <w:lang w:val="en-US" w:bidi="fa-IR"/>
+              </w:rPr>
+              <w:t xml:space="preserve"> </w:t>
+            </w:r>
+            <w:r>
+              <w:rPr>
+                <w:rFonts w:ascii="Vazirmatn" w:hAnsi="Vazirmatn" w:cs="Vazirmatn"/>
+                <w:sz w:val="21"/>
+                <w:szCs w:val="21"/>
+                <w:color w:val="2D2D2D"/>
+                <w:lang w:val="en-US" w:bidi="fa-IR"/>
+              </w:rPr>
+              <w:t>نمایند.</w:t>
             </w:r>
           </w:p>
         </w:tc>
@@ -9579,8 +15109,15 @@
     <w:name w:val="Normal"/>
     <w:qFormat/>
     <w:rsid w:val="00FC693F"/>
+    <w:pPr>
+      <w:bidi/>
+      <w:jc w:val="both"/>
+    </w:pPr>
     <w:rPr>
       <w:rFonts w:ascii="Vazirmatn" w:hAnsi="Vazirmatn" w:cs="Vazirmatn"/>
+      <w:sz w:val="22"/>
+      <w:szCs w:val="22"/>
+      <w:lang w:val="en-US" w:bidi="fa-IR"/>
     </w:rPr>
   </w:style>
   <w:style w:type="paragraph" w:styleId="Header">

--- a/examples/persian_technical_doc.docx
+++ b/examples/persian_technical_doc.docx
@@ -1129,7 +1129,7 @@
       </w:r>
       <w:r>
         <w:rPr>
-          <w:rFonts w:ascii="Vazirmatn" w:hAnsi="Vazirmatn" w:cs="Vazirmatn"/>
+          <w:rFonts w:ascii="Segoe UI" w:hAnsi="Segoe UI" w:cs="Vazirmatn"/>
           <w:sz w:val="22"/>
           <w:szCs w:val="22"/>
           <w:color w:val="2D2D2D"/>
@@ -1229,7 +1229,7 @@
       </w:r>
       <w:r>
         <w:rPr>
-          <w:rFonts w:ascii="Vazirmatn" w:hAnsi="Vazirmatn" w:cs="Vazirmatn"/>
+          <w:rFonts w:ascii="Segoe UI" w:hAnsi="Segoe UI" w:cs="Vazirmatn"/>
           <w:sz w:val="22"/>
           <w:szCs w:val="22"/>
           <w:color w:val="2D2D2D"/>
@@ -1309,7 +1309,7 @@
       </w:r>
       <w:r>
         <w:rPr>
-          <w:rFonts w:ascii="Vazirmatn" w:hAnsi="Vazirmatn" w:cs="Vazirmatn"/>
+          <w:rFonts w:ascii="Segoe UI" w:hAnsi="Segoe UI" w:cs="Vazirmatn"/>
           <w:sz w:val="22"/>
           <w:szCs w:val="22"/>
           <w:color w:val="2D2D2D"/>
@@ -1579,7 +1579,7 @@
       </w:r>
       <w:r>
         <w:rPr>
-          <w:rFonts w:ascii="Vazirmatn" w:hAnsi="Vazirmatn" w:cs="Vazirmatn"/>
+          <w:rFonts w:ascii="Segoe UI" w:hAnsi="Segoe UI" w:cs="Vazirmatn"/>
           <w:sz w:val="22"/>
           <w:szCs w:val="22"/>
           <w:color w:val="2D2D2D"/>
@@ -1599,7 +1599,7 @@
       </w:r>
       <w:r>
         <w:rPr>
-          <w:rFonts w:ascii="Vazirmatn" w:hAnsi="Vazirmatn" w:cs="Vazirmatn"/>
+          <w:rFonts w:ascii="Segoe UI" w:hAnsi="Segoe UI" w:cs="Vazirmatn"/>
           <w:sz w:val="22"/>
           <w:szCs w:val="22"/>
           <w:color w:val="2D2D2D"/>
@@ -1689,7 +1689,7 @@
       </w:r>
       <w:r>
         <w:rPr>
-          <w:rFonts w:ascii="Vazirmatn" w:hAnsi="Vazirmatn" w:cs="Vazirmatn"/>
+          <w:rFonts w:ascii="Segoe UI" w:hAnsi="Segoe UI" w:cs="Vazirmatn"/>
           <w:sz w:val="22"/>
           <w:szCs w:val="22"/>
           <w:color w:val="2D2D2D"/>
@@ -1709,7 +1709,7 @@
       </w:r>
       <w:r>
         <w:rPr>
-          <w:rFonts w:ascii="Vazirmatn" w:hAnsi="Vazirmatn" w:cs="Vazirmatn"/>
+          <w:rFonts w:ascii="Segoe UI" w:hAnsi="Segoe UI" w:cs="Vazirmatn"/>
           <w:sz w:val="22"/>
           <w:szCs w:val="22"/>
           <w:color w:val="2D2D2D"/>
@@ -1789,7 +1789,7 @@
       </w:r>
       <w:r>
         <w:rPr>
-          <w:rFonts w:ascii="Vazirmatn" w:hAnsi="Vazirmatn" w:cs="Vazirmatn"/>
+          <w:rFonts w:ascii="Segoe UI" w:hAnsi="Segoe UI" w:cs="Vazirmatn"/>
           <w:sz w:val="22"/>
           <w:szCs w:val="22"/>
           <w:color w:val="2D2D2D"/>
@@ -2044,13 +2044,33 @@
             </w:r>
             <w:r>
               <w:rPr>
+                <w:rFonts w:ascii="Segoe UI" w:hAnsi="Segoe UI" w:cs="Vazirmatn"/>
+                <w:sz w:val="21"/>
+                <w:szCs w:val="21"/>
+                <w:color w:val="2D2D2D"/>
+                <w:lang w:val="en-US" w:bidi="fa-IR"/>
+              </w:rPr>
+              <w:t>Connection</w:t>
+            </w:r>
+            <w:r>
+              <w:rPr>
                 <w:rFonts w:ascii="Vazirmatn" w:hAnsi="Vazirmatn" w:cs="Vazirmatn"/>
                 <w:sz w:val="21"/>
                 <w:szCs w:val="21"/>
                 <w:color w:val="2D2D2D"/>
                 <w:lang w:val="en-US" w:bidi="fa-IR"/>
               </w:rPr>
-              <w:t>Connection</w:t>
+              <w:t xml:space="preserve"> </w:t>
+            </w:r>
+            <w:r>
+              <w:rPr>
+                <w:rFonts w:ascii="Segoe UI" w:hAnsi="Segoe UI" w:cs="Vazirmatn"/>
+                <w:sz w:val="21"/>
+                <w:szCs w:val="21"/>
+                <w:color w:val="2D2D2D"/>
+                <w:lang w:val="en-US" w:bidi="fa-IR"/>
+              </w:rPr>
+              <w:t>Pooling</w:t>
             </w:r>
             <w:r>
               <w:rPr>
@@ -2070,7 +2090,7 @@
                 <w:color w:val="2D2D2D"/>
                 <w:lang w:val="en-US" w:bidi="fa-IR"/>
               </w:rPr>
-              <w:t>Pooling</w:t>
+              <w:t>مدیریت</w:t>
             </w:r>
             <w:r>
               <w:rPr>
@@ -2090,7 +2110,7 @@
                 <w:color w:val="2D2D2D"/>
                 <w:lang w:val="en-US" w:bidi="fa-IR"/>
               </w:rPr>
-              <w:t>مدیریت</w:t>
+              <w:t>کنید</w:t>
             </w:r>
             <w:r>
               <w:rPr>
@@ -2110,7 +2130,7 @@
                 <w:color w:val="2D2D2D"/>
                 <w:lang w:val="en-US" w:bidi="fa-IR"/>
               </w:rPr>
-              <w:t>کنید</w:t>
+              <w:t>تا</w:t>
             </w:r>
             <w:r>
               <w:rPr>
@@ -2130,7 +2150,7 @@
                 <w:color w:val="2D2D2D"/>
                 <w:lang w:val="en-US" w:bidi="fa-IR"/>
               </w:rPr>
-              <w:t>تا</w:t>
+              <w:t>از</w:t>
             </w:r>
             <w:r>
               <w:rPr>
@@ -2150,7 +2170,7 @@
                 <w:color w:val="2D2D2D"/>
                 <w:lang w:val="en-US" w:bidi="fa-IR"/>
               </w:rPr>
-              <w:t>از</w:t>
+              <w:t>اشباع</w:t>
             </w:r>
             <w:r>
               <w:rPr>
@@ -2164,13 +2184,33 @@
             </w:r>
             <w:r>
               <w:rPr>
+                <w:rFonts w:ascii="Segoe UI" w:hAnsi="Segoe UI" w:cs="Vazirmatn"/>
+                <w:sz w:val="21"/>
+                <w:szCs w:val="21"/>
+                <w:color w:val="2D2D2D"/>
+                <w:lang w:val="en-US" w:bidi="fa-IR"/>
+              </w:rPr>
+              <w:t>Worker</w:t>
+            </w:r>
+            <w:r>
+              <w:rPr>
                 <w:rFonts w:ascii="Vazirmatn" w:hAnsi="Vazirmatn" w:cs="Vazirmatn"/>
                 <w:sz w:val="21"/>
                 <w:szCs w:val="21"/>
                 <w:color w:val="2D2D2D"/>
                 <w:lang w:val="en-US" w:bidi="fa-IR"/>
               </w:rPr>
-              <w:t>اشباع</w:t>
+              <w:t xml:space="preserve"> </w:t>
+            </w:r>
+            <w:r>
+              <w:rPr>
+                <w:rFonts w:ascii="Segoe UI" w:hAnsi="Segoe UI" w:cs="Vazirmatn"/>
+                <w:sz w:val="21"/>
+                <w:szCs w:val="21"/>
+                <w:color w:val="2D2D2D"/>
+                <w:lang w:val="en-US" w:bidi="fa-IR"/>
+              </w:rPr>
+              <w:t>Thread</w:t>
             </w:r>
             <w:r>
               <w:rPr>
@@ -2180,7 +2220,7 @@
                 <w:color w:val="2D2D2D"/>
                 <w:lang w:val="en-US" w:bidi="fa-IR"/>
               </w:rPr>
-              <w:t xml:space="preserve"> </w:t>
+              <w:t>ها</w:t>
             </w:r>
             <w:r>
               <w:rPr>
@@ -2190,7 +2230,7 @@
                 <w:color w:val="2D2D2D"/>
                 <w:lang w:val="en-US" w:bidi="fa-IR"/>
               </w:rPr>
-              <w:t>Worker</w:t>
+              <w:t xml:space="preserve"> </w:t>
             </w:r>
             <w:r>
               <w:rPr>
@@ -2200,7 +2240,7 @@
                 <w:color w:val="2D2D2D"/>
                 <w:lang w:val="en-US" w:bidi="fa-IR"/>
               </w:rPr>
-              <w:t xml:space="preserve"> </w:t>
+              <w:t>جلوگیری</w:t>
             </w:r>
             <w:r>
               <w:rPr>
@@ -2210,7 +2250,7 @@
                 <w:color w:val="2D2D2D"/>
                 <w:lang w:val="en-US" w:bidi="fa-IR"/>
               </w:rPr>
-              <w:t>Thread</w:t>
+              <w:t xml:space="preserve"> </w:t>
             </w:r>
             <w:r>
               <w:rPr>
@@ -2220,7 +2260,7 @@
                 <w:color w:val="2D2D2D"/>
                 <w:lang w:val="en-US" w:bidi="fa-IR"/>
               </w:rPr>
-              <w:t>ها</w:t>
+              <w:t>شود.</w:t>
             </w:r>
             <w:r>
               <w:rPr>
@@ -2240,7 +2280,7 @@
                 <w:color w:val="2D2D2D"/>
                 <w:lang w:val="en-US" w:bidi="fa-IR"/>
               </w:rPr>
-              <w:t>جلوگیری</w:t>
+              <w:t>برای</w:t>
             </w:r>
             <w:r>
               <w:rPr>
@@ -2260,7 +2300,7 @@
                 <w:color w:val="2D2D2D"/>
                 <w:lang w:val="en-US" w:bidi="fa-IR"/>
               </w:rPr>
-              <w:t>شود.</w:t>
+              <w:t>سرویس‌های</w:t>
             </w:r>
             <w:r>
               <w:rPr>
@@ -2280,7 +2320,7 @@
                 <w:color w:val="2D2D2D"/>
                 <w:lang w:val="en-US" w:bidi="fa-IR"/>
               </w:rPr>
-              <w:t>برای</w:t>
+              <w:t>پربار،</w:t>
             </w:r>
             <w:r>
               <w:rPr>
@@ -2300,7 +2340,7 @@
                 <w:color w:val="2D2D2D"/>
                 <w:lang w:val="en-US" w:bidi="fa-IR"/>
               </w:rPr>
-              <w:t>سرویس‌های</w:t>
+              <w:t>اندازه</w:t>
             </w:r>
             <w:r>
               <w:rPr>
@@ -2314,47 +2354,7 @@
             </w:r>
             <w:r>
               <w:rPr>
-                <w:rFonts w:ascii="Vazirmatn" w:hAnsi="Vazirmatn" w:cs="Vazirmatn"/>
-                <w:sz w:val="21"/>
-                <w:szCs w:val="21"/>
-                <w:color w:val="2D2D2D"/>
-                <w:lang w:val="en-US" w:bidi="fa-IR"/>
-              </w:rPr>
-              <w:t>پربار،</w:t>
-            </w:r>
-            <w:r>
-              <w:rPr>
-                <w:rFonts w:ascii="Vazirmatn" w:hAnsi="Vazirmatn" w:cs="Vazirmatn"/>
-                <w:sz w:val="21"/>
-                <w:szCs w:val="21"/>
-                <w:color w:val="2D2D2D"/>
-                <w:lang w:val="en-US" w:bidi="fa-IR"/>
-              </w:rPr>
-              <w:t xml:space="preserve"> </w:t>
-            </w:r>
-            <w:r>
-              <w:rPr>
-                <w:rFonts w:ascii="Vazirmatn" w:hAnsi="Vazirmatn" w:cs="Vazirmatn"/>
-                <w:sz w:val="21"/>
-                <w:szCs w:val="21"/>
-                <w:color w:val="2D2D2D"/>
-                <w:lang w:val="en-US" w:bidi="fa-IR"/>
-              </w:rPr>
-              <w:t>اندازه</w:t>
-            </w:r>
-            <w:r>
-              <w:rPr>
-                <w:rFonts w:ascii="Vazirmatn" w:hAnsi="Vazirmatn" w:cs="Vazirmatn"/>
-                <w:sz w:val="21"/>
-                <w:szCs w:val="21"/>
-                <w:color w:val="2D2D2D"/>
-                <w:lang w:val="en-US" w:bidi="fa-IR"/>
-              </w:rPr>
-              <w:t xml:space="preserve"> </w:t>
-            </w:r>
-            <w:r>
-              <w:rPr>
-                <w:rFonts w:ascii="Vazirmatn" w:hAnsi="Vazirmatn" w:cs="Vazirmatn"/>
+                <w:rFonts w:ascii="Segoe UI" w:hAnsi="Segoe UI" w:cs="Vazirmatn"/>
                 <w:sz w:val="21"/>
                 <w:szCs w:val="21"/>
                 <w:color w:val="2D2D2D"/>
@@ -2646,13 +2646,33 @@
             </w:r>
             <w:r>
               <w:rPr>
+                <w:rFonts w:ascii="Segoe UI" w:hAnsi="Segoe UI" w:cs="Vazirmatn"/>
+                <w:sz w:val="21"/>
+                <w:szCs w:val="21"/>
+                <w:color w:val="2D2D2D"/>
+                <w:lang w:val="en-US" w:bidi="fa-IR"/>
+              </w:rPr>
+              <w:t>Database</w:t>
+            </w:r>
+            <w:r>
+              <w:rPr>
                 <w:rFonts w:ascii="Vazirmatn" w:hAnsi="Vazirmatn" w:cs="Vazirmatn"/>
                 <w:sz w:val="21"/>
                 <w:szCs w:val="21"/>
                 <w:color w:val="2D2D2D"/>
                 <w:lang w:val="en-US" w:bidi="fa-IR"/>
               </w:rPr>
-              <w:t>Database</w:t>
+              <w:t xml:space="preserve"> </w:t>
+            </w:r>
+            <w:r>
+              <w:rPr>
+                <w:rFonts w:ascii="Segoe UI" w:hAnsi="Segoe UI" w:cs="Vazirmatn"/>
+                <w:sz w:val="21"/>
+                <w:szCs w:val="21"/>
+                <w:color w:val="2D2D2D"/>
+                <w:lang w:val="en-US" w:bidi="fa-IR"/>
+              </w:rPr>
+              <w:t>Migration</w:t>
             </w:r>
             <w:r>
               <w:rPr>
@@ -2672,7 +2692,7 @@
                 <w:color w:val="2D2D2D"/>
                 <w:lang w:val="en-US" w:bidi="fa-IR"/>
               </w:rPr>
-              <w:t>Migration</w:t>
+              <w:t>بر</w:t>
             </w:r>
             <w:r>
               <w:rPr>
@@ -2692,7 +2712,7 @@
                 <w:color w:val="2D2D2D"/>
                 <w:lang w:val="en-US" w:bidi="fa-IR"/>
               </w:rPr>
-              <w:t>بر</w:t>
+              <w:t>روی</w:t>
             </w:r>
             <w:r>
               <w:rPr>
@@ -2712,7 +2732,7 @@
                 <w:color w:val="2D2D2D"/>
                 <w:lang w:val="en-US" w:bidi="fa-IR"/>
               </w:rPr>
-              <w:t>روی</w:t>
+              <w:t>سرورهای</w:t>
             </w:r>
             <w:r>
               <w:rPr>
@@ -2726,13 +2746,23 @@
             </w:r>
             <w:r>
               <w:rPr>
+                <w:rFonts w:ascii="Segoe UI" w:hAnsi="Segoe UI" w:cs="Vazirmatn"/>
+                <w:sz w:val="21"/>
+                <w:szCs w:val="21"/>
+                <w:color w:val="2D2D2D"/>
+                <w:lang w:val="en-US" w:bidi="fa-IR"/>
+              </w:rPr>
+              <w:t>Production</w:t>
+            </w:r>
+            <w:r>
+              <w:rPr>
                 <w:rFonts w:ascii="Vazirmatn" w:hAnsi="Vazirmatn" w:cs="Vazirmatn"/>
                 <w:sz w:val="21"/>
                 <w:szCs w:val="21"/>
                 <w:color w:val="2D2D2D"/>
                 <w:lang w:val="en-US" w:bidi="fa-IR"/>
               </w:rPr>
-              <w:t>سرورهای</w:t>
+              <w:t>،</w:t>
             </w:r>
             <w:r>
               <w:rPr>
@@ -2752,7 +2782,7 @@
                 <w:color w:val="2D2D2D"/>
                 <w:lang w:val="en-US" w:bidi="fa-IR"/>
               </w:rPr>
-              <w:t>Production</w:t>
+              <w:t>حتماً</w:t>
             </w:r>
             <w:r>
               <w:rPr>
@@ -2762,7 +2792,7 @@
                 <w:color w:val="2D2D2D"/>
                 <w:lang w:val="en-US" w:bidi="fa-IR"/>
               </w:rPr>
-              <w:t>،</w:t>
+              <w:t xml:space="preserve"> </w:t>
             </w:r>
             <w:r>
               <w:rPr>
@@ -2772,7 +2802,7 @@
                 <w:color w:val="2D2D2D"/>
                 <w:lang w:val="en-US" w:bidi="fa-IR"/>
               </w:rPr>
-              <w:t xml:space="preserve"> </w:t>
+              <w:t>از</w:t>
             </w:r>
             <w:r>
               <w:rPr>
@@ -2782,7 +2812,7 @@
                 <w:color w:val="2D2D2D"/>
                 <w:lang w:val="en-US" w:bidi="fa-IR"/>
               </w:rPr>
-              <w:t>حتماً</w:t>
+              <w:t xml:space="preserve"> </w:t>
             </w:r>
             <w:r>
               <w:rPr>
@@ -2792,7 +2822,7 @@
                 <w:color w:val="2D2D2D"/>
                 <w:lang w:val="en-US" w:bidi="fa-IR"/>
               </w:rPr>
-              <w:t xml:space="preserve"> </w:t>
+              <w:t>دیتابیس</w:t>
             </w:r>
             <w:r>
               <w:rPr>
@@ -2802,7 +2832,7 @@
                 <w:color w:val="2D2D2D"/>
                 <w:lang w:val="en-US" w:bidi="fa-IR"/>
               </w:rPr>
-              <w:t>از</w:t>
+              <w:t xml:space="preserve"> </w:t>
             </w:r>
             <w:r>
               <w:rPr>
@@ -2812,7 +2842,7 @@
                 <w:color w:val="2D2D2D"/>
                 <w:lang w:val="en-US" w:bidi="fa-IR"/>
               </w:rPr>
-              <w:t xml:space="preserve"> </w:t>
+              <w:t>پشتیبان‌گیری</w:t>
             </w:r>
             <w:r>
               <w:rPr>
@@ -2822,7 +2852,7 @@
                 <w:color w:val="2D2D2D"/>
                 <w:lang w:val="en-US" w:bidi="fa-IR"/>
               </w:rPr>
-              <w:t>دیتابیس</w:t>
+              <w:t xml:space="preserve"> </w:t>
             </w:r>
             <w:r>
               <w:rPr>
@@ -2832,7 +2862,7 @@
                 <w:color w:val="2D2D2D"/>
                 <w:lang w:val="en-US" w:bidi="fa-IR"/>
               </w:rPr>
-              <w:t xml:space="preserve"> </w:t>
+              <w:t>کامل</w:t>
             </w:r>
             <w:r>
               <w:rPr>
@@ -2842,7 +2872,7 @@
                 <w:color w:val="2D2D2D"/>
                 <w:lang w:val="en-US" w:bidi="fa-IR"/>
               </w:rPr>
-              <w:t>پشتیبان‌گیری</w:t>
+              <w:t xml:space="preserve"> </w:t>
             </w:r>
             <w:r>
               <w:rPr>
@@ -2852,7 +2882,17 @@
                 <w:color w:val="2D2D2D"/>
                 <w:lang w:val="en-US" w:bidi="fa-IR"/>
               </w:rPr>
-              <w:t xml:space="preserve"> </w:t>
+              <w:t>(</w:t>
+            </w:r>
+            <w:r>
+              <w:rPr>
+                <w:rFonts w:ascii="Segoe UI" w:hAnsi="Segoe UI" w:cs="Vazirmatn"/>
+                <w:sz w:val="21"/>
+                <w:szCs w:val="21"/>
+                <w:color w:val="2D2D2D"/>
+                <w:lang w:val="en-US" w:bidi="fa-IR"/>
+              </w:rPr>
+              <w:t>Full</w:t>
             </w:r>
             <w:r>
               <w:rPr>
@@ -2862,7 +2902,17 @@
                 <w:color w:val="2D2D2D"/>
                 <w:lang w:val="en-US" w:bidi="fa-IR"/>
               </w:rPr>
-              <w:t>کامل</w:t>
+              <w:t xml:space="preserve"> </w:t>
+            </w:r>
+            <w:r>
+              <w:rPr>
+                <w:rFonts w:ascii="Segoe UI" w:hAnsi="Segoe UI" w:cs="Vazirmatn"/>
+                <w:sz w:val="21"/>
+                <w:szCs w:val="21"/>
+                <w:color w:val="2D2D2D"/>
+                <w:lang w:val="en-US" w:bidi="fa-IR"/>
+              </w:rPr>
+              <w:t>Backup</w:t>
             </w:r>
             <w:r>
               <w:rPr>
@@ -2872,7 +2922,7 @@
                 <w:color w:val="2D2D2D"/>
                 <w:lang w:val="en-US" w:bidi="fa-IR"/>
               </w:rPr>
-              <w:t xml:space="preserve"> </w:t>
+              <w:t>)</w:t>
             </w:r>
             <w:r>
               <w:rPr>
@@ -2882,7 +2932,7 @@
                 <w:color w:val="2D2D2D"/>
                 <w:lang w:val="en-US" w:bidi="fa-IR"/>
               </w:rPr>
-              <w:t>(</w:t>
+              <w:t xml:space="preserve"> </w:t>
             </w:r>
             <w:r>
               <w:rPr>
@@ -2892,7 +2942,7 @@
                 <w:color w:val="2D2D2D"/>
                 <w:lang w:val="en-US" w:bidi="fa-IR"/>
               </w:rPr>
-              <w:t>Full</w:t>
+              <w:t>انجام</w:t>
             </w:r>
             <w:r>
               <w:rPr>
@@ -2912,7 +2962,7 @@
                 <w:color w:val="2D2D2D"/>
                 <w:lang w:val="en-US" w:bidi="fa-IR"/>
               </w:rPr>
-              <w:t>Backup</w:t>
+              <w:t>دهید</w:t>
             </w:r>
             <w:r>
               <w:rPr>
@@ -2922,7 +2972,7 @@
                 <w:color w:val="2D2D2D"/>
                 <w:lang w:val="en-US" w:bidi="fa-IR"/>
               </w:rPr>
-              <w:t>)</w:t>
+              <w:t xml:space="preserve"> </w:t>
             </w:r>
             <w:r>
               <w:rPr>
@@ -2932,7 +2982,7 @@
                 <w:color w:val="2D2D2D"/>
                 <w:lang w:val="en-US" w:bidi="fa-IR"/>
               </w:rPr>
-              <w:t xml:space="preserve"> </w:t>
+              <w:t>و</w:t>
             </w:r>
             <w:r>
               <w:rPr>
@@ -2942,7 +2992,7 @@
                 <w:color w:val="2D2D2D"/>
                 <w:lang w:val="en-US" w:bidi="fa-IR"/>
               </w:rPr>
-              <w:t>انجام</w:t>
+              <w:t xml:space="preserve"> </w:t>
             </w:r>
             <w:r>
               <w:rPr>
@@ -2952,7 +3002,7 @@
                 <w:color w:val="2D2D2D"/>
                 <w:lang w:val="en-US" w:bidi="fa-IR"/>
               </w:rPr>
-              <w:t xml:space="preserve"> </w:t>
+              <w:t>اسکریپت</w:t>
             </w:r>
             <w:r>
               <w:rPr>
@@ -2962,61 +3012,11 @@
                 <w:color w:val="2D2D2D"/>
                 <w:lang w:val="en-US" w:bidi="fa-IR"/>
               </w:rPr>
-              <w:t>دهید</w:t>
-            </w:r>
-            <w:r>
-              <w:rPr>
-                <w:rFonts w:ascii="Vazirmatn" w:hAnsi="Vazirmatn" w:cs="Vazirmatn"/>
-                <w:sz w:val="21"/>
-                <w:szCs w:val="21"/>
-                <w:color w:val="2D2D2D"/>
-                <w:lang w:val="en-US" w:bidi="fa-IR"/>
-              </w:rPr>
               <w:t xml:space="preserve"> </w:t>
             </w:r>
             <w:r>
               <w:rPr>
-                <w:rFonts w:ascii="Vazirmatn" w:hAnsi="Vazirmatn" w:cs="Vazirmatn"/>
-                <w:sz w:val="21"/>
-                <w:szCs w:val="21"/>
-                <w:color w:val="2D2D2D"/>
-                <w:lang w:val="en-US" w:bidi="fa-IR"/>
-              </w:rPr>
-              <w:t>و</w:t>
-            </w:r>
-            <w:r>
-              <w:rPr>
-                <w:rFonts w:ascii="Vazirmatn" w:hAnsi="Vazirmatn" w:cs="Vazirmatn"/>
-                <w:sz w:val="21"/>
-                <w:szCs w:val="21"/>
-                <w:color w:val="2D2D2D"/>
-                <w:lang w:val="en-US" w:bidi="fa-IR"/>
-              </w:rPr>
-              <w:t xml:space="preserve"> </w:t>
-            </w:r>
-            <w:r>
-              <w:rPr>
-                <w:rFonts w:ascii="Vazirmatn" w:hAnsi="Vazirmatn" w:cs="Vazirmatn"/>
-                <w:sz w:val="21"/>
-                <w:szCs w:val="21"/>
-                <w:color w:val="2D2D2D"/>
-                <w:lang w:val="en-US" w:bidi="fa-IR"/>
-              </w:rPr>
-              <w:t>اسکریپت</w:t>
-            </w:r>
-            <w:r>
-              <w:rPr>
-                <w:rFonts w:ascii="Vazirmatn" w:hAnsi="Vazirmatn" w:cs="Vazirmatn"/>
-                <w:sz w:val="21"/>
-                <w:szCs w:val="21"/>
-                <w:color w:val="2D2D2D"/>
-                <w:lang w:val="en-US" w:bidi="fa-IR"/>
-              </w:rPr>
-              <w:t xml:space="preserve"> </w:t>
-            </w:r>
-            <w:r>
-              <w:rPr>
-                <w:rFonts w:ascii="Vazirmatn" w:hAnsi="Vazirmatn" w:cs="Vazirmatn"/>
+                <w:rFonts w:ascii="Segoe UI" w:hAnsi="Segoe UI" w:cs="Vazirmatn"/>
                 <w:sz w:val="21"/>
                 <w:szCs w:val="21"/>
                 <w:color w:val="2D2D2D"/>
@@ -3359,7 +3359,7 @@
       </w:r>
       <w:r>
         <w:rPr>
-          <w:rFonts w:ascii="Vazirmatn" w:hAnsi="Vazirmatn" w:cs="Vazirmatn"/>
+          <w:rFonts w:ascii="Segoe UI" w:hAnsi="Segoe UI" w:cs="Vazirmatn"/>
           <w:sz w:val="22"/>
           <w:szCs w:val="22"/>
           <w:color w:val="2D2D2D"/>
@@ -4583,7 +4583,7 @@
       </w:r>
       <w:r>
         <w:rPr>
-          <w:rFonts w:ascii="Vazirmatn" w:hAnsi="Vazirmatn" w:cs="Vazirmatn"/>
+          <w:rFonts w:ascii="Segoe UI" w:hAnsi="Segoe UI" w:cs="Vazirmatn"/>
           <w:sz w:val="22"/>
           <w:szCs w:val="22"/>
           <w:color w:val="2D2D2D"/>
@@ -4603,7 +4603,7 @@
       </w:r>
       <w:r>
         <w:rPr>
-          <w:rFonts w:ascii="Vazirmatn" w:hAnsi="Vazirmatn" w:cs="Vazirmatn"/>
+          <w:rFonts w:ascii="Segoe UI" w:hAnsi="Segoe UI" w:cs="Vazirmatn"/>
           <w:sz w:val="22"/>
           <w:szCs w:val="22"/>
           <w:color w:val="2D2D2D"/>
@@ -4783,7 +4783,7 @@
       </w:r>
       <w:r>
         <w:rPr>
-          <w:rFonts w:ascii="Vazirmatn" w:hAnsi="Vazirmatn" w:cs="Vazirmatn"/>
+          <w:rFonts w:ascii="Segoe UI" w:hAnsi="Segoe UI" w:cs="Vazirmatn"/>
           <w:sz w:val="22"/>
           <w:szCs w:val="22"/>
           <w:color w:val="2D2D2D"/>
@@ -7126,7 +7126,7 @@
       </w:r>
       <w:r>
         <w:rPr>
-          <w:rFonts w:ascii="Vazirmatn" w:hAnsi="Vazirmatn" w:cs="Vazirmatn"/>
+          <w:rFonts w:ascii="Segoe UI" w:hAnsi="Segoe UI" w:cs="Vazirmatn"/>
           <w:sz w:val="22"/>
           <w:szCs w:val="22"/>
           <w:color w:val="2D2D2D"/>
@@ -7146,7 +7146,7 @@
       </w:r>
       <w:r>
         <w:rPr>
-          <w:rFonts w:ascii="Vazirmatn" w:hAnsi="Vazirmatn" w:cs="Vazirmatn"/>
+          <w:rFonts w:ascii="Segoe UI" w:hAnsi="Segoe UI" w:cs="Vazirmatn"/>
           <w:sz w:val="22"/>
           <w:szCs w:val="22"/>
           <w:color w:val="2D2D2D"/>
@@ -7306,7 +7306,7 @@
       </w:r>
       <w:r>
         <w:rPr>
-          <w:rFonts w:ascii="Vazirmatn" w:hAnsi="Vazirmatn" w:cs="Vazirmatn"/>
+          <w:rFonts w:ascii="Segoe UI" w:hAnsi="Segoe UI" w:cs="Vazirmatn"/>
           <w:sz w:val="22"/>
           <w:szCs w:val="22"/>
           <w:color w:val="2D2D2D"/>
@@ -9070,7 +9070,7 @@
       </w:r>
       <w:r>
         <w:rPr>
-          <w:rFonts w:ascii="Vazirmatn" w:hAnsi="Vazirmatn" w:cs="Vazirmatn"/>
+          <w:rFonts w:ascii="Segoe UI" w:hAnsi="Segoe UI" w:cs="Vazirmatn"/>
           <w:sz w:val="22"/>
           <w:szCs w:val="22"/>
           <w:color w:val="2D2D2D"/>
@@ -11060,7 +11060,7 @@
       </w:r>
       <w:r>
         <w:rPr>
-          <w:rFonts w:ascii="Vazirmatn" w:hAnsi="Vazirmatn" w:cs="Vazirmatn"/>
+          <w:rFonts w:ascii="Segoe UI" w:hAnsi="Segoe UI" w:cs="Vazirmatn"/>
           <w:sz w:val="22"/>
           <w:szCs w:val="22"/>
           <w:color w:val="2D2D2D"/>
@@ -11100,7 +11100,7 @@
       </w:r>
       <w:r>
         <w:rPr>
-          <w:rFonts w:ascii="Vazirmatn" w:hAnsi="Vazirmatn" w:cs="Vazirmatn"/>
+          <w:rFonts w:ascii="Segoe UI" w:hAnsi="Segoe UI" w:cs="Vazirmatn"/>
           <w:sz w:val="22"/>
           <w:szCs w:val="22"/>
           <w:color w:val="2D2D2D"/>
@@ -11400,7 +11400,7 @@
       </w:r>
       <w:r>
         <w:rPr>
-          <w:rFonts w:ascii="Vazirmatn" w:hAnsi="Vazirmatn" w:cs="Vazirmatn"/>
+          <w:rFonts w:ascii="Segoe UI" w:hAnsi="Segoe UI" w:cs="Vazirmatn"/>
           <w:sz w:val="22"/>
           <w:szCs w:val="22"/>
           <w:color w:val="2D2D2D"/>
@@ -11440,7 +11440,7 @@
       </w:r>
       <w:r>
         <w:rPr>
-          <w:rFonts w:ascii="Vazirmatn" w:hAnsi="Vazirmatn" w:cs="Vazirmatn"/>
+          <w:rFonts w:ascii="Segoe UI" w:hAnsi="Segoe UI" w:cs="Vazirmatn"/>
           <w:sz w:val="22"/>
           <w:szCs w:val="22"/>
           <w:color w:val="2D2D2D"/>
@@ -11598,7 +11598,7 @@
         <w:drawing>
           <wp:inline xmlns:a="http://schemas.openxmlformats.org/drawingml/2006/main" xmlns:pic="http://schemas.openxmlformats.org/drawingml/2006/picture">
             <wp:extent cx="5760720" cy="2606547"/>
-            <wp:docPr id="2" name="Picture 2"/>
+            <wp:docPr id="2" name="Picture 2" descr="نمای پنل مانیتورینگ و داشبورد مدیریتی" title="نمای پنل مانیتورینگ و داشبورد مدیریتی"/>
             <wp:cNvGraphicFramePr>
               <a:graphicFrameLocks noChangeAspect="1"/>
             </wp:cNvGraphicFramePr>
@@ -11627,23 +11627,6 @@
             </a:graphic>
           </wp:inline>
         </w:drawing>
-      </w:r>
-    </w:p>
-    <w:p>
-      <w:pPr>
-        <w:bidi/>
-        <w:spacing w:before="40" w:after="200"/>
-        <w:jc w:val="center"/>
-      </w:pPr>
-      <w:r>
-        <w:rPr>
-          <w:rFonts w:ascii="Vazirmatn" w:hAnsi="Vazirmatn" w:cs="Vazirmatn"/>
-          <w:sz w:val="19"/>
-          <w:szCs w:val="19"/>
-          <w:color w:val="5A5A5A"/>
-          <w:lang w:val="en-US" w:bidi="fa-IR"/>
-        </w:rPr>
-        <w:t>نمای پنل مانیتورینگ و داشبورد مدیریتی</w:t>
       </w:r>
     </w:p>
     <w:tbl>
@@ -12090,8 +12073,8 @@
       </w:tblGrid>
       <w:tr>
         <w:trPr>
+          <w:cantSplit/>
           <w:tblHeader/>
-          <w:cantSplit/>
         </w:trPr>
         <w:tc>
           <w:tcPr>
@@ -12113,9 +12096,9 @@
           <w:p>
             <w:pPr>
               <w:bidi/>
-              <w:jc w:val="start"/>
+              <w:spacing w:line="276" w:lineRule="auto" w:after="80"/>
+              <w:jc w:val="left"/>
             </w:pPr>
-            <w:r/>
             <w:r>
               <w:rPr>
                 <w:rFonts w:ascii="Vazirmatn" w:hAnsi="Vazirmatn" w:cs="Vazirmatn"/>
@@ -12126,7 +12109,31 @@
                 <w:color w:val="FFFFFF"/>
                 <w:lang w:val="en-US" w:bidi="fa-IR"/>
               </w:rPr>
-              <w:t>نام سرویس</w:t>
+              <w:t>نام</w:t>
+            </w:r>
+            <w:r>
+              <w:rPr>
+                <w:rFonts w:ascii="Vazirmatn" w:hAnsi="Vazirmatn" w:cs="Vazirmatn"/>
+                <w:sz w:val="21"/>
+                <w:szCs w:val="21"/>
+                <w:b/>
+                <w:bCs/>
+                <w:color w:val="FFFFFF"/>
+                <w:lang w:val="en-US" w:bidi="fa-IR"/>
+              </w:rPr>
+              <w:t xml:space="preserve"> </w:t>
+            </w:r>
+            <w:r>
+              <w:rPr>
+                <w:rFonts w:ascii="Vazirmatn" w:hAnsi="Vazirmatn" w:cs="Vazirmatn"/>
+                <w:sz w:val="21"/>
+                <w:szCs w:val="21"/>
+                <w:b/>
+                <w:bCs/>
+                <w:color w:val="FFFFFF"/>
+                <w:lang w:val="en-US" w:bidi="fa-IR"/>
+              </w:rPr>
+              <w:t>سرویس</w:t>
             </w:r>
           </w:p>
         </w:tc>
@@ -12150,9 +12157,9 @@
           <w:p>
             <w:pPr>
               <w:bidi/>
-              <w:jc w:val="start"/>
+              <w:spacing w:line="276" w:lineRule="auto" w:after="80"/>
+              <w:jc w:val="left"/>
             </w:pPr>
-            <w:r/>
             <w:r>
               <w:rPr>
                 <w:rFonts w:ascii="Vazirmatn" w:hAnsi="Vazirmatn" w:cs="Vazirmatn"/>
@@ -12163,7 +12170,31 @@
                 <w:color w:val="FFFFFF"/>
                 <w:lang w:val="en-US" w:bidi="fa-IR"/>
               </w:rPr>
-              <w:t>وظیفه اصلی</w:t>
+              <w:t>وظیفه</w:t>
+            </w:r>
+            <w:r>
+              <w:rPr>
+                <w:rFonts w:ascii="Vazirmatn" w:hAnsi="Vazirmatn" w:cs="Vazirmatn"/>
+                <w:sz w:val="21"/>
+                <w:szCs w:val="21"/>
+                <w:b/>
+                <w:bCs/>
+                <w:color w:val="FFFFFF"/>
+                <w:lang w:val="en-US" w:bidi="fa-IR"/>
+              </w:rPr>
+              <w:t xml:space="preserve"> </w:t>
+            </w:r>
+            <w:r>
+              <w:rPr>
+                <w:rFonts w:ascii="Vazirmatn" w:hAnsi="Vazirmatn" w:cs="Vazirmatn"/>
+                <w:sz w:val="21"/>
+                <w:szCs w:val="21"/>
+                <w:b/>
+                <w:bCs/>
+                <w:color w:val="FFFFFF"/>
+                <w:lang w:val="en-US" w:bidi="fa-IR"/>
+              </w:rPr>
+              <w:t>اصلی</w:t>
             </w:r>
           </w:p>
         </w:tc>
@@ -12187,9 +12218,9 @@
           <w:p>
             <w:pPr>
               <w:bidi/>
-              <w:jc w:val="start"/>
+              <w:spacing w:line="276" w:lineRule="auto" w:after="80"/>
+              <w:jc w:val="left"/>
             </w:pPr>
-            <w:r/>
             <w:r>
               <w:rPr>
                 <w:rFonts w:ascii="Vazirmatn" w:hAnsi="Vazirmatn" w:cs="Vazirmatn"/>
@@ -12200,7 +12231,31 @@
                 <w:color w:val="FFFFFF"/>
                 <w:lang w:val="en-US" w:bidi="fa-IR"/>
               </w:rPr>
-              <w:t>پروتکل ارتباطی</w:t>
+              <w:t>پروتکل</w:t>
+            </w:r>
+            <w:r>
+              <w:rPr>
+                <w:rFonts w:ascii="Vazirmatn" w:hAnsi="Vazirmatn" w:cs="Vazirmatn"/>
+                <w:sz w:val="21"/>
+                <w:szCs w:val="21"/>
+                <w:b/>
+                <w:bCs/>
+                <w:color w:val="FFFFFF"/>
+                <w:lang w:val="en-US" w:bidi="fa-IR"/>
+              </w:rPr>
+              <w:t xml:space="preserve"> </w:t>
+            </w:r>
+            <w:r>
+              <w:rPr>
+                <w:rFonts w:ascii="Vazirmatn" w:hAnsi="Vazirmatn" w:cs="Vazirmatn"/>
+                <w:sz w:val="21"/>
+                <w:szCs w:val="21"/>
+                <w:b/>
+                <w:bCs/>
+                <w:color w:val="FFFFFF"/>
+                <w:lang w:val="en-US" w:bidi="fa-IR"/>
+              </w:rPr>
+              <w:t>ارتباطی</w:t>
             </w:r>
           </w:p>
         </w:tc>
@@ -12224,9 +12279,9 @@
           <w:p>
             <w:pPr>
               <w:bidi/>
-              <w:jc w:val="start"/>
+              <w:spacing w:line="276" w:lineRule="auto" w:after="80"/>
+              <w:jc w:val="left"/>
             </w:pPr>
-            <w:r/>
             <w:r>
               <w:rPr>
                 <w:rFonts w:ascii="Vazirmatn" w:hAnsi="Vazirmatn" w:cs="Vazirmatn"/>
@@ -12237,7 +12292,31 @@
                 <w:color w:val="FFFFFF"/>
                 <w:lang w:val="en-US" w:bidi="fa-IR"/>
               </w:rPr>
-              <w:t>سطح حساسیت</w:t>
+              <w:t>سطح</w:t>
+            </w:r>
+            <w:r>
+              <w:rPr>
+                <w:rFonts w:ascii="Vazirmatn" w:hAnsi="Vazirmatn" w:cs="Vazirmatn"/>
+                <w:sz w:val="21"/>
+                <w:szCs w:val="21"/>
+                <w:b/>
+                <w:bCs/>
+                <w:color w:val="FFFFFF"/>
+                <w:lang w:val="en-US" w:bidi="fa-IR"/>
+              </w:rPr>
+              <w:t xml:space="preserve"> </w:t>
+            </w:r>
+            <w:r>
+              <w:rPr>
+                <w:rFonts w:ascii="Vazirmatn" w:hAnsi="Vazirmatn" w:cs="Vazirmatn"/>
+                <w:sz w:val="21"/>
+                <w:szCs w:val="21"/>
+                <w:b/>
+                <w:bCs/>
+                <w:color w:val="FFFFFF"/>
+                <w:lang w:val="en-US" w:bidi="fa-IR"/>
+              </w:rPr>
+              <w:t>حساسیت</w:t>
             </w:r>
           </w:p>
         </w:tc>
@@ -12261,9 +12340,9 @@
           <w:p>
             <w:pPr>
               <w:bidi/>
-              <w:jc w:val="start"/>
+              <w:spacing w:line="276" w:lineRule="auto" w:after="80"/>
+              <w:jc w:val="left"/>
             </w:pPr>
-            <w:r/>
             <w:r>
               <w:rPr>
                 <w:rFonts w:ascii="Vazirmatn" w:hAnsi="Vazirmatn" w:cs="Vazirmatn"/>
@@ -12274,7 +12353,31 @@
                 <w:color w:val="FFFFFF"/>
                 <w:lang w:val="en-US" w:bidi="fa-IR"/>
               </w:rPr>
-              <w:t>وضعیت پایداری</w:t>
+              <w:t>وضعیت</w:t>
+            </w:r>
+            <w:r>
+              <w:rPr>
+                <w:rFonts w:ascii="Vazirmatn" w:hAnsi="Vazirmatn" w:cs="Vazirmatn"/>
+                <w:sz w:val="21"/>
+                <w:szCs w:val="21"/>
+                <w:b/>
+                <w:bCs/>
+                <w:color w:val="FFFFFF"/>
+                <w:lang w:val="en-US" w:bidi="fa-IR"/>
+              </w:rPr>
+              <w:t xml:space="preserve"> </w:t>
+            </w:r>
+            <w:r>
+              <w:rPr>
+                <w:rFonts w:ascii="Vazirmatn" w:hAnsi="Vazirmatn" w:cs="Vazirmatn"/>
+                <w:sz w:val="21"/>
+                <w:szCs w:val="21"/>
+                <w:b/>
+                <w:bCs/>
+                <w:color w:val="FFFFFF"/>
+                <w:lang w:val="en-US" w:bidi="fa-IR"/>
+              </w:rPr>
+              <w:t>پایداری</w:t>
             </w:r>
           </w:p>
         </w:tc>
@@ -12303,24 +12406,54 @@
           <w:p>
             <w:pPr>
               <w:bidi/>
-              <w:jc w:val="start"/>
+              <w:spacing w:line="276" w:lineRule="auto" w:after="80"/>
+              <w:jc w:val="left"/>
             </w:pPr>
-            <w:r/>
             <w:r>
               <w:rPr>
                 <w:rFonts w:ascii="Vazirmatn" w:hAnsi="Vazirmatn" w:cs="Vazirmatn"/>
-                <w:sz w:val="20"/>
-                <w:szCs w:val="20"/>
+                <w:sz w:val="21"/>
+                <w:szCs w:val="21"/>
                 <w:color w:val="2D2D2D"/>
                 <w:lang w:val="en-US" w:bidi="fa-IR"/>
               </w:rPr>
-              <w:t xml:space="preserve">احراز هویت </w:t>
+              <w:t>احراز</w:t>
             </w:r>
             <w:r>
               <w:rPr>
                 <w:rFonts w:ascii="Vazirmatn" w:hAnsi="Vazirmatn" w:cs="Vazirmatn"/>
-                <w:sz w:val="20"/>
-                <w:szCs w:val="20"/>
+                <w:sz w:val="21"/>
+                <w:szCs w:val="21"/>
+                <w:color w:val="2D2D2D"/>
+                <w:lang w:val="en-US" w:bidi="fa-IR"/>
+              </w:rPr>
+              <w:t xml:space="preserve"> </w:t>
+            </w:r>
+            <w:r>
+              <w:rPr>
+                <w:rFonts w:ascii="Vazirmatn" w:hAnsi="Vazirmatn" w:cs="Vazirmatn"/>
+                <w:sz w:val="21"/>
+                <w:szCs w:val="21"/>
+                <w:color w:val="2D2D2D"/>
+                <w:lang w:val="en-US" w:bidi="fa-IR"/>
+              </w:rPr>
+              <w:t>هویت</w:t>
+            </w:r>
+            <w:r>
+              <w:rPr>
+                <w:rFonts w:ascii="Vazirmatn" w:hAnsi="Vazirmatn" w:cs="Vazirmatn"/>
+                <w:sz w:val="21"/>
+                <w:szCs w:val="21"/>
+                <w:color w:val="2D2D2D"/>
+                <w:lang w:val="en-US" w:bidi="fa-IR"/>
+              </w:rPr>
+              <w:t xml:space="preserve"> </w:t>
+            </w:r>
+            <w:r>
+              <w:rPr>
+                <w:rFonts w:ascii="Segoe UI" w:hAnsi="Segoe UI" w:cs="Vazirmatn"/>
+                <w:sz w:val="21"/>
+                <w:szCs w:val="21"/>
                 <w:color w:val="2D2D2D"/>
                 <w:lang w:val="en-US" w:bidi="fa-IR"/>
               </w:rPr>
@@ -12348,28 +12481,152 @@
           <w:p>
             <w:pPr>
               <w:bidi/>
-              <w:jc w:val="start"/>
+              <w:spacing w:line="276" w:lineRule="auto" w:after="80"/>
+              <w:jc w:val="left"/>
             </w:pPr>
-            <w:r/>
             <w:r>
               <w:rPr>
                 <w:rFonts w:ascii="Vazirmatn" w:hAnsi="Vazirmatn" w:cs="Vazirmatn"/>
-                <w:sz w:val="20"/>
-                <w:szCs w:val="20"/>
+                <w:sz w:val="21"/>
+                <w:szCs w:val="21"/>
                 <w:color w:val="2D2D2D"/>
                 <w:lang w:val="en-US" w:bidi="fa-IR"/>
               </w:rPr>
-              <w:t xml:space="preserve">صدور و اعتبارسنجی </w:t>
+              <w:t>صدور</w:t>
             </w:r>
             <w:r>
               <w:rPr>
                 <w:rFonts w:ascii="Vazirmatn" w:hAnsi="Vazirmatn" w:cs="Vazirmatn"/>
-                <w:sz w:val="20"/>
-                <w:szCs w:val="20"/>
+                <w:sz w:val="21"/>
+                <w:szCs w:val="21"/>
                 <w:color w:val="2D2D2D"/>
                 <w:lang w:val="en-US" w:bidi="fa-IR"/>
               </w:rPr>
+              <w:t xml:space="preserve"> </w:t>
+            </w:r>
+            <w:r>
+              <w:rPr>
+                <w:rFonts w:ascii="Vazirmatn" w:hAnsi="Vazirmatn" w:cs="Vazirmatn"/>
+                <w:sz w:val="21"/>
+                <w:szCs w:val="21"/>
+                <w:color w:val="2D2D2D"/>
+                <w:lang w:val="en-US" w:bidi="fa-IR"/>
+              </w:rPr>
+              <w:t>و</w:t>
+            </w:r>
+            <w:r>
+              <w:rPr>
+                <w:rFonts w:ascii="Vazirmatn" w:hAnsi="Vazirmatn" w:cs="Vazirmatn"/>
+                <w:sz w:val="21"/>
+                <w:szCs w:val="21"/>
+                <w:color w:val="2D2D2D"/>
+                <w:lang w:val="en-US" w:bidi="fa-IR"/>
+              </w:rPr>
+              <w:t xml:space="preserve"> </w:t>
+            </w:r>
+            <w:r>
+              <w:rPr>
+                <w:rFonts w:ascii="Vazirmatn" w:hAnsi="Vazirmatn" w:cs="Vazirmatn"/>
+                <w:sz w:val="21"/>
+                <w:szCs w:val="21"/>
+                <w:color w:val="2D2D2D"/>
+                <w:lang w:val="en-US" w:bidi="fa-IR"/>
+              </w:rPr>
+              <w:t>اعتبارسنجی</w:t>
+            </w:r>
+            <w:r>
+              <w:rPr>
+                <w:rFonts w:ascii="Vazirmatn" w:hAnsi="Vazirmatn" w:cs="Vazirmatn"/>
+                <w:sz w:val="21"/>
+                <w:szCs w:val="21"/>
+                <w:color w:val="2D2D2D"/>
+                <w:lang w:val="en-US" w:bidi="fa-IR"/>
+              </w:rPr>
+              <w:t xml:space="preserve"> </w:t>
+            </w:r>
+            <w:r>
+              <w:rPr>
+                <w:rFonts w:ascii="Segoe UI" w:hAnsi="Segoe UI" w:cs="Vazirmatn"/>
+                <w:sz w:val="21"/>
+                <w:szCs w:val="21"/>
+                <w:color w:val="2D2D2D"/>
+                <w:lang w:val="en-US" w:bidi="fa-IR"/>
+              </w:rPr>
               <w:t>JWT</w:t>
+            </w:r>
+          </w:p>
+        </w:tc>
+        <w:tc>
+          <w:tcPr>
+            <w:tcW w:type="dxa" w:w="1927"/>
+            <w:shd w:val="clear" w:color="auto" w:fill="FFFFFF"/>
+            <w:tcMar>
+              <w:top w:w="80" w:type="dxa"/>
+              <w:bottom w:w="80" w:type="dxa"/>
+              <w:left w:w="120" w:type="dxa"/>
+              <w:right w:w="120" w:type="dxa"/>
+            </w:tcMar>
+            <w:tcBorders>
+              <w:top w:val="single" w:sz="4" w:space="0" w:color="D8D8D8"/>
+              <w:bottom w:val="single" w:sz="4" w:space="0" w:color="D8D8D8"/>
+              <w:left w:val="single" w:sz="4" w:space="0" w:color="D8D8D8"/>
+              <w:right w:val="single" w:sz="4" w:space="0" w:color="D8D8D8"/>
+            </w:tcBorders>
+          </w:tcPr>
+          <w:p>
+            <w:pPr>
+              <w:spacing w:line="276" w:lineRule="auto" w:after="80"/>
+              <w:jc w:val="left"/>
+            </w:pPr>
+            <w:r>
+              <w:rPr>
+                <w:rFonts w:ascii="Segoe UI" w:hAnsi="Segoe UI" w:cs="Vazirmatn"/>
+                <w:sz w:val="21"/>
+                <w:szCs w:val="21"/>
+                <w:color w:val="2D2D2D"/>
+                <w:lang w:val="en-US" w:bidi="fa-IR"/>
+              </w:rPr>
+              <w:t>gRPC</w:t>
+            </w:r>
+            <w:r>
+              <w:rPr>
+                <w:rFonts w:ascii="Vazirmatn" w:hAnsi="Vazirmatn" w:cs="Vazirmatn"/>
+                <w:sz w:val="21"/>
+                <w:szCs w:val="21"/>
+                <w:color w:val="2D2D2D"/>
+                <w:lang w:val="en-US" w:bidi="fa-IR"/>
+              </w:rPr>
+              <w:t xml:space="preserve"> </w:t>
+            </w:r>
+            <w:r>
+              <w:rPr>
+                <w:rFonts w:ascii="Vazirmatn" w:hAnsi="Vazirmatn" w:cs="Vazirmatn"/>
+                <w:sz w:val="21"/>
+                <w:szCs w:val="21"/>
+                <w:color w:val="2D2D2D"/>
+                <w:lang w:val="en-US" w:bidi="fa-IR"/>
+              </w:rPr>
+              <w:t>/</w:t>
+            </w:r>
+            <w:r>
+              <w:rPr>
+                <w:rFonts w:ascii="Vazirmatn" w:hAnsi="Vazirmatn" w:cs="Vazirmatn"/>
+                <w:sz w:val="21"/>
+                <w:szCs w:val="21"/>
+                <w:color w:val="2D2D2D"/>
+                <w:lang w:val="en-US" w:bidi="fa-IR"/>
+              </w:rPr>
+              <w:t xml:space="preserve"> </w:t>
+            </w:r>
+            <w:r>
+              <w:rPr>
+                <w:rFonts w:ascii="Segoe UI" w:hAnsi="Segoe UI" w:cs="Vazirmatn"/>
+                <w:sz w:val="21"/>
+                <w:szCs w:val="21"/>
+                <w:color w:val="2D2D2D"/>
+                <w:lang w:val="en-US" w:bidi="fa-IR"/>
+              </w:rPr>
+              <w:t>HTTPS</w:t>
             </w:r>
           </w:p>
         </w:tc>
@@ -12393,83 +12650,68 @@
           <w:p>
             <w:pPr>
               <w:bidi/>
-              <w:jc w:val="start"/>
+              <w:spacing w:line="276" w:lineRule="auto" w:after="80"/>
+              <w:jc w:val="left"/>
             </w:pPr>
-            <w:r/>
             <w:r>
               <w:rPr>
                 <w:rFonts w:ascii="Vazirmatn" w:hAnsi="Vazirmatn" w:cs="Vazirmatn"/>
-                <w:sz w:val="20"/>
-                <w:szCs w:val="20"/>
+                <w:sz w:val="21"/>
+                <w:szCs w:val="21"/>
                 <w:color w:val="2D2D2D"/>
                 <w:lang w:val="en-US" w:bidi="fa-IR"/>
               </w:rPr>
-              <w:t>gRPC</w:t>
+              <w:t>حیاتی</w:t>
             </w:r>
             <w:r>
               <w:rPr>
                 <w:rFonts w:ascii="Vazirmatn" w:hAnsi="Vazirmatn" w:cs="Vazirmatn"/>
-                <w:sz w:val="20"/>
-                <w:szCs w:val="20"/>
+                <w:sz w:val="21"/>
+                <w:szCs w:val="21"/>
                 <w:color w:val="2D2D2D"/>
                 <w:lang w:val="en-US" w:bidi="fa-IR"/>
               </w:rPr>
-              <w:t xml:space="preserve"> / </w:t>
+              <w:t xml:space="preserve"> </w:t>
             </w:r>
             <w:r>
               <w:rPr>
                 <w:rFonts w:ascii="Vazirmatn" w:hAnsi="Vazirmatn" w:cs="Vazirmatn"/>
-                <w:sz w:val="20"/>
-                <w:szCs w:val="20"/>
+                <w:sz w:val="21"/>
+                <w:szCs w:val="21"/>
                 <w:color w:val="2D2D2D"/>
                 <w:lang w:val="en-US" w:bidi="fa-IR"/>
               </w:rPr>
-              <w:t>HTTPS</w:t>
-            </w:r>
-          </w:p>
-        </w:tc>
-        <w:tc>
-          <w:tcPr>
-            <w:tcW w:type="dxa" w:w="1927"/>
-            <w:shd w:val="clear" w:color="auto" w:fill="FFFFFF"/>
-            <w:tcMar>
-              <w:top w:w="80" w:type="dxa"/>
-              <w:bottom w:w="80" w:type="dxa"/>
-              <w:left w:w="120" w:type="dxa"/>
-              <w:right w:w="120" w:type="dxa"/>
-            </w:tcMar>
-            <w:tcBorders>
-              <w:top w:val="single" w:sz="4" w:space="0" w:color="D8D8D8"/>
-              <w:bottom w:val="single" w:sz="4" w:space="0" w:color="D8D8D8"/>
-              <w:left w:val="single" w:sz="4" w:space="0" w:color="D8D8D8"/>
-              <w:right w:val="single" w:sz="4" w:space="0" w:color="D8D8D8"/>
-            </w:tcBorders>
-          </w:tcPr>
-          <w:p>
-            <w:pPr>
-              <w:bidi/>
-              <w:jc w:val="start"/>
-            </w:pPr>
-            <w:r/>
+              <w:t>(</w:t>
+            </w:r>
+            <w:r>
+              <w:rPr>
+                <w:rFonts w:ascii="Segoe UI" w:hAnsi="Segoe UI" w:cs="Vazirmatn"/>
+                <w:sz w:val="21"/>
+                <w:szCs w:val="21"/>
+                <w:color w:val="2D2D2D"/>
+                <w:lang w:val="en-US" w:bidi="fa-IR"/>
+              </w:rPr>
+              <w:t>Tier</w:t>
+            </w:r>
             <w:r>
               <w:rPr>
                 <w:rFonts w:ascii="Vazirmatn" w:hAnsi="Vazirmatn" w:cs="Vazirmatn"/>
-                <w:sz w:val="20"/>
-                <w:szCs w:val="20"/>
+                <w:sz w:val="21"/>
+                <w:szCs w:val="21"/>
                 <w:color w:val="2D2D2D"/>
                 <w:lang w:val="en-US" w:bidi="fa-IR"/>
               </w:rPr>
-              <w:t xml:space="preserve">حیاتی </w:t>
+              <w:t xml:space="preserve"> </w:t>
             </w:r>
             <w:r>
               <w:rPr>
                 <w:rFonts w:ascii="Vazirmatn" w:hAnsi="Vazirmatn" w:cs="Vazirmatn"/>
-                <w:sz w:val="20"/>
-                <w:szCs w:val="20"/>
+                <w:sz w:val="21"/>
+                <w:szCs w:val="21"/>
                 <w:color w:val="2D2D2D"/>
                 <w:lang w:val="en-US" w:bidi="fa-IR"/>
               </w:rPr>
-              <w:t>(Tier 0)</w:t>
+              <w:t>0)</w:t>
             </w:r>
           </w:p>
         </w:tc>
@@ -12493,18 +12735,58 @@
           <w:p>
             <w:pPr>
               <w:bidi/>
-              <w:jc w:val="start"/>
+              <w:spacing w:line="276" w:lineRule="auto" w:after="80"/>
+              <w:jc w:val="left"/>
             </w:pPr>
-            <w:r/>
             <w:r>
               <w:rPr>
                 <w:rFonts w:ascii="Vazirmatn" w:hAnsi="Vazirmatn" w:cs="Vazirmatn"/>
-                <w:sz w:val="20"/>
-                <w:szCs w:val="20"/>
+                <w:sz w:val="21"/>
+                <w:szCs w:val="21"/>
                 <w:color w:val="2D2D2D"/>
                 <w:lang w:val="en-US" w:bidi="fa-IR"/>
               </w:rPr>
-              <w:t>پایدار و فعال</w:t>
+              <w:t>پایدار</w:t>
+            </w:r>
+            <w:r>
+              <w:rPr>
+                <w:rFonts w:ascii="Vazirmatn" w:hAnsi="Vazirmatn" w:cs="Vazirmatn"/>
+                <w:sz w:val="21"/>
+                <w:szCs w:val="21"/>
+                <w:color w:val="2D2D2D"/>
+                <w:lang w:val="en-US" w:bidi="fa-IR"/>
+              </w:rPr>
+              <w:t xml:space="preserve"> </w:t>
+            </w:r>
+            <w:r>
+              <w:rPr>
+                <w:rFonts w:ascii="Vazirmatn" w:hAnsi="Vazirmatn" w:cs="Vazirmatn"/>
+                <w:sz w:val="21"/>
+                <w:szCs w:val="21"/>
+                <w:color w:val="2D2D2D"/>
+                <w:lang w:val="en-US" w:bidi="fa-IR"/>
+              </w:rPr>
+              <w:t>و</w:t>
+            </w:r>
+            <w:r>
+              <w:rPr>
+                <w:rFonts w:ascii="Vazirmatn" w:hAnsi="Vazirmatn" w:cs="Vazirmatn"/>
+                <w:sz w:val="21"/>
+                <w:szCs w:val="21"/>
+                <w:color w:val="2D2D2D"/>
+                <w:lang w:val="en-US" w:bidi="fa-IR"/>
+              </w:rPr>
+              <w:t xml:space="preserve"> </w:t>
+            </w:r>
+            <w:r>
+              <w:rPr>
+                <w:rFonts w:ascii="Vazirmatn" w:hAnsi="Vazirmatn" w:cs="Vazirmatn"/>
+                <w:sz w:val="21"/>
+                <w:szCs w:val="21"/>
+                <w:color w:val="2D2D2D"/>
+                <w:lang w:val="en-US" w:bidi="fa-IR"/>
+              </w:rPr>
+              <w:t>فعال</w:t>
             </w:r>
           </w:p>
         </w:tc>
@@ -12533,18 +12815,38 @@
           <w:p>
             <w:pPr>
               <w:bidi/>
-              <w:jc w:val="start"/>
+              <w:spacing w:line="276" w:lineRule="auto" w:after="80"/>
+              <w:jc w:val="left"/>
             </w:pPr>
-            <w:r/>
             <w:r>
               <w:rPr>
                 <w:rFonts w:ascii="Vazirmatn" w:hAnsi="Vazirmatn" w:cs="Vazirmatn"/>
-                <w:sz w:val="20"/>
-                <w:szCs w:val="20"/>
+                <w:sz w:val="21"/>
+                <w:szCs w:val="21"/>
                 <w:color w:val="2D2D2D"/>
                 <w:lang w:val="en-US" w:bidi="fa-IR"/>
               </w:rPr>
-              <w:t>مدیریت کاتالوگ</w:t>
+              <w:t>مدیریت</w:t>
+            </w:r>
+            <w:r>
+              <w:rPr>
+                <w:rFonts w:ascii="Vazirmatn" w:hAnsi="Vazirmatn" w:cs="Vazirmatn"/>
+                <w:sz w:val="21"/>
+                <w:szCs w:val="21"/>
+                <w:color w:val="2D2D2D"/>
+                <w:lang w:val="en-US" w:bidi="fa-IR"/>
+              </w:rPr>
+              <w:t xml:space="preserve"> </w:t>
+            </w:r>
+            <w:r>
+              <w:rPr>
+                <w:rFonts w:ascii="Vazirmatn" w:hAnsi="Vazirmatn" w:cs="Vazirmatn"/>
+                <w:sz w:val="21"/>
+                <w:szCs w:val="21"/>
+                <w:color w:val="2D2D2D"/>
+                <w:lang w:val="en-US" w:bidi="fa-IR"/>
+              </w:rPr>
+              <w:t>کاتالوگ</w:t>
             </w:r>
           </w:p>
         </w:tc>
@@ -12568,18 +12870,192 @@
           <w:p>
             <w:pPr>
               <w:bidi/>
-              <w:jc w:val="start"/>
+              <w:spacing w:line="276" w:lineRule="auto" w:after="80"/>
+              <w:jc w:val="left"/>
             </w:pPr>
-            <w:r/>
             <w:r>
               <w:rPr>
                 <w:rFonts w:ascii="Vazirmatn" w:hAnsi="Vazirmatn" w:cs="Vazirmatn"/>
-                <w:sz w:val="20"/>
-                <w:szCs w:val="20"/>
+                <w:sz w:val="21"/>
+                <w:szCs w:val="21"/>
                 <w:color w:val="2D2D2D"/>
                 <w:lang w:val="en-US" w:bidi="fa-IR"/>
               </w:rPr>
-              <w:t>ارائه لیست محصولات و قیمت‌ها</w:t>
+              <w:t>ارائه</w:t>
+            </w:r>
+            <w:r>
+              <w:rPr>
+                <w:rFonts w:ascii="Vazirmatn" w:hAnsi="Vazirmatn" w:cs="Vazirmatn"/>
+                <w:sz w:val="21"/>
+                <w:szCs w:val="21"/>
+                <w:color w:val="2D2D2D"/>
+                <w:lang w:val="en-US" w:bidi="fa-IR"/>
+              </w:rPr>
+              <w:t xml:space="preserve"> </w:t>
+            </w:r>
+            <w:r>
+              <w:rPr>
+                <w:rFonts w:ascii="Vazirmatn" w:hAnsi="Vazirmatn" w:cs="Vazirmatn"/>
+                <w:sz w:val="21"/>
+                <w:szCs w:val="21"/>
+                <w:color w:val="2D2D2D"/>
+                <w:lang w:val="en-US" w:bidi="fa-IR"/>
+              </w:rPr>
+              <w:t>لیست</w:t>
+            </w:r>
+            <w:r>
+              <w:rPr>
+                <w:rFonts w:ascii="Vazirmatn" w:hAnsi="Vazirmatn" w:cs="Vazirmatn"/>
+                <w:sz w:val="21"/>
+                <w:szCs w:val="21"/>
+                <w:color w:val="2D2D2D"/>
+                <w:lang w:val="en-US" w:bidi="fa-IR"/>
+              </w:rPr>
+              <w:t xml:space="preserve"> </w:t>
+            </w:r>
+            <w:r>
+              <w:rPr>
+                <w:rFonts w:ascii="Vazirmatn" w:hAnsi="Vazirmatn" w:cs="Vazirmatn"/>
+                <w:sz w:val="21"/>
+                <w:szCs w:val="21"/>
+                <w:color w:val="2D2D2D"/>
+                <w:lang w:val="en-US" w:bidi="fa-IR"/>
+              </w:rPr>
+              <w:t>محصولات</w:t>
+            </w:r>
+            <w:r>
+              <w:rPr>
+                <w:rFonts w:ascii="Vazirmatn" w:hAnsi="Vazirmatn" w:cs="Vazirmatn"/>
+                <w:sz w:val="21"/>
+                <w:szCs w:val="21"/>
+                <w:color w:val="2D2D2D"/>
+                <w:lang w:val="en-US" w:bidi="fa-IR"/>
+              </w:rPr>
+              <w:t xml:space="preserve"> </w:t>
+            </w:r>
+            <w:r>
+              <w:rPr>
+                <w:rFonts w:ascii="Vazirmatn" w:hAnsi="Vazirmatn" w:cs="Vazirmatn"/>
+                <w:sz w:val="21"/>
+                <w:szCs w:val="21"/>
+                <w:color w:val="2D2D2D"/>
+                <w:lang w:val="en-US" w:bidi="fa-IR"/>
+              </w:rPr>
+              <w:t>و</w:t>
+            </w:r>
+            <w:r>
+              <w:rPr>
+                <w:rFonts w:ascii="Vazirmatn" w:hAnsi="Vazirmatn" w:cs="Vazirmatn"/>
+                <w:sz w:val="21"/>
+                <w:szCs w:val="21"/>
+                <w:color w:val="2D2D2D"/>
+                <w:lang w:val="en-US" w:bidi="fa-IR"/>
+              </w:rPr>
+              <w:t xml:space="preserve"> </w:t>
+            </w:r>
+            <w:r>
+              <w:rPr>
+                <w:rFonts w:ascii="Vazirmatn" w:hAnsi="Vazirmatn" w:cs="Vazirmatn"/>
+                <w:sz w:val="21"/>
+                <w:szCs w:val="21"/>
+                <w:color w:val="2D2D2D"/>
+                <w:lang w:val="en-US" w:bidi="fa-IR"/>
+              </w:rPr>
+              <w:t>قیمت‌ها</w:t>
+            </w:r>
+          </w:p>
+        </w:tc>
+        <w:tc>
+          <w:tcPr>
+            <w:tcW w:type="dxa" w:w="1927"/>
+            <w:shd w:val="clear" w:color="auto" w:fill="FFFFFF"/>
+            <w:tcMar>
+              <w:top w:w="80" w:type="dxa"/>
+              <w:bottom w:w="80" w:type="dxa"/>
+              <w:left w:w="120" w:type="dxa"/>
+              <w:right w:w="120" w:type="dxa"/>
+            </w:tcMar>
+            <w:tcBorders>
+              <w:top w:val="single" w:sz="4" w:space="0" w:color="D8D8D8"/>
+              <w:bottom w:val="single" w:sz="4" w:space="0" w:color="D8D8D8"/>
+              <w:left w:val="single" w:sz="4" w:space="0" w:color="D8D8D8"/>
+              <w:right w:val="single" w:sz="4" w:space="0" w:color="D8D8D8"/>
+            </w:tcBorders>
+          </w:tcPr>
+          <w:p>
+            <w:pPr>
+              <w:spacing w:line="276" w:lineRule="auto" w:after="80"/>
+              <w:jc w:val="left"/>
+            </w:pPr>
+            <w:r>
+              <w:rPr>
+                <w:rFonts w:ascii="Segoe UI" w:hAnsi="Segoe UI" w:cs="Vazirmatn"/>
+                <w:sz w:val="21"/>
+                <w:szCs w:val="21"/>
+                <w:color w:val="2D2D2D"/>
+                <w:lang w:val="en-US" w:bidi="fa-IR"/>
+              </w:rPr>
+              <w:t>REST</w:t>
+            </w:r>
+            <w:r>
+              <w:rPr>
+                <w:rFonts w:ascii="Vazirmatn" w:hAnsi="Vazirmatn" w:cs="Vazirmatn"/>
+                <w:sz w:val="21"/>
+                <w:szCs w:val="21"/>
+                <w:color w:val="2D2D2D"/>
+                <w:lang w:val="en-US" w:bidi="fa-IR"/>
+              </w:rPr>
+              <w:t xml:space="preserve"> </w:t>
+            </w:r>
+            <w:r>
+              <w:rPr>
+                <w:rFonts w:ascii="Segoe UI" w:hAnsi="Segoe UI" w:cs="Vazirmatn"/>
+                <w:sz w:val="21"/>
+                <w:szCs w:val="21"/>
+                <w:color w:val="2D2D2D"/>
+                <w:lang w:val="en-US" w:bidi="fa-IR"/>
+              </w:rPr>
+              <w:t>API</w:t>
+            </w:r>
+            <w:r>
+              <w:rPr>
+                <w:rFonts w:ascii="Vazirmatn" w:hAnsi="Vazirmatn" w:cs="Vazirmatn"/>
+                <w:sz w:val="21"/>
+                <w:szCs w:val="21"/>
+                <w:color w:val="2D2D2D"/>
+                <w:lang w:val="en-US" w:bidi="fa-IR"/>
+              </w:rPr>
+              <w:t xml:space="preserve"> </w:t>
+            </w:r>
+            <w:r>
+              <w:rPr>
+                <w:rFonts w:ascii="Vazirmatn" w:hAnsi="Vazirmatn" w:cs="Vazirmatn"/>
+                <w:sz w:val="21"/>
+                <w:szCs w:val="21"/>
+                <w:color w:val="2D2D2D"/>
+                <w:lang w:val="en-US" w:bidi="fa-IR"/>
+              </w:rPr>
+              <w:t>/</w:t>
+            </w:r>
+            <w:r>
+              <w:rPr>
+                <w:rFonts w:ascii="Vazirmatn" w:hAnsi="Vazirmatn" w:cs="Vazirmatn"/>
+                <w:sz w:val="21"/>
+                <w:szCs w:val="21"/>
+                <w:color w:val="2D2D2D"/>
+                <w:lang w:val="en-US" w:bidi="fa-IR"/>
+              </w:rPr>
+              <w:t xml:space="preserve"> </w:t>
+            </w:r>
+            <w:r>
+              <w:rPr>
+                <w:rFonts w:ascii="Segoe UI" w:hAnsi="Segoe UI" w:cs="Vazirmatn"/>
+                <w:sz w:val="21"/>
+                <w:szCs w:val="21"/>
+                <w:color w:val="2D2D2D"/>
+                <w:lang w:val="en-US" w:bidi="fa-IR"/>
+              </w:rPr>
+              <w:t>HTTPS</w:t>
             </w:r>
           </w:p>
         </w:tc>
@@ -12603,83 +13079,68 @@
           <w:p>
             <w:pPr>
               <w:bidi/>
-              <w:jc w:val="start"/>
+              <w:spacing w:line="276" w:lineRule="auto" w:after="80"/>
+              <w:jc w:val="left"/>
             </w:pPr>
-            <w:r/>
             <w:r>
               <w:rPr>
                 <w:rFonts w:ascii="Vazirmatn" w:hAnsi="Vazirmatn" w:cs="Vazirmatn"/>
-                <w:sz w:val="20"/>
-                <w:szCs w:val="20"/>
+                <w:sz w:val="21"/>
+                <w:szCs w:val="21"/>
                 <w:color w:val="2D2D2D"/>
                 <w:lang w:val="en-US" w:bidi="fa-IR"/>
               </w:rPr>
-              <w:t>REST API</w:t>
+              <w:t>متوسط</w:t>
             </w:r>
             <w:r>
               <w:rPr>
                 <w:rFonts w:ascii="Vazirmatn" w:hAnsi="Vazirmatn" w:cs="Vazirmatn"/>
-                <w:sz w:val="20"/>
-                <w:szCs w:val="20"/>
+                <w:sz w:val="21"/>
+                <w:szCs w:val="21"/>
                 <w:color w:val="2D2D2D"/>
                 <w:lang w:val="en-US" w:bidi="fa-IR"/>
               </w:rPr>
-              <w:t xml:space="preserve"> / </w:t>
+              <w:t xml:space="preserve"> </w:t>
             </w:r>
             <w:r>
               <w:rPr>
                 <w:rFonts w:ascii="Vazirmatn" w:hAnsi="Vazirmatn" w:cs="Vazirmatn"/>
-                <w:sz w:val="20"/>
-                <w:szCs w:val="20"/>
+                <w:sz w:val="21"/>
+                <w:szCs w:val="21"/>
                 <w:color w:val="2D2D2D"/>
                 <w:lang w:val="en-US" w:bidi="fa-IR"/>
               </w:rPr>
-              <w:t>HTTPS</w:t>
-            </w:r>
-          </w:p>
-        </w:tc>
-        <w:tc>
-          <w:tcPr>
-            <w:tcW w:type="dxa" w:w="1927"/>
-            <w:shd w:val="clear" w:color="auto" w:fill="FFFFFF"/>
-            <w:tcMar>
-              <w:top w:w="80" w:type="dxa"/>
-              <w:bottom w:w="80" w:type="dxa"/>
-              <w:left w:w="120" w:type="dxa"/>
-              <w:right w:w="120" w:type="dxa"/>
-            </w:tcMar>
-            <w:tcBorders>
-              <w:top w:val="single" w:sz="4" w:space="0" w:color="D8D8D8"/>
-              <w:bottom w:val="single" w:sz="4" w:space="0" w:color="D8D8D8"/>
-              <w:left w:val="single" w:sz="4" w:space="0" w:color="D8D8D8"/>
-              <w:right w:val="single" w:sz="4" w:space="0" w:color="D8D8D8"/>
-            </w:tcBorders>
-          </w:tcPr>
-          <w:p>
-            <w:pPr>
-              <w:bidi/>
-              <w:jc w:val="start"/>
-            </w:pPr>
-            <w:r/>
+              <w:t>(</w:t>
+            </w:r>
+            <w:r>
+              <w:rPr>
+                <w:rFonts w:ascii="Segoe UI" w:hAnsi="Segoe UI" w:cs="Vazirmatn"/>
+                <w:sz w:val="21"/>
+                <w:szCs w:val="21"/>
+                <w:color w:val="2D2D2D"/>
+                <w:lang w:val="en-US" w:bidi="fa-IR"/>
+              </w:rPr>
+              <w:t>Tier</w:t>
+            </w:r>
             <w:r>
               <w:rPr>
                 <w:rFonts w:ascii="Vazirmatn" w:hAnsi="Vazirmatn" w:cs="Vazirmatn"/>
-                <w:sz w:val="20"/>
-                <w:szCs w:val="20"/>
+                <w:sz w:val="21"/>
+                <w:szCs w:val="21"/>
                 <w:color w:val="2D2D2D"/>
                 <w:lang w:val="en-US" w:bidi="fa-IR"/>
               </w:rPr>
-              <w:t xml:space="preserve">متوسط </w:t>
+              <w:t xml:space="preserve"> </w:t>
             </w:r>
             <w:r>
               <w:rPr>
                 <w:rFonts w:ascii="Vazirmatn" w:hAnsi="Vazirmatn" w:cs="Vazirmatn"/>
-                <w:sz w:val="20"/>
-                <w:szCs w:val="20"/>
+                <w:sz w:val="21"/>
+                <w:szCs w:val="21"/>
                 <w:color w:val="2D2D2D"/>
                 <w:lang w:val="en-US" w:bidi="fa-IR"/>
               </w:rPr>
-              <w:t>(Tier 2)</w:t>
+              <w:t>2)</w:t>
             </w:r>
           </w:p>
         </w:tc>
@@ -12703,18 +13164,58 @@
           <w:p>
             <w:pPr>
               <w:bidi/>
-              <w:jc w:val="start"/>
+              <w:spacing w:line="276" w:lineRule="auto" w:after="80"/>
+              <w:jc w:val="left"/>
             </w:pPr>
-            <w:r/>
             <w:r>
               <w:rPr>
                 <w:rFonts w:ascii="Vazirmatn" w:hAnsi="Vazirmatn" w:cs="Vazirmatn"/>
-                <w:sz w:val="20"/>
-                <w:szCs w:val="20"/>
+                <w:sz w:val="21"/>
+                <w:szCs w:val="21"/>
                 <w:color w:val="2D2D2D"/>
                 <w:lang w:val="en-US" w:bidi="fa-IR"/>
               </w:rPr>
-              <w:t>پایدار و فعال</w:t>
+              <w:t>پایدار</w:t>
+            </w:r>
+            <w:r>
+              <w:rPr>
+                <w:rFonts w:ascii="Vazirmatn" w:hAnsi="Vazirmatn" w:cs="Vazirmatn"/>
+                <w:sz w:val="21"/>
+                <w:szCs w:val="21"/>
+                <w:color w:val="2D2D2D"/>
+                <w:lang w:val="en-US" w:bidi="fa-IR"/>
+              </w:rPr>
+              <w:t xml:space="preserve"> </w:t>
+            </w:r>
+            <w:r>
+              <w:rPr>
+                <w:rFonts w:ascii="Vazirmatn" w:hAnsi="Vazirmatn" w:cs="Vazirmatn"/>
+                <w:sz w:val="21"/>
+                <w:szCs w:val="21"/>
+                <w:color w:val="2D2D2D"/>
+                <w:lang w:val="en-US" w:bidi="fa-IR"/>
+              </w:rPr>
+              <w:t>و</w:t>
+            </w:r>
+            <w:r>
+              <w:rPr>
+                <w:rFonts w:ascii="Vazirmatn" w:hAnsi="Vazirmatn" w:cs="Vazirmatn"/>
+                <w:sz w:val="21"/>
+                <w:szCs w:val="21"/>
+                <w:color w:val="2D2D2D"/>
+                <w:lang w:val="en-US" w:bidi="fa-IR"/>
+              </w:rPr>
+              <w:t xml:space="preserve"> </w:t>
+            </w:r>
+            <w:r>
+              <w:rPr>
+                <w:rFonts w:ascii="Vazirmatn" w:hAnsi="Vazirmatn" w:cs="Vazirmatn"/>
+                <w:sz w:val="21"/>
+                <w:szCs w:val="21"/>
+                <w:color w:val="2D2D2D"/>
+                <w:lang w:val="en-US" w:bidi="fa-IR"/>
+              </w:rPr>
+              <w:t>فعال</w:t>
             </w:r>
           </w:p>
         </w:tc>
@@ -12743,18 +13244,78 @@
           <w:p>
             <w:pPr>
               <w:bidi/>
-              <w:jc w:val="start"/>
+              <w:spacing w:line="276" w:lineRule="auto" w:after="80"/>
+              <w:jc w:val="left"/>
             </w:pPr>
-            <w:r/>
             <w:r>
               <w:rPr>
                 <w:rFonts w:ascii="Vazirmatn" w:hAnsi="Vazirmatn" w:cs="Vazirmatn"/>
-                <w:sz w:val="20"/>
-                <w:szCs w:val="20"/>
+                <w:sz w:val="21"/>
+                <w:szCs w:val="21"/>
                 <w:color w:val="2D2D2D"/>
                 <w:lang w:val="en-US" w:bidi="fa-IR"/>
               </w:rPr>
-              <w:t>تسویه حساب و پرداخت</w:t>
+              <w:t>تسویه</w:t>
+            </w:r>
+            <w:r>
+              <w:rPr>
+                <w:rFonts w:ascii="Vazirmatn" w:hAnsi="Vazirmatn" w:cs="Vazirmatn"/>
+                <w:sz w:val="21"/>
+                <w:szCs w:val="21"/>
+                <w:color w:val="2D2D2D"/>
+                <w:lang w:val="en-US" w:bidi="fa-IR"/>
+              </w:rPr>
+              <w:t xml:space="preserve"> </w:t>
+            </w:r>
+            <w:r>
+              <w:rPr>
+                <w:rFonts w:ascii="Vazirmatn" w:hAnsi="Vazirmatn" w:cs="Vazirmatn"/>
+                <w:sz w:val="21"/>
+                <w:szCs w:val="21"/>
+                <w:color w:val="2D2D2D"/>
+                <w:lang w:val="en-US" w:bidi="fa-IR"/>
+              </w:rPr>
+              <w:t>حساب</w:t>
+            </w:r>
+            <w:r>
+              <w:rPr>
+                <w:rFonts w:ascii="Vazirmatn" w:hAnsi="Vazirmatn" w:cs="Vazirmatn"/>
+                <w:sz w:val="21"/>
+                <w:szCs w:val="21"/>
+                <w:color w:val="2D2D2D"/>
+                <w:lang w:val="en-US" w:bidi="fa-IR"/>
+              </w:rPr>
+              <w:t xml:space="preserve"> </w:t>
+            </w:r>
+            <w:r>
+              <w:rPr>
+                <w:rFonts w:ascii="Vazirmatn" w:hAnsi="Vazirmatn" w:cs="Vazirmatn"/>
+                <w:sz w:val="21"/>
+                <w:szCs w:val="21"/>
+                <w:color w:val="2D2D2D"/>
+                <w:lang w:val="en-US" w:bidi="fa-IR"/>
+              </w:rPr>
+              <w:t>و</w:t>
+            </w:r>
+            <w:r>
+              <w:rPr>
+                <w:rFonts w:ascii="Vazirmatn" w:hAnsi="Vazirmatn" w:cs="Vazirmatn"/>
+                <w:sz w:val="21"/>
+                <w:szCs w:val="21"/>
+                <w:color w:val="2D2D2D"/>
+                <w:lang w:val="en-US" w:bidi="fa-IR"/>
+              </w:rPr>
+              <w:t xml:space="preserve"> </w:t>
+            </w:r>
+            <w:r>
+              <w:rPr>
+                <w:rFonts w:ascii="Vazirmatn" w:hAnsi="Vazirmatn" w:cs="Vazirmatn"/>
+                <w:sz w:val="21"/>
+                <w:szCs w:val="21"/>
+                <w:color w:val="2D2D2D"/>
+                <w:lang w:val="en-US" w:bidi="fa-IR"/>
+              </w:rPr>
+              <w:t>پرداخت</w:t>
             </w:r>
           </w:p>
         </w:tc>
@@ -12778,18 +13339,172 @@
           <w:p>
             <w:pPr>
               <w:bidi/>
-              <w:jc w:val="start"/>
+              <w:spacing w:line="276" w:lineRule="auto" w:after="80"/>
+              <w:jc w:val="left"/>
             </w:pPr>
-            <w:r/>
             <w:r>
               <w:rPr>
                 <w:rFonts w:ascii="Vazirmatn" w:hAnsi="Vazirmatn" w:cs="Vazirmatn"/>
-                <w:sz w:val="20"/>
-                <w:szCs w:val="20"/>
+                <w:sz w:val="21"/>
+                <w:szCs w:val="21"/>
                 <w:color w:val="2D2D2D"/>
                 <w:lang w:val="en-US" w:bidi="fa-IR"/>
               </w:rPr>
-              <w:t>اتصال به درگاه‌های بانکی شاپرک</w:t>
+              <w:t>اتصال</w:t>
+            </w:r>
+            <w:r>
+              <w:rPr>
+                <w:rFonts w:ascii="Vazirmatn" w:hAnsi="Vazirmatn" w:cs="Vazirmatn"/>
+                <w:sz w:val="21"/>
+                <w:szCs w:val="21"/>
+                <w:color w:val="2D2D2D"/>
+                <w:lang w:val="en-US" w:bidi="fa-IR"/>
+              </w:rPr>
+              <w:t xml:space="preserve"> </w:t>
+            </w:r>
+            <w:r>
+              <w:rPr>
+                <w:rFonts w:ascii="Vazirmatn" w:hAnsi="Vazirmatn" w:cs="Vazirmatn"/>
+                <w:sz w:val="21"/>
+                <w:szCs w:val="21"/>
+                <w:color w:val="2D2D2D"/>
+                <w:lang w:val="en-US" w:bidi="fa-IR"/>
+              </w:rPr>
+              <w:t>به</w:t>
+            </w:r>
+            <w:r>
+              <w:rPr>
+                <w:rFonts w:ascii="Vazirmatn" w:hAnsi="Vazirmatn" w:cs="Vazirmatn"/>
+                <w:sz w:val="21"/>
+                <w:szCs w:val="21"/>
+                <w:color w:val="2D2D2D"/>
+                <w:lang w:val="en-US" w:bidi="fa-IR"/>
+              </w:rPr>
+              <w:t xml:space="preserve"> </w:t>
+            </w:r>
+            <w:r>
+              <w:rPr>
+                <w:rFonts w:ascii="Vazirmatn" w:hAnsi="Vazirmatn" w:cs="Vazirmatn"/>
+                <w:sz w:val="21"/>
+                <w:szCs w:val="21"/>
+                <w:color w:val="2D2D2D"/>
+                <w:lang w:val="en-US" w:bidi="fa-IR"/>
+              </w:rPr>
+              <w:t>درگاه‌های</w:t>
+            </w:r>
+            <w:r>
+              <w:rPr>
+                <w:rFonts w:ascii="Vazirmatn" w:hAnsi="Vazirmatn" w:cs="Vazirmatn"/>
+                <w:sz w:val="21"/>
+                <w:szCs w:val="21"/>
+                <w:color w:val="2D2D2D"/>
+                <w:lang w:val="en-US" w:bidi="fa-IR"/>
+              </w:rPr>
+              <w:t xml:space="preserve"> </w:t>
+            </w:r>
+            <w:r>
+              <w:rPr>
+                <w:rFonts w:ascii="Vazirmatn" w:hAnsi="Vazirmatn" w:cs="Vazirmatn"/>
+                <w:sz w:val="21"/>
+                <w:szCs w:val="21"/>
+                <w:color w:val="2D2D2D"/>
+                <w:lang w:val="en-US" w:bidi="fa-IR"/>
+              </w:rPr>
+              <w:t>بانکی</w:t>
+            </w:r>
+            <w:r>
+              <w:rPr>
+                <w:rFonts w:ascii="Vazirmatn" w:hAnsi="Vazirmatn" w:cs="Vazirmatn"/>
+                <w:sz w:val="21"/>
+                <w:szCs w:val="21"/>
+                <w:color w:val="2D2D2D"/>
+                <w:lang w:val="en-US" w:bidi="fa-IR"/>
+              </w:rPr>
+              <w:t xml:space="preserve"> </w:t>
+            </w:r>
+            <w:r>
+              <w:rPr>
+                <w:rFonts w:ascii="Vazirmatn" w:hAnsi="Vazirmatn" w:cs="Vazirmatn"/>
+                <w:sz w:val="21"/>
+                <w:szCs w:val="21"/>
+                <w:color w:val="2D2D2D"/>
+                <w:lang w:val="en-US" w:bidi="fa-IR"/>
+              </w:rPr>
+              <w:t>شاپرک</w:t>
+            </w:r>
+          </w:p>
+        </w:tc>
+        <w:tc>
+          <w:tcPr>
+            <w:tcW w:type="dxa" w:w="1927"/>
+            <w:shd w:val="clear" w:color="auto" w:fill="FFFFFF"/>
+            <w:tcMar>
+              <w:top w:w="80" w:type="dxa"/>
+              <w:bottom w:w="80" w:type="dxa"/>
+              <w:left w:w="120" w:type="dxa"/>
+              <w:right w:w="120" w:type="dxa"/>
+            </w:tcMar>
+            <w:tcBorders>
+              <w:top w:val="single" w:sz="4" w:space="0" w:color="D8D8D8"/>
+              <w:bottom w:val="single" w:sz="4" w:space="0" w:color="D8D8D8"/>
+              <w:left w:val="single" w:sz="4" w:space="0" w:color="D8D8D8"/>
+              <w:right w:val="single" w:sz="4" w:space="0" w:color="D8D8D8"/>
+            </w:tcBorders>
+          </w:tcPr>
+          <w:p>
+            <w:pPr>
+              <w:spacing w:line="276" w:lineRule="auto" w:after="80"/>
+              <w:jc w:val="left"/>
+            </w:pPr>
+            <w:r>
+              <w:rPr>
+                <w:rFonts w:ascii="Segoe UI" w:hAnsi="Segoe UI" w:cs="Vazirmatn"/>
+                <w:sz w:val="21"/>
+                <w:szCs w:val="21"/>
+                <w:color w:val="2D2D2D"/>
+                <w:lang w:val="en-US" w:bidi="fa-IR"/>
+              </w:rPr>
+              <w:t>HTTPS</w:t>
+            </w:r>
+            <w:r>
+              <w:rPr>
+                <w:rFonts w:ascii="Vazirmatn" w:hAnsi="Vazirmatn" w:cs="Vazirmatn"/>
+                <w:sz w:val="21"/>
+                <w:szCs w:val="21"/>
+                <w:color w:val="2D2D2D"/>
+                <w:lang w:val="en-US" w:bidi="fa-IR"/>
+              </w:rPr>
+              <w:t xml:space="preserve"> </w:t>
+            </w:r>
+            <w:r>
+              <w:rPr>
+                <w:rFonts w:ascii="Vazirmatn" w:hAnsi="Vazirmatn" w:cs="Vazirmatn"/>
+                <w:sz w:val="21"/>
+                <w:szCs w:val="21"/>
+                <w:color w:val="2D2D2D"/>
+                <w:lang w:val="en-US" w:bidi="fa-IR"/>
+              </w:rPr>
+              <w:t>/</w:t>
+            </w:r>
+            <w:r>
+              <w:rPr>
+                <w:rFonts w:ascii="Vazirmatn" w:hAnsi="Vazirmatn" w:cs="Vazirmatn"/>
+                <w:sz w:val="21"/>
+                <w:szCs w:val="21"/>
+                <w:color w:val="2D2D2D"/>
+                <w:lang w:val="en-US" w:bidi="fa-IR"/>
+              </w:rPr>
+              <w:t xml:space="preserve"> </w:t>
+            </w:r>
+            <w:r>
+              <w:rPr>
+                <w:rFonts w:ascii="Segoe UI" w:hAnsi="Segoe UI" w:cs="Vazirmatn"/>
+                <w:sz w:val="21"/>
+                <w:szCs w:val="21"/>
+                <w:color w:val="2D2D2D"/>
+                <w:lang w:val="en-US" w:bidi="fa-IR"/>
+              </w:rPr>
+              <w:t>Webhook</w:t>
             </w:r>
           </w:p>
         </w:tc>
@@ -12813,73 +13528,38 @@
           <w:p>
             <w:pPr>
               <w:bidi/>
-              <w:jc w:val="start"/>
+              <w:spacing w:line="276" w:lineRule="auto" w:after="80"/>
+              <w:jc w:val="left"/>
             </w:pPr>
-            <w:r/>
             <w:r>
               <w:rPr>
                 <w:rFonts w:ascii="Vazirmatn" w:hAnsi="Vazirmatn" w:cs="Vazirmatn"/>
-                <w:sz w:val="20"/>
-                <w:szCs w:val="20"/>
+                <w:sz w:val="21"/>
+                <w:szCs w:val="21"/>
                 <w:color w:val="2D2D2D"/>
                 <w:lang w:val="en-US" w:bidi="fa-IR"/>
               </w:rPr>
-              <w:t>HTTPS</w:t>
+              <w:t>فوق‌العاده</w:t>
             </w:r>
             <w:r>
               <w:rPr>
                 <w:rFonts w:ascii="Vazirmatn" w:hAnsi="Vazirmatn" w:cs="Vazirmatn"/>
-                <w:sz w:val="20"/>
-                <w:szCs w:val="20"/>
+                <w:sz w:val="21"/>
+                <w:szCs w:val="21"/>
                 <w:color w:val="2D2D2D"/>
                 <w:lang w:val="en-US" w:bidi="fa-IR"/>
               </w:rPr>
-              <w:t xml:space="preserve"> / </w:t>
+              <w:t xml:space="preserve"> </w:t>
             </w:r>
             <w:r>
               <w:rPr>
                 <w:rFonts w:ascii="Vazirmatn" w:hAnsi="Vazirmatn" w:cs="Vazirmatn"/>
-                <w:sz w:val="20"/>
-                <w:szCs w:val="20"/>
+                <w:sz w:val="21"/>
+                <w:szCs w:val="21"/>
                 <w:color w:val="2D2D2D"/>
                 <w:lang w:val="en-US" w:bidi="fa-IR"/>
               </w:rPr>
-              <w:t>Webhook</w:t>
-            </w:r>
-          </w:p>
-        </w:tc>
-        <w:tc>
-          <w:tcPr>
-            <w:tcW w:type="dxa" w:w="1927"/>
-            <w:shd w:val="clear" w:color="auto" w:fill="FFFFFF"/>
-            <w:tcMar>
-              <w:top w:w="80" w:type="dxa"/>
-              <w:bottom w:w="80" w:type="dxa"/>
-              <w:left w:w="120" w:type="dxa"/>
-              <w:right w:w="120" w:type="dxa"/>
-            </w:tcMar>
-            <w:tcBorders>
-              <w:top w:val="single" w:sz="4" w:space="0" w:color="D8D8D8"/>
-              <w:bottom w:val="single" w:sz="4" w:space="0" w:color="D8D8D8"/>
-              <w:left w:val="single" w:sz="4" w:space="0" w:color="D8D8D8"/>
-              <w:right w:val="single" w:sz="4" w:space="0" w:color="D8D8D8"/>
-            </w:tcBorders>
-          </w:tcPr>
-          <w:p>
-            <w:pPr>
-              <w:bidi/>
-              <w:jc w:val="start"/>
-            </w:pPr>
-            <w:r/>
-            <w:r>
-              <w:rPr>
-                <w:rFonts w:ascii="Vazirmatn" w:hAnsi="Vazirmatn" w:cs="Vazirmatn"/>
-                <w:sz w:val="20"/>
-                <w:szCs w:val="20"/>
-                <w:color w:val="2D2D2D"/>
-                <w:lang w:val="en-US" w:bidi="fa-IR"/>
-              </w:rPr>
-              <w:t>فوق‌العاده حساس</w:t>
+              <w:t>حساس</w:t>
             </w:r>
           </w:p>
         </w:tc>
@@ -12903,18 +13583,38 @@
           <w:p>
             <w:pPr>
               <w:bidi/>
-              <w:jc w:val="start"/>
+              <w:spacing w:line="276" w:lineRule="auto" w:after="80"/>
+              <w:jc w:val="left"/>
             </w:pPr>
-            <w:r/>
             <w:r>
               <w:rPr>
                 <w:rFonts w:ascii="Vazirmatn" w:hAnsi="Vazirmatn" w:cs="Vazirmatn"/>
-                <w:sz w:val="20"/>
-                <w:szCs w:val="20"/>
+                <w:sz w:val="21"/>
+                <w:szCs w:val="21"/>
                 <w:color w:val="2D2D2D"/>
                 <w:lang w:val="en-US" w:bidi="fa-IR"/>
               </w:rPr>
-              <w:t>نظارت ویژه</w:t>
+              <w:t>نظارت</w:t>
+            </w:r>
+            <w:r>
+              <w:rPr>
+                <w:rFonts w:ascii="Vazirmatn" w:hAnsi="Vazirmatn" w:cs="Vazirmatn"/>
+                <w:sz w:val="21"/>
+                <w:szCs w:val="21"/>
+                <w:color w:val="2D2D2D"/>
+                <w:lang w:val="en-US" w:bidi="fa-IR"/>
+              </w:rPr>
+              <w:t xml:space="preserve"> </w:t>
+            </w:r>
+            <w:r>
+              <w:rPr>
+                <w:rFonts w:ascii="Vazirmatn" w:hAnsi="Vazirmatn" w:cs="Vazirmatn"/>
+                <w:sz w:val="21"/>
+                <w:szCs w:val="21"/>
+                <w:color w:val="2D2D2D"/>
+                <w:lang w:val="en-US" w:bidi="fa-IR"/>
+              </w:rPr>
+              <w:t>ویژه</w:t>
             </w:r>
           </w:p>
         </w:tc>
@@ -12943,18 +13643,38 @@
           <w:p>
             <w:pPr>
               <w:bidi/>
-              <w:jc w:val="start"/>
+              <w:spacing w:line="276" w:lineRule="auto" w:after="80"/>
+              <w:jc w:val="left"/>
             </w:pPr>
-            <w:r/>
             <w:r>
               <w:rPr>
                 <w:rFonts w:ascii="Vazirmatn" w:hAnsi="Vazirmatn" w:cs="Vazirmatn"/>
-                <w:sz w:val="20"/>
-                <w:szCs w:val="20"/>
+                <w:sz w:val="21"/>
+                <w:szCs w:val="21"/>
                 <w:color w:val="2D2D2D"/>
                 <w:lang w:val="en-US" w:bidi="fa-IR"/>
               </w:rPr>
-              <w:t>رهگیری سفارش‌ها</w:t>
+              <w:t>رهگیری</w:t>
+            </w:r>
+            <w:r>
+              <w:rPr>
+                <w:rFonts w:ascii="Vazirmatn" w:hAnsi="Vazirmatn" w:cs="Vazirmatn"/>
+                <w:sz w:val="21"/>
+                <w:szCs w:val="21"/>
+                <w:color w:val="2D2D2D"/>
+                <w:lang w:val="en-US" w:bidi="fa-IR"/>
+              </w:rPr>
+              <w:t xml:space="preserve"> </w:t>
+            </w:r>
+            <w:r>
+              <w:rPr>
+                <w:rFonts w:ascii="Vazirmatn" w:hAnsi="Vazirmatn" w:cs="Vazirmatn"/>
+                <w:sz w:val="21"/>
+                <w:szCs w:val="21"/>
+                <w:color w:val="2D2D2D"/>
+                <w:lang w:val="en-US" w:bidi="fa-IR"/>
+              </w:rPr>
+              <w:t>سفارش‌ها</w:t>
             </w:r>
           </w:p>
         </w:tc>
@@ -12978,18 +13698,192 @@
           <w:p>
             <w:pPr>
               <w:bidi/>
-              <w:jc w:val="start"/>
+              <w:spacing w:line="276" w:lineRule="auto" w:after="80"/>
+              <w:jc w:val="left"/>
             </w:pPr>
-            <w:r/>
             <w:r>
               <w:rPr>
                 <w:rFonts w:ascii="Vazirmatn" w:hAnsi="Vazirmatn" w:cs="Vazirmatn"/>
-                <w:sz w:val="20"/>
-                <w:szCs w:val="20"/>
+                <w:sz w:val="21"/>
+                <w:szCs w:val="21"/>
                 <w:color w:val="2D2D2D"/>
                 <w:lang w:val="en-US" w:bidi="fa-IR"/>
               </w:rPr>
-              <w:t>پایش موقعیت مکانی و وضعیت انبار</w:t>
+              <w:t>پایش</w:t>
+            </w:r>
+            <w:r>
+              <w:rPr>
+                <w:rFonts w:ascii="Vazirmatn" w:hAnsi="Vazirmatn" w:cs="Vazirmatn"/>
+                <w:sz w:val="21"/>
+                <w:szCs w:val="21"/>
+                <w:color w:val="2D2D2D"/>
+                <w:lang w:val="en-US" w:bidi="fa-IR"/>
+              </w:rPr>
+              <w:t xml:space="preserve"> </w:t>
+            </w:r>
+            <w:r>
+              <w:rPr>
+                <w:rFonts w:ascii="Vazirmatn" w:hAnsi="Vazirmatn" w:cs="Vazirmatn"/>
+                <w:sz w:val="21"/>
+                <w:szCs w:val="21"/>
+                <w:color w:val="2D2D2D"/>
+                <w:lang w:val="en-US" w:bidi="fa-IR"/>
+              </w:rPr>
+              <w:t>موقعیت</w:t>
+            </w:r>
+            <w:r>
+              <w:rPr>
+                <w:rFonts w:ascii="Vazirmatn" w:hAnsi="Vazirmatn" w:cs="Vazirmatn"/>
+                <w:sz w:val="21"/>
+                <w:szCs w:val="21"/>
+                <w:color w:val="2D2D2D"/>
+                <w:lang w:val="en-US" w:bidi="fa-IR"/>
+              </w:rPr>
+              <w:t xml:space="preserve"> </w:t>
+            </w:r>
+            <w:r>
+              <w:rPr>
+                <w:rFonts w:ascii="Vazirmatn" w:hAnsi="Vazirmatn" w:cs="Vazirmatn"/>
+                <w:sz w:val="21"/>
+                <w:szCs w:val="21"/>
+                <w:color w:val="2D2D2D"/>
+                <w:lang w:val="en-US" w:bidi="fa-IR"/>
+              </w:rPr>
+              <w:t>مکانی</w:t>
+            </w:r>
+            <w:r>
+              <w:rPr>
+                <w:rFonts w:ascii="Vazirmatn" w:hAnsi="Vazirmatn" w:cs="Vazirmatn"/>
+                <w:sz w:val="21"/>
+                <w:szCs w:val="21"/>
+                <w:color w:val="2D2D2D"/>
+                <w:lang w:val="en-US" w:bidi="fa-IR"/>
+              </w:rPr>
+              <w:t xml:space="preserve"> </w:t>
+            </w:r>
+            <w:r>
+              <w:rPr>
+                <w:rFonts w:ascii="Vazirmatn" w:hAnsi="Vazirmatn" w:cs="Vazirmatn"/>
+                <w:sz w:val="21"/>
+                <w:szCs w:val="21"/>
+                <w:color w:val="2D2D2D"/>
+                <w:lang w:val="en-US" w:bidi="fa-IR"/>
+              </w:rPr>
+              <w:t>و</w:t>
+            </w:r>
+            <w:r>
+              <w:rPr>
+                <w:rFonts w:ascii="Vazirmatn" w:hAnsi="Vazirmatn" w:cs="Vazirmatn"/>
+                <w:sz w:val="21"/>
+                <w:szCs w:val="21"/>
+                <w:color w:val="2D2D2D"/>
+                <w:lang w:val="en-US" w:bidi="fa-IR"/>
+              </w:rPr>
+              <w:t xml:space="preserve"> </w:t>
+            </w:r>
+            <w:r>
+              <w:rPr>
+                <w:rFonts w:ascii="Vazirmatn" w:hAnsi="Vazirmatn" w:cs="Vazirmatn"/>
+                <w:sz w:val="21"/>
+                <w:szCs w:val="21"/>
+                <w:color w:val="2D2D2D"/>
+                <w:lang w:val="en-US" w:bidi="fa-IR"/>
+              </w:rPr>
+              <w:t>وضعیت</w:t>
+            </w:r>
+            <w:r>
+              <w:rPr>
+                <w:rFonts w:ascii="Vazirmatn" w:hAnsi="Vazirmatn" w:cs="Vazirmatn"/>
+                <w:sz w:val="21"/>
+                <w:szCs w:val="21"/>
+                <w:color w:val="2D2D2D"/>
+                <w:lang w:val="en-US" w:bidi="fa-IR"/>
+              </w:rPr>
+              <w:t xml:space="preserve"> </w:t>
+            </w:r>
+            <w:r>
+              <w:rPr>
+                <w:rFonts w:ascii="Vazirmatn" w:hAnsi="Vazirmatn" w:cs="Vazirmatn"/>
+                <w:sz w:val="21"/>
+                <w:szCs w:val="21"/>
+                <w:color w:val="2D2D2D"/>
+                <w:lang w:val="en-US" w:bidi="fa-IR"/>
+              </w:rPr>
+              <w:t>انبار</w:t>
+            </w:r>
+          </w:p>
+        </w:tc>
+        <w:tc>
+          <w:tcPr>
+            <w:tcW w:type="dxa" w:w="1927"/>
+            <w:shd w:val="clear" w:color="auto" w:fill="FFFFFF"/>
+            <w:tcMar>
+              <w:top w:w="80" w:type="dxa"/>
+              <w:bottom w:w="80" w:type="dxa"/>
+              <w:left w:w="120" w:type="dxa"/>
+              <w:right w:w="120" w:type="dxa"/>
+            </w:tcMar>
+            <w:tcBorders>
+              <w:top w:val="single" w:sz="4" w:space="0" w:color="D8D8D8"/>
+              <w:bottom w:val="single" w:sz="4" w:space="0" w:color="D8D8D8"/>
+              <w:left w:val="single" w:sz="4" w:space="0" w:color="D8D8D8"/>
+              <w:right w:val="single" w:sz="4" w:space="0" w:color="D8D8D8"/>
+            </w:tcBorders>
+          </w:tcPr>
+          <w:p>
+            <w:pPr>
+              <w:spacing w:line="276" w:lineRule="auto" w:after="80"/>
+              <w:jc w:val="left"/>
+            </w:pPr>
+            <w:r>
+              <w:rPr>
+                <w:rFonts w:ascii="Segoe UI" w:hAnsi="Segoe UI" w:cs="Vazirmatn"/>
+                <w:sz w:val="21"/>
+                <w:szCs w:val="21"/>
+                <w:color w:val="2D2D2D"/>
+                <w:lang w:val="en-US" w:bidi="fa-IR"/>
+              </w:rPr>
+              <w:t>WebSocket</w:t>
+            </w:r>
+            <w:r>
+              <w:rPr>
+                <w:rFonts w:ascii="Vazirmatn" w:hAnsi="Vazirmatn" w:cs="Vazirmatn"/>
+                <w:sz w:val="21"/>
+                <w:szCs w:val="21"/>
+                <w:color w:val="2D2D2D"/>
+                <w:lang w:val="en-US" w:bidi="fa-IR"/>
+              </w:rPr>
+              <w:t xml:space="preserve"> </w:t>
+            </w:r>
+            <w:r>
+              <w:rPr>
+                <w:rFonts w:ascii="Vazirmatn" w:hAnsi="Vazirmatn" w:cs="Vazirmatn"/>
+                <w:sz w:val="21"/>
+                <w:szCs w:val="21"/>
+                <w:color w:val="2D2D2D"/>
+                <w:lang w:val="en-US" w:bidi="fa-IR"/>
+              </w:rPr>
+              <w:t>/</w:t>
+            </w:r>
+            <w:r>
+              <w:rPr>
+                <w:rFonts w:ascii="Vazirmatn" w:hAnsi="Vazirmatn" w:cs="Vazirmatn"/>
+                <w:sz w:val="21"/>
+                <w:szCs w:val="21"/>
+                <w:color w:val="2D2D2D"/>
+                <w:lang w:val="en-US" w:bidi="fa-IR"/>
+              </w:rPr>
+              <w:t xml:space="preserve"> </w:t>
+            </w:r>
+            <w:r>
+              <w:rPr>
+                <w:rFonts w:ascii="Segoe UI" w:hAnsi="Segoe UI" w:cs="Vazirmatn"/>
+                <w:sz w:val="21"/>
+                <w:szCs w:val="21"/>
+                <w:color w:val="2D2D2D"/>
+                <w:lang w:val="en-US" w:bidi="fa-IR"/>
+              </w:rPr>
+              <w:t>REST</w:t>
             </w:r>
           </w:p>
         </w:tc>
@@ -13013,83 +13907,68 @@
           <w:p>
             <w:pPr>
               <w:bidi/>
-              <w:jc w:val="start"/>
+              <w:spacing w:line="276" w:lineRule="auto" w:after="80"/>
+              <w:jc w:val="left"/>
             </w:pPr>
-            <w:r/>
             <w:r>
               <w:rPr>
                 <w:rFonts w:ascii="Vazirmatn" w:hAnsi="Vazirmatn" w:cs="Vazirmatn"/>
-                <w:sz w:val="20"/>
-                <w:szCs w:val="20"/>
+                <w:sz w:val="21"/>
+                <w:szCs w:val="21"/>
                 <w:color w:val="2D2D2D"/>
                 <w:lang w:val="en-US" w:bidi="fa-IR"/>
               </w:rPr>
-              <w:t>WebSocket</w:t>
+              <w:t>عادی</w:t>
             </w:r>
             <w:r>
               <w:rPr>
                 <w:rFonts w:ascii="Vazirmatn" w:hAnsi="Vazirmatn" w:cs="Vazirmatn"/>
-                <w:sz w:val="20"/>
-                <w:szCs w:val="20"/>
+                <w:sz w:val="21"/>
+                <w:szCs w:val="21"/>
                 <w:color w:val="2D2D2D"/>
                 <w:lang w:val="en-US" w:bidi="fa-IR"/>
               </w:rPr>
-              <w:t xml:space="preserve"> / </w:t>
+              <w:t xml:space="preserve"> </w:t>
             </w:r>
             <w:r>
               <w:rPr>
                 <w:rFonts w:ascii="Vazirmatn" w:hAnsi="Vazirmatn" w:cs="Vazirmatn"/>
-                <w:sz w:val="20"/>
-                <w:szCs w:val="20"/>
+                <w:sz w:val="21"/>
+                <w:szCs w:val="21"/>
                 <w:color w:val="2D2D2D"/>
                 <w:lang w:val="en-US" w:bidi="fa-IR"/>
               </w:rPr>
-              <w:t>REST</w:t>
-            </w:r>
-          </w:p>
-        </w:tc>
-        <w:tc>
-          <w:tcPr>
-            <w:tcW w:type="dxa" w:w="1927"/>
-            <w:shd w:val="clear" w:color="auto" w:fill="FFFFFF"/>
-            <w:tcMar>
-              <w:top w:w="80" w:type="dxa"/>
-              <w:bottom w:w="80" w:type="dxa"/>
-              <w:left w:w="120" w:type="dxa"/>
-              <w:right w:w="120" w:type="dxa"/>
-            </w:tcMar>
-            <w:tcBorders>
-              <w:top w:val="single" w:sz="4" w:space="0" w:color="D8D8D8"/>
-              <w:bottom w:val="single" w:sz="4" w:space="0" w:color="D8D8D8"/>
-              <w:left w:val="single" w:sz="4" w:space="0" w:color="D8D8D8"/>
-              <w:right w:val="single" w:sz="4" w:space="0" w:color="D8D8D8"/>
-            </w:tcBorders>
-          </w:tcPr>
-          <w:p>
-            <w:pPr>
-              <w:bidi/>
-              <w:jc w:val="start"/>
-            </w:pPr>
-            <w:r/>
+              <w:t>(</w:t>
+            </w:r>
+            <w:r>
+              <w:rPr>
+                <w:rFonts w:ascii="Segoe UI" w:hAnsi="Segoe UI" w:cs="Vazirmatn"/>
+                <w:sz w:val="21"/>
+                <w:szCs w:val="21"/>
+                <w:color w:val="2D2D2D"/>
+                <w:lang w:val="en-US" w:bidi="fa-IR"/>
+              </w:rPr>
+              <w:t>Tier</w:t>
+            </w:r>
             <w:r>
               <w:rPr>
                 <w:rFonts w:ascii="Vazirmatn" w:hAnsi="Vazirmatn" w:cs="Vazirmatn"/>
-                <w:sz w:val="20"/>
-                <w:szCs w:val="20"/>
+                <w:sz w:val="21"/>
+                <w:szCs w:val="21"/>
                 <w:color w:val="2D2D2D"/>
                 <w:lang w:val="en-US" w:bidi="fa-IR"/>
               </w:rPr>
-              <w:t xml:space="preserve">عادی </w:t>
+              <w:t xml:space="preserve"> </w:t>
             </w:r>
             <w:r>
               <w:rPr>
                 <w:rFonts w:ascii="Vazirmatn" w:hAnsi="Vazirmatn" w:cs="Vazirmatn"/>
-                <w:sz w:val="20"/>
-                <w:szCs w:val="20"/>
+                <w:sz w:val="21"/>
+                <w:szCs w:val="21"/>
                 <w:color w:val="2D2D2D"/>
                 <w:lang w:val="en-US" w:bidi="fa-IR"/>
               </w:rPr>
-              <w:t>(Tier 3)</w:t>
+              <w:t>3)</w:t>
             </w:r>
           </w:p>
         </w:tc>
@@ -13113,18 +13992,58 @@
           <w:p>
             <w:pPr>
               <w:bidi/>
-              <w:jc w:val="start"/>
+              <w:spacing w:line="276" w:lineRule="auto" w:after="80"/>
+              <w:jc w:val="left"/>
             </w:pPr>
-            <w:r/>
             <w:r>
               <w:rPr>
                 <w:rFonts w:ascii="Vazirmatn" w:hAnsi="Vazirmatn" w:cs="Vazirmatn"/>
-                <w:sz w:val="20"/>
-                <w:szCs w:val="20"/>
+                <w:sz w:val="21"/>
+                <w:szCs w:val="21"/>
                 <w:color w:val="2D2D2D"/>
                 <w:lang w:val="en-US" w:bidi="fa-IR"/>
               </w:rPr>
-              <w:t>پایدار و فعال</w:t>
+              <w:t>پایدار</w:t>
+            </w:r>
+            <w:r>
+              <w:rPr>
+                <w:rFonts w:ascii="Vazirmatn" w:hAnsi="Vazirmatn" w:cs="Vazirmatn"/>
+                <w:sz w:val="21"/>
+                <w:szCs w:val="21"/>
+                <w:color w:val="2D2D2D"/>
+                <w:lang w:val="en-US" w:bidi="fa-IR"/>
+              </w:rPr>
+              <w:t xml:space="preserve"> </w:t>
+            </w:r>
+            <w:r>
+              <w:rPr>
+                <w:rFonts w:ascii="Vazirmatn" w:hAnsi="Vazirmatn" w:cs="Vazirmatn"/>
+                <w:sz w:val="21"/>
+                <w:szCs w:val="21"/>
+                <w:color w:val="2D2D2D"/>
+                <w:lang w:val="en-US" w:bidi="fa-IR"/>
+              </w:rPr>
+              <w:t>و</w:t>
+            </w:r>
+            <w:r>
+              <w:rPr>
+                <w:rFonts w:ascii="Vazirmatn" w:hAnsi="Vazirmatn" w:cs="Vazirmatn"/>
+                <w:sz w:val="21"/>
+                <w:szCs w:val="21"/>
+                <w:color w:val="2D2D2D"/>
+                <w:lang w:val="en-US" w:bidi="fa-IR"/>
+              </w:rPr>
+              <w:t xml:space="preserve"> </w:t>
+            </w:r>
+            <w:r>
+              <w:rPr>
+                <w:rFonts w:ascii="Vazirmatn" w:hAnsi="Vazirmatn" w:cs="Vazirmatn"/>
+                <w:sz w:val="21"/>
+                <w:szCs w:val="21"/>
+                <w:color w:val="2D2D2D"/>
+                <w:lang w:val="en-US" w:bidi="fa-IR"/>
+              </w:rPr>
+              <w:t>فعال</w:t>
             </w:r>
           </w:p>
         </w:tc>
@@ -13655,7 +14574,7 @@
       </w:r>
       <w:r>
         <w:rPr>
-          <w:rFonts w:ascii="Vazirmatn" w:hAnsi="Vazirmatn" w:cs="Vazirmatn"/>
+          <w:rFonts w:ascii="Segoe UI" w:hAnsi="Segoe UI" w:cs="Vazirmatn"/>
           <w:sz w:val="22"/>
           <w:szCs w:val="22"/>
           <w:color w:val="2D2D2D"/>
@@ -14013,7 +14932,7 @@
         <w:drawing>
           <wp:inline xmlns:a="http://schemas.openxmlformats.org/drawingml/2006/main" xmlns:pic="http://schemas.openxmlformats.org/drawingml/2006/picture">
             <wp:extent cx="5760720" cy="8664689"/>
-            <wp:docPr id="3" name="Picture 3"/>
+            <wp:docPr id="3" name="Picture 3" descr="ساختار توزیع منابع و خوشه‌بندی سرورها" title="ساختار توزیع منابع و خوشه‌بندی سرورها"/>
             <wp:cNvGraphicFramePr>
               <a:graphicFrameLocks noChangeAspect="1"/>
             </wp:cNvGraphicFramePr>
@@ -14042,23 +14961,6 @@
             </a:graphic>
           </wp:inline>
         </w:drawing>
-      </w:r>
-    </w:p>
-    <w:p>
-      <w:pPr>
-        <w:bidi/>
-        <w:spacing w:before="40" w:after="200"/>
-        <w:jc w:val="center"/>
-      </w:pPr>
-      <w:r>
-        <w:rPr>
-          <w:rFonts w:ascii="Vazirmatn" w:hAnsi="Vazirmatn" w:cs="Vazirmatn"/>
-          <w:sz w:val="19"/>
-          <w:szCs w:val="19"/>
-          <w:color w:val="5A5A5A"/>
-          <w:lang w:val="en-US" w:bidi="fa-IR"/>
-        </w:rPr>
-        <w:t>ساختار توزیع منابع و خوشه‌بندی سرورها</w:t>
       </w:r>
     </w:p>
     <w:tbl>
@@ -14367,13 +15269,23 @@
             </w:r>
             <w:r>
               <w:rPr>
+                <w:rFonts w:ascii="Segoe UI" w:hAnsi="Segoe UI" w:cs="Vazirmatn"/>
+                <w:sz w:val="21"/>
+                <w:szCs w:val="21"/>
+                <w:color w:val="2D2D2D"/>
+                <w:lang w:val="en-US" w:bidi="fa-IR"/>
+              </w:rPr>
+              <w:t>Production</w:t>
+            </w:r>
+            <w:r>
+              <w:rPr>
                 <w:rFonts w:ascii="Vazirmatn" w:hAnsi="Vazirmatn" w:cs="Vazirmatn"/>
                 <w:sz w:val="21"/>
                 <w:szCs w:val="21"/>
                 <w:color w:val="2D2D2D"/>
                 <w:lang w:val="en-US" w:bidi="fa-IR"/>
               </w:rPr>
-              <w:t>Production</w:t>
+              <w:t>،</w:t>
             </w:r>
             <w:r>
               <w:rPr>
@@ -14383,7 +15295,7 @@
                 <w:color w:val="2D2D2D"/>
                 <w:lang w:val="en-US" w:bidi="fa-IR"/>
               </w:rPr>
-              <w:t>،</w:t>
+              <w:t xml:space="preserve"> </w:t>
             </w:r>
             <w:r>
               <w:rPr>
@@ -14393,7 +15305,7 @@
                 <w:color w:val="2D2D2D"/>
                 <w:lang w:val="en-US" w:bidi="fa-IR"/>
               </w:rPr>
-              <w:t xml:space="preserve"> </w:t>
+              <w:t>فرایند</w:t>
             </w:r>
             <w:r>
               <w:rPr>
@@ -14403,7 +15315,7 @@
                 <w:color w:val="2D2D2D"/>
                 <w:lang w:val="en-US" w:bidi="fa-IR"/>
               </w:rPr>
-              <w:t>فرایند</w:t>
+              <w:t xml:space="preserve"> </w:t>
             </w:r>
             <w:r>
               <w:rPr>
@@ -14413,7 +15325,7 @@
                 <w:color w:val="2D2D2D"/>
                 <w:lang w:val="en-US" w:bidi="fa-IR"/>
               </w:rPr>
-              <w:t xml:space="preserve"> </w:t>
+              <w:t>بازبینی</w:t>
             </w:r>
             <w:r>
               <w:rPr>
@@ -14423,7 +15335,7 @@
                 <w:color w:val="2D2D2D"/>
                 <w:lang w:val="en-US" w:bidi="fa-IR"/>
               </w:rPr>
-              <w:t>بازبینی</w:t>
+              <w:t xml:space="preserve"> </w:t>
             </w:r>
             <w:r>
               <w:rPr>
@@ -14433,7 +15345,7 @@
                 <w:color w:val="2D2D2D"/>
                 <w:lang w:val="en-US" w:bidi="fa-IR"/>
               </w:rPr>
-              <w:t xml:space="preserve"> </w:t>
+              <w:t>کد</w:t>
             </w:r>
             <w:r>
               <w:rPr>
@@ -14443,7 +15355,7 @@
                 <w:color w:val="2D2D2D"/>
                 <w:lang w:val="en-US" w:bidi="fa-IR"/>
               </w:rPr>
-              <w:t>کد</w:t>
+              <w:t xml:space="preserve"> </w:t>
             </w:r>
             <w:r>
               <w:rPr>
@@ -14453,7 +15365,17 @@
                 <w:color w:val="2D2D2D"/>
                 <w:lang w:val="en-US" w:bidi="fa-IR"/>
               </w:rPr>
-              <w:t xml:space="preserve"> </w:t>
+              <w:t>(</w:t>
+            </w:r>
+            <w:r>
+              <w:rPr>
+                <w:rFonts w:ascii="Segoe UI" w:hAnsi="Segoe UI" w:cs="Vazirmatn"/>
+                <w:sz w:val="21"/>
+                <w:szCs w:val="21"/>
+                <w:color w:val="2D2D2D"/>
+                <w:lang w:val="en-US" w:bidi="fa-IR"/>
+              </w:rPr>
+              <w:t>Peer</w:t>
             </w:r>
             <w:r>
               <w:rPr>
@@ -14463,7 +15385,17 @@
                 <w:color w:val="2D2D2D"/>
                 <w:lang w:val="en-US" w:bidi="fa-IR"/>
               </w:rPr>
-              <w:t>(</w:t>
+              <w:t xml:space="preserve"> </w:t>
+            </w:r>
+            <w:r>
+              <w:rPr>
+                <w:rFonts w:ascii="Segoe UI" w:hAnsi="Segoe UI" w:cs="Vazirmatn"/>
+                <w:sz w:val="21"/>
+                <w:szCs w:val="21"/>
+                <w:color w:val="2D2D2D"/>
+                <w:lang w:val="en-US" w:bidi="fa-IR"/>
+              </w:rPr>
+              <w:t>Review</w:t>
             </w:r>
             <w:r>
               <w:rPr>
@@ -14473,7 +15405,7 @@
                 <w:color w:val="2D2D2D"/>
                 <w:lang w:val="en-US" w:bidi="fa-IR"/>
               </w:rPr>
-              <w:t>Peer</w:t>
+              <w:t>)</w:t>
             </w:r>
             <w:r>
               <w:rPr>
@@ -14493,7 +15425,7 @@
                 <w:color w:val="2D2D2D"/>
                 <w:lang w:val="en-US" w:bidi="fa-IR"/>
               </w:rPr>
-              <w:t>Review</w:t>
+              <w:t>و</w:t>
             </w:r>
             <w:r>
               <w:rPr>
@@ -14503,7 +15435,7 @@
                 <w:color w:val="2D2D2D"/>
                 <w:lang w:val="en-US" w:bidi="fa-IR"/>
               </w:rPr>
-              <w:t>)</w:t>
+              <w:t xml:space="preserve"> </w:t>
             </w:r>
             <w:r>
               <w:rPr>
@@ -14513,7 +15445,7 @@
                 <w:color w:val="2D2D2D"/>
                 <w:lang w:val="en-US" w:bidi="fa-IR"/>
               </w:rPr>
-              <w:t xml:space="preserve"> </w:t>
+              <w:t>آزمون‌های</w:t>
             </w:r>
             <w:r>
               <w:rPr>
@@ -14523,7 +15455,7 @@
                 <w:color w:val="2D2D2D"/>
                 <w:lang w:val="en-US" w:bidi="fa-IR"/>
               </w:rPr>
-              <w:t>و</w:t>
+              <w:t xml:space="preserve"> </w:t>
             </w:r>
             <w:r>
               <w:rPr>
@@ -14533,7 +15465,7 @@
                 <w:color w:val="2D2D2D"/>
                 <w:lang w:val="en-US" w:bidi="fa-IR"/>
               </w:rPr>
-              <w:t xml:space="preserve"> </w:t>
+              <w:t>بارگذاری</w:t>
             </w:r>
             <w:r>
               <w:rPr>
@@ -14543,7 +15475,7 @@
                 <w:color w:val="2D2D2D"/>
                 <w:lang w:val="en-US" w:bidi="fa-IR"/>
               </w:rPr>
-              <w:t>آزمون‌های</w:t>
+              <w:t xml:space="preserve"> </w:t>
             </w:r>
             <w:r>
               <w:rPr>
@@ -14553,7 +15485,17 @@
                 <w:color w:val="2D2D2D"/>
                 <w:lang w:val="en-US" w:bidi="fa-IR"/>
               </w:rPr>
-              <w:t xml:space="preserve"> </w:t>
+              <w:t>(</w:t>
+            </w:r>
+            <w:r>
+              <w:rPr>
+                <w:rFonts w:ascii="Segoe UI" w:hAnsi="Segoe UI" w:cs="Vazirmatn"/>
+                <w:sz w:val="21"/>
+                <w:szCs w:val="21"/>
+                <w:color w:val="2D2D2D"/>
+                <w:lang w:val="en-US" w:bidi="fa-IR"/>
+              </w:rPr>
+              <w:t>Load</w:t>
             </w:r>
             <w:r>
               <w:rPr>
@@ -14563,51 +15505,11 @@
                 <w:color w:val="2D2D2D"/>
                 <w:lang w:val="en-US" w:bidi="fa-IR"/>
               </w:rPr>
-              <w:t>بارگذاری</w:t>
-            </w:r>
-            <w:r>
-              <w:rPr>
-                <w:rFonts w:ascii="Vazirmatn" w:hAnsi="Vazirmatn" w:cs="Vazirmatn"/>
-                <w:sz w:val="21"/>
-                <w:szCs w:val="21"/>
-                <w:color w:val="2D2D2D"/>
-                <w:lang w:val="en-US" w:bidi="fa-IR"/>
-              </w:rPr>
               <w:t xml:space="preserve"> </w:t>
             </w:r>
             <w:r>
               <w:rPr>
-                <w:rFonts w:ascii="Vazirmatn" w:hAnsi="Vazirmatn" w:cs="Vazirmatn"/>
-                <w:sz w:val="21"/>
-                <w:szCs w:val="21"/>
-                <w:color w:val="2D2D2D"/>
-                <w:lang w:val="en-US" w:bidi="fa-IR"/>
-              </w:rPr>
-              <w:t>(</w:t>
-            </w:r>
-            <w:r>
-              <w:rPr>
-                <w:rFonts w:ascii="Vazirmatn" w:hAnsi="Vazirmatn" w:cs="Vazirmatn"/>
-                <w:sz w:val="21"/>
-                <w:szCs w:val="21"/>
-                <w:color w:val="2D2D2D"/>
-                <w:lang w:val="en-US" w:bidi="fa-IR"/>
-              </w:rPr>
-              <w:t>Load</w:t>
-            </w:r>
-            <w:r>
-              <w:rPr>
-                <w:rFonts w:ascii="Vazirmatn" w:hAnsi="Vazirmatn" w:cs="Vazirmatn"/>
-                <w:sz w:val="21"/>
-                <w:szCs w:val="21"/>
-                <w:color w:val="2D2D2D"/>
-                <w:lang w:val="en-US" w:bidi="fa-IR"/>
-              </w:rPr>
-              <w:t xml:space="preserve"> </w:t>
-            </w:r>
-            <w:r>
-              <w:rPr>
-                <w:rFonts w:ascii="Vazirmatn" w:hAnsi="Vazirmatn" w:cs="Vazirmatn"/>
+                <w:rFonts w:ascii="Segoe UI" w:hAnsi="Segoe UI" w:cs="Vazirmatn"/>
                 <w:sz w:val="21"/>
                 <w:szCs w:val="21"/>
                 <w:color w:val="2D2D2D"/>

--- a/examples/persian_technical_doc.docx
+++ b/examples/persian_technical_doc.docx
@@ -16016,7 +16016,7 @@
       <w:jc w:val="both"/>
     </w:pPr>
     <w:rPr>
-      <w:rFonts w:ascii="Vazirmatn" w:hAnsi="Vazirmatn" w:cs="Vazirmatn"/>
+      <w:rFonts w:ascii="Segoe UI" w:hAnsi="Segoe UI" w:cs="Vazirmatn"/>
       <w:sz w:val="22"/>
       <w:szCs w:val="22"/>
       <w:lang w:val="en-US" w:bidi="fa-IR"/>

--- a/examples/persian_technical_doc.docx
+++ b/examples/persian_technical_doc.docx
@@ -10,13 +10,13 @@
         <w:bidiVisual/>
       </w:tblPr>
       <w:tblGrid>
-        <w:gridCol w:w="936"/>
-        <w:gridCol w:w="8702"/>
+        <w:gridCol w:w="1200"/>
+        <w:gridCol w:w="8438"/>
       </w:tblGrid>
       <w:tr>
         <w:tc>
           <w:tcPr>
-            <w:tcW w:type="dxa" w:w="936"/>
+            <w:tcW w:type="dxa" w:w="1200"/>
             <w:shd w:val="clear" w:color="auto" w:fill="6B2FA0"/>
             <w:tcMar>
               <w:top w:w="80" w:type="dxa"/>
@@ -34,6 +34,8 @@
           <w:p>
             <w:pPr>
               <w:jc w:val="center"/>
+              <w:keepNext/>
+              <w:keepLines/>
             </w:pPr>
             <w:r>
               <w:rPr>
@@ -44,7 +46,7 @@
                 <w:bCs/>
                 <w:color w:val="FFFFFF"/>
                 <w:lang w:val="en-US" w:bidi="fa-IR"/>
-                <w:rtl/>
+                <w:rtl w:val="1"/>
               </w:rPr>
               <w:t>۱.۰</w:t>
             </w:r>
@@ -52,7 +54,7 @@
         </w:tc>
         <w:tc>
           <w:tcPr>
-            <w:tcW w:type="dxa" w:w="8702"/>
+            <w:tcW w:type="dxa" w:w="8438"/>
             <w:tcMar>
               <w:top w:w="80" w:type="dxa"/>
               <w:bottom w:w="80" w:type="dxa"/>
@@ -68,8 +70,10 @@
           </w:tcPr>
           <w:p>
             <w:pPr>
-              <w:bidi/>
+              <w:bidi w:val="1"/>
               <w:jc w:val="start"/>
+              <w:keepNext/>
+              <w:keepLines/>
             </w:pPr>
             <w:r>
               <w:rPr>
@@ -90,12 +94,13 @@
     <w:p>
       <w:pPr>
         <w:spacing w:before="0" w:after="120"/>
+        <w:keepNext/>
       </w:pPr>
       <w:r/>
     </w:p>
     <w:p>
       <w:pPr>
-        <w:bidi/>
+        <w:bidi w:val="1"/>
         <w:spacing w:line="336" w:lineRule="auto" w:after="120"/>
         <w:jc w:val="both"/>
       </w:pPr>
@@ -798,13 +803,13 @@
         <w:bidiVisual/>
       </w:tblPr>
       <w:tblGrid>
-        <w:gridCol w:w="936"/>
-        <w:gridCol w:w="8702"/>
+        <w:gridCol w:w="1200"/>
+        <w:gridCol w:w="8438"/>
       </w:tblGrid>
       <w:tr>
         <w:tc>
           <w:tcPr>
-            <w:tcW w:type="dxa" w:w="936"/>
+            <w:tcW w:type="dxa" w:w="1200"/>
             <w:shd w:val="clear" w:color="auto" w:fill="6B2FA0"/>
             <w:tcMar>
               <w:top w:w="80" w:type="dxa"/>
@@ -822,6 +827,8 @@
           <w:p>
             <w:pPr>
               <w:jc w:val="center"/>
+              <w:keepNext/>
+              <w:keepLines/>
             </w:pPr>
             <w:r>
               <w:rPr>
@@ -832,7 +839,7 @@
                 <w:bCs/>
                 <w:color w:val="FFFFFF"/>
                 <w:lang w:val="en-US" w:bidi="fa-IR"/>
-                <w:rtl/>
+                <w:rtl w:val="1"/>
               </w:rPr>
               <w:t>۱.۱</w:t>
             </w:r>
@@ -840,7 +847,7 @@
         </w:tc>
         <w:tc>
           <w:tcPr>
-            <w:tcW w:type="dxa" w:w="8702"/>
+            <w:tcW w:type="dxa" w:w="8438"/>
             <w:tcMar>
               <w:top w:w="80" w:type="dxa"/>
               <w:bottom w:w="80" w:type="dxa"/>
@@ -856,8 +863,10 @@
           </w:tcPr>
           <w:p>
             <w:pPr>
-              <w:bidi/>
+              <w:bidi w:val="1"/>
               <w:jc w:val="start"/>
+              <w:keepNext/>
+              <w:keepLines/>
             </w:pPr>
             <w:r>
               <w:rPr>
@@ -878,12 +887,13 @@
     <w:p>
       <w:pPr>
         <w:spacing w:before="0" w:after="120"/>
+        <w:keepNext/>
       </w:pPr>
       <w:r/>
     </w:p>
     <w:p>
       <w:pPr>
-        <w:bidi/>
+        <w:bidi w:val="1"/>
         <w:spacing w:line="336" w:lineRule="auto" w:after="120"/>
         <w:jc w:val="both"/>
       </w:pPr>
@@ -1134,6 +1144,7 @@
           <w:szCs w:val="22"/>
           <w:color w:val="2D2D2D"/>
           <w:lang w:val="en-US" w:bidi="fa-IR"/>
+          <w:rtl w:val="0"/>
         </w:rPr>
         <w:t>Database-per-Service</w:t>
       </w:r>
@@ -1234,6 +1245,7 @@
           <w:szCs w:val="22"/>
           <w:color w:val="2D2D2D"/>
           <w:lang w:val="en-US" w:bidi="fa-IR"/>
+          <w:rtl w:val="0"/>
         </w:rPr>
         <w:t>(Synchronous)</w:t>
       </w:r>
@@ -1314,6 +1326,7 @@
           <w:szCs w:val="22"/>
           <w:color w:val="2D2D2D"/>
           <w:lang w:val="en-US" w:bidi="fa-IR"/>
+          <w:rtl w:val="0"/>
         </w:rPr>
         <w:t>gRPC</w:t>
       </w:r>
@@ -1584,6 +1597,7 @@
           <w:szCs w:val="22"/>
           <w:color w:val="2D2D2D"/>
           <w:lang w:val="en-US" w:bidi="fa-IR"/>
+          <w:rtl w:val="0"/>
         </w:rPr>
         <w:t>Domain</w:t>
       </w:r>
@@ -1604,6 +1618,7 @@
           <w:szCs w:val="22"/>
           <w:color w:val="2D2D2D"/>
           <w:lang w:val="en-US" w:bidi="fa-IR"/>
+          <w:rtl w:val="0"/>
         </w:rPr>
         <w:t>Events</w:t>
       </w:r>
@@ -1694,6 +1709,7 @@
           <w:szCs w:val="22"/>
           <w:color w:val="2D2D2D"/>
           <w:lang w:val="en-US" w:bidi="fa-IR"/>
+          <w:rtl w:val="0"/>
         </w:rPr>
         <w:t>Message</w:t>
       </w:r>
@@ -1714,6 +1730,7 @@
           <w:szCs w:val="22"/>
           <w:color w:val="2D2D2D"/>
           <w:lang w:val="en-US" w:bidi="fa-IR"/>
+          <w:rtl w:val="0"/>
         </w:rPr>
         <w:t>Broker</w:t>
       </w:r>
@@ -1794,6 +1811,7 @@
           <w:szCs w:val="22"/>
           <w:color w:val="2D2D2D"/>
           <w:lang w:val="en-US" w:bidi="fa-IR"/>
+          <w:rtl w:val="0"/>
         </w:rPr>
         <w:t>(Asynchronous)</w:t>
       </w:r>
@@ -1868,7 +1886,7 @@
           </w:tcPr>
           <w:p>
             <w:pPr>
-              <w:bidi/>
+              <w:bidi w:val="1"/>
               <w:jc w:val="start"/>
             </w:pPr>
             <w:r>
@@ -1918,7 +1936,7 @@
           </w:tcPr>
           <w:p>
             <w:pPr>
-              <w:bidi/>
+              <w:bidi w:val="1"/>
               <w:spacing w:line="276" w:lineRule="auto" w:after="80"/>
               <w:jc w:val="both"/>
             </w:pPr>
@@ -2049,6 +2067,7 @@
                 <w:szCs w:val="21"/>
                 <w:color w:val="2D2D2D"/>
                 <w:lang w:val="en-US" w:bidi="fa-IR"/>
+                <w:rtl w:val="0"/>
               </w:rPr>
               <w:t>Connection</w:t>
             </w:r>
@@ -2069,6 +2088,7 @@
                 <w:szCs w:val="21"/>
                 <w:color w:val="2D2D2D"/>
                 <w:lang w:val="en-US" w:bidi="fa-IR"/>
+                <w:rtl w:val="0"/>
               </w:rPr>
               <w:t>Pooling</w:t>
             </w:r>
@@ -2189,6 +2209,7 @@
                 <w:szCs w:val="21"/>
                 <w:color w:val="2D2D2D"/>
                 <w:lang w:val="en-US" w:bidi="fa-IR"/>
+                <w:rtl w:val="0"/>
               </w:rPr>
               <w:t>Worker</w:t>
             </w:r>
@@ -2209,6 +2230,7 @@
                 <w:szCs w:val="21"/>
                 <w:color w:val="2D2D2D"/>
                 <w:lang w:val="en-US" w:bidi="fa-IR"/>
+                <w:rtl w:val="0"/>
               </w:rPr>
               <w:t>Thread</w:t>
             </w:r>
@@ -2359,6 +2381,7 @@
                 <w:szCs w:val="21"/>
                 <w:color w:val="2D2D2D"/>
                 <w:lang w:val="en-US" w:bidi="fa-IR"/>
+                <w:rtl w:val="0"/>
               </w:rPr>
               <w:t>Pool</w:t>
             </w:r>
@@ -2542,7 +2565,7 @@
           </w:tcPr>
           <w:p>
             <w:pPr>
-              <w:bidi/>
+              <w:bidi w:val="1"/>
               <w:jc w:val="start"/>
             </w:pPr>
             <w:r>
@@ -2580,7 +2603,7 @@
           </w:tcPr>
           <w:p>
             <w:pPr>
-              <w:bidi/>
+              <w:bidi w:val="1"/>
               <w:spacing w:line="276" w:lineRule="auto" w:after="80"/>
               <w:jc w:val="both"/>
             </w:pPr>
@@ -2651,6 +2674,7 @@
                 <w:szCs w:val="21"/>
                 <w:color w:val="2D2D2D"/>
                 <w:lang w:val="en-US" w:bidi="fa-IR"/>
+                <w:rtl w:val="0"/>
               </w:rPr>
               <w:t>Database</w:t>
             </w:r>
@@ -2671,6 +2695,7 @@
                 <w:szCs w:val="21"/>
                 <w:color w:val="2D2D2D"/>
                 <w:lang w:val="en-US" w:bidi="fa-IR"/>
+                <w:rtl w:val="0"/>
               </w:rPr>
               <w:t>Migration</w:t>
             </w:r>
@@ -2751,6 +2776,7 @@
                 <w:szCs w:val="21"/>
                 <w:color w:val="2D2D2D"/>
                 <w:lang w:val="en-US" w:bidi="fa-IR"/>
+                <w:rtl w:val="0"/>
               </w:rPr>
               <w:t>Production</w:t>
             </w:r>
@@ -2891,6 +2917,7 @@
                 <w:szCs w:val="21"/>
                 <w:color w:val="2D2D2D"/>
                 <w:lang w:val="en-US" w:bidi="fa-IR"/>
+                <w:rtl w:val="0"/>
               </w:rPr>
               <w:t>Full</w:t>
             </w:r>
@@ -2911,6 +2938,7 @@
                 <w:szCs w:val="21"/>
                 <w:color w:val="2D2D2D"/>
                 <w:lang w:val="en-US" w:bidi="fa-IR"/>
+                <w:rtl w:val="0"/>
               </w:rPr>
               <w:t>Backup</w:t>
             </w:r>
@@ -3021,6 +3049,7 @@
                 <w:szCs w:val="21"/>
                 <w:color w:val="2D2D2D"/>
                 <w:lang w:val="en-US" w:bidi="fa-IR"/>
+                <w:rtl w:val="0"/>
               </w:rPr>
               <w:t>Rollback</w:t>
             </w:r>
@@ -3098,6 +3127,8 @@
       <w:pPr>
         <w:spacing w:before="120" w:after="80"/>
         <w:jc w:val="center"/>
+        <w:keepNext/>
+        <w:keepLines/>
       </w:pPr>
       <w:r>
         <w:drawing>
@@ -3136,7 +3167,7 @@
     </w:p>
     <w:p>
       <w:pPr>
-        <w:bidi/>
+        <w:bidi w:val="1"/>
         <w:spacing w:before="40" w:after="200"/>
         <w:jc w:val="center"/>
       </w:pPr>
@@ -3153,7 +3184,7 @@
     </w:p>
     <w:p>
       <w:pPr>
-        <w:bidi/>
+        <w:bidi w:val="1"/>
         <w:spacing w:line="336" w:lineRule="auto" w:after="120"/>
         <w:jc w:val="both"/>
       </w:pPr>
@@ -3274,6 +3305,7 @@
           <w:szCs w:val="22"/>
           <w:color w:val="2D2D2D"/>
           <w:lang w:val="en-US" w:bidi="fa-IR"/>
+          <w:rtl w:val="0"/>
         </w:rPr>
         <w:t>OrderCreated</w:t>
       </w:r>
@@ -3364,6 +3396,7 @@
           <w:szCs w:val="22"/>
           <w:color w:val="2D2D2D"/>
           <w:lang w:val="en-US" w:bidi="fa-IR"/>
+          <w:rtl w:val="0"/>
         </w:rPr>
         <w:t>JSON</w:t>
       </w:r>
@@ -3498,6 +3531,7 @@
           </w:tcPr>
           <w:p>
             <w:pPr>
+              <w:bidi w:val="0"/>
               <w:spacing w:before="0" w:after="0" w:line="276" w:lineRule="auto"/>
               <w:jc w:val="left"/>
             </w:pPr>
@@ -3508,12 +3542,14 @@
                 <w:szCs w:val="19"/>
                 <w:color w:val="24292E"/>
                 <w:lang w:val="en-US" w:bidi="fa-IR"/>
+                <w:rtl w:val="0"/>
               </w:rPr>
               <w:t>{</w:t>
             </w:r>
           </w:p>
           <w:p>
             <w:pPr>
+              <w:bidi w:val="0"/>
               <w:spacing w:before="0" w:after="0" w:line="276" w:lineRule="auto"/>
               <w:jc w:val="left"/>
             </w:pPr>
@@ -3524,6 +3560,7 @@
                 <w:szCs w:val="19"/>
                 <w:color w:val="bbbbbb"/>
                 <w:lang w:val="en-US" w:bidi="fa-IR"/>
+                <w:rtl w:val="0"/>
               </w:rPr>
               <w:t xml:space="preserve">  </w:t>
             </w:r>
@@ -3536,6 +3573,7 @@
                 <w:bCs/>
                 <w:color w:val="062873"/>
                 <w:lang w:val="en-US" w:bidi="fa-IR"/>
+                <w:rtl w:val="0"/>
               </w:rPr>
               <w:t>"eventId"</w:t>
             </w:r>
@@ -3546,6 +3584,7 @@
                 <w:szCs w:val="19"/>
                 <w:color w:val="24292E"/>
                 <w:lang w:val="en-US" w:bidi="fa-IR"/>
+                <w:rtl w:val="0"/>
               </w:rPr>
               <w:t>:</w:t>
             </w:r>
@@ -3556,6 +3595,7 @@
                 <w:szCs w:val="19"/>
                 <w:color w:val="bbbbbb"/>
                 <w:lang w:val="en-US" w:bidi="fa-IR"/>
+                <w:rtl w:val="0"/>
               </w:rPr>
               <w:t xml:space="preserve"> </w:t>
             </w:r>
@@ -3566,6 +3606,7 @@
                 <w:szCs w:val="19"/>
                 <w:color w:val="4070a0"/>
                 <w:lang w:val="en-US" w:bidi="fa-IR"/>
+                <w:rtl w:val="0"/>
               </w:rPr>
               <w:t>"evt-883491-a1b"</w:t>
             </w:r>
@@ -3576,12 +3617,14 @@
                 <w:szCs w:val="19"/>
                 <w:color w:val="24292E"/>
                 <w:lang w:val="en-US" w:bidi="fa-IR"/>
+                <w:rtl w:val="0"/>
               </w:rPr>
               <w:t>,</w:t>
             </w:r>
           </w:p>
           <w:p>
             <w:pPr>
+              <w:bidi w:val="0"/>
               <w:spacing w:before="0" w:after="0" w:line="276" w:lineRule="auto"/>
               <w:jc w:val="left"/>
             </w:pPr>
@@ -3592,6 +3635,7 @@
                 <w:szCs w:val="19"/>
                 <w:color w:val="bbbbbb"/>
                 <w:lang w:val="en-US" w:bidi="fa-IR"/>
+                <w:rtl w:val="0"/>
               </w:rPr>
               <w:t xml:space="preserve">  </w:t>
             </w:r>
@@ -3604,6 +3648,7 @@
                 <w:bCs/>
                 <w:color w:val="062873"/>
                 <w:lang w:val="en-US" w:bidi="fa-IR"/>
+                <w:rtl w:val="0"/>
               </w:rPr>
               <w:t>"eventType"</w:t>
             </w:r>
@@ -3614,6 +3659,7 @@
                 <w:szCs w:val="19"/>
                 <w:color w:val="24292E"/>
                 <w:lang w:val="en-US" w:bidi="fa-IR"/>
+                <w:rtl w:val="0"/>
               </w:rPr>
               <w:t>:</w:t>
             </w:r>
@@ -3624,6 +3670,7 @@
                 <w:szCs w:val="19"/>
                 <w:color w:val="bbbbbb"/>
                 <w:lang w:val="en-US" w:bidi="fa-IR"/>
+                <w:rtl w:val="0"/>
               </w:rPr>
               <w:t xml:space="preserve"> </w:t>
             </w:r>
@@ -3634,6 +3681,7 @@
                 <w:szCs w:val="19"/>
                 <w:color w:val="4070a0"/>
                 <w:lang w:val="en-US" w:bidi="fa-IR"/>
+                <w:rtl w:val="0"/>
               </w:rPr>
               <w:t>"OrderCreated"</w:t>
             </w:r>
@@ -3644,12 +3692,14 @@
                 <w:szCs w:val="19"/>
                 <w:color w:val="24292E"/>
                 <w:lang w:val="en-US" w:bidi="fa-IR"/>
+                <w:rtl w:val="0"/>
               </w:rPr>
               <w:t>,</w:t>
             </w:r>
           </w:p>
           <w:p>
             <w:pPr>
+              <w:bidi w:val="0"/>
               <w:spacing w:before="0" w:after="0" w:line="276" w:lineRule="auto"/>
               <w:jc w:val="left"/>
             </w:pPr>
@@ -3660,6 +3710,7 @@
                 <w:szCs w:val="19"/>
                 <w:color w:val="bbbbbb"/>
                 <w:lang w:val="en-US" w:bidi="fa-IR"/>
+                <w:rtl w:val="0"/>
               </w:rPr>
               <w:t xml:space="preserve">  </w:t>
             </w:r>
@@ -3672,6 +3723,7 @@
                 <w:bCs/>
                 <w:color w:val="062873"/>
                 <w:lang w:val="en-US" w:bidi="fa-IR"/>
+                <w:rtl w:val="0"/>
               </w:rPr>
               <w:t>"aggregateId"</w:t>
             </w:r>
@@ -3682,6 +3734,7 @@
                 <w:szCs w:val="19"/>
                 <w:color w:val="24292E"/>
                 <w:lang w:val="en-US" w:bidi="fa-IR"/>
+                <w:rtl w:val="0"/>
               </w:rPr>
               <w:t>:</w:t>
             </w:r>
@@ -3692,6 +3745,7 @@
                 <w:szCs w:val="19"/>
                 <w:color w:val="bbbbbb"/>
                 <w:lang w:val="en-US" w:bidi="fa-IR"/>
+                <w:rtl w:val="0"/>
               </w:rPr>
               <w:t xml:space="preserve"> </w:t>
             </w:r>
@@ -3702,6 +3756,7 @@
                 <w:szCs w:val="19"/>
                 <w:color w:val="4070a0"/>
                 <w:lang w:val="en-US" w:bidi="fa-IR"/>
+                <w:rtl w:val="0"/>
               </w:rPr>
               <w:t>"ord-2024-9982"</w:t>
             </w:r>
@@ -3712,12 +3767,14 @@
                 <w:szCs w:val="19"/>
                 <w:color w:val="24292E"/>
                 <w:lang w:val="en-US" w:bidi="fa-IR"/>
+                <w:rtl w:val="0"/>
               </w:rPr>
               <w:t>,</w:t>
             </w:r>
           </w:p>
           <w:p>
             <w:pPr>
+              <w:bidi w:val="0"/>
               <w:spacing w:before="0" w:after="0" w:line="276" w:lineRule="auto"/>
               <w:jc w:val="left"/>
             </w:pPr>
@@ -3728,6 +3785,7 @@
                 <w:szCs w:val="19"/>
                 <w:color w:val="bbbbbb"/>
                 <w:lang w:val="en-US" w:bidi="fa-IR"/>
+                <w:rtl w:val="0"/>
               </w:rPr>
               <w:t xml:space="preserve">  </w:t>
             </w:r>
@@ -3740,6 +3798,7 @@
                 <w:bCs/>
                 <w:color w:val="062873"/>
                 <w:lang w:val="en-US" w:bidi="fa-IR"/>
+                <w:rtl w:val="0"/>
               </w:rPr>
               <w:t>"timestamp"</w:t>
             </w:r>
@@ -3750,6 +3809,7 @@
                 <w:szCs w:val="19"/>
                 <w:color w:val="24292E"/>
                 <w:lang w:val="en-US" w:bidi="fa-IR"/>
+                <w:rtl w:val="0"/>
               </w:rPr>
               <w:t>:</w:t>
             </w:r>
@@ -3760,6 +3820,7 @@
                 <w:szCs w:val="19"/>
                 <w:color w:val="bbbbbb"/>
                 <w:lang w:val="en-US" w:bidi="fa-IR"/>
+                <w:rtl w:val="0"/>
               </w:rPr>
               <w:t xml:space="preserve"> </w:t>
             </w:r>
@@ -3770,6 +3831,7 @@
                 <w:szCs w:val="19"/>
                 <w:color w:val="4070a0"/>
                 <w:lang w:val="en-US" w:bidi="fa-IR"/>
+                <w:rtl w:val="0"/>
               </w:rPr>
               <w:t>"2026-09-05T14:20:00Z"</w:t>
             </w:r>
@@ -3780,12 +3842,14 @@
                 <w:szCs w:val="19"/>
                 <w:color w:val="24292E"/>
                 <w:lang w:val="en-US" w:bidi="fa-IR"/>
+                <w:rtl w:val="0"/>
               </w:rPr>
               <w:t>,</w:t>
             </w:r>
           </w:p>
           <w:p>
             <w:pPr>
+              <w:bidi w:val="0"/>
               <w:spacing w:before="0" w:after="0" w:line="276" w:lineRule="auto"/>
               <w:jc w:val="left"/>
             </w:pPr>
@@ -3796,6 +3860,7 @@
                 <w:szCs w:val="19"/>
                 <w:color w:val="bbbbbb"/>
                 <w:lang w:val="en-US" w:bidi="fa-IR"/>
+                <w:rtl w:val="0"/>
               </w:rPr>
               <w:t xml:space="preserve">  </w:t>
             </w:r>
@@ -3808,6 +3873,7 @@
                 <w:bCs/>
                 <w:color w:val="062873"/>
                 <w:lang w:val="en-US" w:bidi="fa-IR"/>
+                <w:rtl w:val="0"/>
               </w:rPr>
               <w:t>"version"</w:t>
             </w:r>
@@ -3818,6 +3884,7 @@
                 <w:szCs w:val="19"/>
                 <w:color w:val="24292E"/>
                 <w:lang w:val="en-US" w:bidi="fa-IR"/>
+                <w:rtl w:val="0"/>
               </w:rPr>
               <w:t>:</w:t>
             </w:r>
@@ -3828,6 +3895,7 @@
                 <w:szCs w:val="19"/>
                 <w:color w:val="bbbbbb"/>
                 <w:lang w:val="en-US" w:bidi="fa-IR"/>
+                <w:rtl w:val="0"/>
               </w:rPr>
               <w:t xml:space="preserve"> </w:t>
             </w:r>
@@ -3838,6 +3906,7 @@
                 <w:szCs w:val="19"/>
                 <w:color w:val="40a070"/>
                 <w:lang w:val="en-US" w:bidi="fa-IR"/>
+                <w:rtl w:val="0"/>
               </w:rPr>
               <w:t>1</w:t>
             </w:r>
@@ -3848,12 +3917,14 @@
                 <w:szCs w:val="19"/>
                 <w:color w:val="24292E"/>
                 <w:lang w:val="en-US" w:bidi="fa-IR"/>
+                <w:rtl w:val="0"/>
               </w:rPr>
               <w:t>,</w:t>
             </w:r>
           </w:p>
           <w:p>
             <w:pPr>
+              <w:bidi w:val="0"/>
               <w:spacing w:before="0" w:after="0" w:line="276" w:lineRule="auto"/>
               <w:jc w:val="left"/>
             </w:pPr>
@@ -3864,6 +3935,7 @@
                 <w:szCs w:val="19"/>
                 <w:color w:val="bbbbbb"/>
                 <w:lang w:val="en-US" w:bidi="fa-IR"/>
+                <w:rtl w:val="0"/>
               </w:rPr>
               <w:t xml:space="preserve">  </w:t>
             </w:r>
@@ -3876,6 +3948,7 @@
                 <w:bCs/>
                 <w:color w:val="062873"/>
                 <w:lang w:val="en-US" w:bidi="fa-IR"/>
+                <w:rtl w:val="0"/>
               </w:rPr>
               <w:t>"payload"</w:t>
             </w:r>
@@ -3886,6 +3959,7 @@
                 <w:szCs w:val="19"/>
                 <w:color w:val="24292E"/>
                 <w:lang w:val="en-US" w:bidi="fa-IR"/>
+                <w:rtl w:val="0"/>
               </w:rPr>
               <w:t>:</w:t>
             </w:r>
@@ -3896,6 +3970,7 @@
                 <w:szCs w:val="19"/>
                 <w:color w:val="bbbbbb"/>
                 <w:lang w:val="en-US" w:bidi="fa-IR"/>
+                <w:rtl w:val="0"/>
               </w:rPr>
               <w:t xml:space="preserve"> </w:t>
             </w:r>
@@ -3906,12 +3981,14 @@
                 <w:szCs w:val="19"/>
                 <w:color w:val="24292E"/>
                 <w:lang w:val="en-US" w:bidi="fa-IR"/>
+                <w:rtl w:val="0"/>
               </w:rPr>
               <w:t>{</w:t>
             </w:r>
           </w:p>
           <w:p>
             <w:pPr>
+              <w:bidi w:val="0"/>
               <w:spacing w:before="0" w:after="0" w:line="276" w:lineRule="auto"/>
               <w:jc w:val="left"/>
             </w:pPr>
@@ -3922,6 +3999,7 @@
                 <w:szCs w:val="19"/>
                 <w:color w:val="bbbbbb"/>
                 <w:lang w:val="en-US" w:bidi="fa-IR"/>
+                <w:rtl w:val="0"/>
               </w:rPr>
               <w:t xml:space="preserve">    </w:t>
             </w:r>
@@ -3934,6 +4012,7 @@
                 <w:bCs/>
                 <w:color w:val="062873"/>
                 <w:lang w:val="en-US" w:bidi="fa-IR"/>
+                <w:rtl w:val="0"/>
               </w:rPr>
               <w:t>"customerId"</w:t>
             </w:r>
@@ -3944,6 +4023,7 @@
                 <w:szCs w:val="19"/>
                 <w:color w:val="24292E"/>
                 <w:lang w:val="en-US" w:bidi="fa-IR"/>
+                <w:rtl w:val="0"/>
               </w:rPr>
               <w:t>:</w:t>
             </w:r>
@@ -3954,6 +4034,7 @@
                 <w:szCs w:val="19"/>
                 <w:color w:val="bbbbbb"/>
                 <w:lang w:val="en-US" w:bidi="fa-IR"/>
+                <w:rtl w:val="0"/>
               </w:rPr>
               <w:t xml:space="preserve"> </w:t>
             </w:r>
@@ -3964,6 +4045,7 @@
                 <w:szCs w:val="19"/>
                 <w:color w:val="40a070"/>
                 <w:lang w:val="en-US" w:bidi="fa-IR"/>
+                <w:rtl w:val="0"/>
               </w:rPr>
               <w:t>54021</w:t>
             </w:r>
@@ -3974,12 +4056,14 @@
                 <w:szCs w:val="19"/>
                 <w:color w:val="24292E"/>
                 <w:lang w:val="en-US" w:bidi="fa-IR"/>
+                <w:rtl w:val="0"/>
               </w:rPr>
               <w:t>,</w:t>
             </w:r>
           </w:p>
           <w:p>
             <w:pPr>
+              <w:bidi w:val="0"/>
               <w:spacing w:before="0" w:after="0" w:line="276" w:lineRule="auto"/>
               <w:jc w:val="left"/>
             </w:pPr>
@@ -3990,6 +4074,7 @@
                 <w:szCs w:val="19"/>
                 <w:color w:val="bbbbbb"/>
                 <w:lang w:val="en-US" w:bidi="fa-IR"/>
+                <w:rtl w:val="0"/>
               </w:rPr>
               <w:t xml:space="preserve">    </w:t>
             </w:r>
@@ -4002,6 +4087,7 @@
                 <w:bCs/>
                 <w:color w:val="062873"/>
                 <w:lang w:val="en-US" w:bidi="fa-IR"/>
+                <w:rtl w:val="0"/>
               </w:rPr>
               <w:t>"totalAmount"</w:t>
             </w:r>
@@ -4012,6 +4098,7 @@
                 <w:szCs w:val="19"/>
                 <w:color w:val="24292E"/>
                 <w:lang w:val="en-US" w:bidi="fa-IR"/>
+                <w:rtl w:val="0"/>
               </w:rPr>
               <w:t>:</w:t>
             </w:r>
@@ -4022,6 +4109,7 @@
                 <w:szCs w:val="19"/>
                 <w:color w:val="bbbbbb"/>
                 <w:lang w:val="en-US" w:bidi="fa-IR"/>
+                <w:rtl w:val="0"/>
               </w:rPr>
               <w:t xml:space="preserve"> </w:t>
             </w:r>
@@ -4032,6 +4120,7 @@
                 <w:szCs w:val="19"/>
                 <w:color w:val="40a070"/>
                 <w:lang w:val="en-US" w:bidi="fa-IR"/>
+                <w:rtl w:val="0"/>
               </w:rPr>
               <w:t>18500000</w:t>
             </w:r>
@@ -4042,12 +4131,14 @@
                 <w:szCs w:val="19"/>
                 <w:color w:val="24292E"/>
                 <w:lang w:val="en-US" w:bidi="fa-IR"/>
+                <w:rtl w:val="0"/>
               </w:rPr>
               <w:t>,</w:t>
             </w:r>
           </w:p>
           <w:p>
             <w:pPr>
+              <w:bidi w:val="0"/>
               <w:spacing w:before="0" w:after="0" w:line="276" w:lineRule="auto"/>
               <w:jc w:val="left"/>
             </w:pPr>
@@ -4058,6 +4149,7 @@
                 <w:szCs w:val="19"/>
                 <w:color w:val="bbbbbb"/>
                 <w:lang w:val="en-US" w:bidi="fa-IR"/>
+                <w:rtl w:val="0"/>
               </w:rPr>
               <w:t xml:space="preserve">    </w:t>
             </w:r>
@@ -4070,6 +4162,7 @@
                 <w:bCs/>
                 <w:color w:val="062873"/>
                 <w:lang w:val="en-US" w:bidi="fa-IR"/>
+                <w:rtl w:val="0"/>
               </w:rPr>
               <w:t>"currency"</w:t>
             </w:r>
@@ -4080,6 +4173,7 @@
                 <w:szCs w:val="19"/>
                 <w:color w:val="24292E"/>
                 <w:lang w:val="en-US" w:bidi="fa-IR"/>
+                <w:rtl w:val="0"/>
               </w:rPr>
               <w:t>:</w:t>
             </w:r>
@@ -4090,6 +4184,7 @@
                 <w:szCs w:val="19"/>
                 <w:color w:val="bbbbbb"/>
                 <w:lang w:val="en-US" w:bidi="fa-IR"/>
+                <w:rtl w:val="0"/>
               </w:rPr>
               <w:t xml:space="preserve"> </w:t>
             </w:r>
@@ -4100,6 +4195,7 @@
                 <w:szCs w:val="19"/>
                 <w:color w:val="4070a0"/>
                 <w:lang w:val="en-US" w:bidi="fa-IR"/>
+                <w:rtl w:val="0"/>
               </w:rPr>
               <w:t>"IRR"</w:t>
             </w:r>
@@ -4110,12 +4206,14 @@
                 <w:szCs w:val="19"/>
                 <w:color w:val="24292E"/>
                 <w:lang w:val="en-US" w:bidi="fa-IR"/>
+                <w:rtl w:val="0"/>
               </w:rPr>
               <w:t>,</w:t>
             </w:r>
           </w:p>
           <w:p>
             <w:pPr>
+              <w:bidi w:val="0"/>
               <w:spacing w:before="0" w:after="0" w:line="276" w:lineRule="auto"/>
               <w:jc w:val="left"/>
             </w:pPr>
@@ -4126,6 +4224,7 @@
                 <w:szCs w:val="19"/>
                 <w:color w:val="bbbbbb"/>
                 <w:lang w:val="en-US" w:bidi="fa-IR"/>
+                <w:rtl w:val="0"/>
               </w:rPr>
               <w:t xml:space="preserve">    </w:t>
             </w:r>
@@ -4138,6 +4237,7 @@
                 <w:bCs/>
                 <w:color w:val="062873"/>
                 <w:lang w:val="en-US" w:bidi="fa-IR"/>
+                <w:rtl w:val="0"/>
               </w:rPr>
               <w:t>"items"</w:t>
             </w:r>
@@ -4148,6 +4248,7 @@
                 <w:szCs w:val="19"/>
                 <w:color w:val="24292E"/>
                 <w:lang w:val="en-US" w:bidi="fa-IR"/>
+                <w:rtl w:val="0"/>
               </w:rPr>
               <w:t>:</w:t>
             </w:r>
@@ -4158,6 +4259,7 @@
                 <w:szCs w:val="19"/>
                 <w:color w:val="bbbbbb"/>
                 <w:lang w:val="en-US" w:bidi="fa-IR"/>
+                <w:rtl w:val="0"/>
               </w:rPr>
               <w:t xml:space="preserve"> </w:t>
             </w:r>
@@ -4168,12 +4270,14 @@
                 <w:szCs w:val="19"/>
                 <w:color w:val="24292E"/>
                 <w:lang w:val="en-US" w:bidi="fa-IR"/>
+                <w:rtl w:val="0"/>
               </w:rPr>
               <w:t>[</w:t>
             </w:r>
           </w:p>
           <w:p>
             <w:pPr>
+              <w:bidi w:val="0"/>
               <w:spacing w:before="0" w:after="0" w:line="276" w:lineRule="auto"/>
               <w:jc w:val="left"/>
             </w:pPr>
@@ -4184,6 +4288,7 @@
                 <w:szCs w:val="19"/>
                 <w:color w:val="bbbbbb"/>
                 <w:lang w:val="en-US" w:bidi="fa-IR"/>
+                <w:rtl w:val="0"/>
               </w:rPr>
               <w:t xml:space="preserve">      </w:t>
             </w:r>
@@ -4194,12 +4299,14 @@
                 <w:szCs w:val="19"/>
                 <w:color w:val="24292E"/>
                 <w:lang w:val="en-US" w:bidi="fa-IR"/>
+                <w:rtl w:val="0"/>
               </w:rPr>
               <w:t>{</w:t>
             </w:r>
           </w:p>
           <w:p>
             <w:pPr>
+              <w:bidi w:val="0"/>
               <w:spacing w:before="0" w:after="0" w:line="276" w:lineRule="auto"/>
               <w:jc w:val="left"/>
             </w:pPr>
@@ -4210,6 +4317,7 @@
                 <w:szCs w:val="19"/>
                 <w:color w:val="bbbbbb"/>
                 <w:lang w:val="en-US" w:bidi="fa-IR"/>
+                <w:rtl w:val="0"/>
               </w:rPr>
               <w:t xml:space="preserve">        </w:t>
             </w:r>
@@ -4222,6 +4330,7 @@
                 <w:bCs/>
                 <w:color w:val="062873"/>
                 <w:lang w:val="en-US" w:bidi="fa-IR"/>
+                <w:rtl w:val="0"/>
               </w:rPr>
               <w:t>"sku"</w:t>
             </w:r>
@@ -4232,6 +4341,7 @@
                 <w:szCs w:val="19"/>
                 <w:color w:val="24292E"/>
                 <w:lang w:val="en-US" w:bidi="fa-IR"/>
+                <w:rtl w:val="0"/>
               </w:rPr>
               <w:t>:</w:t>
             </w:r>
@@ -4242,6 +4352,7 @@
                 <w:szCs w:val="19"/>
                 <w:color w:val="bbbbbb"/>
                 <w:lang w:val="en-US" w:bidi="fa-IR"/>
+                <w:rtl w:val="0"/>
               </w:rPr>
               <w:t xml:space="preserve"> </w:t>
             </w:r>
@@ -4252,6 +4363,7 @@
                 <w:szCs w:val="19"/>
                 <w:color w:val="4070a0"/>
                 <w:lang w:val="en-US" w:bidi="fa-IR"/>
+                <w:rtl w:val="0"/>
               </w:rPr>
               <w:t>"SRV-COMP-X1"</w:t>
             </w:r>
@@ -4262,12 +4374,14 @@
                 <w:szCs w:val="19"/>
                 <w:color w:val="24292E"/>
                 <w:lang w:val="en-US" w:bidi="fa-IR"/>
+                <w:rtl w:val="0"/>
               </w:rPr>
               <w:t>,</w:t>
             </w:r>
           </w:p>
           <w:p>
             <w:pPr>
+              <w:bidi w:val="0"/>
               <w:spacing w:before="0" w:after="0" w:line="276" w:lineRule="auto"/>
               <w:jc w:val="left"/>
             </w:pPr>
@@ -4278,6 +4392,7 @@
                 <w:szCs w:val="19"/>
                 <w:color w:val="bbbbbb"/>
                 <w:lang w:val="en-US" w:bidi="fa-IR"/>
+                <w:rtl w:val="0"/>
               </w:rPr>
               <w:t xml:space="preserve">        </w:t>
             </w:r>
@@ -4290,6 +4405,7 @@
                 <w:bCs/>
                 <w:color w:val="062873"/>
                 <w:lang w:val="en-US" w:bidi="fa-IR"/>
+                <w:rtl w:val="0"/>
               </w:rPr>
               <w:t>"quantity"</w:t>
             </w:r>
@@ -4300,6 +4416,7 @@
                 <w:szCs w:val="19"/>
                 <w:color w:val="24292E"/>
                 <w:lang w:val="en-US" w:bidi="fa-IR"/>
+                <w:rtl w:val="0"/>
               </w:rPr>
               <w:t>:</w:t>
             </w:r>
@@ -4310,6 +4427,7 @@
                 <w:szCs w:val="19"/>
                 <w:color w:val="bbbbbb"/>
                 <w:lang w:val="en-US" w:bidi="fa-IR"/>
+                <w:rtl w:val="0"/>
               </w:rPr>
               <w:t xml:space="preserve"> </w:t>
             </w:r>
@@ -4320,6 +4438,7 @@
                 <w:szCs w:val="19"/>
                 <w:color w:val="40a070"/>
                 <w:lang w:val="en-US" w:bidi="fa-IR"/>
+                <w:rtl w:val="0"/>
               </w:rPr>
               <w:t>2</w:t>
             </w:r>
@@ -4330,12 +4449,14 @@
                 <w:szCs w:val="19"/>
                 <w:color w:val="24292E"/>
                 <w:lang w:val="en-US" w:bidi="fa-IR"/>
+                <w:rtl w:val="0"/>
               </w:rPr>
               <w:t>,</w:t>
             </w:r>
           </w:p>
           <w:p>
             <w:pPr>
+              <w:bidi w:val="0"/>
               <w:spacing w:before="0" w:after="0" w:line="276" w:lineRule="auto"/>
               <w:jc w:val="left"/>
             </w:pPr>
@@ -4346,6 +4467,7 @@
                 <w:szCs w:val="19"/>
                 <w:color w:val="bbbbbb"/>
                 <w:lang w:val="en-US" w:bidi="fa-IR"/>
+                <w:rtl w:val="0"/>
               </w:rPr>
               <w:t xml:space="preserve">        </w:t>
             </w:r>
@@ -4358,6 +4480,7 @@
                 <w:bCs/>
                 <w:color w:val="062873"/>
                 <w:lang w:val="en-US" w:bidi="fa-IR"/>
+                <w:rtl w:val="0"/>
               </w:rPr>
               <w:t>"unitPrice"</w:t>
             </w:r>
@@ -4368,6 +4491,7 @@
                 <w:szCs w:val="19"/>
                 <w:color w:val="24292E"/>
                 <w:lang w:val="en-US" w:bidi="fa-IR"/>
+                <w:rtl w:val="0"/>
               </w:rPr>
               <w:t>:</w:t>
             </w:r>
@@ -4378,6 +4502,7 @@
                 <w:szCs w:val="19"/>
                 <w:color w:val="bbbbbb"/>
                 <w:lang w:val="en-US" w:bidi="fa-IR"/>
+                <w:rtl w:val="0"/>
               </w:rPr>
               <w:t xml:space="preserve"> </w:t>
             </w:r>
@@ -4388,12 +4513,14 @@
                 <w:szCs w:val="19"/>
                 <w:color w:val="40a070"/>
                 <w:lang w:val="en-US" w:bidi="fa-IR"/>
+                <w:rtl w:val="0"/>
               </w:rPr>
               <w:t>9250000</w:t>
             </w:r>
           </w:p>
           <w:p>
             <w:pPr>
+              <w:bidi w:val="0"/>
               <w:spacing w:before="0" w:after="0" w:line="276" w:lineRule="auto"/>
               <w:jc w:val="left"/>
             </w:pPr>
@@ -4404,6 +4531,7 @@
                 <w:szCs w:val="19"/>
                 <w:color w:val="bbbbbb"/>
                 <w:lang w:val="en-US" w:bidi="fa-IR"/>
+                <w:rtl w:val="0"/>
               </w:rPr>
               <w:t xml:space="preserve">      </w:t>
             </w:r>
@@ -4414,12 +4542,14 @@
                 <w:szCs w:val="19"/>
                 <w:color w:val="24292E"/>
                 <w:lang w:val="en-US" w:bidi="fa-IR"/>
+                <w:rtl w:val="0"/>
               </w:rPr>
               <w:t>}</w:t>
             </w:r>
           </w:p>
           <w:p>
             <w:pPr>
+              <w:bidi w:val="0"/>
               <w:spacing w:before="0" w:after="0" w:line="276" w:lineRule="auto"/>
               <w:jc w:val="left"/>
             </w:pPr>
@@ -4430,6 +4560,7 @@
                 <w:szCs w:val="19"/>
                 <w:color w:val="bbbbbb"/>
                 <w:lang w:val="en-US" w:bidi="fa-IR"/>
+                <w:rtl w:val="0"/>
               </w:rPr>
               <w:t xml:space="preserve">    </w:t>
             </w:r>
@@ -4440,12 +4571,14 @@
                 <w:szCs w:val="19"/>
                 <w:color w:val="24292E"/>
                 <w:lang w:val="en-US" w:bidi="fa-IR"/>
+                <w:rtl w:val="0"/>
               </w:rPr>
               <w:t>]</w:t>
             </w:r>
           </w:p>
           <w:p>
             <w:pPr>
+              <w:bidi w:val="0"/>
               <w:spacing w:before="0" w:after="0" w:line="276" w:lineRule="auto"/>
               <w:jc w:val="left"/>
             </w:pPr>
@@ -4456,6 +4589,7 @@
                 <w:szCs w:val="19"/>
                 <w:color w:val="bbbbbb"/>
                 <w:lang w:val="en-US" w:bidi="fa-IR"/>
+                <w:rtl w:val="0"/>
               </w:rPr>
               <w:t xml:space="preserve">  </w:t>
             </w:r>
@@ -4466,12 +4600,14 @@
                 <w:szCs w:val="19"/>
                 <w:color w:val="24292E"/>
                 <w:lang w:val="en-US" w:bidi="fa-IR"/>
+                <w:rtl w:val="0"/>
               </w:rPr>
               <w:t>}</w:t>
             </w:r>
           </w:p>
           <w:p>
             <w:pPr>
+              <w:bidi w:val="0"/>
               <w:spacing w:before="0" w:after="0" w:line="276" w:lineRule="auto"/>
               <w:jc w:val="left"/>
             </w:pPr>
@@ -4482,6 +4618,7 @@
                 <w:szCs w:val="19"/>
                 <w:color w:val="24292E"/>
                 <w:lang w:val="en-US" w:bidi="fa-IR"/>
+                <w:rtl w:val="0"/>
               </w:rPr>
               <w:t>}</w:t>
             </w:r>
@@ -4497,7 +4634,7 @@
     </w:p>
     <w:p>
       <w:pPr>
-        <w:bidi/>
+        <w:bidi w:val="1"/>
         <w:spacing w:line="336" w:lineRule="auto" w:after="120"/>
         <w:jc w:val="both"/>
       </w:pPr>
@@ -4588,6 +4725,7 @@
           <w:szCs w:val="22"/>
           <w:color w:val="2D2D2D"/>
           <w:lang w:val="en-US" w:bidi="fa-IR"/>
+          <w:rtl w:val="0"/>
         </w:rPr>
         <w:t>Transactional</w:t>
       </w:r>
@@ -4608,6 +4746,7 @@
           <w:szCs w:val="22"/>
           <w:color w:val="2D2D2D"/>
           <w:lang w:val="en-US" w:bidi="fa-IR"/>
+          <w:rtl w:val="0"/>
         </w:rPr>
         <w:t>Outbox</w:t>
       </w:r>
@@ -4788,6 +4927,7 @@
           <w:szCs w:val="22"/>
           <w:color w:val="2D2D2D"/>
           <w:lang w:val="en-US" w:bidi="fa-IR"/>
+          <w:rtl w:val="0"/>
         </w:rPr>
         <w:t>T-SQL</w:t>
       </w:r>
@@ -4882,6 +5022,7 @@
           </w:tcPr>
           <w:p>
             <w:pPr>
+              <w:bidi w:val="0"/>
               <w:spacing w:before="0" w:after="0" w:line="276" w:lineRule="auto"/>
               <w:jc w:val="left"/>
             </w:pPr>
@@ -4894,12 +5035,14 @@
                 <w:iCs/>
                 <w:color w:val="60a0b0"/>
                 <w:lang w:val="en-US" w:bidi="fa-IR"/>
+                <w:rtl w:val="0"/>
               </w:rPr>
               <w:t>-- ایجاد جدول Outbox جهت پیاده‌سازی الگوی Transactional Outbox</w:t>
             </w:r>
           </w:p>
           <w:p>
             <w:pPr>
+              <w:bidi w:val="0"/>
               <w:spacing w:before="0" w:after="0" w:line="276" w:lineRule="auto"/>
               <w:jc w:val="left"/>
             </w:pPr>
@@ -4912,6 +5055,7 @@
                 <w:bCs/>
                 <w:color w:val="007020"/>
                 <w:lang w:val="en-US" w:bidi="fa-IR"/>
+                <w:rtl w:val="0"/>
               </w:rPr>
               <w:t>CREATE</w:t>
             </w:r>
@@ -4922,6 +5066,7 @@
                 <w:szCs w:val="19"/>
                 <w:color w:val="bbbbbb"/>
                 <w:lang w:val="en-US" w:bidi="fa-IR"/>
+                <w:rtl w:val="0"/>
               </w:rPr>
               <w:t xml:space="preserve"> </w:t>
             </w:r>
@@ -4934,6 +5079,7 @@
                 <w:bCs/>
                 <w:color w:val="007020"/>
                 <w:lang w:val="en-US" w:bidi="fa-IR"/>
+                <w:rtl w:val="0"/>
               </w:rPr>
               <w:t>TABLE</w:t>
             </w:r>
@@ -4944,6 +5090,7 @@
                 <w:szCs w:val="19"/>
                 <w:color w:val="bbbbbb"/>
                 <w:lang w:val="en-US" w:bidi="fa-IR"/>
+                <w:rtl w:val="0"/>
               </w:rPr>
               <w:t xml:space="preserve"> </w:t>
             </w:r>
@@ -4954,6 +5101,7 @@
                 <w:szCs w:val="19"/>
                 <w:color w:val="24292E"/>
                 <w:lang w:val="en-US" w:bidi="fa-IR"/>
+                <w:rtl w:val="0"/>
               </w:rPr>
               <w:t>[</w:t>
             </w:r>
@@ -4964,6 +5112,7 @@
                 <w:szCs w:val="19"/>
                 <w:color w:val="24292E"/>
                 <w:lang w:val="en-US" w:bidi="fa-IR"/>
+                <w:rtl w:val="0"/>
               </w:rPr>
               <w:t>dbo</w:t>
             </w:r>
@@ -4974,6 +5123,7 @@
                 <w:szCs w:val="19"/>
                 <w:color w:val="24292E"/>
                 <w:lang w:val="en-US" w:bidi="fa-IR"/>
+                <w:rtl w:val="0"/>
               </w:rPr>
               <w:t>]</w:t>
             </w:r>
@@ -4984,6 +5134,7 @@
                 <w:szCs w:val="19"/>
                 <w:color w:val="24292E"/>
                 <w:lang w:val="en-US" w:bidi="fa-IR"/>
+                <w:rtl w:val="0"/>
               </w:rPr>
               <w:t>.</w:t>
             </w:r>
@@ -4994,6 +5145,7 @@
                 <w:szCs w:val="19"/>
                 <w:color w:val="24292E"/>
                 <w:lang w:val="en-US" w:bidi="fa-IR"/>
+                <w:rtl w:val="0"/>
               </w:rPr>
               <w:t>[</w:t>
             </w:r>
@@ -5004,6 +5156,7 @@
                 <w:szCs w:val="19"/>
                 <w:color w:val="24292E"/>
                 <w:lang w:val="en-US" w:bidi="fa-IR"/>
+                <w:rtl w:val="0"/>
               </w:rPr>
               <w:t>OutboxMessages</w:t>
             </w:r>
@@ -5014,6 +5167,7 @@
                 <w:szCs w:val="19"/>
                 <w:color w:val="24292E"/>
                 <w:lang w:val="en-US" w:bidi="fa-IR"/>
+                <w:rtl w:val="0"/>
               </w:rPr>
               <w:t>]</w:t>
             </w:r>
@@ -5024,6 +5178,7 @@
                 <w:szCs w:val="19"/>
                 <w:color w:val="bbbbbb"/>
                 <w:lang w:val="en-US" w:bidi="fa-IR"/>
+                <w:rtl w:val="0"/>
               </w:rPr>
               <w:t xml:space="preserve"> </w:t>
             </w:r>
@@ -5034,12 +5189,14 @@
                 <w:szCs w:val="19"/>
                 <w:color w:val="24292E"/>
                 <w:lang w:val="en-US" w:bidi="fa-IR"/>
+                <w:rtl w:val="0"/>
               </w:rPr>
               <w:t>(</w:t>
             </w:r>
           </w:p>
           <w:p>
             <w:pPr>
+              <w:bidi w:val="0"/>
               <w:spacing w:before="0" w:after="0" w:line="276" w:lineRule="auto"/>
               <w:jc w:val="left"/>
             </w:pPr>
@@ -5050,6 +5207,7 @@
                 <w:szCs w:val="19"/>
                 <w:color w:val="bbbbbb"/>
                 <w:lang w:val="en-US" w:bidi="fa-IR"/>
+                <w:rtl w:val="0"/>
               </w:rPr>
               <w:t xml:space="preserve">    </w:t>
             </w:r>
@@ -5060,6 +5218,7 @@
                 <w:szCs w:val="19"/>
                 <w:color w:val="24292E"/>
                 <w:lang w:val="en-US" w:bidi="fa-IR"/>
+                <w:rtl w:val="0"/>
               </w:rPr>
               <w:t>[</w:t>
             </w:r>
@@ -5070,6 +5229,7 @@
                 <w:szCs w:val="19"/>
                 <w:color w:val="24292E"/>
                 <w:lang w:val="en-US" w:bidi="fa-IR"/>
+                <w:rtl w:val="0"/>
               </w:rPr>
               <w:t>Id</w:t>
             </w:r>
@@ -5080,6 +5240,7 @@
                 <w:szCs w:val="19"/>
                 <w:color w:val="24292E"/>
                 <w:lang w:val="en-US" w:bidi="fa-IR"/>
+                <w:rtl w:val="0"/>
               </w:rPr>
               <w:t>]</w:t>
             </w:r>
@@ -5090,6 +5251,7 @@
                 <w:szCs w:val="19"/>
                 <w:color w:val="bbbbbb"/>
                 <w:lang w:val="en-US" w:bidi="fa-IR"/>
+                <w:rtl w:val="0"/>
               </w:rPr>
               <w:t xml:space="preserve"> </w:t>
             </w:r>
@@ -5100,6 +5262,7 @@
                 <w:szCs w:val="19"/>
                 <w:color w:val="24292E"/>
                 <w:lang w:val="en-US" w:bidi="fa-IR"/>
+                <w:rtl w:val="0"/>
               </w:rPr>
               <w:t>UNIQUEIDENTIFIER</w:t>
             </w:r>
@@ -5110,6 +5273,7 @@
                 <w:szCs w:val="19"/>
                 <w:color w:val="bbbbbb"/>
                 <w:lang w:val="en-US" w:bidi="fa-IR"/>
+                <w:rtl w:val="0"/>
               </w:rPr>
               <w:t xml:space="preserve"> </w:t>
             </w:r>
@@ -5122,6 +5286,7 @@
                 <w:bCs/>
                 <w:color w:val="007020"/>
                 <w:lang w:val="en-US" w:bidi="fa-IR"/>
+                <w:rtl w:val="0"/>
               </w:rPr>
               <w:t>NOT</w:t>
             </w:r>
@@ -5132,6 +5297,7 @@
                 <w:szCs w:val="19"/>
                 <w:color w:val="bbbbbb"/>
                 <w:lang w:val="en-US" w:bidi="fa-IR"/>
+                <w:rtl w:val="0"/>
               </w:rPr>
               <w:t xml:space="preserve"> </w:t>
             </w:r>
@@ -5144,6 +5310,7 @@
                 <w:bCs/>
                 <w:color w:val="007020"/>
                 <w:lang w:val="en-US" w:bidi="fa-IR"/>
+                <w:rtl w:val="0"/>
               </w:rPr>
               <w:t>NULL</w:t>
             </w:r>
@@ -5154,6 +5321,7 @@
                 <w:szCs w:val="19"/>
                 <w:color w:val="bbbbbb"/>
                 <w:lang w:val="en-US" w:bidi="fa-IR"/>
+                <w:rtl w:val="0"/>
               </w:rPr>
               <w:t xml:space="preserve"> </w:t>
             </w:r>
@@ -5166,6 +5334,7 @@
                 <w:bCs/>
                 <w:color w:val="007020"/>
                 <w:lang w:val="en-US" w:bidi="fa-IR"/>
+                <w:rtl w:val="0"/>
               </w:rPr>
               <w:t>DEFAULT</w:t>
             </w:r>
@@ -5176,6 +5345,7 @@
                 <w:szCs w:val="19"/>
                 <w:color w:val="bbbbbb"/>
                 <w:lang w:val="en-US" w:bidi="fa-IR"/>
+                <w:rtl w:val="0"/>
               </w:rPr>
               <w:t xml:space="preserve"> </w:t>
             </w:r>
@@ -5186,6 +5356,7 @@
                 <w:szCs w:val="19"/>
                 <w:color w:val="24292E"/>
                 <w:lang w:val="en-US" w:bidi="fa-IR"/>
+                <w:rtl w:val="0"/>
               </w:rPr>
               <w:t>NEWSEQUENTIALID</w:t>
             </w:r>
@@ -5196,6 +5367,7 @@
                 <w:szCs w:val="19"/>
                 <w:color w:val="24292E"/>
                 <w:lang w:val="en-US" w:bidi="fa-IR"/>
+                <w:rtl w:val="0"/>
               </w:rPr>
               <w:t>(</w:t>
             </w:r>
@@ -5206,6 +5378,7 @@
                 <w:szCs w:val="19"/>
                 <w:color w:val="24292E"/>
                 <w:lang w:val="en-US" w:bidi="fa-IR"/>
+                <w:rtl w:val="0"/>
               </w:rPr>
               <w:t>)</w:t>
             </w:r>
@@ -5216,12 +5389,14 @@
                 <w:szCs w:val="19"/>
                 <w:color w:val="24292E"/>
                 <w:lang w:val="en-US" w:bidi="fa-IR"/>
+                <w:rtl w:val="0"/>
               </w:rPr>
               <w:t>,</w:t>
             </w:r>
           </w:p>
           <w:p>
             <w:pPr>
+              <w:bidi w:val="0"/>
               <w:spacing w:before="0" w:after="0" w:line="276" w:lineRule="auto"/>
               <w:jc w:val="left"/>
             </w:pPr>
@@ -5232,6 +5407,7 @@
                 <w:szCs w:val="19"/>
                 <w:color w:val="bbbbbb"/>
                 <w:lang w:val="en-US" w:bidi="fa-IR"/>
+                <w:rtl w:val="0"/>
               </w:rPr>
               <w:t xml:space="preserve">    </w:t>
             </w:r>
@@ -5242,6 +5418,7 @@
                 <w:szCs w:val="19"/>
                 <w:color w:val="24292E"/>
                 <w:lang w:val="en-US" w:bidi="fa-IR"/>
+                <w:rtl w:val="0"/>
               </w:rPr>
               <w:t>[</w:t>
             </w:r>
@@ -5252,6 +5429,7 @@
                 <w:szCs w:val="19"/>
                 <w:color w:val="24292E"/>
                 <w:lang w:val="en-US" w:bidi="fa-IR"/>
+                <w:rtl w:val="0"/>
               </w:rPr>
               <w:t>AggregateType</w:t>
             </w:r>
@@ -5262,6 +5440,7 @@
                 <w:szCs w:val="19"/>
                 <w:color w:val="24292E"/>
                 <w:lang w:val="en-US" w:bidi="fa-IR"/>
+                <w:rtl w:val="0"/>
               </w:rPr>
               <w:t>]</w:t>
             </w:r>
@@ -5272,6 +5451,7 @@
                 <w:szCs w:val="19"/>
                 <w:color w:val="bbbbbb"/>
                 <w:lang w:val="en-US" w:bidi="fa-IR"/>
+                <w:rtl w:val="0"/>
               </w:rPr>
               <w:t xml:space="preserve"> </w:t>
             </w:r>
@@ -5282,6 +5462,7 @@
                 <w:szCs w:val="19"/>
                 <w:color w:val="24292E"/>
                 <w:lang w:val="en-US" w:bidi="fa-IR"/>
+                <w:rtl w:val="0"/>
               </w:rPr>
               <w:t>NVARCHAR</w:t>
             </w:r>
@@ -5292,6 +5473,7 @@
                 <w:szCs w:val="19"/>
                 <w:color w:val="24292E"/>
                 <w:lang w:val="en-US" w:bidi="fa-IR"/>
+                <w:rtl w:val="0"/>
               </w:rPr>
               <w:t>(</w:t>
             </w:r>
@@ -5302,6 +5484,7 @@
                 <w:szCs w:val="19"/>
                 <w:color w:val="40a070"/>
                 <w:lang w:val="en-US" w:bidi="fa-IR"/>
+                <w:rtl w:val="0"/>
               </w:rPr>
               <w:t>100</w:t>
             </w:r>
@@ -5312,6 +5495,7 @@
                 <w:szCs w:val="19"/>
                 <w:color w:val="24292E"/>
                 <w:lang w:val="en-US" w:bidi="fa-IR"/>
+                <w:rtl w:val="0"/>
               </w:rPr>
               <w:t>)</w:t>
             </w:r>
@@ -5322,6 +5506,7 @@
                 <w:szCs w:val="19"/>
                 <w:color w:val="bbbbbb"/>
                 <w:lang w:val="en-US" w:bidi="fa-IR"/>
+                <w:rtl w:val="0"/>
               </w:rPr>
               <w:t xml:space="preserve"> </w:t>
             </w:r>
@@ -5334,6 +5519,7 @@
                 <w:bCs/>
                 <w:color w:val="007020"/>
                 <w:lang w:val="en-US" w:bidi="fa-IR"/>
+                <w:rtl w:val="0"/>
               </w:rPr>
               <w:t>NOT</w:t>
             </w:r>
@@ -5344,6 +5530,7 @@
                 <w:szCs w:val="19"/>
                 <w:color w:val="bbbbbb"/>
                 <w:lang w:val="en-US" w:bidi="fa-IR"/>
+                <w:rtl w:val="0"/>
               </w:rPr>
               <w:t xml:space="preserve"> </w:t>
             </w:r>
@@ -5356,6 +5543,7 @@
                 <w:bCs/>
                 <w:color w:val="007020"/>
                 <w:lang w:val="en-US" w:bidi="fa-IR"/>
+                <w:rtl w:val="0"/>
               </w:rPr>
               <w:t>NULL</w:t>
             </w:r>
@@ -5366,12 +5554,14 @@
                 <w:szCs w:val="19"/>
                 <w:color w:val="24292E"/>
                 <w:lang w:val="en-US" w:bidi="fa-IR"/>
+                <w:rtl w:val="0"/>
               </w:rPr>
               <w:t>,</w:t>
             </w:r>
           </w:p>
           <w:p>
             <w:pPr>
+              <w:bidi w:val="0"/>
               <w:spacing w:before="0" w:after="0" w:line="276" w:lineRule="auto"/>
               <w:jc w:val="left"/>
             </w:pPr>
@@ -5382,6 +5572,7 @@
                 <w:szCs w:val="19"/>
                 <w:color w:val="bbbbbb"/>
                 <w:lang w:val="en-US" w:bidi="fa-IR"/>
+                <w:rtl w:val="0"/>
               </w:rPr>
               <w:t xml:space="preserve">    </w:t>
             </w:r>
@@ -5392,6 +5583,7 @@
                 <w:szCs w:val="19"/>
                 <w:color w:val="24292E"/>
                 <w:lang w:val="en-US" w:bidi="fa-IR"/>
+                <w:rtl w:val="0"/>
               </w:rPr>
               <w:t>[</w:t>
             </w:r>
@@ -5402,6 +5594,7 @@
                 <w:szCs w:val="19"/>
                 <w:color w:val="24292E"/>
                 <w:lang w:val="en-US" w:bidi="fa-IR"/>
+                <w:rtl w:val="0"/>
               </w:rPr>
               <w:t>AggregateId</w:t>
             </w:r>
@@ -5412,6 +5605,7 @@
                 <w:szCs w:val="19"/>
                 <w:color w:val="24292E"/>
                 <w:lang w:val="en-US" w:bidi="fa-IR"/>
+                <w:rtl w:val="0"/>
               </w:rPr>
               <w:t>]</w:t>
             </w:r>
@@ -5422,6 +5616,7 @@
                 <w:szCs w:val="19"/>
                 <w:color w:val="bbbbbb"/>
                 <w:lang w:val="en-US" w:bidi="fa-IR"/>
+                <w:rtl w:val="0"/>
               </w:rPr>
               <w:t xml:space="preserve"> </w:t>
             </w:r>
@@ -5432,6 +5627,7 @@
                 <w:szCs w:val="19"/>
                 <w:color w:val="24292E"/>
                 <w:lang w:val="en-US" w:bidi="fa-IR"/>
+                <w:rtl w:val="0"/>
               </w:rPr>
               <w:t>NVARCHAR</w:t>
             </w:r>
@@ -5442,6 +5638,7 @@
                 <w:szCs w:val="19"/>
                 <w:color w:val="24292E"/>
                 <w:lang w:val="en-US" w:bidi="fa-IR"/>
+                <w:rtl w:val="0"/>
               </w:rPr>
               <w:t>(</w:t>
             </w:r>
@@ -5452,6 +5649,7 @@
                 <w:szCs w:val="19"/>
                 <w:color w:val="40a070"/>
                 <w:lang w:val="en-US" w:bidi="fa-IR"/>
+                <w:rtl w:val="0"/>
               </w:rPr>
               <w:t>100</w:t>
             </w:r>
@@ -5462,6 +5660,7 @@
                 <w:szCs w:val="19"/>
                 <w:color w:val="24292E"/>
                 <w:lang w:val="en-US" w:bidi="fa-IR"/>
+                <w:rtl w:val="0"/>
               </w:rPr>
               <w:t>)</w:t>
             </w:r>
@@ -5472,6 +5671,7 @@
                 <w:szCs w:val="19"/>
                 <w:color w:val="bbbbbb"/>
                 <w:lang w:val="en-US" w:bidi="fa-IR"/>
+                <w:rtl w:val="0"/>
               </w:rPr>
               <w:t xml:space="preserve"> </w:t>
             </w:r>
@@ -5484,6 +5684,7 @@
                 <w:bCs/>
                 <w:color w:val="007020"/>
                 <w:lang w:val="en-US" w:bidi="fa-IR"/>
+                <w:rtl w:val="0"/>
               </w:rPr>
               <w:t>NOT</w:t>
             </w:r>
@@ -5494,6 +5695,7 @@
                 <w:szCs w:val="19"/>
                 <w:color w:val="bbbbbb"/>
                 <w:lang w:val="en-US" w:bidi="fa-IR"/>
+                <w:rtl w:val="0"/>
               </w:rPr>
               <w:t xml:space="preserve"> </w:t>
             </w:r>
@@ -5506,6 +5708,7 @@
                 <w:bCs/>
                 <w:color w:val="007020"/>
                 <w:lang w:val="en-US" w:bidi="fa-IR"/>
+                <w:rtl w:val="0"/>
               </w:rPr>
               <w:t>NULL</w:t>
             </w:r>
@@ -5516,12 +5719,14 @@
                 <w:szCs w:val="19"/>
                 <w:color w:val="24292E"/>
                 <w:lang w:val="en-US" w:bidi="fa-IR"/>
+                <w:rtl w:val="0"/>
               </w:rPr>
               <w:t>,</w:t>
             </w:r>
           </w:p>
           <w:p>
             <w:pPr>
+              <w:bidi w:val="0"/>
               <w:spacing w:before="0" w:after="0" w:line="276" w:lineRule="auto"/>
               <w:jc w:val="left"/>
             </w:pPr>
@@ -5532,6 +5737,7 @@
                 <w:szCs w:val="19"/>
                 <w:color w:val="bbbbbb"/>
                 <w:lang w:val="en-US" w:bidi="fa-IR"/>
+                <w:rtl w:val="0"/>
               </w:rPr>
               <w:t xml:space="preserve">    </w:t>
             </w:r>
@@ -5542,6 +5748,7 @@
                 <w:szCs w:val="19"/>
                 <w:color w:val="24292E"/>
                 <w:lang w:val="en-US" w:bidi="fa-IR"/>
+                <w:rtl w:val="0"/>
               </w:rPr>
               <w:t>[</w:t>
             </w:r>
@@ -5554,6 +5761,7 @@
                 <w:bCs/>
                 <w:color w:val="007020"/>
                 <w:lang w:val="en-US" w:bidi="fa-IR"/>
+                <w:rtl w:val="0"/>
               </w:rPr>
               <w:t>Type</w:t>
             </w:r>
@@ -5564,6 +5772,7 @@
                 <w:szCs w:val="19"/>
                 <w:color w:val="24292E"/>
                 <w:lang w:val="en-US" w:bidi="fa-IR"/>
+                <w:rtl w:val="0"/>
               </w:rPr>
               <w:t>]</w:t>
             </w:r>
@@ -5574,6 +5783,7 @@
                 <w:szCs w:val="19"/>
                 <w:color w:val="bbbbbb"/>
                 <w:lang w:val="en-US" w:bidi="fa-IR"/>
+                <w:rtl w:val="0"/>
               </w:rPr>
               <w:t xml:space="preserve"> </w:t>
             </w:r>
@@ -5584,6 +5794,7 @@
                 <w:szCs w:val="19"/>
                 <w:color w:val="24292E"/>
                 <w:lang w:val="en-US" w:bidi="fa-IR"/>
+                <w:rtl w:val="0"/>
               </w:rPr>
               <w:t>NVARCHAR</w:t>
             </w:r>
@@ -5594,6 +5805,7 @@
                 <w:szCs w:val="19"/>
                 <w:color w:val="24292E"/>
                 <w:lang w:val="en-US" w:bidi="fa-IR"/>
+                <w:rtl w:val="0"/>
               </w:rPr>
               <w:t>(</w:t>
             </w:r>
@@ -5604,6 +5816,7 @@
                 <w:szCs w:val="19"/>
                 <w:color w:val="40a070"/>
                 <w:lang w:val="en-US" w:bidi="fa-IR"/>
+                <w:rtl w:val="0"/>
               </w:rPr>
               <w:t>255</w:t>
             </w:r>
@@ -5614,6 +5827,7 @@
                 <w:szCs w:val="19"/>
                 <w:color w:val="24292E"/>
                 <w:lang w:val="en-US" w:bidi="fa-IR"/>
+                <w:rtl w:val="0"/>
               </w:rPr>
               <w:t>)</w:t>
             </w:r>
@@ -5624,6 +5838,7 @@
                 <w:szCs w:val="19"/>
                 <w:color w:val="bbbbbb"/>
                 <w:lang w:val="en-US" w:bidi="fa-IR"/>
+                <w:rtl w:val="0"/>
               </w:rPr>
               <w:t xml:space="preserve"> </w:t>
             </w:r>
@@ -5636,6 +5851,7 @@
                 <w:bCs/>
                 <w:color w:val="007020"/>
                 <w:lang w:val="en-US" w:bidi="fa-IR"/>
+                <w:rtl w:val="0"/>
               </w:rPr>
               <w:t>NOT</w:t>
             </w:r>
@@ -5646,6 +5862,7 @@
                 <w:szCs w:val="19"/>
                 <w:color w:val="bbbbbb"/>
                 <w:lang w:val="en-US" w:bidi="fa-IR"/>
+                <w:rtl w:val="0"/>
               </w:rPr>
               <w:t xml:space="preserve"> </w:t>
             </w:r>
@@ -5658,6 +5875,7 @@
                 <w:bCs/>
                 <w:color w:val="007020"/>
                 <w:lang w:val="en-US" w:bidi="fa-IR"/>
+                <w:rtl w:val="0"/>
               </w:rPr>
               <w:t>NULL</w:t>
             </w:r>
@@ -5668,12 +5886,14 @@
                 <w:szCs w:val="19"/>
                 <w:color w:val="24292E"/>
                 <w:lang w:val="en-US" w:bidi="fa-IR"/>
+                <w:rtl w:val="0"/>
               </w:rPr>
               <w:t>,</w:t>
             </w:r>
           </w:p>
           <w:p>
             <w:pPr>
+              <w:bidi w:val="0"/>
               <w:spacing w:before="0" w:after="0" w:line="276" w:lineRule="auto"/>
               <w:jc w:val="left"/>
             </w:pPr>
@@ -5684,6 +5904,7 @@
                 <w:szCs w:val="19"/>
                 <w:color w:val="bbbbbb"/>
                 <w:lang w:val="en-US" w:bidi="fa-IR"/>
+                <w:rtl w:val="0"/>
               </w:rPr>
               <w:t xml:space="preserve">    </w:t>
             </w:r>
@@ -5694,6 +5915,7 @@
                 <w:szCs w:val="19"/>
                 <w:color w:val="24292E"/>
                 <w:lang w:val="en-US" w:bidi="fa-IR"/>
+                <w:rtl w:val="0"/>
               </w:rPr>
               <w:t>[</w:t>
             </w:r>
@@ -5704,6 +5926,7 @@
                 <w:szCs w:val="19"/>
                 <w:color w:val="24292E"/>
                 <w:lang w:val="en-US" w:bidi="fa-IR"/>
+                <w:rtl w:val="0"/>
               </w:rPr>
               <w:t>Payload</w:t>
             </w:r>
@@ -5714,6 +5937,7 @@
                 <w:szCs w:val="19"/>
                 <w:color w:val="24292E"/>
                 <w:lang w:val="en-US" w:bidi="fa-IR"/>
+                <w:rtl w:val="0"/>
               </w:rPr>
               <w:t>]</w:t>
             </w:r>
@@ -5724,6 +5948,7 @@
                 <w:szCs w:val="19"/>
                 <w:color w:val="bbbbbb"/>
                 <w:lang w:val="en-US" w:bidi="fa-IR"/>
+                <w:rtl w:val="0"/>
               </w:rPr>
               <w:t xml:space="preserve"> </w:t>
             </w:r>
@@ -5734,6 +5959,7 @@
                 <w:szCs w:val="19"/>
                 <w:color w:val="24292E"/>
                 <w:lang w:val="en-US" w:bidi="fa-IR"/>
+                <w:rtl w:val="0"/>
               </w:rPr>
               <w:t>NVARCHAR</w:t>
             </w:r>
@@ -5744,6 +5970,7 @@
                 <w:szCs w:val="19"/>
                 <w:color w:val="24292E"/>
                 <w:lang w:val="en-US" w:bidi="fa-IR"/>
+                <w:rtl w:val="0"/>
               </w:rPr>
               <w:t>(</w:t>
             </w:r>
@@ -5756,6 +5983,7 @@
                 <w:bCs/>
                 <w:color w:val="007020"/>
                 <w:lang w:val="en-US" w:bidi="fa-IR"/>
+                <w:rtl w:val="0"/>
               </w:rPr>
               <w:t>MAX</w:t>
             </w:r>
@@ -5766,6 +5994,7 @@
                 <w:szCs w:val="19"/>
                 <w:color w:val="24292E"/>
                 <w:lang w:val="en-US" w:bidi="fa-IR"/>
+                <w:rtl w:val="0"/>
               </w:rPr>
               <w:t>)</w:t>
             </w:r>
@@ -5776,6 +6005,7 @@
                 <w:szCs w:val="19"/>
                 <w:color w:val="bbbbbb"/>
                 <w:lang w:val="en-US" w:bidi="fa-IR"/>
+                <w:rtl w:val="0"/>
               </w:rPr>
               <w:t xml:space="preserve"> </w:t>
             </w:r>
@@ -5788,6 +6018,7 @@
                 <w:bCs/>
                 <w:color w:val="007020"/>
                 <w:lang w:val="en-US" w:bidi="fa-IR"/>
+                <w:rtl w:val="0"/>
               </w:rPr>
               <w:t>NOT</w:t>
             </w:r>
@@ -5798,6 +6029,7 @@
                 <w:szCs w:val="19"/>
                 <w:color w:val="bbbbbb"/>
                 <w:lang w:val="en-US" w:bidi="fa-IR"/>
+                <w:rtl w:val="0"/>
               </w:rPr>
               <w:t xml:space="preserve"> </w:t>
             </w:r>
@@ -5810,6 +6042,7 @@
                 <w:bCs/>
                 <w:color w:val="007020"/>
                 <w:lang w:val="en-US" w:bidi="fa-IR"/>
+                <w:rtl w:val="0"/>
               </w:rPr>
               <w:t>NULL</w:t>
             </w:r>
@@ -5820,12 +6053,14 @@
                 <w:szCs w:val="19"/>
                 <w:color w:val="24292E"/>
                 <w:lang w:val="en-US" w:bidi="fa-IR"/>
+                <w:rtl w:val="0"/>
               </w:rPr>
               <w:t>,</w:t>
             </w:r>
           </w:p>
           <w:p>
             <w:pPr>
+              <w:bidi w:val="0"/>
               <w:spacing w:before="0" w:after="0" w:line="276" w:lineRule="auto"/>
               <w:jc w:val="left"/>
             </w:pPr>
@@ -5836,6 +6071,7 @@
                 <w:szCs w:val="19"/>
                 <w:color w:val="bbbbbb"/>
                 <w:lang w:val="en-US" w:bidi="fa-IR"/>
+                <w:rtl w:val="0"/>
               </w:rPr>
               <w:t xml:space="preserve">    </w:t>
             </w:r>
@@ -5846,6 +6082,7 @@
                 <w:szCs w:val="19"/>
                 <w:color w:val="24292E"/>
                 <w:lang w:val="en-US" w:bidi="fa-IR"/>
+                <w:rtl w:val="0"/>
               </w:rPr>
               <w:t>[</w:t>
             </w:r>
@@ -5856,6 +6093,7 @@
                 <w:szCs w:val="19"/>
                 <w:color w:val="24292E"/>
                 <w:lang w:val="en-US" w:bidi="fa-IR"/>
+                <w:rtl w:val="0"/>
               </w:rPr>
               <w:t>CreatedAt</w:t>
             </w:r>
@@ -5866,6 +6104,7 @@
                 <w:szCs w:val="19"/>
                 <w:color w:val="24292E"/>
                 <w:lang w:val="en-US" w:bidi="fa-IR"/>
+                <w:rtl w:val="0"/>
               </w:rPr>
               <w:t>]</w:t>
             </w:r>
@@ -5876,6 +6115,7 @@
                 <w:szCs w:val="19"/>
                 <w:color w:val="bbbbbb"/>
                 <w:lang w:val="en-US" w:bidi="fa-IR"/>
+                <w:rtl w:val="0"/>
               </w:rPr>
               <w:t xml:space="preserve"> </w:t>
             </w:r>
@@ -5886,6 +6126,7 @@
                 <w:szCs w:val="19"/>
                 <w:color w:val="24292E"/>
                 <w:lang w:val="en-US" w:bidi="fa-IR"/>
+                <w:rtl w:val="0"/>
               </w:rPr>
               <w:t>DATETIMEOFFSET</w:t>
             </w:r>
@@ -5896,6 +6137,7 @@
                 <w:szCs w:val="19"/>
                 <w:color w:val="bbbbbb"/>
                 <w:lang w:val="en-US" w:bidi="fa-IR"/>
+                <w:rtl w:val="0"/>
               </w:rPr>
               <w:t xml:space="preserve"> </w:t>
             </w:r>
@@ -5908,6 +6150,7 @@
                 <w:bCs/>
                 <w:color w:val="007020"/>
                 <w:lang w:val="en-US" w:bidi="fa-IR"/>
+                <w:rtl w:val="0"/>
               </w:rPr>
               <w:t>NOT</w:t>
             </w:r>
@@ -5918,6 +6161,7 @@
                 <w:szCs w:val="19"/>
                 <w:color w:val="bbbbbb"/>
                 <w:lang w:val="en-US" w:bidi="fa-IR"/>
+                <w:rtl w:val="0"/>
               </w:rPr>
               <w:t xml:space="preserve"> </w:t>
             </w:r>
@@ -5930,6 +6174,7 @@
                 <w:bCs/>
                 <w:color w:val="007020"/>
                 <w:lang w:val="en-US" w:bidi="fa-IR"/>
+                <w:rtl w:val="0"/>
               </w:rPr>
               <w:t>NULL</w:t>
             </w:r>
@@ -5940,6 +6185,7 @@
                 <w:szCs w:val="19"/>
                 <w:color w:val="bbbbbb"/>
                 <w:lang w:val="en-US" w:bidi="fa-IR"/>
+                <w:rtl w:val="0"/>
               </w:rPr>
               <w:t xml:space="preserve"> </w:t>
             </w:r>
@@ -5952,6 +6198,7 @@
                 <w:bCs/>
                 <w:color w:val="007020"/>
                 <w:lang w:val="en-US" w:bidi="fa-IR"/>
+                <w:rtl w:val="0"/>
               </w:rPr>
               <w:t>DEFAULT</w:t>
             </w:r>
@@ -5962,6 +6209,7 @@
                 <w:szCs w:val="19"/>
                 <w:color w:val="bbbbbb"/>
                 <w:lang w:val="en-US" w:bidi="fa-IR"/>
+                <w:rtl w:val="0"/>
               </w:rPr>
               <w:t xml:space="preserve"> </w:t>
             </w:r>
@@ -5972,6 +6220,7 @@
                 <w:szCs w:val="19"/>
                 <w:color w:val="24292E"/>
                 <w:lang w:val="en-US" w:bidi="fa-IR"/>
+                <w:rtl w:val="0"/>
               </w:rPr>
               <w:t>SYSDATETIMEOFFSET</w:t>
             </w:r>
@@ -5982,6 +6231,7 @@
                 <w:szCs w:val="19"/>
                 <w:color w:val="24292E"/>
                 <w:lang w:val="en-US" w:bidi="fa-IR"/>
+                <w:rtl w:val="0"/>
               </w:rPr>
               <w:t>(</w:t>
             </w:r>
@@ -5992,6 +6242,7 @@
                 <w:szCs w:val="19"/>
                 <w:color w:val="24292E"/>
                 <w:lang w:val="en-US" w:bidi="fa-IR"/>
+                <w:rtl w:val="0"/>
               </w:rPr>
               <w:t>)</w:t>
             </w:r>
@@ -6002,12 +6253,14 @@
                 <w:szCs w:val="19"/>
                 <w:color w:val="24292E"/>
                 <w:lang w:val="en-US" w:bidi="fa-IR"/>
+                <w:rtl w:val="0"/>
               </w:rPr>
               <w:t>,</w:t>
             </w:r>
           </w:p>
           <w:p>
             <w:pPr>
+              <w:bidi w:val="0"/>
               <w:spacing w:before="0" w:after="0" w:line="276" w:lineRule="auto"/>
               <w:jc w:val="left"/>
             </w:pPr>
@@ -6018,6 +6271,7 @@
                 <w:szCs w:val="19"/>
                 <w:color w:val="bbbbbb"/>
                 <w:lang w:val="en-US" w:bidi="fa-IR"/>
+                <w:rtl w:val="0"/>
               </w:rPr>
               <w:t xml:space="preserve">    </w:t>
             </w:r>
@@ -6028,6 +6282,7 @@
                 <w:szCs w:val="19"/>
                 <w:color w:val="24292E"/>
                 <w:lang w:val="en-US" w:bidi="fa-IR"/>
+                <w:rtl w:val="0"/>
               </w:rPr>
               <w:t>[</w:t>
             </w:r>
@@ -6038,6 +6293,7 @@
                 <w:szCs w:val="19"/>
                 <w:color w:val="24292E"/>
                 <w:lang w:val="en-US" w:bidi="fa-IR"/>
+                <w:rtl w:val="0"/>
               </w:rPr>
               <w:t>ProcessedAt</w:t>
             </w:r>
@@ -6048,6 +6304,7 @@
                 <w:szCs w:val="19"/>
                 <w:color w:val="24292E"/>
                 <w:lang w:val="en-US" w:bidi="fa-IR"/>
+                <w:rtl w:val="0"/>
               </w:rPr>
               <w:t>]</w:t>
             </w:r>
@@ -6058,6 +6315,7 @@
                 <w:szCs w:val="19"/>
                 <w:color w:val="bbbbbb"/>
                 <w:lang w:val="en-US" w:bidi="fa-IR"/>
+                <w:rtl w:val="0"/>
               </w:rPr>
               <w:t xml:space="preserve"> </w:t>
             </w:r>
@@ -6068,6 +6326,7 @@
                 <w:szCs w:val="19"/>
                 <w:color w:val="24292E"/>
                 <w:lang w:val="en-US" w:bidi="fa-IR"/>
+                <w:rtl w:val="0"/>
               </w:rPr>
               <w:t>DATETIMEOFFSET</w:t>
             </w:r>
@@ -6078,6 +6337,7 @@
                 <w:szCs w:val="19"/>
                 <w:color w:val="bbbbbb"/>
                 <w:lang w:val="en-US" w:bidi="fa-IR"/>
+                <w:rtl w:val="0"/>
               </w:rPr>
               <w:t xml:space="preserve"> </w:t>
             </w:r>
@@ -6090,6 +6350,7 @@
                 <w:bCs/>
                 <w:color w:val="007020"/>
                 <w:lang w:val="en-US" w:bidi="fa-IR"/>
+                <w:rtl w:val="0"/>
               </w:rPr>
               <w:t>NULL</w:t>
             </w:r>
@@ -6100,12 +6361,14 @@
                 <w:szCs w:val="19"/>
                 <w:color w:val="24292E"/>
                 <w:lang w:val="en-US" w:bidi="fa-IR"/>
+                <w:rtl w:val="0"/>
               </w:rPr>
               <w:t>,</w:t>
             </w:r>
           </w:p>
           <w:p>
             <w:pPr>
+              <w:bidi w:val="0"/>
               <w:spacing w:before="0" w:after="0" w:line="276" w:lineRule="auto"/>
               <w:jc w:val="left"/>
             </w:pPr>
@@ -6116,6 +6379,7 @@
                 <w:szCs w:val="19"/>
                 <w:color w:val="bbbbbb"/>
                 <w:lang w:val="en-US" w:bidi="fa-IR"/>
+                <w:rtl w:val="0"/>
               </w:rPr>
               <w:t xml:space="preserve">    </w:t>
             </w:r>
@@ -6128,6 +6392,7 @@
                 <w:bCs/>
                 <w:color w:val="007020"/>
                 <w:lang w:val="en-US" w:bidi="fa-IR"/>
+                <w:rtl w:val="0"/>
               </w:rPr>
               <w:t>CONSTRAINT</w:t>
             </w:r>
@@ -6138,6 +6403,7 @@
                 <w:szCs w:val="19"/>
                 <w:color w:val="bbbbbb"/>
                 <w:lang w:val="en-US" w:bidi="fa-IR"/>
+                <w:rtl w:val="0"/>
               </w:rPr>
               <w:t xml:space="preserve"> </w:t>
             </w:r>
@@ -6148,6 +6414,7 @@
                 <w:szCs w:val="19"/>
                 <w:color w:val="24292E"/>
                 <w:lang w:val="en-US" w:bidi="fa-IR"/>
+                <w:rtl w:val="0"/>
               </w:rPr>
               <w:t>[</w:t>
             </w:r>
@@ -6158,6 +6425,7 @@
                 <w:szCs w:val="19"/>
                 <w:color w:val="24292E"/>
                 <w:lang w:val="en-US" w:bidi="fa-IR"/>
+                <w:rtl w:val="0"/>
               </w:rPr>
               <w:t>PK_OutboxMessages</w:t>
             </w:r>
@@ -6168,6 +6436,7 @@
                 <w:szCs w:val="19"/>
                 <w:color w:val="24292E"/>
                 <w:lang w:val="en-US" w:bidi="fa-IR"/>
+                <w:rtl w:val="0"/>
               </w:rPr>
               <w:t>]</w:t>
             </w:r>
@@ -6178,6 +6447,7 @@
                 <w:szCs w:val="19"/>
                 <w:color w:val="bbbbbb"/>
                 <w:lang w:val="en-US" w:bidi="fa-IR"/>
+                <w:rtl w:val="0"/>
               </w:rPr>
               <w:t xml:space="preserve"> </w:t>
             </w:r>
@@ -6190,6 +6460,7 @@
                 <w:bCs/>
                 <w:color w:val="007020"/>
                 <w:lang w:val="en-US" w:bidi="fa-IR"/>
+                <w:rtl w:val="0"/>
               </w:rPr>
               <w:t>PRIMARY</w:t>
             </w:r>
@@ -6200,6 +6471,7 @@
                 <w:szCs w:val="19"/>
                 <w:color w:val="bbbbbb"/>
                 <w:lang w:val="en-US" w:bidi="fa-IR"/>
+                <w:rtl w:val="0"/>
               </w:rPr>
               <w:t xml:space="preserve"> </w:t>
             </w:r>
@@ -6212,6 +6484,7 @@
                 <w:bCs/>
                 <w:color w:val="007020"/>
                 <w:lang w:val="en-US" w:bidi="fa-IR"/>
+                <w:rtl w:val="0"/>
               </w:rPr>
               <w:t>KEY</w:t>
             </w:r>
@@ -6222,6 +6495,7 @@
                 <w:szCs w:val="19"/>
                 <w:color w:val="bbbbbb"/>
                 <w:lang w:val="en-US" w:bidi="fa-IR"/>
+                <w:rtl w:val="0"/>
               </w:rPr>
               <w:t xml:space="preserve"> </w:t>
             </w:r>
@@ -6232,6 +6506,7 @@
                 <w:szCs w:val="19"/>
                 <w:color w:val="24292E"/>
                 <w:lang w:val="en-US" w:bidi="fa-IR"/>
+                <w:rtl w:val="0"/>
               </w:rPr>
               <w:t>CLUSTERED</w:t>
             </w:r>
@@ -6242,6 +6517,7 @@
                 <w:szCs w:val="19"/>
                 <w:color w:val="bbbbbb"/>
                 <w:lang w:val="en-US" w:bidi="fa-IR"/>
+                <w:rtl w:val="0"/>
               </w:rPr>
               <w:t xml:space="preserve"> </w:t>
             </w:r>
@@ -6252,6 +6528,7 @@
                 <w:szCs w:val="19"/>
                 <w:color w:val="24292E"/>
                 <w:lang w:val="en-US" w:bidi="fa-IR"/>
+                <w:rtl w:val="0"/>
               </w:rPr>
               <w:t>(</w:t>
             </w:r>
@@ -6262,6 +6539,7 @@
                 <w:szCs w:val="19"/>
                 <w:color w:val="24292E"/>
                 <w:lang w:val="en-US" w:bidi="fa-IR"/>
+                <w:rtl w:val="0"/>
               </w:rPr>
               <w:t>[</w:t>
             </w:r>
@@ -6272,6 +6550,7 @@
                 <w:szCs w:val="19"/>
                 <w:color w:val="24292E"/>
                 <w:lang w:val="en-US" w:bidi="fa-IR"/>
+                <w:rtl w:val="0"/>
               </w:rPr>
               <w:t>Id</w:t>
             </w:r>
@@ -6282,6 +6561,7 @@
                 <w:szCs w:val="19"/>
                 <w:color w:val="24292E"/>
                 <w:lang w:val="en-US" w:bidi="fa-IR"/>
+                <w:rtl w:val="0"/>
               </w:rPr>
               <w:t>]</w:t>
             </w:r>
@@ -6292,6 +6572,7 @@
                 <w:szCs w:val="19"/>
                 <w:color w:val="bbbbbb"/>
                 <w:lang w:val="en-US" w:bidi="fa-IR"/>
+                <w:rtl w:val="0"/>
               </w:rPr>
               <w:t xml:space="preserve"> </w:t>
             </w:r>
@@ -6304,6 +6585,7 @@
                 <w:bCs/>
                 <w:color w:val="007020"/>
                 <w:lang w:val="en-US" w:bidi="fa-IR"/>
+                <w:rtl w:val="0"/>
               </w:rPr>
               <w:t>ASC</w:t>
             </w:r>
@@ -6314,12 +6596,14 @@
                 <w:szCs w:val="19"/>
                 <w:color w:val="24292E"/>
                 <w:lang w:val="en-US" w:bidi="fa-IR"/>
+                <w:rtl w:val="0"/>
               </w:rPr>
               <w:t>)</w:t>
             </w:r>
           </w:p>
           <w:p>
             <w:pPr>
+              <w:bidi w:val="0"/>
               <w:spacing w:before="0" w:after="0" w:line="276" w:lineRule="auto"/>
               <w:jc w:val="left"/>
             </w:pPr>
@@ -6330,6 +6614,7 @@
                 <w:szCs w:val="19"/>
                 <w:color w:val="24292E"/>
                 <w:lang w:val="en-US" w:bidi="fa-IR"/>
+                <w:rtl w:val="0"/>
               </w:rPr>
               <w:t>)</w:t>
             </w:r>
@@ -6340,12 +6625,14 @@
                 <w:szCs w:val="19"/>
                 <w:color w:val="24292E"/>
                 <w:lang w:val="en-US" w:bidi="fa-IR"/>
+                <w:rtl w:val="0"/>
               </w:rPr>
               <w:t>;</w:t>
             </w:r>
           </w:p>
           <w:p>
             <w:pPr>
+              <w:bidi w:val="0"/>
               <w:spacing w:before="0" w:after="0" w:line="276" w:lineRule="auto"/>
               <w:jc w:val="left"/>
             </w:pPr>
@@ -6358,12 +6645,14 @@
                 <w:bCs/>
                 <w:color w:val="007020"/>
                 <w:lang w:val="en-US" w:bidi="fa-IR"/>
+                <w:rtl w:val="0"/>
               </w:rPr>
               <w:t>GO</w:t>
             </w:r>
           </w:p>
           <w:p>
             <w:pPr>
+              <w:bidi w:val="0"/>
               <w:spacing w:before="0" w:after="0" w:line="276" w:lineRule="auto"/>
               <w:jc w:val="left"/>
             </w:pPr>
@@ -6374,11 +6663,13 @@
                 <w:szCs w:val="19"/>
                 <w:color w:val="24292E"/>
                 <w:lang w:val="en-US" w:bidi="fa-IR"/>
+                <w:rtl w:val="0"/>
               </w:rPr>
             </w:r>
           </w:p>
           <w:p>
             <w:pPr>
+              <w:bidi w:val="0"/>
               <w:spacing w:before="0" w:after="0" w:line="276" w:lineRule="auto"/>
               <w:jc w:val="left"/>
             </w:pPr>
@@ -6391,12 +6682,14 @@
                 <w:iCs/>
                 <w:color w:val="60a0b0"/>
                 <w:lang w:val="en-US" w:bidi="fa-IR"/>
+                <w:rtl w:val="0"/>
               </w:rPr>
               <w:t>-- خواندن پیام‌های پردازش‌نشده با قفل بهینه بدون انسداد سایر تراکنش‌ها</w:t>
             </w:r>
           </w:p>
           <w:p>
             <w:pPr>
+              <w:bidi w:val="0"/>
               <w:spacing w:before="0" w:after="0" w:line="276" w:lineRule="auto"/>
               <w:jc w:val="left"/>
             </w:pPr>
@@ -6409,6 +6702,7 @@
                 <w:bCs/>
                 <w:color w:val="007020"/>
                 <w:lang w:val="en-US" w:bidi="fa-IR"/>
+                <w:rtl w:val="0"/>
               </w:rPr>
               <w:t>SELECT</w:t>
             </w:r>
@@ -6419,6 +6713,7 @@
                 <w:szCs w:val="19"/>
                 <w:color w:val="bbbbbb"/>
                 <w:lang w:val="en-US" w:bidi="fa-IR"/>
+                <w:rtl w:val="0"/>
               </w:rPr>
               <w:t xml:space="preserve"> </w:t>
             </w:r>
@@ -6429,6 +6724,7 @@
                 <w:szCs w:val="19"/>
                 <w:color w:val="24292E"/>
                 <w:lang w:val="en-US" w:bidi="fa-IR"/>
+                <w:rtl w:val="0"/>
               </w:rPr>
               <w:t>TOP</w:t>
             </w:r>
@@ -6439,6 +6735,7 @@
                 <w:szCs w:val="19"/>
                 <w:color w:val="bbbbbb"/>
                 <w:lang w:val="en-US" w:bidi="fa-IR"/>
+                <w:rtl w:val="0"/>
               </w:rPr>
               <w:t xml:space="preserve"> </w:t>
             </w:r>
@@ -6449,6 +6746,7 @@
                 <w:szCs w:val="19"/>
                 <w:color w:val="24292E"/>
                 <w:lang w:val="en-US" w:bidi="fa-IR"/>
+                <w:rtl w:val="0"/>
               </w:rPr>
               <w:t>(</w:t>
             </w:r>
@@ -6459,6 +6757,7 @@
                 <w:szCs w:val="19"/>
                 <w:color w:val="40a070"/>
                 <w:lang w:val="en-US" w:bidi="fa-IR"/>
+                <w:rtl w:val="0"/>
               </w:rPr>
               <w:t>50</w:t>
             </w:r>
@@ -6469,6 +6768,7 @@
                 <w:szCs w:val="19"/>
                 <w:color w:val="24292E"/>
                 <w:lang w:val="en-US" w:bidi="fa-IR"/>
+                <w:rtl w:val="0"/>
               </w:rPr>
               <w:t>)</w:t>
             </w:r>
@@ -6479,6 +6779,7 @@
                 <w:szCs w:val="19"/>
                 <w:color w:val="bbbbbb"/>
                 <w:lang w:val="en-US" w:bidi="fa-IR"/>
+                <w:rtl w:val="0"/>
               </w:rPr>
               <w:t xml:space="preserve"> </w:t>
             </w:r>
@@ -6489,6 +6790,7 @@
                 <w:szCs w:val="19"/>
                 <w:color w:val="24292E"/>
                 <w:lang w:val="en-US" w:bidi="fa-IR"/>
+                <w:rtl w:val="0"/>
               </w:rPr>
               <w:t>[</w:t>
             </w:r>
@@ -6499,6 +6801,7 @@
                 <w:szCs w:val="19"/>
                 <w:color w:val="24292E"/>
                 <w:lang w:val="en-US" w:bidi="fa-IR"/>
+                <w:rtl w:val="0"/>
               </w:rPr>
               <w:t>Id</w:t>
             </w:r>
@@ -6509,6 +6812,7 @@
                 <w:szCs w:val="19"/>
                 <w:color w:val="24292E"/>
                 <w:lang w:val="en-US" w:bidi="fa-IR"/>
+                <w:rtl w:val="0"/>
               </w:rPr>
               <w:t>]</w:t>
             </w:r>
@@ -6519,6 +6823,7 @@
                 <w:szCs w:val="19"/>
                 <w:color w:val="24292E"/>
                 <w:lang w:val="en-US" w:bidi="fa-IR"/>
+                <w:rtl w:val="0"/>
               </w:rPr>
               <w:t>,</w:t>
             </w:r>
@@ -6529,6 +6834,7 @@
                 <w:szCs w:val="19"/>
                 <w:color w:val="bbbbbb"/>
                 <w:lang w:val="en-US" w:bidi="fa-IR"/>
+                <w:rtl w:val="0"/>
               </w:rPr>
               <w:t xml:space="preserve"> </w:t>
             </w:r>
@@ -6539,6 +6845,7 @@
                 <w:szCs w:val="19"/>
                 <w:color w:val="24292E"/>
                 <w:lang w:val="en-US" w:bidi="fa-IR"/>
+                <w:rtl w:val="0"/>
               </w:rPr>
               <w:t>[</w:t>
             </w:r>
@@ -6551,6 +6858,7 @@
                 <w:bCs/>
                 <w:color w:val="007020"/>
                 <w:lang w:val="en-US" w:bidi="fa-IR"/>
+                <w:rtl w:val="0"/>
               </w:rPr>
               <w:t>Type</w:t>
             </w:r>
@@ -6561,6 +6869,7 @@
                 <w:szCs w:val="19"/>
                 <w:color w:val="24292E"/>
                 <w:lang w:val="en-US" w:bidi="fa-IR"/>
+                <w:rtl w:val="0"/>
               </w:rPr>
               <w:t>]</w:t>
             </w:r>
@@ -6571,6 +6880,7 @@
                 <w:szCs w:val="19"/>
                 <w:color w:val="24292E"/>
                 <w:lang w:val="en-US" w:bidi="fa-IR"/>
+                <w:rtl w:val="0"/>
               </w:rPr>
               <w:t>,</w:t>
             </w:r>
@@ -6581,6 +6891,7 @@
                 <w:szCs w:val="19"/>
                 <w:color w:val="bbbbbb"/>
                 <w:lang w:val="en-US" w:bidi="fa-IR"/>
+                <w:rtl w:val="0"/>
               </w:rPr>
               <w:t xml:space="preserve"> </w:t>
             </w:r>
@@ -6591,6 +6902,7 @@
                 <w:szCs w:val="19"/>
                 <w:color w:val="24292E"/>
                 <w:lang w:val="en-US" w:bidi="fa-IR"/>
+                <w:rtl w:val="0"/>
               </w:rPr>
               <w:t>[</w:t>
             </w:r>
@@ -6601,6 +6913,7 @@
                 <w:szCs w:val="19"/>
                 <w:color w:val="24292E"/>
                 <w:lang w:val="en-US" w:bidi="fa-IR"/>
+                <w:rtl w:val="0"/>
               </w:rPr>
               <w:t>Payload</w:t>
             </w:r>
@@ -6611,12 +6924,14 @@
                 <w:szCs w:val="19"/>
                 <w:color w:val="24292E"/>
                 <w:lang w:val="en-US" w:bidi="fa-IR"/>
+                <w:rtl w:val="0"/>
               </w:rPr>
               <w:t>]</w:t>
             </w:r>
           </w:p>
           <w:p>
             <w:pPr>
+              <w:bidi w:val="0"/>
               <w:spacing w:before="0" w:after="0" w:line="276" w:lineRule="auto"/>
               <w:jc w:val="left"/>
             </w:pPr>
@@ -6629,6 +6944,7 @@
                 <w:bCs/>
                 <w:color w:val="007020"/>
                 <w:lang w:val="en-US" w:bidi="fa-IR"/>
+                <w:rtl w:val="0"/>
               </w:rPr>
               <w:t>FROM</w:t>
             </w:r>
@@ -6639,6 +6955,7 @@
                 <w:szCs w:val="19"/>
                 <w:color w:val="bbbbbb"/>
                 <w:lang w:val="en-US" w:bidi="fa-IR"/>
+                <w:rtl w:val="0"/>
               </w:rPr>
               <w:t xml:space="preserve"> </w:t>
             </w:r>
@@ -6649,6 +6966,7 @@
                 <w:szCs w:val="19"/>
                 <w:color w:val="24292E"/>
                 <w:lang w:val="en-US" w:bidi="fa-IR"/>
+                <w:rtl w:val="0"/>
               </w:rPr>
               <w:t>[</w:t>
             </w:r>
@@ -6659,6 +6977,7 @@
                 <w:szCs w:val="19"/>
                 <w:color w:val="24292E"/>
                 <w:lang w:val="en-US" w:bidi="fa-IR"/>
+                <w:rtl w:val="0"/>
               </w:rPr>
               <w:t>dbo</w:t>
             </w:r>
@@ -6669,6 +6988,7 @@
                 <w:szCs w:val="19"/>
                 <w:color w:val="24292E"/>
                 <w:lang w:val="en-US" w:bidi="fa-IR"/>
+                <w:rtl w:val="0"/>
               </w:rPr>
               <w:t>]</w:t>
             </w:r>
@@ -6679,6 +6999,7 @@
                 <w:szCs w:val="19"/>
                 <w:color w:val="24292E"/>
                 <w:lang w:val="en-US" w:bidi="fa-IR"/>
+                <w:rtl w:val="0"/>
               </w:rPr>
               <w:t>.</w:t>
             </w:r>
@@ -6689,6 +7010,7 @@
                 <w:szCs w:val="19"/>
                 <w:color w:val="24292E"/>
                 <w:lang w:val="en-US" w:bidi="fa-IR"/>
+                <w:rtl w:val="0"/>
               </w:rPr>
               <w:t>[</w:t>
             </w:r>
@@ -6699,6 +7021,7 @@
                 <w:szCs w:val="19"/>
                 <w:color w:val="24292E"/>
                 <w:lang w:val="en-US" w:bidi="fa-IR"/>
+                <w:rtl w:val="0"/>
               </w:rPr>
               <w:t>OutboxMessages</w:t>
             </w:r>
@@ -6709,6 +7032,7 @@
                 <w:szCs w:val="19"/>
                 <w:color w:val="24292E"/>
                 <w:lang w:val="en-US" w:bidi="fa-IR"/>
+                <w:rtl w:val="0"/>
               </w:rPr>
               <w:t>]</w:t>
             </w:r>
@@ -6719,6 +7043,7 @@
                 <w:szCs w:val="19"/>
                 <w:color w:val="bbbbbb"/>
                 <w:lang w:val="en-US" w:bidi="fa-IR"/>
+                <w:rtl w:val="0"/>
               </w:rPr>
               <w:t xml:space="preserve"> </w:t>
             </w:r>
@@ -6731,6 +7056,7 @@
                 <w:bCs/>
                 <w:color w:val="007020"/>
                 <w:lang w:val="en-US" w:bidi="fa-IR"/>
+                <w:rtl w:val="0"/>
               </w:rPr>
               <w:t>WITH</w:t>
             </w:r>
@@ -6741,6 +7067,7 @@
                 <w:szCs w:val="19"/>
                 <w:color w:val="bbbbbb"/>
                 <w:lang w:val="en-US" w:bidi="fa-IR"/>
+                <w:rtl w:val="0"/>
               </w:rPr>
               <w:t xml:space="preserve"> </w:t>
             </w:r>
@@ -6751,6 +7078,7 @@
                 <w:szCs w:val="19"/>
                 <w:color w:val="24292E"/>
                 <w:lang w:val="en-US" w:bidi="fa-IR"/>
+                <w:rtl w:val="0"/>
               </w:rPr>
               <w:t>(</w:t>
             </w:r>
@@ -6761,6 +7089,7 @@
                 <w:szCs w:val="19"/>
                 <w:color w:val="24292E"/>
                 <w:lang w:val="en-US" w:bidi="fa-IR"/>
+                <w:rtl w:val="0"/>
               </w:rPr>
               <w:t>READPAST</w:t>
             </w:r>
@@ -6771,6 +7100,7 @@
                 <w:szCs w:val="19"/>
                 <w:color w:val="24292E"/>
                 <w:lang w:val="en-US" w:bidi="fa-IR"/>
+                <w:rtl w:val="0"/>
               </w:rPr>
               <w:t>,</w:t>
             </w:r>
@@ -6781,6 +7111,7 @@
                 <w:szCs w:val="19"/>
                 <w:color w:val="bbbbbb"/>
                 <w:lang w:val="en-US" w:bidi="fa-IR"/>
+                <w:rtl w:val="0"/>
               </w:rPr>
               <w:t xml:space="preserve"> </w:t>
             </w:r>
@@ -6791,6 +7122,7 @@
                 <w:szCs w:val="19"/>
                 <w:color w:val="24292E"/>
                 <w:lang w:val="en-US" w:bidi="fa-IR"/>
+                <w:rtl w:val="0"/>
               </w:rPr>
               <w:t>UPDLOCK</w:t>
             </w:r>
@@ -6801,12 +7133,14 @@
                 <w:szCs w:val="19"/>
                 <w:color w:val="24292E"/>
                 <w:lang w:val="en-US" w:bidi="fa-IR"/>
+                <w:rtl w:val="0"/>
               </w:rPr>
               <w:t>)</w:t>
             </w:r>
           </w:p>
           <w:p>
             <w:pPr>
+              <w:bidi w:val="0"/>
               <w:spacing w:before="0" w:after="0" w:line="276" w:lineRule="auto"/>
               <w:jc w:val="left"/>
             </w:pPr>
@@ -6819,6 +7153,7 @@
                 <w:bCs/>
                 <w:color w:val="007020"/>
                 <w:lang w:val="en-US" w:bidi="fa-IR"/>
+                <w:rtl w:val="0"/>
               </w:rPr>
               <w:t>WHERE</w:t>
             </w:r>
@@ -6829,6 +7164,7 @@
                 <w:szCs w:val="19"/>
                 <w:color w:val="bbbbbb"/>
                 <w:lang w:val="en-US" w:bidi="fa-IR"/>
+                <w:rtl w:val="0"/>
               </w:rPr>
               <w:t xml:space="preserve"> </w:t>
             </w:r>
@@ -6839,6 +7175,7 @@
                 <w:szCs w:val="19"/>
                 <w:color w:val="24292E"/>
                 <w:lang w:val="en-US" w:bidi="fa-IR"/>
+                <w:rtl w:val="0"/>
               </w:rPr>
               <w:t>[</w:t>
             </w:r>
@@ -6849,6 +7186,7 @@
                 <w:szCs w:val="19"/>
                 <w:color w:val="24292E"/>
                 <w:lang w:val="en-US" w:bidi="fa-IR"/>
+                <w:rtl w:val="0"/>
               </w:rPr>
               <w:t>ProcessedAt</w:t>
             </w:r>
@@ -6859,6 +7197,7 @@
                 <w:szCs w:val="19"/>
                 <w:color w:val="24292E"/>
                 <w:lang w:val="en-US" w:bidi="fa-IR"/>
+                <w:rtl w:val="0"/>
               </w:rPr>
               <w:t>]</w:t>
             </w:r>
@@ -6869,6 +7208,7 @@
                 <w:szCs w:val="19"/>
                 <w:color w:val="bbbbbb"/>
                 <w:lang w:val="en-US" w:bidi="fa-IR"/>
+                <w:rtl w:val="0"/>
               </w:rPr>
               <w:t xml:space="preserve"> </w:t>
             </w:r>
@@ -6881,6 +7221,7 @@
                 <w:bCs/>
                 <w:color w:val="007020"/>
                 <w:lang w:val="en-US" w:bidi="fa-IR"/>
+                <w:rtl w:val="0"/>
               </w:rPr>
               <w:t>IS</w:t>
             </w:r>
@@ -6891,6 +7232,7 @@
                 <w:szCs w:val="19"/>
                 <w:color w:val="bbbbbb"/>
                 <w:lang w:val="en-US" w:bidi="fa-IR"/>
+                <w:rtl w:val="0"/>
               </w:rPr>
               <w:t xml:space="preserve"> </w:t>
             </w:r>
@@ -6903,12 +7245,14 @@
                 <w:bCs/>
                 <w:color w:val="007020"/>
                 <w:lang w:val="en-US" w:bidi="fa-IR"/>
+                <w:rtl w:val="0"/>
               </w:rPr>
               <w:t>NULL</w:t>
             </w:r>
           </w:p>
           <w:p>
             <w:pPr>
+              <w:bidi w:val="0"/>
               <w:spacing w:before="0" w:after="0" w:line="276" w:lineRule="auto"/>
               <w:jc w:val="left"/>
             </w:pPr>
@@ -6921,6 +7265,7 @@
                 <w:bCs/>
                 <w:color w:val="007020"/>
                 <w:lang w:val="en-US" w:bidi="fa-IR"/>
+                <w:rtl w:val="0"/>
               </w:rPr>
               <w:t>ORDER</w:t>
             </w:r>
@@ -6931,6 +7276,7 @@
                 <w:szCs w:val="19"/>
                 <w:color w:val="bbbbbb"/>
                 <w:lang w:val="en-US" w:bidi="fa-IR"/>
+                <w:rtl w:val="0"/>
               </w:rPr>
               <w:t xml:space="preserve"> </w:t>
             </w:r>
@@ -6943,6 +7289,7 @@
                 <w:bCs/>
                 <w:color w:val="007020"/>
                 <w:lang w:val="en-US" w:bidi="fa-IR"/>
+                <w:rtl w:val="0"/>
               </w:rPr>
               <w:t>BY</w:t>
             </w:r>
@@ -6953,6 +7300,7 @@
                 <w:szCs w:val="19"/>
                 <w:color w:val="bbbbbb"/>
                 <w:lang w:val="en-US" w:bidi="fa-IR"/>
+                <w:rtl w:val="0"/>
               </w:rPr>
               <w:t xml:space="preserve"> </w:t>
             </w:r>
@@ -6963,6 +7311,7 @@
                 <w:szCs w:val="19"/>
                 <w:color w:val="24292E"/>
                 <w:lang w:val="en-US" w:bidi="fa-IR"/>
+                <w:rtl w:val="0"/>
               </w:rPr>
               <w:t>[</w:t>
             </w:r>
@@ -6973,6 +7322,7 @@
                 <w:szCs w:val="19"/>
                 <w:color w:val="24292E"/>
                 <w:lang w:val="en-US" w:bidi="fa-IR"/>
+                <w:rtl w:val="0"/>
               </w:rPr>
               <w:t>CreatedAt</w:t>
             </w:r>
@@ -6983,6 +7333,7 @@
                 <w:szCs w:val="19"/>
                 <w:color w:val="24292E"/>
                 <w:lang w:val="en-US" w:bidi="fa-IR"/>
+                <w:rtl w:val="0"/>
               </w:rPr>
               <w:t>]</w:t>
             </w:r>
@@ -6993,6 +7344,7 @@
                 <w:szCs w:val="19"/>
                 <w:color w:val="bbbbbb"/>
                 <w:lang w:val="en-US" w:bidi="fa-IR"/>
+                <w:rtl w:val="0"/>
               </w:rPr>
               <w:t xml:space="preserve"> </w:t>
             </w:r>
@@ -7005,6 +7357,7 @@
                 <w:bCs/>
                 <w:color w:val="007020"/>
                 <w:lang w:val="en-US" w:bidi="fa-IR"/>
+                <w:rtl w:val="0"/>
               </w:rPr>
               <w:t>ASC</w:t>
             </w:r>
@@ -7015,6 +7368,7 @@
                 <w:szCs w:val="19"/>
                 <w:color w:val="24292E"/>
                 <w:lang w:val="en-US" w:bidi="fa-IR"/>
+                <w:rtl w:val="0"/>
               </w:rPr>
               <w:t>;</w:t>
             </w:r>
@@ -7030,7 +7384,7 @@
     </w:p>
     <w:p>
       <w:pPr>
-        <w:bidi/>
+        <w:bidi w:val="1"/>
         <w:spacing w:line="336" w:lineRule="auto" w:after="120"/>
         <w:jc w:val="both"/>
       </w:pPr>
@@ -7131,6 +7485,7 @@
           <w:szCs w:val="22"/>
           <w:color w:val="2D2D2D"/>
           <w:lang w:val="en-US" w:bidi="fa-IR"/>
+          <w:rtl w:val="0"/>
         </w:rPr>
         <w:t>Worker</w:t>
       </w:r>
@@ -7151,6 +7506,7 @@
           <w:szCs w:val="22"/>
           <w:color w:val="2D2D2D"/>
           <w:lang w:val="en-US" w:bidi="fa-IR"/>
+          <w:rtl w:val="0"/>
         </w:rPr>
         <w:t>Services</w:t>
       </w:r>
@@ -7311,6 +7667,7 @@
           <w:szCs w:val="22"/>
           <w:color w:val="2D2D2D"/>
           <w:lang w:val="en-US" w:bidi="fa-IR"/>
+          <w:rtl w:val="0"/>
         </w:rPr>
         <w:t>TypeScript</w:t>
       </w:r>
@@ -7405,6 +7762,7 @@
           </w:tcPr>
           <w:p>
             <w:pPr>
+              <w:bidi w:val="0"/>
               <w:spacing w:before="0" w:after="0" w:line="276" w:lineRule="auto"/>
               <w:jc w:val="left"/>
             </w:pPr>
@@ -7417,6 +7775,7 @@
                 <w:bCs/>
                 <w:color w:val="007020"/>
                 <w:lang w:val="en-US" w:bidi="fa-IR"/>
+                <w:rtl w:val="0"/>
               </w:rPr>
               <w:t>import</w:t>
             </w:r>
@@ -7427,6 +7786,7 @@
                 <w:szCs w:val="19"/>
                 <w:color w:val="bbbbbb"/>
                 <w:lang w:val="en-US" w:bidi="fa-IR"/>
+                <w:rtl w:val="0"/>
               </w:rPr>
               <w:t xml:space="preserve"> </w:t>
             </w:r>
@@ -7437,6 +7797,7 @@
                 <w:szCs w:val="19"/>
                 <w:color w:val="24292E"/>
                 <w:lang w:val="en-US" w:bidi="fa-IR"/>
+                <w:rtl w:val="0"/>
               </w:rPr>
               <w:t>{</w:t>
             </w:r>
@@ -7447,6 +7808,7 @@
                 <w:szCs w:val="19"/>
                 <w:color w:val="bbbbbb"/>
                 <w:lang w:val="en-US" w:bidi="fa-IR"/>
+                <w:rtl w:val="0"/>
               </w:rPr>
               <w:t xml:space="preserve"> </w:t>
             </w:r>
@@ -7457,6 +7819,7 @@
                 <w:szCs w:val="19"/>
                 <w:color w:val="24292E"/>
                 <w:lang w:val="en-US" w:bidi="fa-IR"/>
+                <w:rtl w:val="0"/>
               </w:rPr>
               <w:t>ConsumeMessage</w:t>
             </w:r>
@@ -7467,6 +7830,7 @@
                 <w:szCs w:val="19"/>
                 <w:color w:val="bbbbbb"/>
                 <w:lang w:val="en-US" w:bidi="fa-IR"/>
+                <w:rtl w:val="0"/>
               </w:rPr>
               <w:t xml:space="preserve"> </w:t>
             </w:r>
@@ -7477,6 +7841,7 @@
                 <w:szCs w:val="19"/>
                 <w:color w:val="24292E"/>
                 <w:lang w:val="en-US" w:bidi="fa-IR"/>
+                <w:rtl w:val="0"/>
               </w:rPr>
               <w:t>}</w:t>
             </w:r>
@@ -7487,6 +7852,7 @@
                 <w:szCs w:val="19"/>
                 <w:color w:val="bbbbbb"/>
                 <w:lang w:val="en-US" w:bidi="fa-IR"/>
+                <w:rtl w:val="0"/>
               </w:rPr>
               <w:t xml:space="preserve"> </w:t>
             </w:r>
@@ -7499,6 +7865,7 @@
                 <w:bCs/>
                 <w:color w:val="007020"/>
                 <w:lang w:val="en-US" w:bidi="fa-IR"/>
+                <w:rtl w:val="0"/>
               </w:rPr>
               <w:t>from</w:t>
             </w:r>
@@ -7509,6 +7876,7 @@
                 <w:szCs w:val="19"/>
                 <w:color w:val="bbbbbb"/>
                 <w:lang w:val="en-US" w:bidi="fa-IR"/>
+                <w:rtl w:val="0"/>
               </w:rPr>
               <w:t xml:space="preserve"> </w:t>
             </w:r>
@@ -7519,6 +7887,7 @@
                 <w:szCs w:val="19"/>
                 <w:color w:val="4070a0"/>
                 <w:lang w:val="en-US" w:bidi="fa-IR"/>
+                <w:rtl w:val="0"/>
               </w:rPr>
               <w:t>'amqplib'</w:t>
             </w:r>
@@ -7529,12 +7898,14 @@
                 <w:szCs w:val="19"/>
                 <w:color w:val="24292E"/>
                 <w:lang w:val="en-US" w:bidi="fa-IR"/>
+                <w:rtl w:val="0"/>
               </w:rPr>
               <w:t>;</w:t>
             </w:r>
           </w:p>
           <w:p>
             <w:pPr>
+              <w:bidi w:val="0"/>
               <w:spacing w:before="0" w:after="0" w:line="276" w:lineRule="auto"/>
               <w:jc w:val="left"/>
             </w:pPr>
@@ -7545,11 +7916,13 @@
                 <w:szCs w:val="19"/>
                 <w:color w:val="24292E"/>
                 <w:lang w:val="en-US" w:bidi="fa-IR"/>
+                <w:rtl w:val="0"/>
               </w:rPr>
             </w:r>
           </w:p>
           <w:p>
             <w:pPr>
+              <w:bidi w:val="0"/>
               <w:spacing w:before="0" w:after="0" w:line="276" w:lineRule="auto"/>
               <w:jc w:val="left"/>
             </w:pPr>
@@ -7562,6 +7935,7 @@
                 <w:bCs/>
                 <w:color w:val="007020"/>
                 <w:lang w:val="en-US" w:bidi="fa-IR"/>
+                <w:rtl w:val="0"/>
               </w:rPr>
               <w:t>interface</w:t>
             </w:r>
@@ -7572,6 +7946,7 @@
                 <w:szCs w:val="19"/>
                 <w:color w:val="bbbbbb"/>
                 <w:lang w:val="en-US" w:bidi="fa-IR"/>
+                <w:rtl w:val="0"/>
               </w:rPr>
               <w:t xml:space="preserve"> </w:t>
             </w:r>
@@ -7582,6 +7957,7 @@
                 <w:szCs w:val="19"/>
                 <w:color w:val="24292E"/>
                 <w:lang w:val="en-US" w:bidi="fa-IR"/>
+                <w:rtl w:val="0"/>
               </w:rPr>
               <w:t>OrderEventPayload</w:t>
             </w:r>
@@ -7592,6 +7968,7 @@
                 <w:szCs w:val="19"/>
                 <w:color w:val="bbbbbb"/>
                 <w:lang w:val="en-US" w:bidi="fa-IR"/>
+                <w:rtl w:val="0"/>
               </w:rPr>
               <w:t xml:space="preserve"> </w:t>
             </w:r>
@@ -7602,12 +7979,14 @@
                 <w:szCs w:val="19"/>
                 <w:color w:val="24292E"/>
                 <w:lang w:val="en-US" w:bidi="fa-IR"/>
+                <w:rtl w:val="0"/>
               </w:rPr>
               <w:t>{</w:t>
             </w:r>
           </w:p>
           <w:p>
             <w:pPr>
+              <w:bidi w:val="0"/>
               <w:spacing w:before="0" w:after="0" w:line="276" w:lineRule="auto"/>
               <w:jc w:val="left"/>
             </w:pPr>
@@ -7618,6 +7997,7 @@
                 <w:szCs w:val="19"/>
                 <w:color w:val="bbbbbb"/>
                 <w:lang w:val="en-US" w:bidi="fa-IR"/>
+                <w:rtl w:val="0"/>
               </w:rPr>
               <w:t xml:space="preserve">  </w:t>
             </w:r>
@@ -7628,6 +8008,7 @@
                 <w:szCs w:val="19"/>
                 <w:color w:val="24292E"/>
                 <w:lang w:val="en-US" w:bidi="fa-IR"/>
+                <w:rtl w:val="0"/>
               </w:rPr>
               <w:t>eventId</w:t>
             </w:r>
@@ -7638,6 +8019,7 @@
                 <w:szCs w:val="19"/>
                 <w:color w:val="666666"/>
                 <w:lang w:val="en-US" w:bidi="fa-IR"/>
+                <w:rtl w:val="0"/>
               </w:rPr>
               <w:t>:</w:t>
             </w:r>
@@ -7648,6 +8030,7 @@
                 <w:szCs w:val="19"/>
                 <w:color w:val="bbbbbb"/>
                 <w:lang w:val="en-US" w:bidi="fa-IR"/>
+                <w:rtl w:val="0"/>
               </w:rPr>
               <w:t xml:space="preserve"> </w:t>
             </w:r>
@@ -7658,6 +8041,7 @@
                 <w:szCs w:val="19"/>
                 <w:color w:val="902000"/>
                 <w:lang w:val="en-US" w:bidi="fa-IR"/>
+                <w:rtl w:val="0"/>
               </w:rPr>
               <w:t>string</w:t>
             </w:r>
@@ -7668,12 +8052,14 @@
                 <w:szCs w:val="19"/>
                 <w:color w:val="24292E"/>
                 <w:lang w:val="en-US" w:bidi="fa-IR"/>
+                <w:rtl w:val="0"/>
               </w:rPr>
               <w:t>;</w:t>
             </w:r>
           </w:p>
           <w:p>
             <w:pPr>
+              <w:bidi w:val="0"/>
               <w:spacing w:before="0" w:after="0" w:line="276" w:lineRule="auto"/>
               <w:jc w:val="left"/>
             </w:pPr>
@@ -7684,6 +8070,7 @@
                 <w:szCs w:val="19"/>
                 <w:color w:val="bbbbbb"/>
                 <w:lang w:val="en-US" w:bidi="fa-IR"/>
+                <w:rtl w:val="0"/>
               </w:rPr>
               <w:t xml:space="preserve">  </w:t>
             </w:r>
@@ -7694,6 +8081,7 @@
                 <w:szCs w:val="19"/>
                 <w:color w:val="24292E"/>
                 <w:lang w:val="en-US" w:bidi="fa-IR"/>
+                <w:rtl w:val="0"/>
               </w:rPr>
               <w:t>aggregateId</w:t>
             </w:r>
@@ -7704,6 +8092,7 @@
                 <w:szCs w:val="19"/>
                 <w:color w:val="666666"/>
                 <w:lang w:val="en-US" w:bidi="fa-IR"/>
+                <w:rtl w:val="0"/>
               </w:rPr>
               <w:t>:</w:t>
             </w:r>
@@ -7714,6 +8103,7 @@
                 <w:szCs w:val="19"/>
                 <w:color w:val="bbbbbb"/>
                 <w:lang w:val="en-US" w:bidi="fa-IR"/>
+                <w:rtl w:val="0"/>
               </w:rPr>
               <w:t xml:space="preserve"> </w:t>
             </w:r>
@@ -7724,6 +8114,7 @@
                 <w:szCs w:val="19"/>
                 <w:color w:val="902000"/>
                 <w:lang w:val="en-US" w:bidi="fa-IR"/>
+                <w:rtl w:val="0"/>
               </w:rPr>
               <w:t>string</w:t>
             </w:r>
@@ -7734,12 +8125,14 @@
                 <w:szCs w:val="19"/>
                 <w:color w:val="24292E"/>
                 <w:lang w:val="en-US" w:bidi="fa-IR"/>
+                <w:rtl w:val="0"/>
               </w:rPr>
               <w:t>;</w:t>
             </w:r>
           </w:p>
           <w:p>
             <w:pPr>
+              <w:bidi w:val="0"/>
               <w:spacing w:before="0" w:after="0" w:line="276" w:lineRule="auto"/>
               <w:jc w:val="left"/>
             </w:pPr>
@@ -7750,6 +8143,7 @@
                 <w:szCs w:val="19"/>
                 <w:color w:val="bbbbbb"/>
                 <w:lang w:val="en-US" w:bidi="fa-IR"/>
+                <w:rtl w:val="0"/>
               </w:rPr>
               <w:t xml:space="preserve">  </w:t>
             </w:r>
@@ -7760,6 +8154,7 @@
                 <w:szCs w:val="19"/>
                 <w:color w:val="24292E"/>
                 <w:lang w:val="en-US" w:bidi="fa-IR"/>
+                <w:rtl w:val="0"/>
               </w:rPr>
               <w:t>totalAmount</w:t>
             </w:r>
@@ -7770,6 +8165,7 @@
                 <w:szCs w:val="19"/>
                 <w:color w:val="666666"/>
                 <w:lang w:val="en-US" w:bidi="fa-IR"/>
+                <w:rtl w:val="0"/>
               </w:rPr>
               <w:t>:</w:t>
             </w:r>
@@ -7780,6 +8176,7 @@
                 <w:szCs w:val="19"/>
                 <w:color w:val="bbbbbb"/>
                 <w:lang w:val="en-US" w:bidi="fa-IR"/>
+                <w:rtl w:val="0"/>
               </w:rPr>
               <w:t xml:space="preserve"> </w:t>
             </w:r>
@@ -7790,6 +8187,7 @@
                 <w:szCs w:val="19"/>
                 <w:color w:val="902000"/>
                 <w:lang w:val="en-US" w:bidi="fa-IR"/>
+                <w:rtl w:val="0"/>
               </w:rPr>
               <w:t>number</w:t>
             </w:r>
@@ -7800,12 +8198,14 @@
                 <w:szCs w:val="19"/>
                 <w:color w:val="24292E"/>
                 <w:lang w:val="en-US" w:bidi="fa-IR"/>
+                <w:rtl w:val="0"/>
               </w:rPr>
               <w:t>;</w:t>
             </w:r>
           </w:p>
           <w:p>
             <w:pPr>
+              <w:bidi w:val="0"/>
               <w:spacing w:before="0" w:after="0" w:line="276" w:lineRule="auto"/>
               <w:jc w:val="left"/>
             </w:pPr>
@@ -7816,12 +8216,14 @@
                 <w:szCs w:val="19"/>
                 <w:color w:val="24292E"/>
                 <w:lang w:val="en-US" w:bidi="fa-IR"/>
+                <w:rtl w:val="0"/>
               </w:rPr>
               <w:t>}</w:t>
             </w:r>
           </w:p>
           <w:p>
             <w:pPr>
+              <w:bidi w:val="0"/>
               <w:spacing w:before="0" w:after="0" w:line="276" w:lineRule="auto"/>
               <w:jc w:val="left"/>
             </w:pPr>
@@ -7832,11 +8234,13 @@
                 <w:szCs w:val="19"/>
                 <w:color w:val="24292E"/>
                 <w:lang w:val="en-US" w:bidi="fa-IR"/>
+                <w:rtl w:val="0"/>
               </w:rPr>
             </w:r>
           </w:p>
           <w:p>
             <w:pPr>
+              <w:bidi w:val="0"/>
               <w:spacing w:before="0" w:after="0" w:line="276" w:lineRule="auto"/>
               <w:jc w:val="left"/>
             </w:pPr>
@@ -7849,6 +8253,7 @@
                 <w:bCs/>
                 <w:color w:val="007020"/>
                 <w:lang w:val="en-US" w:bidi="fa-IR"/>
+                <w:rtl w:val="0"/>
               </w:rPr>
               <w:t>export</w:t>
             </w:r>
@@ -7859,6 +8264,7 @@
                 <w:szCs w:val="19"/>
                 <w:color w:val="bbbbbb"/>
                 <w:lang w:val="en-US" w:bidi="fa-IR"/>
+                <w:rtl w:val="0"/>
               </w:rPr>
               <w:t xml:space="preserve"> </w:t>
             </w:r>
@@ -7871,6 +8277,7 @@
                 <w:bCs/>
                 <w:color w:val="007020"/>
                 <w:lang w:val="en-US" w:bidi="fa-IR"/>
+                <w:rtl w:val="0"/>
               </w:rPr>
               <w:t>async</w:t>
             </w:r>
@@ -7881,6 +8288,7 @@
                 <w:szCs w:val="19"/>
                 <w:color w:val="bbbbbb"/>
                 <w:lang w:val="en-US" w:bidi="fa-IR"/>
+                <w:rtl w:val="0"/>
               </w:rPr>
               <w:t xml:space="preserve"> </w:t>
             </w:r>
@@ -7893,6 +8301,7 @@
                 <w:bCs/>
                 <w:color w:val="007020"/>
                 <w:lang w:val="en-US" w:bidi="fa-IR"/>
+                <w:rtl w:val="0"/>
               </w:rPr>
               <w:t>function</w:t>
             </w:r>
@@ -7903,6 +8312,7 @@
                 <w:szCs w:val="19"/>
                 <w:color w:val="bbbbbb"/>
                 <w:lang w:val="en-US" w:bidi="fa-IR"/>
+                <w:rtl w:val="0"/>
               </w:rPr>
               <w:t xml:space="preserve"> </w:t>
             </w:r>
@@ -7913,6 +8323,7 @@
                 <w:szCs w:val="19"/>
                 <w:color w:val="24292E"/>
                 <w:lang w:val="en-US" w:bidi="fa-IR"/>
+                <w:rtl w:val="0"/>
               </w:rPr>
               <w:t>processOrderMessage</w:t>
             </w:r>
@@ -7923,6 +8334,7 @@
                 <w:szCs w:val="19"/>
                 <w:color w:val="24292E"/>
                 <w:lang w:val="en-US" w:bidi="fa-IR"/>
+                <w:rtl w:val="0"/>
               </w:rPr>
               <w:t>(</w:t>
             </w:r>
@@ -7933,6 +8345,7 @@
                 <w:szCs w:val="19"/>
                 <w:color w:val="24292E"/>
                 <w:lang w:val="en-US" w:bidi="fa-IR"/>
+                <w:rtl w:val="0"/>
               </w:rPr>
               <w:t>msg</w:t>
             </w:r>
@@ -7943,6 +8356,7 @@
                 <w:szCs w:val="19"/>
                 <w:color w:val="666666"/>
                 <w:lang w:val="en-US" w:bidi="fa-IR"/>
+                <w:rtl w:val="0"/>
               </w:rPr>
               <w:t>:</w:t>
             </w:r>
@@ -7953,6 +8367,7 @@
                 <w:szCs w:val="19"/>
                 <w:color w:val="bbbbbb"/>
                 <w:lang w:val="en-US" w:bidi="fa-IR"/>
+                <w:rtl w:val="0"/>
               </w:rPr>
               <w:t xml:space="preserve"> </w:t>
             </w:r>
@@ -7963,6 +8378,7 @@
                 <w:szCs w:val="19"/>
                 <w:color w:val="902000"/>
                 <w:lang w:val="en-US" w:bidi="fa-IR"/>
+                <w:rtl w:val="0"/>
               </w:rPr>
               <w:t>ConsumeMessage</w:t>
             </w:r>
@@ -7973,6 +8389,7 @@
                 <w:szCs w:val="19"/>
                 <w:color w:val="bbbbbb"/>
                 <w:lang w:val="en-US" w:bidi="fa-IR"/>
+                <w:rtl w:val="0"/>
               </w:rPr>
               <w:t xml:space="preserve"> </w:t>
             </w:r>
@@ -7983,6 +8400,7 @@
                 <w:szCs w:val="19"/>
                 <w:color w:val="666666"/>
                 <w:lang w:val="en-US" w:bidi="fa-IR"/>
+                <w:rtl w:val="0"/>
               </w:rPr>
               <w:t>|</w:t>
             </w:r>
@@ -7993,6 +8411,7 @@
                 <w:szCs w:val="19"/>
                 <w:color w:val="bbbbbb"/>
                 <w:lang w:val="en-US" w:bidi="fa-IR"/>
+                <w:rtl w:val="0"/>
               </w:rPr>
               <w:t xml:space="preserve"> </w:t>
             </w:r>
@@ -8005,6 +8424,7 @@
                 <w:bCs/>
                 <w:color w:val="007020"/>
                 <w:lang w:val="en-US" w:bidi="fa-IR"/>
+                <w:rtl w:val="0"/>
               </w:rPr>
               <w:t>null</w:t>
             </w:r>
@@ -8015,6 +8435,7 @@
                 <w:szCs w:val="19"/>
                 <w:color w:val="24292E"/>
                 <w:lang w:val="en-US" w:bidi="fa-IR"/>
+                <w:rtl w:val="0"/>
               </w:rPr>
               <w:t>)</w:t>
             </w:r>
@@ -8025,6 +8446,7 @@
                 <w:szCs w:val="19"/>
                 <w:color w:val="666666"/>
                 <w:lang w:val="en-US" w:bidi="fa-IR"/>
+                <w:rtl w:val="0"/>
               </w:rPr>
               <w:t>:</w:t>
             </w:r>
@@ -8035,6 +8457,7 @@
                 <w:szCs w:val="19"/>
                 <w:color w:val="bbbbbb"/>
                 <w:lang w:val="en-US" w:bidi="fa-IR"/>
+                <w:rtl w:val="0"/>
               </w:rPr>
               <w:t xml:space="preserve"> </w:t>
             </w:r>
@@ -8045,6 +8468,7 @@
                 <w:szCs w:val="19"/>
                 <w:color w:val="007020"/>
                 <w:lang w:val="en-US" w:bidi="fa-IR"/>
+                <w:rtl w:val="0"/>
               </w:rPr>
               <w:t>Promise</w:t>
             </w:r>
@@ -8055,6 +8479,7 @@
                 <w:szCs w:val="19"/>
                 <w:color w:val="666666"/>
                 <w:lang w:val="en-US" w:bidi="fa-IR"/>
+                <w:rtl w:val="0"/>
               </w:rPr>
               <w:t>&lt;</w:t>
             </w:r>
@@ -8067,6 +8492,7 @@
                 <w:bCs/>
                 <w:color w:val="007020"/>
                 <w:lang w:val="en-US" w:bidi="fa-IR"/>
+                <w:rtl w:val="0"/>
               </w:rPr>
               <w:t>void</w:t>
             </w:r>
@@ -8077,6 +8503,7 @@
                 <w:szCs w:val="19"/>
                 <w:color w:val="666666"/>
                 <w:lang w:val="en-US" w:bidi="fa-IR"/>
+                <w:rtl w:val="0"/>
               </w:rPr>
               <w:t>&gt;</w:t>
             </w:r>
@@ -8087,6 +8514,7 @@
                 <w:szCs w:val="19"/>
                 <w:color w:val="bbbbbb"/>
                 <w:lang w:val="en-US" w:bidi="fa-IR"/>
+                <w:rtl w:val="0"/>
               </w:rPr>
               <w:t xml:space="preserve"> </w:t>
             </w:r>
@@ -8097,12 +8525,14 @@
                 <w:szCs w:val="19"/>
                 <w:color w:val="24292E"/>
                 <w:lang w:val="en-US" w:bidi="fa-IR"/>
+                <w:rtl w:val="0"/>
               </w:rPr>
               <w:t>{</w:t>
             </w:r>
           </w:p>
           <w:p>
             <w:pPr>
+              <w:bidi w:val="0"/>
               <w:spacing w:before="0" w:after="0" w:line="276" w:lineRule="auto"/>
               <w:jc w:val="left"/>
             </w:pPr>
@@ -8113,6 +8543,7 @@
                 <w:szCs w:val="19"/>
                 <w:color w:val="bbbbbb"/>
                 <w:lang w:val="en-US" w:bidi="fa-IR"/>
+                <w:rtl w:val="0"/>
               </w:rPr>
               <w:t xml:space="preserve">  </w:t>
             </w:r>
@@ -8125,6 +8556,7 @@
                 <w:bCs/>
                 <w:color w:val="007020"/>
                 <w:lang w:val="en-US" w:bidi="fa-IR"/>
+                <w:rtl w:val="0"/>
               </w:rPr>
               <w:t>if</w:t>
             </w:r>
@@ -8135,6 +8567,7 @@
                 <w:szCs w:val="19"/>
                 <w:color w:val="bbbbbb"/>
                 <w:lang w:val="en-US" w:bidi="fa-IR"/>
+                <w:rtl w:val="0"/>
               </w:rPr>
               <w:t xml:space="preserve"> </w:t>
             </w:r>
@@ -8145,6 +8578,7 @@
                 <w:szCs w:val="19"/>
                 <w:color w:val="24292E"/>
                 <w:lang w:val="en-US" w:bidi="fa-IR"/>
+                <w:rtl w:val="0"/>
               </w:rPr>
               <w:t>(</w:t>
             </w:r>
@@ -8155,6 +8589,7 @@
                 <w:szCs w:val="19"/>
                 <w:color w:val="666666"/>
                 <w:lang w:val="en-US" w:bidi="fa-IR"/>
+                <w:rtl w:val="0"/>
               </w:rPr>
               <w:t>!</w:t>
             </w:r>
@@ -8165,6 +8600,7 @@
                 <w:szCs w:val="19"/>
                 <w:color w:val="24292E"/>
                 <w:lang w:val="en-US" w:bidi="fa-IR"/>
+                <w:rtl w:val="0"/>
               </w:rPr>
               <w:t>msg</w:t>
             </w:r>
@@ -8175,6 +8611,7 @@
                 <w:szCs w:val="19"/>
                 <w:color w:val="24292E"/>
                 <w:lang w:val="en-US" w:bidi="fa-IR"/>
+                <w:rtl w:val="0"/>
               </w:rPr>
               <w:t>)</w:t>
             </w:r>
@@ -8185,6 +8622,7 @@
                 <w:szCs w:val="19"/>
                 <w:color w:val="bbbbbb"/>
                 <w:lang w:val="en-US" w:bidi="fa-IR"/>
+                <w:rtl w:val="0"/>
               </w:rPr>
               <w:t xml:space="preserve"> </w:t>
             </w:r>
@@ -8197,6 +8635,7 @@
                 <w:bCs/>
                 <w:color w:val="007020"/>
                 <w:lang w:val="en-US" w:bidi="fa-IR"/>
+                <w:rtl w:val="0"/>
               </w:rPr>
               <w:t>return</w:t>
             </w:r>
@@ -8207,12 +8646,14 @@
                 <w:szCs w:val="19"/>
                 <w:color w:val="24292E"/>
                 <w:lang w:val="en-US" w:bidi="fa-IR"/>
+                <w:rtl w:val="0"/>
               </w:rPr>
               <w:t>;</w:t>
             </w:r>
           </w:p>
           <w:p>
             <w:pPr>
+              <w:bidi w:val="0"/>
               <w:spacing w:before="0" w:after="0" w:line="276" w:lineRule="auto"/>
               <w:jc w:val="left"/>
             </w:pPr>
@@ -8223,6 +8664,7 @@
                 <w:szCs w:val="19"/>
                 <w:color w:val="bbbbbb"/>
                 <w:lang w:val="en-US" w:bidi="fa-IR"/>
+                <w:rtl w:val="0"/>
               </w:rPr>
               <w:t xml:space="preserve">  </w:t>
             </w:r>
@@ -8235,6 +8677,7 @@
                 <w:bCs/>
                 <w:color w:val="007020"/>
                 <w:lang w:val="en-US" w:bidi="fa-IR"/>
+                <w:rtl w:val="0"/>
               </w:rPr>
               <w:t>const</w:t>
             </w:r>
@@ -8245,6 +8688,7 @@
                 <w:szCs w:val="19"/>
                 <w:color w:val="bbbbbb"/>
                 <w:lang w:val="en-US" w:bidi="fa-IR"/>
+                <w:rtl w:val="0"/>
               </w:rPr>
               <w:t xml:space="preserve"> </w:t>
             </w:r>
@@ -8255,6 +8699,7 @@
                 <w:szCs w:val="19"/>
                 <w:color w:val="24292E"/>
                 <w:lang w:val="en-US" w:bidi="fa-IR"/>
+                <w:rtl w:val="0"/>
               </w:rPr>
               <w:t>event</w:t>
             </w:r>
@@ -8265,6 +8710,7 @@
                 <w:szCs w:val="19"/>
                 <w:color w:val="666666"/>
                 <w:lang w:val="en-US" w:bidi="fa-IR"/>
+                <w:rtl w:val="0"/>
               </w:rPr>
               <w:t>:</w:t>
             </w:r>
@@ -8275,6 +8721,7 @@
                 <w:szCs w:val="19"/>
                 <w:color w:val="bbbbbb"/>
                 <w:lang w:val="en-US" w:bidi="fa-IR"/>
+                <w:rtl w:val="0"/>
               </w:rPr>
               <w:t xml:space="preserve"> </w:t>
             </w:r>
@@ -8285,6 +8732,7 @@
                 <w:szCs w:val="19"/>
                 <w:color w:val="902000"/>
                 <w:lang w:val="en-US" w:bidi="fa-IR"/>
+                <w:rtl w:val="0"/>
               </w:rPr>
               <w:t>OrderEventPayload</w:t>
             </w:r>
@@ -8295,6 +8743,7 @@
                 <w:szCs w:val="19"/>
                 <w:color w:val="bbbbbb"/>
                 <w:lang w:val="en-US" w:bidi="fa-IR"/>
+                <w:rtl w:val="0"/>
               </w:rPr>
               <w:t xml:space="preserve"> </w:t>
             </w:r>
@@ -8305,6 +8754,7 @@
                 <w:szCs w:val="19"/>
                 <w:color w:val="666666"/>
                 <w:lang w:val="en-US" w:bidi="fa-IR"/>
+                <w:rtl w:val="0"/>
               </w:rPr>
               <w:t>=</w:t>
             </w:r>
@@ -8315,6 +8765,7 @@
                 <w:szCs w:val="19"/>
                 <w:color w:val="bbbbbb"/>
                 <w:lang w:val="en-US" w:bidi="fa-IR"/>
+                <w:rtl w:val="0"/>
               </w:rPr>
               <w:t xml:space="preserve"> </w:t>
             </w:r>
@@ -8325,6 +8776,7 @@
                 <w:szCs w:val="19"/>
                 <w:color w:val="007020"/>
                 <w:lang w:val="en-US" w:bidi="fa-IR"/>
+                <w:rtl w:val="0"/>
               </w:rPr>
               <w:t>JSON</w:t>
             </w:r>
@@ -8335,6 +8787,7 @@
                 <w:szCs w:val="19"/>
                 <w:color w:val="24292E"/>
                 <w:lang w:val="en-US" w:bidi="fa-IR"/>
+                <w:rtl w:val="0"/>
               </w:rPr>
               <w:t>.</w:t>
             </w:r>
@@ -8345,6 +8798,7 @@
                 <w:szCs w:val="19"/>
                 <w:color w:val="24292E"/>
                 <w:lang w:val="en-US" w:bidi="fa-IR"/>
+                <w:rtl w:val="0"/>
               </w:rPr>
               <w:t>parse</w:t>
             </w:r>
@@ -8355,6 +8809,7 @@
                 <w:szCs w:val="19"/>
                 <w:color w:val="24292E"/>
                 <w:lang w:val="en-US" w:bidi="fa-IR"/>
+                <w:rtl w:val="0"/>
               </w:rPr>
               <w:t>(</w:t>
             </w:r>
@@ -8365,6 +8820,7 @@
                 <w:szCs w:val="19"/>
                 <w:color w:val="24292E"/>
                 <w:lang w:val="en-US" w:bidi="fa-IR"/>
+                <w:rtl w:val="0"/>
               </w:rPr>
               <w:t>msg</w:t>
             </w:r>
@@ -8375,6 +8831,7 @@
                 <w:szCs w:val="19"/>
                 <w:color w:val="24292E"/>
                 <w:lang w:val="en-US" w:bidi="fa-IR"/>
+                <w:rtl w:val="0"/>
               </w:rPr>
               <w:t>.</w:t>
             </w:r>
@@ -8385,6 +8842,7 @@
                 <w:szCs w:val="19"/>
                 <w:color w:val="24292E"/>
                 <w:lang w:val="en-US" w:bidi="fa-IR"/>
+                <w:rtl w:val="0"/>
               </w:rPr>
               <w:t>content</w:t>
             </w:r>
@@ -8395,6 +8853,7 @@
                 <w:szCs w:val="19"/>
                 <w:color w:val="24292E"/>
                 <w:lang w:val="en-US" w:bidi="fa-IR"/>
+                <w:rtl w:val="0"/>
               </w:rPr>
               <w:t>.</w:t>
             </w:r>
@@ -8405,6 +8864,7 @@
                 <w:szCs w:val="19"/>
                 <w:color w:val="24292E"/>
                 <w:lang w:val="en-US" w:bidi="fa-IR"/>
+                <w:rtl w:val="0"/>
               </w:rPr>
               <w:t>toString</w:t>
             </w:r>
@@ -8415,6 +8875,7 @@
                 <w:szCs w:val="19"/>
                 <w:color w:val="24292E"/>
                 <w:lang w:val="en-US" w:bidi="fa-IR"/>
+                <w:rtl w:val="0"/>
               </w:rPr>
               <w:t>(</w:t>
             </w:r>
@@ -8425,6 +8886,7 @@
                 <w:szCs w:val="19"/>
                 <w:color w:val="4070a0"/>
                 <w:lang w:val="en-US" w:bidi="fa-IR"/>
+                <w:rtl w:val="0"/>
               </w:rPr>
               <w:t>'utf-8'</w:t>
             </w:r>
@@ -8435,6 +8897,7 @@
                 <w:szCs w:val="19"/>
                 <w:color w:val="24292E"/>
                 <w:lang w:val="en-US" w:bidi="fa-IR"/>
+                <w:rtl w:val="0"/>
               </w:rPr>
               <w:t>)</w:t>
             </w:r>
@@ -8445,6 +8908,7 @@
                 <w:szCs w:val="19"/>
                 <w:color w:val="24292E"/>
                 <w:lang w:val="en-US" w:bidi="fa-IR"/>
+                <w:rtl w:val="0"/>
               </w:rPr>
               <w:t>)</w:t>
             </w:r>
@@ -8455,12 +8919,14 @@
                 <w:szCs w:val="19"/>
                 <w:color w:val="24292E"/>
                 <w:lang w:val="en-US" w:bidi="fa-IR"/>
+                <w:rtl w:val="0"/>
               </w:rPr>
               <w:t>;</w:t>
             </w:r>
           </w:p>
           <w:p>
             <w:pPr>
+              <w:bidi w:val="0"/>
               <w:spacing w:before="0" w:after="0" w:line="276" w:lineRule="auto"/>
               <w:jc w:val="left"/>
             </w:pPr>
@@ -8471,6 +8937,7 @@
                 <w:szCs w:val="19"/>
                 <w:color w:val="bbbbbb"/>
                 <w:lang w:val="en-US" w:bidi="fa-IR"/>
+                <w:rtl w:val="0"/>
               </w:rPr>
               <w:t xml:space="preserve">  </w:t>
             </w:r>
@@ -8481,6 +8948,7 @@
                 <w:szCs w:val="19"/>
                 <w:color w:val="24292E"/>
                 <w:lang w:val="en-US" w:bidi="fa-IR"/>
+                <w:rtl w:val="0"/>
               </w:rPr>
               <w:t>console</w:t>
             </w:r>
@@ -8491,6 +8959,7 @@
                 <w:szCs w:val="19"/>
                 <w:color w:val="24292E"/>
                 <w:lang w:val="en-US" w:bidi="fa-IR"/>
+                <w:rtl w:val="0"/>
               </w:rPr>
               <w:t>.</w:t>
             </w:r>
@@ -8501,6 +8970,7 @@
                 <w:szCs w:val="19"/>
                 <w:color w:val="24292E"/>
                 <w:lang w:val="en-US" w:bidi="fa-IR"/>
+                <w:rtl w:val="0"/>
               </w:rPr>
               <w:t>log</w:t>
             </w:r>
@@ -8511,6 +8981,7 @@
                 <w:szCs w:val="19"/>
                 <w:color w:val="24292E"/>
                 <w:lang w:val="en-US" w:bidi="fa-IR"/>
+                <w:rtl w:val="0"/>
               </w:rPr>
               <w:t>(</w:t>
             </w:r>
@@ -8521,6 +8992,7 @@
                 <w:szCs w:val="19"/>
                 <w:color w:val="4070a0"/>
                 <w:lang w:val="en-US" w:bidi="fa-IR"/>
+                <w:rtl w:val="0"/>
               </w:rPr>
               <w:t>`</w:t>
             </w:r>
@@ -8531,6 +9003,7 @@
                 <w:szCs w:val="19"/>
                 <w:color w:val="4070a0"/>
                 <w:lang w:val="en-US" w:bidi="fa-IR"/>
+                <w:rtl w:val="0"/>
               </w:rPr>
               <w:t xml:space="preserve">[Worker] دریافت رویداد پردازش سفارش: </w:t>
             </w:r>
@@ -8543,6 +9016,7 @@
                 <w:iCs/>
                 <w:color w:val="70a0d0"/>
                 <w:lang w:val="en-US" w:bidi="fa-IR"/>
+                <w:rtl w:val="0"/>
               </w:rPr>
               <w:t>${</w:t>
             </w:r>
@@ -8553,6 +9027,7 @@
                 <w:szCs w:val="19"/>
                 <w:color w:val="24292E"/>
                 <w:lang w:val="en-US" w:bidi="fa-IR"/>
+                <w:rtl w:val="0"/>
               </w:rPr>
               <w:t>event</w:t>
             </w:r>
@@ -8563,6 +9038,7 @@
                 <w:szCs w:val="19"/>
                 <w:color w:val="24292E"/>
                 <w:lang w:val="en-US" w:bidi="fa-IR"/>
+                <w:rtl w:val="0"/>
               </w:rPr>
               <w:t>.</w:t>
             </w:r>
@@ -8573,6 +9049,7 @@
                 <w:szCs w:val="19"/>
                 <w:color w:val="24292E"/>
                 <w:lang w:val="en-US" w:bidi="fa-IR"/>
+                <w:rtl w:val="0"/>
               </w:rPr>
               <w:t>aggregateId</w:t>
             </w:r>
@@ -8585,6 +9062,7 @@
                 <w:iCs/>
                 <w:color w:val="70a0d0"/>
                 <w:lang w:val="en-US" w:bidi="fa-IR"/>
+                <w:rtl w:val="0"/>
               </w:rPr>
               <w:t>}</w:t>
             </w:r>
@@ -8595,6 +9073,7 @@
                 <w:szCs w:val="19"/>
                 <w:color w:val="4070a0"/>
                 <w:lang w:val="en-US" w:bidi="fa-IR"/>
+                <w:rtl w:val="0"/>
               </w:rPr>
               <w:t>`</w:t>
             </w:r>
@@ -8605,6 +9084,7 @@
                 <w:szCs w:val="19"/>
                 <w:color w:val="24292E"/>
                 <w:lang w:val="en-US" w:bidi="fa-IR"/>
+                <w:rtl w:val="0"/>
               </w:rPr>
               <w:t>)</w:t>
             </w:r>
@@ -8615,12 +9095,14 @@
                 <w:szCs w:val="19"/>
                 <w:color w:val="24292E"/>
                 <w:lang w:val="en-US" w:bidi="fa-IR"/>
+                <w:rtl w:val="0"/>
               </w:rPr>
               <w:t>;</w:t>
             </w:r>
           </w:p>
           <w:p>
             <w:pPr>
+              <w:bidi w:val="0"/>
               <w:spacing w:before="0" w:after="0" w:line="276" w:lineRule="auto"/>
               <w:jc w:val="left"/>
             </w:pPr>
@@ -8631,6 +9113,7 @@
                 <w:szCs w:val="19"/>
                 <w:color w:val="bbbbbb"/>
                 <w:lang w:val="en-US" w:bidi="fa-IR"/>
+                <w:rtl w:val="0"/>
               </w:rPr>
               <w:t xml:space="preserve">  </w:t>
             </w:r>
@@ -8643,6 +9126,7 @@
                 <w:bCs/>
                 <w:color w:val="007020"/>
                 <w:lang w:val="en-US" w:bidi="fa-IR"/>
+                <w:rtl w:val="0"/>
               </w:rPr>
               <w:t>await</w:t>
             </w:r>
@@ -8653,6 +9137,7 @@
                 <w:szCs w:val="19"/>
                 <w:color w:val="bbbbbb"/>
                 <w:lang w:val="en-US" w:bidi="fa-IR"/>
+                <w:rtl w:val="0"/>
               </w:rPr>
               <w:t xml:space="preserve"> </w:t>
             </w:r>
@@ -8663,6 +9148,7 @@
                 <w:szCs w:val="19"/>
                 <w:color w:val="24292E"/>
                 <w:lang w:val="en-US" w:bidi="fa-IR"/>
+                <w:rtl w:val="0"/>
               </w:rPr>
               <w:t>dispatchNotification</w:t>
             </w:r>
@@ -8673,6 +9159,7 @@
                 <w:szCs w:val="19"/>
                 <w:color w:val="24292E"/>
                 <w:lang w:val="en-US" w:bidi="fa-IR"/>
+                <w:rtl w:val="0"/>
               </w:rPr>
               <w:t>(</w:t>
             </w:r>
@@ -8683,6 +9170,7 @@
                 <w:szCs w:val="19"/>
                 <w:color w:val="24292E"/>
                 <w:lang w:val="en-US" w:bidi="fa-IR"/>
+                <w:rtl w:val="0"/>
               </w:rPr>
               <w:t>event</w:t>
             </w:r>
@@ -8693,6 +9181,7 @@
                 <w:szCs w:val="19"/>
                 <w:color w:val="24292E"/>
                 <w:lang w:val="en-US" w:bidi="fa-IR"/>
+                <w:rtl w:val="0"/>
               </w:rPr>
               <w:t>.</w:t>
             </w:r>
@@ -8703,6 +9192,7 @@
                 <w:szCs w:val="19"/>
                 <w:color w:val="24292E"/>
                 <w:lang w:val="en-US" w:bidi="fa-IR"/>
+                <w:rtl w:val="0"/>
               </w:rPr>
               <w:t>eventId</w:t>
             </w:r>
@@ -8713,6 +9203,7 @@
                 <w:szCs w:val="19"/>
                 <w:color w:val="24292E"/>
                 <w:lang w:val="en-US" w:bidi="fa-IR"/>
+                <w:rtl w:val="0"/>
               </w:rPr>
               <w:t>,</w:t>
             </w:r>
@@ -8723,6 +9214,7 @@
                 <w:szCs w:val="19"/>
                 <w:color w:val="bbbbbb"/>
                 <w:lang w:val="en-US" w:bidi="fa-IR"/>
+                <w:rtl w:val="0"/>
               </w:rPr>
               <w:t xml:space="preserve"> </w:t>
             </w:r>
@@ -8733,6 +9225,7 @@
                 <w:szCs w:val="19"/>
                 <w:color w:val="24292E"/>
                 <w:lang w:val="en-US" w:bidi="fa-IR"/>
+                <w:rtl w:val="0"/>
               </w:rPr>
               <w:t>event</w:t>
             </w:r>
@@ -8743,6 +9236,7 @@
                 <w:szCs w:val="19"/>
                 <w:color w:val="24292E"/>
                 <w:lang w:val="en-US" w:bidi="fa-IR"/>
+                <w:rtl w:val="0"/>
               </w:rPr>
               <w:t>.</w:t>
             </w:r>
@@ -8753,6 +9247,7 @@
                 <w:szCs w:val="19"/>
                 <w:color w:val="24292E"/>
                 <w:lang w:val="en-US" w:bidi="fa-IR"/>
+                <w:rtl w:val="0"/>
               </w:rPr>
               <w:t>totalAmount</w:t>
             </w:r>
@@ -8763,6 +9258,7 @@
                 <w:szCs w:val="19"/>
                 <w:color w:val="24292E"/>
                 <w:lang w:val="en-US" w:bidi="fa-IR"/>
+                <w:rtl w:val="0"/>
               </w:rPr>
               <w:t>)</w:t>
             </w:r>
@@ -8773,12 +9269,14 @@
                 <w:szCs w:val="19"/>
                 <w:color w:val="24292E"/>
                 <w:lang w:val="en-US" w:bidi="fa-IR"/>
+                <w:rtl w:val="0"/>
               </w:rPr>
               <w:t>;</w:t>
             </w:r>
           </w:p>
           <w:p>
             <w:pPr>
+              <w:bidi w:val="0"/>
               <w:spacing w:before="0" w:after="0" w:line="276" w:lineRule="auto"/>
               <w:jc w:val="left"/>
             </w:pPr>
@@ -8789,6 +9287,7 @@
                 <w:szCs w:val="19"/>
                 <w:color w:val="24292E"/>
                 <w:lang w:val="en-US" w:bidi="fa-IR"/>
+                <w:rtl w:val="0"/>
               </w:rPr>
               <w:t>}</w:t>
             </w:r>
@@ -8804,7 +9303,7 @@
     </w:p>
     <w:p>
       <w:pPr>
-        <w:bidi/>
+        <w:bidi w:val="1"/>
         <w:spacing w:line="336" w:lineRule="auto" w:after="120"/>
         <w:jc w:val="both"/>
       </w:pPr>
@@ -9075,6 +9574,7 @@
           <w:szCs w:val="22"/>
           <w:color w:val="2D2D2D"/>
           <w:lang w:val="en-US" w:bidi="fa-IR"/>
+          <w:rtl w:val="0"/>
         </w:rPr>
         <w:t>ETL</w:t>
       </w:r>
@@ -9239,6 +9739,7 @@
           </w:tcPr>
           <w:p>
             <w:pPr>
+              <w:bidi w:val="0"/>
               <w:spacing w:before="0" w:after="0" w:line="276" w:lineRule="auto"/>
               <w:jc w:val="left"/>
             </w:pPr>
@@ -9251,6 +9752,7 @@
                 <w:bCs/>
                 <w:color w:val="007020"/>
                 <w:lang w:val="en-US" w:bidi="fa-IR"/>
+                <w:rtl w:val="0"/>
               </w:rPr>
               <w:t>import</w:t>
             </w:r>
@@ -9261,6 +9763,7 @@
                 <w:szCs w:val="19"/>
                 <w:color w:val="bbbbbb"/>
                 <w:lang w:val="en-US" w:bidi="fa-IR"/>
+                <w:rtl w:val="0"/>
               </w:rPr>
               <w:t xml:space="preserve"> </w:t>
             </w:r>
@@ -9273,12 +9776,14 @@
                 <w:bCs/>
                 <w:color w:val="0e84b5"/>
                 <w:lang w:val="en-US" w:bidi="fa-IR"/>
+                <w:rtl w:val="0"/>
               </w:rPr>
               <w:t>asyncio</w:t>
             </w:r>
           </w:p>
           <w:p>
             <w:pPr>
+              <w:bidi w:val="0"/>
               <w:spacing w:before="0" w:after="0" w:line="276" w:lineRule="auto"/>
               <w:jc w:val="left"/>
             </w:pPr>
@@ -9291,6 +9796,7 @@
                 <w:bCs/>
                 <w:color w:val="007020"/>
                 <w:lang w:val="en-US" w:bidi="fa-IR"/>
+                <w:rtl w:val="0"/>
               </w:rPr>
               <w:t>from</w:t>
             </w:r>
@@ -9301,6 +9807,7 @@
                 <w:szCs w:val="19"/>
                 <w:color w:val="bbbbbb"/>
                 <w:lang w:val="en-US" w:bidi="fa-IR"/>
+                <w:rtl w:val="0"/>
               </w:rPr>
               <w:t xml:space="preserve"> </w:t>
             </w:r>
@@ -9313,6 +9820,7 @@
                 <w:bCs/>
                 <w:color w:val="0e84b5"/>
                 <w:lang w:val="en-US" w:bidi="fa-IR"/>
+                <w:rtl w:val="0"/>
               </w:rPr>
               <w:t>typing</w:t>
             </w:r>
@@ -9323,6 +9831,7 @@
                 <w:szCs w:val="19"/>
                 <w:color w:val="bbbbbb"/>
                 <w:lang w:val="en-US" w:bidi="fa-IR"/>
+                <w:rtl w:val="0"/>
               </w:rPr>
               <w:t xml:space="preserve"> </w:t>
             </w:r>
@@ -9335,6 +9844,7 @@
                 <w:bCs/>
                 <w:color w:val="007020"/>
                 <w:lang w:val="en-US" w:bidi="fa-IR"/>
+                <w:rtl w:val="0"/>
               </w:rPr>
               <w:t>import</w:t>
             </w:r>
@@ -9345,6 +9855,7 @@
                 <w:szCs w:val="19"/>
                 <w:color w:val="24292E"/>
                 <w:lang w:val="en-US" w:bidi="fa-IR"/>
+                <w:rtl w:val="0"/>
               </w:rPr>
               <w:t xml:space="preserve"> </w:t>
             </w:r>
@@ -9355,6 +9866,7 @@
                 <w:szCs w:val="19"/>
                 <w:color w:val="24292E"/>
                 <w:lang w:val="en-US" w:bidi="fa-IR"/>
+                <w:rtl w:val="0"/>
               </w:rPr>
               <w:t>Dict</w:t>
             </w:r>
@@ -9365,6 +9877,7 @@
                 <w:szCs w:val="19"/>
                 <w:color w:val="24292E"/>
                 <w:lang w:val="en-US" w:bidi="fa-IR"/>
+                <w:rtl w:val="0"/>
               </w:rPr>
               <w:t>,</w:t>
             </w:r>
@@ -9375,6 +9888,7 @@
                 <w:szCs w:val="19"/>
                 <w:color w:val="24292E"/>
                 <w:lang w:val="en-US" w:bidi="fa-IR"/>
+                <w:rtl w:val="0"/>
               </w:rPr>
               <w:t xml:space="preserve"> </w:t>
             </w:r>
@@ -9385,12 +9899,14 @@
                 <w:szCs w:val="19"/>
                 <w:color w:val="24292E"/>
                 <w:lang w:val="en-US" w:bidi="fa-IR"/>
+                <w:rtl w:val="0"/>
               </w:rPr>
               <w:t>Any</w:t>
             </w:r>
           </w:p>
           <w:p>
             <w:pPr>
+              <w:bidi w:val="0"/>
               <w:spacing w:before="0" w:after="0" w:line="276" w:lineRule="auto"/>
               <w:jc w:val="left"/>
             </w:pPr>
@@ -9403,6 +9919,7 @@
                 <w:bCs/>
                 <w:color w:val="007020"/>
                 <w:lang w:val="en-US" w:bidi="fa-IR"/>
+                <w:rtl w:val="0"/>
               </w:rPr>
               <w:t>import</w:t>
             </w:r>
@@ -9413,6 +9930,7 @@
                 <w:szCs w:val="19"/>
                 <w:color w:val="bbbbbb"/>
                 <w:lang w:val="en-US" w:bidi="fa-IR"/>
+                <w:rtl w:val="0"/>
               </w:rPr>
               <w:t xml:space="preserve"> </w:t>
             </w:r>
@@ -9425,12 +9943,14 @@
                 <w:bCs/>
                 <w:color w:val="0e84b5"/>
                 <w:lang w:val="en-US" w:bidi="fa-IR"/>
+                <w:rtl w:val="0"/>
               </w:rPr>
               <w:t>httpx</w:t>
             </w:r>
           </w:p>
           <w:p>
             <w:pPr>
+              <w:bidi w:val="0"/>
               <w:spacing w:before="0" w:after="0" w:line="276" w:lineRule="auto"/>
               <w:jc w:val="left"/>
             </w:pPr>
@@ -9441,11 +9961,13 @@
                 <w:szCs w:val="19"/>
                 <w:color w:val="24292E"/>
                 <w:lang w:val="en-US" w:bidi="fa-IR"/>
+                <w:rtl w:val="0"/>
               </w:rPr>
             </w:r>
           </w:p>
           <w:p>
             <w:pPr>
+              <w:bidi w:val="0"/>
               <w:spacing w:before="0" w:after="0" w:line="276" w:lineRule="auto"/>
               <w:jc w:val="left"/>
             </w:pPr>
@@ -9458,6 +9980,7 @@
                 <w:bCs/>
                 <w:color w:val="007020"/>
                 <w:lang w:val="en-US" w:bidi="fa-IR"/>
+                <w:rtl w:val="0"/>
               </w:rPr>
               <w:t>async</w:t>
             </w:r>
@@ -9468,6 +9991,7 @@
                 <w:szCs w:val="19"/>
                 <w:color w:val="24292E"/>
                 <w:lang w:val="en-US" w:bidi="fa-IR"/>
+                <w:rtl w:val="0"/>
               </w:rPr>
               <w:t xml:space="preserve"> </w:t>
             </w:r>
@@ -9480,6 +10004,7 @@
                 <w:bCs/>
                 <w:color w:val="007020"/>
                 <w:lang w:val="en-US" w:bidi="fa-IR"/>
+                <w:rtl w:val="0"/>
               </w:rPr>
               <w:t>def</w:t>
             </w:r>
@@ -9490,6 +10015,7 @@
                 <w:szCs w:val="19"/>
                 <w:color w:val="bbbbbb"/>
                 <w:lang w:val="en-US" w:bidi="fa-IR"/>
+                <w:rtl w:val="0"/>
               </w:rPr>
               <w:t xml:space="preserve"> </w:t>
             </w:r>
@@ -9500,6 +10026,7 @@
                 <w:szCs w:val="19"/>
                 <w:color w:val="06287e"/>
                 <w:lang w:val="en-US" w:bidi="fa-IR"/>
+                <w:rtl w:val="0"/>
               </w:rPr>
               <w:t>dispatch_order_notification</w:t>
             </w:r>
@@ -9510,6 +10037,7 @@
                 <w:szCs w:val="19"/>
                 <w:color w:val="24292E"/>
                 <w:lang w:val="en-US" w:bidi="fa-IR"/>
+                <w:rtl w:val="0"/>
               </w:rPr>
               <w:t>(</w:t>
             </w:r>
@@ -9520,6 +10048,7 @@
                 <w:szCs w:val="19"/>
                 <w:color w:val="24292E"/>
                 <w:lang w:val="en-US" w:bidi="fa-IR"/>
+                <w:rtl w:val="0"/>
               </w:rPr>
               <w:t>event</w:t>
             </w:r>
@@ -9530,6 +10059,7 @@
                 <w:szCs w:val="19"/>
                 <w:color w:val="24292E"/>
                 <w:lang w:val="en-US" w:bidi="fa-IR"/>
+                <w:rtl w:val="0"/>
               </w:rPr>
               <w:t>:</w:t>
             </w:r>
@@ -9540,6 +10070,7 @@
                 <w:szCs w:val="19"/>
                 <w:color w:val="24292E"/>
                 <w:lang w:val="en-US" w:bidi="fa-IR"/>
+                <w:rtl w:val="0"/>
               </w:rPr>
               <w:t xml:space="preserve"> </w:t>
             </w:r>
@@ -9550,6 +10081,7 @@
                 <w:szCs w:val="19"/>
                 <w:color w:val="24292E"/>
                 <w:lang w:val="en-US" w:bidi="fa-IR"/>
+                <w:rtl w:val="0"/>
               </w:rPr>
               <w:t>Dict</w:t>
             </w:r>
@@ -9560,6 +10092,7 @@
                 <w:szCs w:val="19"/>
                 <w:color w:val="24292E"/>
                 <w:lang w:val="en-US" w:bidi="fa-IR"/>
+                <w:rtl w:val="0"/>
               </w:rPr>
               <w:t>[</w:t>
             </w:r>
@@ -9570,6 +10103,7 @@
                 <w:szCs w:val="19"/>
                 <w:color w:val="007020"/>
                 <w:lang w:val="en-US" w:bidi="fa-IR"/>
+                <w:rtl w:val="0"/>
               </w:rPr>
               <w:t>str</w:t>
             </w:r>
@@ -9580,6 +10114,7 @@
                 <w:szCs w:val="19"/>
                 <w:color w:val="24292E"/>
                 <w:lang w:val="en-US" w:bidi="fa-IR"/>
+                <w:rtl w:val="0"/>
               </w:rPr>
               <w:t>,</w:t>
             </w:r>
@@ -9590,6 +10125,7 @@
                 <w:szCs w:val="19"/>
                 <w:color w:val="24292E"/>
                 <w:lang w:val="en-US" w:bidi="fa-IR"/>
+                <w:rtl w:val="0"/>
               </w:rPr>
               <w:t xml:space="preserve"> </w:t>
             </w:r>
@@ -9600,6 +10136,7 @@
                 <w:szCs w:val="19"/>
                 <w:color w:val="24292E"/>
                 <w:lang w:val="en-US" w:bidi="fa-IR"/>
+                <w:rtl w:val="0"/>
               </w:rPr>
               <w:t>Any</w:t>
             </w:r>
@@ -9610,6 +10147,7 @@
                 <w:szCs w:val="19"/>
                 <w:color w:val="24292E"/>
                 <w:lang w:val="en-US" w:bidi="fa-IR"/>
+                <w:rtl w:val="0"/>
               </w:rPr>
               <w:t>]</w:t>
             </w:r>
@@ -9620,6 +10158,7 @@
                 <w:szCs w:val="19"/>
                 <w:color w:val="24292E"/>
                 <w:lang w:val="en-US" w:bidi="fa-IR"/>
+                <w:rtl w:val="0"/>
               </w:rPr>
               <w:t>,</w:t>
             </w:r>
@@ -9630,6 +10169,7 @@
                 <w:szCs w:val="19"/>
                 <w:color w:val="24292E"/>
                 <w:lang w:val="en-US" w:bidi="fa-IR"/>
+                <w:rtl w:val="0"/>
               </w:rPr>
               <w:t xml:space="preserve"> </w:t>
             </w:r>
@@ -9640,6 +10180,7 @@
                 <w:szCs w:val="19"/>
                 <w:color w:val="24292E"/>
                 <w:lang w:val="en-US" w:bidi="fa-IR"/>
+                <w:rtl w:val="0"/>
               </w:rPr>
               <w:t>webhook_url</w:t>
             </w:r>
@@ -9650,6 +10191,7 @@
                 <w:szCs w:val="19"/>
                 <w:color w:val="24292E"/>
                 <w:lang w:val="en-US" w:bidi="fa-IR"/>
+                <w:rtl w:val="0"/>
               </w:rPr>
               <w:t>:</w:t>
             </w:r>
@@ -9660,6 +10202,7 @@
                 <w:szCs w:val="19"/>
                 <w:color w:val="24292E"/>
                 <w:lang w:val="en-US" w:bidi="fa-IR"/>
+                <w:rtl w:val="0"/>
               </w:rPr>
               <w:t xml:space="preserve"> </w:t>
             </w:r>
@@ -9670,6 +10213,7 @@
                 <w:szCs w:val="19"/>
                 <w:color w:val="007020"/>
                 <w:lang w:val="en-US" w:bidi="fa-IR"/>
+                <w:rtl w:val="0"/>
               </w:rPr>
               <w:t>str</w:t>
             </w:r>
@@ -9680,6 +10224,7 @@
                 <w:szCs w:val="19"/>
                 <w:color w:val="24292E"/>
                 <w:lang w:val="en-US" w:bidi="fa-IR"/>
+                <w:rtl w:val="0"/>
               </w:rPr>
               <w:t>)</w:t>
             </w:r>
@@ -9690,6 +10235,7 @@
                 <w:szCs w:val="19"/>
                 <w:color w:val="24292E"/>
                 <w:lang w:val="en-US" w:bidi="fa-IR"/>
+                <w:rtl w:val="0"/>
               </w:rPr>
               <w:t xml:space="preserve"> </w:t>
             </w:r>
@@ -9700,6 +10246,7 @@
                 <w:szCs w:val="19"/>
                 <w:color w:val="666666"/>
                 <w:lang w:val="en-US" w:bidi="fa-IR"/>
+                <w:rtl w:val="0"/>
               </w:rPr>
               <w:t>-</w:t>
             </w:r>
@@ -9710,6 +10257,7 @@
                 <w:szCs w:val="19"/>
                 <w:color w:val="666666"/>
                 <w:lang w:val="en-US" w:bidi="fa-IR"/>
+                <w:rtl w:val="0"/>
               </w:rPr>
               <w:t>&gt;</w:t>
             </w:r>
@@ -9720,6 +10268,7 @@
                 <w:szCs w:val="19"/>
                 <w:color w:val="24292E"/>
                 <w:lang w:val="en-US" w:bidi="fa-IR"/>
+                <w:rtl w:val="0"/>
               </w:rPr>
               <w:t xml:space="preserve"> </w:t>
             </w:r>
@@ -9730,6 +10279,7 @@
                 <w:szCs w:val="19"/>
                 <w:color w:val="007020"/>
                 <w:lang w:val="en-US" w:bidi="fa-IR"/>
+                <w:rtl w:val="0"/>
               </w:rPr>
               <w:t>bool</w:t>
             </w:r>
@@ -9740,12 +10290,14 @@
                 <w:szCs w:val="19"/>
                 <w:color w:val="24292E"/>
                 <w:lang w:val="en-US" w:bidi="fa-IR"/>
+                <w:rtl w:val="0"/>
               </w:rPr>
               <w:t>:</w:t>
             </w:r>
           </w:p>
           <w:p>
             <w:pPr>
+              <w:bidi w:val="0"/>
               <w:spacing w:before="0" w:after="0" w:line="276" w:lineRule="auto"/>
               <w:jc w:val="left"/>
             </w:pPr>
@@ -9756,6 +10308,7 @@
                 <w:szCs w:val="19"/>
                 <w:color w:val="bbbbbb"/>
                 <w:lang w:val="en-US" w:bidi="fa-IR"/>
+                <w:rtl w:val="0"/>
               </w:rPr>
               <w:t xml:space="preserve">    </w:t>
             </w:r>
@@ -9768,12 +10321,14 @@
                 <w:iCs/>
                 <w:color w:val="4070a0"/>
                 <w:lang w:val="en-US" w:bidi="fa-IR"/>
+                <w:rtl w:val="0"/>
               </w:rPr>
               <w:t>"""ارسال ناهمگام اعلان رویداد سفارش به سرویس پیام‌رسان کاربری"""</w:t>
             </w:r>
           </w:p>
           <w:p>
             <w:pPr>
+              <w:bidi w:val="0"/>
               <w:spacing w:before="0" w:after="0" w:line="276" w:lineRule="auto"/>
               <w:jc w:val="left"/>
             </w:pPr>
@@ -9784,6 +10339,7 @@
                 <w:szCs w:val="19"/>
                 <w:color w:val="24292E"/>
                 <w:lang w:val="en-US" w:bidi="fa-IR"/>
+                <w:rtl w:val="0"/>
               </w:rPr>
               <w:t xml:space="preserve">    </w:t>
             </w:r>
@@ -9794,6 +10350,7 @@
                 <w:szCs w:val="19"/>
                 <w:color w:val="24292E"/>
                 <w:lang w:val="en-US" w:bidi="fa-IR"/>
+                <w:rtl w:val="0"/>
               </w:rPr>
               <w:t>headers</w:t>
             </w:r>
@@ -9804,6 +10361,7 @@
                 <w:szCs w:val="19"/>
                 <w:color w:val="24292E"/>
                 <w:lang w:val="en-US" w:bidi="fa-IR"/>
+                <w:rtl w:val="0"/>
               </w:rPr>
               <w:t xml:space="preserve"> </w:t>
             </w:r>
@@ -9814,6 +10372,7 @@
                 <w:szCs w:val="19"/>
                 <w:color w:val="666666"/>
                 <w:lang w:val="en-US" w:bidi="fa-IR"/>
+                <w:rtl w:val="0"/>
               </w:rPr>
               <w:t>=</w:t>
             </w:r>
@@ -9824,6 +10383,7 @@
                 <w:szCs w:val="19"/>
                 <w:color w:val="24292E"/>
                 <w:lang w:val="en-US" w:bidi="fa-IR"/>
+                <w:rtl w:val="0"/>
               </w:rPr>
               <w:t xml:space="preserve"> </w:t>
             </w:r>
@@ -9834,6 +10394,7 @@
                 <w:szCs w:val="19"/>
                 <w:color w:val="24292E"/>
                 <w:lang w:val="en-US" w:bidi="fa-IR"/>
+                <w:rtl w:val="0"/>
               </w:rPr>
               <w:t>{</w:t>
             </w:r>
@@ -9844,6 +10405,7 @@
                 <w:szCs w:val="19"/>
                 <w:color w:val="4070a0"/>
                 <w:lang w:val="en-US" w:bidi="fa-IR"/>
+                <w:rtl w:val="0"/>
               </w:rPr>
               <w:t>"</w:t>
             </w:r>
@@ -9854,6 +10416,7 @@
                 <w:szCs w:val="19"/>
                 <w:color w:val="4070a0"/>
                 <w:lang w:val="en-US" w:bidi="fa-IR"/>
+                <w:rtl w:val="0"/>
               </w:rPr>
               <w:t>Content-Type</w:t>
             </w:r>
@@ -9864,6 +10427,7 @@
                 <w:szCs w:val="19"/>
                 <w:color w:val="4070a0"/>
                 <w:lang w:val="en-US" w:bidi="fa-IR"/>
+                <w:rtl w:val="0"/>
               </w:rPr>
               <w:t>"</w:t>
             </w:r>
@@ -9874,6 +10438,7 @@
                 <w:szCs w:val="19"/>
                 <w:color w:val="24292E"/>
                 <w:lang w:val="en-US" w:bidi="fa-IR"/>
+                <w:rtl w:val="0"/>
               </w:rPr>
               <w:t>:</w:t>
             </w:r>
@@ -9884,6 +10449,7 @@
                 <w:szCs w:val="19"/>
                 <w:color w:val="24292E"/>
                 <w:lang w:val="en-US" w:bidi="fa-IR"/>
+                <w:rtl w:val="0"/>
               </w:rPr>
               <w:t xml:space="preserve"> </w:t>
             </w:r>
@@ -9894,6 +10460,7 @@
                 <w:szCs w:val="19"/>
                 <w:color w:val="4070a0"/>
                 <w:lang w:val="en-US" w:bidi="fa-IR"/>
+                <w:rtl w:val="0"/>
               </w:rPr>
               <w:t>"</w:t>
             </w:r>
@@ -9904,6 +10471,7 @@
                 <w:szCs w:val="19"/>
                 <w:color w:val="4070a0"/>
                 <w:lang w:val="en-US" w:bidi="fa-IR"/>
+                <w:rtl w:val="0"/>
               </w:rPr>
               <w:t>application/json</w:t>
             </w:r>
@@ -9914,6 +10482,7 @@
                 <w:szCs w:val="19"/>
                 <w:color w:val="4070a0"/>
                 <w:lang w:val="en-US" w:bidi="fa-IR"/>
+                <w:rtl w:val="0"/>
               </w:rPr>
               <w:t>"</w:t>
             </w:r>
@@ -9924,6 +10493,7 @@
                 <w:szCs w:val="19"/>
                 <w:color w:val="24292E"/>
                 <w:lang w:val="en-US" w:bidi="fa-IR"/>
+                <w:rtl w:val="0"/>
               </w:rPr>
               <w:t>,</w:t>
             </w:r>
@@ -9934,6 +10504,7 @@
                 <w:szCs w:val="19"/>
                 <w:color w:val="24292E"/>
                 <w:lang w:val="en-US" w:bidi="fa-IR"/>
+                <w:rtl w:val="0"/>
               </w:rPr>
               <w:t xml:space="preserve"> </w:t>
             </w:r>
@@ -9944,6 +10515,7 @@
                 <w:szCs w:val="19"/>
                 <w:color w:val="4070a0"/>
                 <w:lang w:val="en-US" w:bidi="fa-IR"/>
+                <w:rtl w:val="0"/>
               </w:rPr>
               <w:t>"</w:t>
             </w:r>
@@ -9954,6 +10526,7 @@
                 <w:szCs w:val="19"/>
                 <w:color w:val="4070a0"/>
                 <w:lang w:val="en-US" w:bidi="fa-IR"/>
+                <w:rtl w:val="0"/>
               </w:rPr>
               <w:t>X-Event-Source</w:t>
             </w:r>
@@ -9964,6 +10537,7 @@
                 <w:szCs w:val="19"/>
                 <w:color w:val="4070a0"/>
                 <w:lang w:val="en-US" w:bidi="fa-IR"/>
+                <w:rtl w:val="0"/>
               </w:rPr>
               <w:t>"</w:t>
             </w:r>
@@ -9974,6 +10548,7 @@
                 <w:szCs w:val="19"/>
                 <w:color w:val="24292E"/>
                 <w:lang w:val="en-US" w:bidi="fa-IR"/>
+                <w:rtl w:val="0"/>
               </w:rPr>
               <w:t>:</w:t>
             </w:r>
@@ -9984,6 +10559,7 @@
                 <w:szCs w:val="19"/>
                 <w:color w:val="24292E"/>
                 <w:lang w:val="en-US" w:bidi="fa-IR"/>
+                <w:rtl w:val="0"/>
               </w:rPr>
               <w:t xml:space="preserve"> </w:t>
             </w:r>
@@ -9994,6 +10570,7 @@
                 <w:szCs w:val="19"/>
                 <w:color w:val="4070a0"/>
                 <w:lang w:val="en-US" w:bidi="fa-IR"/>
+                <w:rtl w:val="0"/>
               </w:rPr>
               <w:t>"</w:t>
             </w:r>
@@ -10004,6 +10581,7 @@
                 <w:szCs w:val="19"/>
                 <w:color w:val="4070a0"/>
                 <w:lang w:val="en-US" w:bidi="fa-IR"/>
+                <w:rtl w:val="0"/>
               </w:rPr>
               <w:t>OrderService</w:t>
             </w:r>
@@ -10014,6 +10592,7 @@
                 <w:szCs w:val="19"/>
                 <w:color w:val="4070a0"/>
                 <w:lang w:val="en-US" w:bidi="fa-IR"/>
+                <w:rtl w:val="0"/>
               </w:rPr>
               <w:t>"</w:t>
             </w:r>
@@ -10024,12 +10603,14 @@
                 <w:szCs w:val="19"/>
                 <w:color w:val="24292E"/>
                 <w:lang w:val="en-US" w:bidi="fa-IR"/>
+                <w:rtl w:val="0"/>
               </w:rPr>
               <w:t>}</w:t>
             </w:r>
           </w:p>
           <w:p>
             <w:pPr>
+              <w:bidi w:val="0"/>
               <w:spacing w:before="0" w:after="0" w:line="276" w:lineRule="auto"/>
               <w:jc w:val="left"/>
             </w:pPr>
@@ -10040,6 +10621,7 @@
                 <w:szCs w:val="19"/>
                 <w:color w:val="24292E"/>
                 <w:lang w:val="en-US" w:bidi="fa-IR"/>
+                <w:rtl w:val="0"/>
               </w:rPr>
               <w:t xml:space="preserve">    </w:t>
             </w:r>
@@ -10052,6 +10634,7 @@
                 <w:bCs/>
                 <w:color w:val="007020"/>
                 <w:lang w:val="en-US" w:bidi="fa-IR"/>
+                <w:rtl w:val="0"/>
               </w:rPr>
               <w:t>async</w:t>
             </w:r>
@@ -10062,6 +10645,7 @@
                 <w:szCs w:val="19"/>
                 <w:color w:val="24292E"/>
                 <w:lang w:val="en-US" w:bidi="fa-IR"/>
+                <w:rtl w:val="0"/>
               </w:rPr>
               <w:t xml:space="preserve"> </w:t>
             </w:r>
@@ -10074,6 +10658,7 @@
                 <w:bCs/>
                 <w:color w:val="007020"/>
                 <w:lang w:val="en-US" w:bidi="fa-IR"/>
+                <w:rtl w:val="0"/>
               </w:rPr>
               <w:t>with</w:t>
             </w:r>
@@ -10084,6 +10669,7 @@
                 <w:szCs w:val="19"/>
                 <w:color w:val="24292E"/>
                 <w:lang w:val="en-US" w:bidi="fa-IR"/>
+                <w:rtl w:val="0"/>
               </w:rPr>
               <w:t xml:space="preserve"> </w:t>
             </w:r>
@@ -10094,6 +10680,7 @@
                 <w:szCs w:val="19"/>
                 <w:color w:val="24292E"/>
                 <w:lang w:val="en-US" w:bidi="fa-IR"/>
+                <w:rtl w:val="0"/>
               </w:rPr>
               <w:t>httpx</w:t>
             </w:r>
@@ -10104,6 +10691,7 @@
                 <w:szCs w:val="19"/>
                 <w:color w:val="666666"/>
                 <w:lang w:val="en-US" w:bidi="fa-IR"/>
+                <w:rtl w:val="0"/>
               </w:rPr>
               <w:t>.</w:t>
             </w:r>
@@ -10114,6 +10702,7 @@
                 <w:szCs w:val="19"/>
                 <w:color w:val="24292E"/>
                 <w:lang w:val="en-US" w:bidi="fa-IR"/>
+                <w:rtl w:val="0"/>
               </w:rPr>
               <w:t>AsyncClient</w:t>
             </w:r>
@@ -10124,6 +10713,7 @@
                 <w:szCs w:val="19"/>
                 <w:color w:val="24292E"/>
                 <w:lang w:val="en-US" w:bidi="fa-IR"/>
+                <w:rtl w:val="0"/>
               </w:rPr>
               <w:t>(</w:t>
             </w:r>
@@ -10134,6 +10724,7 @@
                 <w:szCs w:val="19"/>
                 <w:color w:val="24292E"/>
                 <w:lang w:val="en-US" w:bidi="fa-IR"/>
+                <w:rtl w:val="0"/>
               </w:rPr>
               <w:t>timeout</w:t>
             </w:r>
@@ -10144,6 +10735,7 @@
                 <w:szCs w:val="19"/>
                 <w:color w:val="666666"/>
                 <w:lang w:val="en-US" w:bidi="fa-IR"/>
+                <w:rtl w:val="0"/>
               </w:rPr>
               <w:t>=</w:t>
             </w:r>
@@ -10154,6 +10746,7 @@
                 <w:szCs w:val="19"/>
                 <w:color w:val="40a070"/>
                 <w:lang w:val="en-US" w:bidi="fa-IR"/>
+                <w:rtl w:val="0"/>
               </w:rPr>
               <w:t>5.0</w:t>
             </w:r>
@@ -10164,6 +10757,7 @@
                 <w:szCs w:val="19"/>
                 <w:color w:val="24292E"/>
                 <w:lang w:val="en-US" w:bidi="fa-IR"/>
+                <w:rtl w:val="0"/>
               </w:rPr>
               <w:t>)</w:t>
             </w:r>
@@ -10174,6 +10768,7 @@
                 <w:szCs w:val="19"/>
                 <w:color w:val="24292E"/>
                 <w:lang w:val="en-US" w:bidi="fa-IR"/>
+                <w:rtl w:val="0"/>
               </w:rPr>
               <w:t xml:space="preserve"> </w:t>
             </w:r>
@@ -10186,6 +10781,7 @@
                 <w:bCs/>
                 <w:color w:val="007020"/>
                 <w:lang w:val="en-US" w:bidi="fa-IR"/>
+                <w:rtl w:val="0"/>
               </w:rPr>
               <w:t>as</w:t>
             </w:r>
@@ -10196,6 +10792,7 @@
                 <w:szCs w:val="19"/>
                 <w:color w:val="24292E"/>
                 <w:lang w:val="en-US" w:bidi="fa-IR"/>
+                <w:rtl w:val="0"/>
               </w:rPr>
               <w:t xml:space="preserve"> </w:t>
             </w:r>
@@ -10206,6 +10803,7 @@
                 <w:szCs w:val="19"/>
                 <w:color w:val="24292E"/>
                 <w:lang w:val="en-US" w:bidi="fa-IR"/>
+                <w:rtl w:val="0"/>
               </w:rPr>
               <w:t>client</w:t>
             </w:r>
@@ -10216,12 +10814,14 @@
                 <w:szCs w:val="19"/>
                 <w:color w:val="24292E"/>
                 <w:lang w:val="en-US" w:bidi="fa-IR"/>
+                <w:rtl w:val="0"/>
               </w:rPr>
               <w:t>:</w:t>
             </w:r>
           </w:p>
           <w:p>
             <w:pPr>
+              <w:bidi w:val="0"/>
               <w:spacing w:before="0" w:after="0" w:line="276" w:lineRule="auto"/>
               <w:jc w:val="left"/>
             </w:pPr>
@@ -10232,6 +10832,7 @@
                 <w:szCs w:val="19"/>
                 <w:color w:val="24292E"/>
                 <w:lang w:val="en-US" w:bidi="fa-IR"/>
+                <w:rtl w:val="0"/>
               </w:rPr>
               <w:t xml:space="preserve">        </w:t>
             </w:r>
@@ -10244,6 +10845,7 @@
                 <w:bCs/>
                 <w:color w:val="007020"/>
                 <w:lang w:val="en-US" w:bidi="fa-IR"/>
+                <w:rtl w:val="0"/>
               </w:rPr>
               <w:t>try</w:t>
             </w:r>
@@ -10254,12 +10856,14 @@
                 <w:szCs w:val="19"/>
                 <w:color w:val="24292E"/>
                 <w:lang w:val="en-US" w:bidi="fa-IR"/>
+                <w:rtl w:val="0"/>
               </w:rPr>
               <w:t>:</w:t>
             </w:r>
           </w:p>
           <w:p>
             <w:pPr>
+              <w:bidi w:val="0"/>
               <w:spacing w:before="0" w:after="0" w:line="276" w:lineRule="auto"/>
               <w:jc w:val="left"/>
             </w:pPr>
@@ -10270,6 +10874,7 @@
                 <w:szCs w:val="19"/>
                 <w:color w:val="24292E"/>
                 <w:lang w:val="en-US" w:bidi="fa-IR"/>
+                <w:rtl w:val="0"/>
               </w:rPr>
               <w:t xml:space="preserve">            </w:t>
             </w:r>
@@ -10280,6 +10885,7 @@
                 <w:szCs w:val="19"/>
                 <w:color w:val="24292E"/>
                 <w:lang w:val="en-US" w:bidi="fa-IR"/>
+                <w:rtl w:val="0"/>
               </w:rPr>
               <w:t>response</w:t>
             </w:r>
@@ -10290,6 +10896,7 @@
                 <w:szCs w:val="19"/>
                 <w:color w:val="24292E"/>
                 <w:lang w:val="en-US" w:bidi="fa-IR"/>
+                <w:rtl w:val="0"/>
               </w:rPr>
               <w:t xml:space="preserve"> </w:t>
             </w:r>
@@ -10300,6 +10907,7 @@
                 <w:szCs w:val="19"/>
                 <w:color w:val="666666"/>
                 <w:lang w:val="en-US" w:bidi="fa-IR"/>
+                <w:rtl w:val="0"/>
               </w:rPr>
               <w:t>=</w:t>
             </w:r>
@@ -10310,6 +10918,7 @@
                 <w:szCs w:val="19"/>
                 <w:color w:val="24292E"/>
                 <w:lang w:val="en-US" w:bidi="fa-IR"/>
+                <w:rtl w:val="0"/>
               </w:rPr>
               <w:t xml:space="preserve"> </w:t>
             </w:r>
@@ -10322,6 +10931,7 @@
                 <w:bCs/>
                 <w:color w:val="007020"/>
                 <w:lang w:val="en-US" w:bidi="fa-IR"/>
+                <w:rtl w:val="0"/>
               </w:rPr>
               <w:t>await</w:t>
             </w:r>
@@ -10332,6 +10942,7 @@
                 <w:szCs w:val="19"/>
                 <w:color w:val="24292E"/>
                 <w:lang w:val="en-US" w:bidi="fa-IR"/>
+                <w:rtl w:val="0"/>
               </w:rPr>
               <w:t xml:space="preserve"> </w:t>
             </w:r>
@@ -10342,6 +10953,7 @@
                 <w:szCs w:val="19"/>
                 <w:color w:val="24292E"/>
                 <w:lang w:val="en-US" w:bidi="fa-IR"/>
+                <w:rtl w:val="0"/>
               </w:rPr>
               <w:t>client</w:t>
             </w:r>
@@ -10352,6 +10964,7 @@
                 <w:szCs w:val="19"/>
                 <w:color w:val="666666"/>
                 <w:lang w:val="en-US" w:bidi="fa-IR"/>
+                <w:rtl w:val="0"/>
               </w:rPr>
               <w:t>.</w:t>
             </w:r>
@@ -10362,6 +10975,7 @@
                 <w:szCs w:val="19"/>
                 <w:color w:val="24292E"/>
                 <w:lang w:val="en-US" w:bidi="fa-IR"/>
+                <w:rtl w:val="0"/>
               </w:rPr>
               <w:t>post</w:t>
             </w:r>
@@ -10372,6 +10986,7 @@
                 <w:szCs w:val="19"/>
                 <w:color w:val="24292E"/>
                 <w:lang w:val="en-US" w:bidi="fa-IR"/>
+                <w:rtl w:val="0"/>
               </w:rPr>
               <w:t>(</w:t>
             </w:r>
@@ -10382,6 +10997,7 @@
                 <w:szCs w:val="19"/>
                 <w:color w:val="24292E"/>
                 <w:lang w:val="en-US" w:bidi="fa-IR"/>
+                <w:rtl w:val="0"/>
               </w:rPr>
               <w:t>webhook_url</w:t>
             </w:r>
@@ -10392,6 +11008,7 @@
                 <w:szCs w:val="19"/>
                 <w:color w:val="24292E"/>
                 <w:lang w:val="en-US" w:bidi="fa-IR"/>
+                <w:rtl w:val="0"/>
               </w:rPr>
               <w:t>,</w:t>
             </w:r>
@@ -10402,6 +11019,7 @@
                 <w:szCs w:val="19"/>
                 <w:color w:val="24292E"/>
                 <w:lang w:val="en-US" w:bidi="fa-IR"/>
+                <w:rtl w:val="0"/>
               </w:rPr>
               <w:t xml:space="preserve"> </w:t>
             </w:r>
@@ -10412,6 +11030,7 @@
                 <w:szCs w:val="19"/>
                 <w:color w:val="24292E"/>
                 <w:lang w:val="en-US" w:bidi="fa-IR"/>
+                <w:rtl w:val="0"/>
               </w:rPr>
               <w:t>json</w:t>
             </w:r>
@@ -10422,6 +11041,7 @@
                 <w:szCs w:val="19"/>
                 <w:color w:val="666666"/>
                 <w:lang w:val="en-US" w:bidi="fa-IR"/>
+                <w:rtl w:val="0"/>
               </w:rPr>
               <w:t>=</w:t>
             </w:r>
@@ -10432,6 +11052,7 @@
                 <w:szCs w:val="19"/>
                 <w:color w:val="24292E"/>
                 <w:lang w:val="en-US" w:bidi="fa-IR"/>
+                <w:rtl w:val="0"/>
               </w:rPr>
               <w:t>event</w:t>
             </w:r>
@@ -10442,6 +11063,7 @@
                 <w:szCs w:val="19"/>
                 <w:color w:val="24292E"/>
                 <w:lang w:val="en-US" w:bidi="fa-IR"/>
+                <w:rtl w:val="0"/>
               </w:rPr>
               <w:t>,</w:t>
             </w:r>
@@ -10452,6 +11074,7 @@
                 <w:szCs w:val="19"/>
                 <w:color w:val="24292E"/>
                 <w:lang w:val="en-US" w:bidi="fa-IR"/>
+                <w:rtl w:val="0"/>
               </w:rPr>
               <w:t xml:space="preserve"> </w:t>
             </w:r>
@@ -10462,6 +11085,7 @@
                 <w:szCs w:val="19"/>
                 <w:color w:val="24292E"/>
                 <w:lang w:val="en-US" w:bidi="fa-IR"/>
+                <w:rtl w:val="0"/>
               </w:rPr>
               <w:t>headers</w:t>
             </w:r>
@@ -10472,6 +11096,7 @@
                 <w:szCs w:val="19"/>
                 <w:color w:val="666666"/>
                 <w:lang w:val="en-US" w:bidi="fa-IR"/>
+                <w:rtl w:val="0"/>
               </w:rPr>
               <w:t>=</w:t>
             </w:r>
@@ -10482,6 +11107,7 @@
                 <w:szCs w:val="19"/>
                 <w:color w:val="24292E"/>
                 <w:lang w:val="en-US" w:bidi="fa-IR"/>
+                <w:rtl w:val="0"/>
               </w:rPr>
               <w:t>headers</w:t>
             </w:r>
@@ -10492,12 +11118,14 @@
                 <w:szCs w:val="19"/>
                 <w:color w:val="24292E"/>
                 <w:lang w:val="en-US" w:bidi="fa-IR"/>
+                <w:rtl w:val="0"/>
               </w:rPr>
               <w:t>)</w:t>
             </w:r>
           </w:p>
           <w:p>
             <w:pPr>
+              <w:bidi w:val="0"/>
               <w:spacing w:before="0" w:after="0" w:line="276" w:lineRule="auto"/>
               <w:jc w:val="left"/>
             </w:pPr>
@@ -10508,6 +11136,7 @@
                 <w:szCs w:val="19"/>
                 <w:color w:val="24292E"/>
                 <w:lang w:val="en-US" w:bidi="fa-IR"/>
+                <w:rtl w:val="0"/>
               </w:rPr>
               <w:t xml:space="preserve">            </w:t>
             </w:r>
@@ -10520,6 +11149,7 @@
                 <w:bCs/>
                 <w:color w:val="007020"/>
                 <w:lang w:val="en-US" w:bidi="fa-IR"/>
+                <w:rtl w:val="0"/>
               </w:rPr>
               <w:t>return</w:t>
             </w:r>
@@ -10530,6 +11160,7 @@
                 <w:szCs w:val="19"/>
                 <w:color w:val="24292E"/>
                 <w:lang w:val="en-US" w:bidi="fa-IR"/>
+                <w:rtl w:val="0"/>
               </w:rPr>
               <w:t xml:space="preserve"> </w:t>
             </w:r>
@@ -10540,6 +11171,7 @@
                 <w:szCs w:val="19"/>
                 <w:color w:val="24292E"/>
                 <w:lang w:val="en-US" w:bidi="fa-IR"/>
+                <w:rtl w:val="0"/>
               </w:rPr>
               <w:t>response</w:t>
             </w:r>
@@ -10550,6 +11182,7 @@
                 <w:szCs w:val="19"/>
                 <w:color w:val="666666"/>
                 <w:lang w:val="en-US" w:bidi="fa-IR"/>
+                <w:rtl w:val="0"/>
               </w:rPr>
               <w:t>.</w:t>
             </w:r>
@@ -10560,6 +11193,7 @@
                 <w:szCs w:val="19"/>
                 <w:color w:val="24292E"/>
                 <w:lang w:val="en-US" w:bidi="fa-IR"/>
+                <w:rtl w:val="0"/>
               </w:rPr>
               <w:t>status_code</w:t>
             </w:r>
@@ -10570,6 +11204,7 @@
                 <w:szCs w:val="19"/>
                 <w:color w:val="24292E"/>
                 <w:lang w:val="en-US" w:bidi="fa-IR"/>
+                <w:rtl w:val="0"/>
               </w:rPr>
               <w:t xml:space="preserve"> </w:t>
             </w:r>
@@ -10580,6 +11215,7 @@
                 <w:szCs w:val="19"/>
                 <w:color w:val="666666"/>
                 <w:lang w:val="en-US" w:bidi="fa-IR"/>
+                <w:rtl w:val="0"/>
               </w:rPr>
               <w:t>==</w:t>
             </w:r>
@@ -10590,6 +11226,7 @@
                 <w:szCs w:val="19"/>
                 <w:color w:val="24292E"/>
                 <w:lang w:val="en-US" w:bidi="fa-IR"/>
+                <w:rtl w:val="0"/>
               </w:rPr>
               <w:t xml:space="preserve"> </w:t>
             </w:r>
@@ -10600,12 +11237,14 @@
                 <w:szCs w:val="19"/>
                 <w:color w:val="40a070"/>
                 <w:lang w:val="en-US" w:bidi="fa-IR"/>
+                <w:rtl w:val="0"/>
               </w:rPr>
               <w:t>200</w:t>
             </w:r>
           </w:p>
           <w:p>
             <w:pPr>
+              <w:bidi w:val="0"/>
               <w:spacing w:before="0" w:after="0" w:line="276" w:lineRule="auto"/>
               <w:jc w:val="left"/>
             </w:pPr>
@@ -10616,6 +11255,7 @@
                 <w:szCs w:val="19"/>
                 <w:color w:val="24292E"/>
                 <w:lang w:val="en-US" w:bidi="fa-IR"/>
+                <w:rtl w:val="0"/>
               </w:rPr>
               <w:t xml:space="preserve">        </w:t>
             </w:r>
@@ -10628,6 +11268,7 @@
                 <w:bCs/>
                 <w:color w:val="007020"/>
                 <w:lang w:val="en-US" w:bidi="fa-IR"/>
+                <w:rtl w:val="0"/>
               </w:rPr>
               <w:t>except</w:t>
             </w:r>
@@ -10638,6 +11279,7 @@
                 <w:szCs w:val="19"/>
                 <w:color w:val="24292E"/>
                 <w:lang w:val="en-US" w:bidi="fa-IR"/>
+                <w:rtl w:val="0"/>
               </w:rPr>
               <w:t xml:space="preserve"> </w:t>
             </w:r>
@@ -10648,6 +11290,7 @@
                 <w:szCs w:val="19"/>
                 <w:color w:val="24292E"/>
                 <w:lang w:val="en-US" w:bidi="fa-IR"/>
+                <w:rtl w:val="0"/>
               </w:rPr>
               <w:t>httpx</w:t>
             </w:r>
@@ -10658,6 +11301,7 @@
                 <w:szCs w:val="19"/>
                 <w:color w:val="666666"/>
                 <w:lang w:val="en-US" w:bidi="fa-IR"/>
+                <w:rtl w:val="0"/>
               </w:rPr>
               <w:t>.</w:t>
             </w:r>
@@ -10668,6 +11312,7 @@
                 <w:szCs w:val="19"/>
                 <w:color w:val="24292E"/>
                 <w:lang w:val="en-US" w:bidi="fa-IR"/>
+                <w:rtl w:val="0"/>
               </w:rPr>
               <w:t>RequestError</w:t>
             </w:r>
@@ -10678,12 +11323,14 @@
                 <w:szCs w:val="19"/>
                 <w:color w:val="24292E"/>
                 <w:lang w:val="en-US" w:bidi="fa-IR"/>
+                <w:rtl w:val="0"/>
               </w:rPr>
               <w:t>:</w:t>
             </w:r>
           </w:p>
           <w:p>
             <w:pPr>
+              <w:bidi w:val="0"/>
               <w:spacing w:before="0" w:after="0" w:line="276" w:lineRule="auto"/>
               <w:jc w:val="left"/>
             </w:pPr>
@@ -10694,6 +11341,7 @@
                 <w:szCs w:val="19"/>
                 <w:color w:val="24292E"/>
                 <w:lang w:val="en-US" w:bidi="fa-IR"/>
+                <w:rtl w:val="0"/>
               </w:rPr>
               <w:t xml:space="preserve">            </w:t>
             </w:r>
@@ -10706,6 +11354,7 @@
                 <w:bCs/>
                 <w:color w:val="007020"/>
                 <w:lang w:val="en-US" w:bidi="fa-IR"/>
+                <w:rtl w:val="0"/>
               </w:rPr>
               <w:t>return</w:t>
             </w:r>
@@ -10716,6 +11365,7 @@
                 <w:szCs w:val="19"/>
                 <w:color w:val="24292E"/>
                 <w:lang w:val="en-US" w:bidi="fa-IR"/>
+                <w:rtl w:val="0"/>
               </w:rPr>
               <w:t xml:space="preserve"> </w:t>
             </w:r>
@@ -10728,6 +11378,7 @@
                 <w:bCs/>
                 <w:color w:val="007020"/>
                 <w:lang w:val="en-US" w:bidi="fa-IR"/>
+                <w:rtl w:val="0"/>
               </w:rPr>
               <w:t>False</w:t>
             </w:r>
@@ -10749,13 +11400,13 @@
         <w:bidiVisual/>
       </w:tblPr>
       <w:tblGrid>
-        <w:gridCol w:w="936"/>
-        <w:gridCol w:w="8702"/>
+        <w:gridCol w:w="1200"/>
+        <w:gridCol w:w="8438"/>
       </w:tblGrid>
       <w:tr>
         <w:tc>
           <w:tcPr>
-            <w:tcW w:type="dxa" w:w="936"/>
+            <w:tcW w:type="dxa" w:w="1200"/>
             <w:shd w:val="clear" w:color="auto" w:fill="6B2FA0"/>
             <w:tcMar>
               <w:top w:w="80" w:type="dxa"/>
@@ -10773,6 +11424,8 @@
           <w:p>
             <w:pPr>
               <w:jc w:val="center"/>
+              <w:keepNext/>
+              <w:keepLines/>
             </w:pPr>
             <w:r>
               <w:rPr>
@@ -10783,7 +11436,7 @@
                 <w:bCs/>
                 <w:color w:val="FFFFFF"/>
                 <w:lang w:val="en-US" w:bidi="fa-IR"/>
-                <w:rtl/>
+                <w:rtl w:val="1"/>
               </w:rPr>
               <w:t>۱.۲</w:t>
             </w:r>
@@ -10791,7 +11444,7 @@
         </w:tc>
         <w:tc>
           <w:tcPr>
-            <w:tcW w:type="dxa" w:w="8702"/>
+            <w:tcW w:type="dxa" w:w="8438"/>
             <w:tcMar>
               <w:top w:w="80" w:type="dxa"/>
               <w:bottom w:w="80" w:type="dxa"/>
@@ -10807,8 +11460,10 @@
           </w:tcPr>
           <w:p>
             <w:pPr>
-              <w:bidi/>
+              <w:bidi w:val="1"/>
               <w:jc w:val="start"/>
+              <w:keepNext/>
+              <w:keepLines/>
             </w:pPr>
             <w:r>
               <w:rPr>
@@ -10829,12 +11484,13 @@
     <w:p>
       <w:pPr>
         <w:spacing w:before="0" w:after="120"/>
+        <w:keepNext/>
       </w:pPr>
       <w:r/>
     </w:p>
     <w:p>
       <w:pPr>
-        <w:bidi/>
+        <w:bidi w:val="1"/>
         <w:spacing w:line="336" w:lineRule="auto" w:after="120"/>
         <w:jc w:val="both"/>
       </w:pPr>
@@ -11065,6 +11721,7 @@
           <w:szCs w:val="22"/>
           <w:color w:val="2D2D2D"/>
           <w:lang w:val="en-US" w:bidi="fa-IR"/>
+          <w:rtl w:val="0"/>
         </w:rPr>
         <w:t>Prometheus</w:t>
       </w:r>
@@ -11105,6 +11762,7 @@
           <w:szCs w:val="22"/>
           <w:color w:val="2D2D2D"/>
           <w:lang w:val="en-US" w:bidi="fa-IR"/>
+          <w:rtl w:val="0"/>
         </w:rPr>
         <w:t>Grafana</w:t>
       </w:r>
@@ -11405,6 +12063,7 @@
           <w:szCs w:val="22"/>
           <w:color w:val="2D2D2D"/>
           <w:lang w:val="en-US" w:bidi="fa-IR"/>
+          <w:rtl w:val="0"/>
         </w:rPr>
         <w:t>p95</w:t>
       </w:r>
@@ -11445,6 +12104,7 @@
           <w:szCs w:val="22"/>
           <w:color w:val="2D2D2D"/>
           <w:lang w:val="en-US" w:bidi="fa-IR"/>
+          <w:rtl w:val="0"/>
         </w:rPr>
         <w:t>p99</w:t>
       </w:r>
@@ -11593,11 +12253,12 @@
       <w:pPr>
         <w:spacing w:before="120" w:after="80"/>
         <w:jc w:val="center"/>
+        <w:keepLines/>
       </w:pPr>
       <w:r>
         <w:drawing>
           <wp:inline xmlns:a="http://schemas.openxmlformats.org/drawingml/2006/main" xmlns:pic="http://schemas.openxmlformats.org/drawingml/2006/picture">
-            <wp:extent cx="5760720" cy="2606547"/>
+            <wp:extent cx="6120130" cy="2769169"/>
             <wp:docPr id="2" name="Picture 2" descr="نمای پنل مانیتورینگ و داشبورد مدیریتی" title="نمای پنل مانیتورینگ و داشبورد مدیریتی"/>
             <wp:cNvGraphicFramePr>
               <a:graphicFrameLocks noChangeAspect="1"/>
@@ -11618,7 +12279,7 @@
                   <pic:spPr>
                     <a:xfrm>
                       <a:off x="0" y="0"/>
-                      <a:ext cx="5760720" cy="2606547"/>
+                      <a:ext cx="6120130" cy="2769169"/>
                     </a:xfrm>
                     <a:prstGeom prst="rect"/>
                   </pic:spPr>
@@ -11637,13 +12298,13 @@
         <w:bidiVisual/>
       </w:tblPr>
       <w:tblGrid>
-        <w:gridCol w:w="936"/>
-        <w:gridCol w:w="8702"/>
+        <w:gridCol w:w="1216"/>
+        <w:gridCol w:w="8422"/>
       </w:tblGrid>
       <w:tr>
         <w:tc>
           <w:tcPr>
-            <w:tcW w:type="dxa" w:w="936"/>
+            <w:tcW w:type="dxa" w:w="1216"/>
             <w:shd w:val="clear" w:color="auto" w:fill="6B2FA0"/>
             <w:tcMar>
               <w:top w:w="80" w:type="dxa"/>
@@ -11661,6 +12322,8 @@
           <w:p>
             <w:pPr>
               <w:jc w:val="center"/>
+              <w:keepNext/>
+              <w:keepLines/>
             </w:pPr>
             <w:r>
               <w:rPr>
@@ -11671,7 +12334,7 @@
                 <w:bCs/>
                 <w:color w:val="FFFFFF"/>
                 <w:lang w:val="en-US" w:bidi="fa-IR"/>
-                <w:rtl/>
+                <w:rtl w:val="1"/>
               </w:rPr>
               <w:t>۱.۲.۱</w:t>
             </w:r>
@@ -11679,7 +12342,7 @@
         </w:tc>
         <w:tc>
           <w:tcPr>
-            <w:tcW w:type="dxa" w:w="8702"/>
+            <w:tcW w:type="dxa" w:w="8422"/>
             <w:tcMar>
               <w:top w:w="80" w:type="dxa"/>
               <w:bottom w:w="80" w:type="dxa"/>
@@ -11695,8 +12358,10 @@
           </w:tcPr>
           <w:p>
             <w:pPr>
-              <w:bidi/>
+              <w:bidi w:val="1"/>
               <w:jc w:val="start"/>
+              <w:keepNext/>
+              <w:keepLines/>
             </w:pPr>
             <w:r>
               <w:rPr>
@@ -11717,12 +12382,13 @@
     <w:p>
       <w:pPr>
         <w:spacing w:before="0" w:after="120"/>
+        <w:keepNext/>
       </w:pPr>
       <w:r/>
     </w:p>
     <w:p>
       <w:pPr>
-        <w:bidi/>
+        <w:bidi w:val="1"/>
         <w:spacing w:line="336" w:lineRule="auto" w:after="120"/>
         <w:jc w:val="both"/>
       </w:pPr>
@@ -12095,7 +12761,7 @@
           </w:tcPr>
           <w:p>
             <w:pPr>
-              <w:bidi/>
+              <w:bidi w:val="1"/>
               <w:spacing w:line="276" w:lineRule="auto" w:after="80"/>
               <w:jc w:val="left"/>
             </w:pPr>
@@ -12156,7 +12822,7 @@
           </w:tcPr>
           <w:p>
             <w:pPr>
-              <w:bidi/>
+              <w:bidi w:val="1"/>
               <w:spacing w:line="276" w:lineRule="auto" w:after="80"/>
               <w:jc w:val="left"/>
             </w:pPr>
@@ -12217,7 +12883,7 @@
           </w:tcPr>
           <w:p>
             <w:pPr>
-              <w:bidi/>
+              <w:bidi w:val="1"/>
               <w:spacing w:line="276" w:lineRule="auto" w:after="80"/>
               <w:jc w:val="left"/>
             </w:pPr>
@@ -12278,7 +12944,7 @@
           </w:tcPr>
           <w:p>
             <w:pPr>
-              <w:bidi/>
+              <w:bidi w:val="1"/>
               <w:spacing w:line="276" w:lineRule="auto" w:after="80"/>
               <w:jc w:val="left"/>
             </w:pPr>
@@ -12339,7 +13005,7 @@
           </w:tcPr>
           <w:p>
             <w:pPr>
-              <w:bidi/>
+              <w:bidi w:val="1"/>
               <w:spacing w:line="276" w:lineRule="auto" w:after="80"/>
               <w:jc w:val="left"/>
             </w:pPr>
@@ -12405,7 +13071,7 @@
           </w:tcPr>
           <w:p>
             <w:pPr>
-              <w:bidi/>
+              <w:bidi w:val="1"/>
               <w:spacing w:line="276" w:lineRule="auto" w:after="80"/>
               <w:jc w:val="left"/>
             </w:pPr>
@@ -12456,6 +13122,7 @@
                 <w:szCs w:val="21"/>
                 <w:color w:val="2D2D2D"/>
                 <w:lang w:val="en-US" w:bidi="fa-IR"/>
+                <w:rtl w:val="0"/>
               </w:rPr>
               <w:t>(Auth)</w:t>
             </w:r>
@@ -12480,7 +13147,7 @@
           </w:tcPr>
           <w:p>
             <w:pPr>
-              <w:bidi/>
+              <w:bidi w:val="1"/>
               <w:spacing w:line="276" w:lineRule="auto" w:after="80"/>
               <w:jc w:val="left"/>
             </w:pPr>
@@ -12551,6 +13218,7 @@
                 <w:szCs w:val="21"/>
                 <w:color w:val="2D2D2D"/>
                 <w:lang w:val="en-US" w:bidi="fa-IR"/>
+                <w:rtl w:val="0"/>
               </w:rPr>
               <w:t>JWT</w:t>
             </w:r>
@@ -12575,6 +13243,7 @@
           </w:tcPr>
           <w:p>
             <w:pPr>
+              <w:bidi w:val="0"/>
               <w:spacing w:line="276" w:lineRule="auto" w:after="80"/>
               <w:jc w:val="left"/>
             </w:pPr>
@@ -12585,6 +13254,7 @@
                 <w:szCs w:val="21"/>
                 <w:color w:val="2D2D2D"/>
                 <w:lang w:val="en-US" w:bidi="fa-IR"/>
+                <w:rtl w:val="0"/>
               </w:rPr>
               <w:t>gRPC</w:t>
             </w:r>
@@ -12625,6 +13295,7 @@
                 <w:szCs w:val="21"/>
                 <w:color w:val="2D2D2D"/>
                 <w:lang w:val="en-US" w:bidi="fa-IR"/>
+                <w:rtl w:val="0"/>
               </w:rPr>
               <w:t>HTTPS</w:t>
             </w:r>
@@ -12649,7 +13320,7 @@
           </w:tcPr>
           <w:p>
             <w:pPr>
-              <w:bidi/>
+              <w:bidi w:val="1"/>
               <w:spacing w:line="276" w:lineRule="auto" w:after="80"/>
               <w:jc w:val="left"/>
             </w:pPr>
@@ -12690,6 +13361,7 @@
                 <w:szCs w:val="21"/>
                 <w:color w:val="2D2D2D"/>
                 <w:lang w:val="en-US" w:bidi="fa-IR"/>
+                <w:rtl w:val="0"/>
               </w:rPr>
               <w:t>Tier</w:t>
             </w:r>
@@ -12734,7 +13406,7 @@
           </w:tcPr>
           <w:p>
             <w:pPr>
-              <w:bidi/>
+              <w:bidi w:val="1"/>
               <w:spacing w:line="276" w:lineRule="auto" w:after="80"/>
               <w:jc w:val="left"/>
             </w:pPr>
@@ -12814,7 +13486,7 @@
           </w:tcPr>
           <w:p>
             <w:pPr>
-              <w:bidi/>
+              <w:bidi w:val="1"/>
               <w:spacing w:line="276" w:lineRule="auto" w:after="80"/>
               <w:jc w:val="left"/>
             </w:pPr>
@@ -12869,7 +13541,7 @@
           </w:tcPr>
           <w:p>
             <w:pPr>
-              <w:bidi/>
+              <w:bidi w:val="1"/>
               <w:spacing w:line="276" w:lineRule="auto" w:after="80"/>
               <w:jc w:val="left"/>
             </w:pPr>
@@ -12984,6 +13656,7 @@
           </w:tcPr>
           <w:p>
             <w:pPr>
+              <w:bidi w:val="0"/>
               <w:spacing w:line="276" w:lineRule="auto" w:after="80"/>
               <w:jc w:val="left"/>
             </w:pPr>
@@ -12994,6 +13667,7 @@
                 <w:szCs w:val="21"/>
                 <w:color w:val="2D2D2D"/>
                 <w:lang w:val="en-US" w:bidi="fa-IR"/>
+                <w:rtl w:val="0"/>
               </w:rPr>
               <w:t>REST</w:t>
             </w:r>
@@ -13014,6 +13688,7 @@
                 <w:szCs w:val="21"/>
                 <w:color w:val="2D2D2D"/>
                 <w:lang w:val="en-US" w:bidi="fa-IR"/>
+                <w:rtl w:val="0"/>
               </w:rPr>
               <w:t>API</w:t>
             </w:r>
@@ -13054,6 +13729,7 @@
                 <w:szCs w:val="21"/>
                 <w:color w:val="2D2D2D"/>
                 <w:lang w:val="en-US" w:bidi="fa-IR"/>
+                <w:rtl w:val="0"/>
               </w:rPr>
               <w:t>HTTPS</w:t>
             </w:r>
@@ -13078,7 +13754,7 @@
           </w:tcPr>
           <w:p>
             <w:pPr>
-              <w:bidi/>
+              <w:bidi w:val="1"/>
               <w:spacing w:line="276" w:lineRule="auto" w:after="80"/>
               <w:jc w:val="left"/>
             </w:pPr>
@@ -13119,6 +13795,7 @@
                 <w:szCs w:val="21"/>
                 <w:color w:val="2D2D2D"/>
                 <w:lang w:val="en-US" w:bidi="fa-IR"/>
+                <w:rtl w:val="0"/>
               </w:rPr>
               <w:t>Tier</w:t>
             </w:r>
@@ -13163,7 +13840,7 @@
           </w:tcPr>
           <w:p>
             <w:pPr>
-              <w:bidi/>
+              <w:bidi w:val="1"/>
               <w:spacing w:line="276" w:lineRule="auto" w:after="80"/>
               <w:jc w:val="left"/>
             </w:pPr>
@@ -13243,7 +13920,7 @@
           </w:tcPr>
           <w:p>
             <w:pPr>
-              <w:bidi/>
+              <w:bidi w:val="1"/>
               <w:spacing w:line="276" w:lineRule="auto" w:after="80"/>
               <w:jc w:val="left"/>
             </w:pPr>
@@ -13338,7 +14015,7 @@
           </w:tcPr>
           <w:p>
             <w:pPr>
-              <w:bidi/>
+              <w:bidi w:val="1"/>
               <w:spacing w:line="276" w:lineRule="auto" w:after="80"/>
               <w:jc w:val="left"/>
             </w:pPr>
@@ -13453,6 +14130,7 @@
           </w:tcPr>
           <w:p>
             <w:pPr>
+              <w:bidi w:val="0"/>
               <w:spacing w:line="276" w:lineRule="auto" w:after="80"/>
               <w:jc w:val="left"/>
             </w:pPr>
@@ -13463,6 +14141,7 @@
                 <w:szCs w:val="21"/>
                 <w:color w:val="2D2D2D"/>
                 <w:lang w:val="en-US" w:bidi="fa-IR"/>
+                <w:rtl w:val="0"/>
               </w:rPr>
               <w:t>HTTPS</w:t>
             </w:r>
@@ -13503,6 +14182,7 @@
                 <w:szCs w:val="21"/>
                 <w:color w:val="2D2D2D"/>
                 <w:lang w:val="en-US" w:bidi="fa-IR"/>
+                <w:rtl w:val="0"/>
               </w:rPr>
               <w:t>Webhook</w:t>
             </w:r>
@@ -13527,7 +14207,7 @@
           </w:tcPr>
           <w:p>
             <w:pPr>
-              <w:bidi/>
+              <w:bidi w:val="1"/>
               <w:spacing w:line="276" w:lineRule="auto" w:after="80"/>
               <w:jc w:val="left"/>
             </w:pPr>
@@ -13582,7 +14262,7 @@
           </w:tcPr>
           <w:p>
             <w:pPr>
-              <w:bidi/>
+              <w:bidi w:val="1"/>
               <w:spacing w:line="276" w:lineRule="auto" w:after="80"/>
               <w:jc w:val="left"/>
             </w:pPr>
@@ -13642,7 +14322,7 @@
           </w:tcPr>
           <w:p>
             <w:pPr>
-              <w:bidi/>
+              <w:bidi w:val="1"/>
               <w:spacing w:line="276" w:lineRule="auto" w:after="80"/>
               <w:jc w:val="left"/>
             </w:pPr>
@@ -13697,7 +14377,7 @@
           </w:tcPr>
           <w:p>
             <w:pPr>
-              <w:bidi/>
+              <w:bidi w:val="1"/>
               <w:spacing w:line="276" w:lineRule="auto" w:after="80"/>
               <w:jc w:val="left"/>
             </w:pPr>
@@ -13832,6 +14512,7 @@
           </w:tcPr>
           <w:p>
             <w:pPr>
+              <w:bidi w:val="0"/>
               <w:spacing w:line="276" w:lineRule="auto" w:after="80"/>
               <w:jc w:val="left"/>
             </w:pPr>
@@ -13842,6 +14523,7 @@
                 <w:szCs w:val="21"/>
                 <w:color w:val="2D2D2D"/>
                 <w:lang w:val="en-US" w:bidi="fa-IR"/>
+                <w:rtl w:val="0"/>
               </w:rPr>
               <w:t>WebSocket</w:t>
             </w:r>
@@ -13882,6 +14564,7 @@
                 <w:szCs w:val="21"/>
                 <w:color w:val="2D2D2D"/>
                 <w:lang w:val="en-US" w:bidi="fa-IR"/>
+                <w:rtl w:val="0"/>
               </w:rPr>
               <w:t>REST</w:t>
             </w:r>
@@ -13906,7 +14589,7 @@
           </w:tcPr>
           <w:p>
             <w:pPr>
-              <w:bidi/>
+              <w:bidi w:val="1"/>
               <w:spacing w:line="276" w:lineRule="auto" w:after="80"/>
               <w:jc w:val="left"/>
             </w:pPr>
@@ -13947,6 +14630,7 @@
                 <w:szCs w:val="21"/>
                 <w:color w:val="2D2D2D"/>
                 <w:lang w:val="en-US" w:bidi="fa-IR"/>
+                <w:rtl w:val="0"/>
               </w:rPr>
               <w:t>Tier</w:t>
             </w:r>
@@ -13991,7 +14675,7 @@
           </w:tcPr>
           <w:p>
             <w:pPr>
-              <w:bidi/>
+              <w:bidi w:val="1"/>
               <w:spacing w:line="276" w:lineRule="auto" w:after="80"/>
               <w:jc w:val="left"/>
             </w:pPr>
@@ -14063,13 +14747,13 @@
         <w:bidiVisual/>
       </w:tblPr>
       <w:tblGrid>
-        <w:gridCol w:w="936"/>
-        <w:gridCol w:w="8702"/>
+        <w:gridCol w:w="1200"/>
+        <w:gridCol w:w="8438"/>
       </w:tblGrid>
       <w:tr>
         <w:tc>
           <w:tcPr>
-            <w:tcW w:type="dxa" w:w="936"/>
+            <w:tcW w:type="dxa" w:w="1200"/>
             <w:shd w:val="clear" w:color="auto" w:fill="6B2FA0"/>
             <w:tcMar>
               <w:top w:w="80" w:type="dxa"/>
@@ -14087,6 +14771,8 @@
           <w:p>
             <w:pPr>
               <w:jc w:val="center"/>
+              <w:keepNext/>
+              <w:keepLines/>
             </w:pPr>
             <w:r>
               <w:rPr>
@@ -14097,7 +14783,7 @@
                 <w:bCs/>
                 <w:color w:val="FFFFFF"/>
                 <w:lang w:val="en-US" w:bidi="fa-IR"/>
-                <w:rtl/>
+                <w:rtl w:val="1"/>
               </w:rPr>
               <w:t>۱.۳</w:t>
             </w:r>
@@ -14105,7 +14791,7 @@
         </w:tc>
         <w:tc>
           <w:tcPr>
-            <w:tcW w:type="dxa" w:w="8702"/>
+            <w:tcW w:type="dxa" w:w="8438"/>
             <w:tcMar>
               <w:top w:w="80" w:type="dxa"/>
               <w:bottom w:w="80" w:type="dxa"/>
@@ -14121,8 +14807,10 @@
           </w:tcPr>
           <w:p>
             <w:pPr>
-              <w:bidi/>
+              <w:bidi w:val="1"/>
               <w:jc w:val="start"/>
+              <w:keepNext/>
+              <w:keepLines/>
             </w:pPr>
             <w:r>
               <w:rPr>
@@ -14143,12 +14831,13 @@
     <w:p>
       <w:pPr>
         <w:spacing w:before="0" w:after="120"/>
+        <w:keepNext/>
       </w:pPr>
       <w:r/>
     </w:p>
     <w:p>
       <w:pPr>
-        <w:bidi/>
+        <w:bidi w:val="1"/>
         <w:spacing w:line="336" w:lineRule="auto" w:after="120"/>
         <w:jc w:val="both"/>
       </w:pPr>
@@ -14579,6 +15268,7 @@
           <w:szCs w:val="22"/>
           <w:color w:val="2D2D2D"/>
           <w:lang w:val="en-US" w:bidi="fa-IR"/>
+          <w:rtl w:val="0"/>
         </w:rPr>
         <w:t>Private</w:t>
       </w:r>
@@ -14927,11 +15617,12 @@
       <w:pPr>
         <w:spacing w:before="120" w:after="80"/>
         <w:jc w:val="center"/>
+        <w:keepLines/>
       </w:pPr>
       <w:r>
         <w:drawing>
           <wp:inline xmlns:a="http://schemas.openxmlformats.org/drawingml/2006/main" xmlns:pic="http://schemas.openxmlformats.org/drawingml/2006/picture">
-            <wp:extent cx="5760720" cy="8664689"/>
+            <wp:extent cx="4648200" cy="6991350"/>
             <wp:docPr id="3" name="Picture 3" descr="ساختار توزیع منابع و خوشه‌بندی سرورها" title="ساختار توزیع منابع و خوشه‌بندی سرورها"/>
             <wp:cNvGraphicFramePr>
               <a:graphicFrameLocks noChangeAspect="1"/>
@@ -14952,7 +15643,7 @@
                   <pic:spPr>
                     <a:xfrm>
                       <a:off x="0" y="0"/>
-                      <a:ext cx="5760720" cy="8664689"/>
+                      <a:ext cx="4648200" cy="6991350"/>
                     </a:xfrm>
                     <a:prstGeom prst="rect"/>
                   </pic:spPr>
@@ -14993,7 +15684,7 @@
           </w:tcPr>
           <w:p>
             <w:pPr>
-              <w:bidi/>
+              <w:bidi w:val="1"/>
               <w:jc w:val="start"/>
             </w:pPr>
             <w:r>
@@ -15043,7 +15734,7 @@
           </w:tcPr>
           <w:p>
             <w:pPr>
-              <w:bidi/>
+              <w:bidi w:val="1"/>
               <w:spacing w:line="276" w:lineRule="auto" w:after="80"/>
               <w:jc w:val="both"/>
             </w:pPr>
@@ -15274,6 +15965,7 @@
                 <w:szCs w:val="21"/>
                 <w:color w:val="2D2D2D"/>
                 <w:lang w:val="en-US" w:bidi="fa-IR"/>
+                <w:rtl w:val="0"/>
               </w:rPr>
               <w:t>Production</w:t>
             </w:r>
@@ -15374,6 +16066,7 @@
                 <w:szCs w:val="21"/>
                 <w:color w:val="2D2D2D"/>
                 <w:lang w:val="en-US" w:bidi="fa-IR"/>
+                <w:rtl w:val="0"/>
               </w:rPr>
               <w:t>Peer</w:t>
             </w:r>
@@ -15394,6 +16087,7 @@
                 <w:szCs w:val="21"/>
                 <w:color w:val="2D2D2D"/>
                 <w:lang w:val="en-US" w:bidi="fa-IR"/>
+                <w:rtl w:val="0"/>
               </w:rPr>
               <w:t>Review</w:t>
             </w:r>
@@ -15494,6 +16188,7 @@
                 <w:szCs w:val="21"/>
                 <w:color w:val="2D2D2D"/>
                 <w:lang w:val="en-US" w:bidi="fa-IR"/>
+                <w:rtl w:val="0"/>
               </w:rPr>
               <w:t>Load</w:t>
             </w:r>
@@ -15514,6 +16209,7 @@
                 <w:szCs w:val="21"/>
                 <w:color w:val="2D2D2D"/>
                 <w:lang w:val="en-US" w:bidi="fa-IR"/>
+                <w:rtl w:val="0"/>
               </w:rPr>
               <w:t>Testing</w:t>
             </w:r>
@@ -15642,8 +16338,19 @@
       <w:pgMar w:top="1134" w:right="1134" w:bottom="1134" w:left="1134" w:header="720" w:footer="720" w:gutter="0"/>
       <w:cols w:space="720"/>
       <w:docGrid w:linePitch="360"/>
-      <w:bidi/>
+      <w:bidi w:val="1"/>
     </w:sectPr>
+    <w:bookmarkStart w:id="13698" w:name="راهنمای-جامع-معماری-داده-و-سرویسها"/>
+    <w:bookmarkEnd w:id="13698">
+      <w:bookmarkStart w:id="76178" w:name="ساختار-میکروسرویسها-و-تبادل-پیام"/>
+      <w:bookmarkEnd w:id="76178"/>
+      <w:bookmarkStart w:id="38654" w:name="مانیتورینگ-و-داشبوردهای-عملیاتی"/>
+      <w:bookmarkEnd w:id="38654"/>
+      <w:bookmarkStart w:id="42231" w:name="تحلیل-جدول-مشخصات-سرویسهای-کلیدی"/>
+      <w:bookmarkEnd w:id="42231"/>
+      <w:bookmarkStart w:id="21754" w:name="ملاحظات-امنیتی-و-ایزولهسازی-منابع"/>
+      <w:bookmarkEnd w:id="21754"/>
+    </w:bookmarkEnd>
   </w:body>
 </w:document>
 </file>
@@ -16012,7 +16719,7 @@
     <w:qFormat/>
     <w:rsid w:val="00FC693F"/>
     <w:pPr>
-      <w:bidi/>
+      <w:bidi w:val="1"/>
       <w:jc w:val="both"/>
     </w:pPr>
     <w:rPr>

--- a/examples/persian_technical_doc.docx
+++ b/examples/persian_technical_doc.docx
@@ -16340,16 +16340,16 @@
       <w:docGrid w:linePitch="360"/>
       <w:bidi w:val="1"/>
     </w:sectPr>
-    <w:bookmarkStart w:id="13698" w:name="راهنمای-جامع-معماری-داده-و-سرویسها"/>
-    <w:bookmarkEnd w:id="13698">
-      <w:bookmarkStart w:id="76178" w:name="ساختار-میکروسرویسها-و-تبادل-پیام"/>
-      <w:bookmarkEnd w:id="76178"/>
-      <w:bookmarkStart w:id="38654" w:name="مانیتورینگ-و-داشبوردهای-عملیاتی"/>
-      <w:bookmarkEnd w:id="38654"/>
-      <w:bookmarkStart w:id="42231" w:name="تحلیل-جدول-مشخصات-سرویسهای-کلیدی"/>
-      <w:bookmarkEnd w:id="42231"/>
-      <w:bookmarkStart w:id="21754" w:name="ملاحظات-امنیتی-و-ایزولهسازی-منابع"/>
-      <w:bookmarkEnd w:id="21754"/>
+    <w:bookmarkStart w:id="76070" w:name="راهنمای-جامع-معماری-داده-و-سرویسها"/>
+    <w:bookmarkEnd w:id="76070">
+      <w:bookmarkStart w:id="23009" w:name="ساختار-میکروسرویسها-و-تبادل-پیام"/>
+      <w:bookmarkEnd w:id="23009"/>
+      <w:bookmarkStart w:id="78157" w:name="مانیتورینگ-و-داشبوردهای-عملیاتی"/>
+      <w:bookmarkEnd w:id="78157"/>
+      <w:bookmarkStart w:id="26106" w:name="تحلیل-جدول-مشخصات-سرویسهای-کلیدی"/>
+      <w:bookmarkEnd w:id="26106"/>
+      <w:bookmarkStart w:id="29701" w:name="ملاحظات-امنیتی-و-ایزولهسازی-منابع"/>
+      <w:bookmarkEnd w:id="29701"/>
     </w:bookmarkEnd>
   </w:body>
 </w:document>
